--- a/downloads/teacher/ai-5-week-33.docx
+++ b/downloads/teacher/ai-5-week-33.docx
@@ -2014,6 +2014,396 @@
         <w:t>For the Image-pattern Network Investigation, save the labelled trace and the changed-case explanation beside the experiment record. State exactly what this example supports before linking it to the wider capstone claim.</w:t>
       </w:r>
     </w:p>
+    <w:p>
+      <w:pPr>
+        <w:pStyle w:val="Heading1"/>
+      </w:pPr>
+      <w:r>
+        <w:t>07. Prepare, teach and assess</w:t>
+      </w:r>
+    </w:p>
+    <w:p>
+      <w:r>
+        <w:t>Teaching target: Write a testable capstone hypothesis and a credible baseline</w:t>
+      </w:r>
+    </w:p>
+    <w:p>
+      <w:r>
+        <w:t>Prepare the labelled worked-case picture, the matching workbook, fictional input cards and a place for individual responses. Check a local Python 3 environment before class; have a paper-trace version ready.</w:t>
+      </w:r>
+    </w:p>
+    <w:tbl>
+      <w:tblPr>
+        <w:tblStyle w:val="LightShading-Accent1"/>
+        <w:tblW w:type="auto" w:w="0"/>
+        <w:tblLook w:firstColumn="1" w:firstRow="1" w:lastColumn="0" w:lastRow="0" w:noHBand="0" w:noVBand="1" w:val="04A0"/>
+      </w:tblPr>
+      <w:tblGrid>
+        <w:gridCol w:w="3408"/>
+        <w:gridCol w:w="3408"/>
+        <w:gridCol w:w="3408"/>
+      </w:tblGrid>
+      <w:tr>
+        <w:trPr>
+          <w:tblHeader/>
+        </w:trPr>
+        <w:tc>
+          <w:tcPr>
+            <w:tcW w:type="dxa" w:w="3408"/>
+          </w:tcPr>
+          <w:p>
+            <w:r>
+              <w:t>Session</w:t>
+            </w:r>
+          </w:p>
+        </w:tc>
+        <w:tc>
+          <w:tcPr>
+            <w:tcW w:type="dxa" w:w="3408"/>
+          </w:tcPr>
+          <w:p>
+            <w:r>
+              <w:t>Plan</w:t>
+            </w:r>
+          </w:p>
+        </w:tc>
+        <w:tc>
+          <w:tcPr>
+            <w:tcW w:type="dxa" w:w="3408"/>
+          </w:tcPr>
+          <w:p>
+            <w:r>
+              <w:t>Resources</w:t>
+            </w:r>
+          </w:p>
+        </w:tc>
+      </w:tr>
+      <w:tr>
+        <w:tc>
+          <w:tcPr>
+            <w:tcW w:type="dxa" w:w="3408"/>
+          </w:tcPr>
+          <w:p>
+            <w:r>
+              <w:t>Session 1 · Understand · 45 min</w:t>
+            </w:r>
+          </w:p>
+        </w:tc>
+        <w:tc>
+          <w:tcPr>
+            <w:tcW w:type="dxa" w:w="3408"/>
+          </w:tcPr>
+          <w:p>
+            <w:r>
+              <w:t>0–7: recall and prerequisite; 7–15: inspect the concrete case and predict; 15–30: teacher models the worked trace; 30–40: learners explain a step using the text and visual; 40–45: check the core idea.</w:t>
+            </w:r>
+          </w:p>
+        </w:tc>
+        <w:tc>
+          <w:tcPr>
+            <w:tcW w:type="dxa" w:w="3408"/>
+          </w:tcPr>
+          <w:p>
+            <w:r>
+              <w:t>Sections 1–6; record the brief recall in the workbook.</w:t>
+            </w:r>
+          </w:p>
+        </w:tc>
+      </w:tr>
+      <w:tr>
+        <w:tc>
+          <w:tcPr>
+            <w:tcW w:type="dxa" w:w="3408"/>
+          </w:tcPr>
+          <w:p>
+            <w:r>
+              <w:t>Session 2 · Practise · 45 min</w:t>
+            </w:r>
+          </w:p>
+        </w:tc>
+        <w:tc>
+          <w:tcPr>
+            <w:tcW w:type="dxa" w:w="3408"/>
+          </w:tcPr>
+          <w:p>
+            <w:r>
+              <w:t>0–5: retrieve the procedure; 5–15: W2 completion practice; 15–23: explain and check with a partner; 23–30: each learner answers the misconception check; 30–40: targeted reteaching or a harder variation; 40–45: prepare the investigation.</w:t>
+            </w:r>
+          </w:p>
+        </w:tc>
+        <w:tc>
+          <w:tcPr>
+            <w:tcW w:type="dxa" w:w="3408"/>
+          </w:tcPr>
+          <w:p>
+            <w:r>
+              <w:t>Sections 7–10; use the matching workbook W2 and misconception check.</w:t>
+            </w:r>
+          </w:p>
+        </w:tc>
+      </w:tr>
+      <w:tr>
+        <w:tc>
+          <w:tcPr>
+            <w:tcW w:type="dxa" w:w="3408"/>
+          </w:tcPr>
+          <w:p>
+            <w:r>
+              <w:t>Session 3 · Investigate and transfer · 45 min</w:t>
+            </w:r>
+          </w:p>
+        </w:tc>
+        <w:tc>
+          <w:tcPr>
+            <w:tcW w:type="dxa" w:w="3408"/>
+          </w:tcPr>
+          <w:p>
+            <w:r>
+              <w:t>0–5: retrieve the decision rule; 5–20: investigate or trace; 20–30: start the independent case; 30–38: connect the project; 38–43: act on feedback; 43–45: plan the return check.</w:t>
+            </w:r>
+          </w:p>
+        </w:tc>
+        <w:tc>
+          <w:tcPr>
+            <w:tcW w:type="dxa" w:w="3408"/>
+          </w:tcPr>
+          <w:p>
+            <w:r>
+              <w:t>Sections 9 and 11–14. Give extra time to finish the full task set; use Section 15 when the week includes a coding lab.</w:t>
+            </w:r>
+          </w:p>
+        </w:tc>
+      </w:tr>
+    </w:tbl>
+    <w:p>
+      <w:r>
+        <w:t>Before class, solve the supported practice: Compute baseline predictions, errors, squared errors and MSE on V1 and V2. State the denominator.</w:t>
+      </w:r>
+    </w:p>
+    <w:p>
+      <w:r>
+        <w:t>Reasoned practice answer: Teacher explanation: Predictions 3 and 4; errors -3 and -4; squared errors 9 and 16; MSE 12.5 over two rows.</w:t>
+      </w:r>
+    </w:p>
+    <w:p>
+      <w:r>
+        <w:t>Check every learner before discussion: Use the worked case for Capstone hypothesis and baseline. Proposed explanation: “A hypothesis is a result”. Decide whether this explanation is supported. Point to the step or supplied fact that decides; explain your repair if needed.</w:t>
+      </w:r>
+    </w:p>
+    <w:p>
+      <w:r>
+        <w:t>Misconception repair: A hypothesis states an expectation before the comparison. Results may support or contradict it.</w:t>
+      </w:r>
+    </w:p>
+    <w:p>
+      <w:r>
+        <w:t>Support: read the exact case aloud, enlarge the labelled picture, supply input cards and model only the first deciding step. Accept a spoken explanation or drawing; retain the reasoning goal.</w:t>
+      </w:r>
+    </w:p>
+    <w:p>
+      <w:r>
+        <w:t>Extension: Give only B the eight evaluation labels during training. Require a prediction and a reason before comparing. Expected result: The proposed comparison becomes contaminated rather than a valid held-out test. Reason: One version has gained privileged information from the reserved evaluation set.</w:t>
+      </w:r>
+    </w:p>
+    <w:p>
+      <w:r>
+        <w:t>Independent assessment: withhold the reserved answer until the learner has attempted the new case. Record support separately from correctness.</w:t>
+      </w:r>
+    </w:p>
+    <w:tbl>
+      <w:tblPr>
+        <w:tblStyle w:val="LightShading-Accent1"/>
+        <w:tblW w:type="auto" w:w="0"/>
+        <w:tblLook w:firstColumn="1" w:firstRow="1" w:lastColumn="0" w:lastRow="0" w:noHBand="0" w:noVBand="1" w:val="04A0"/>
+      </w:tblPr>
+      <w:tblGrid>
+        <w:gridCol w:w="2556"/>
+        <w:gridCol w:w="2556"/>
+        <w:gridCol w:w="2556"/>
+        <w:gridCol w:w="2556"/>
+      </w:tblGrid>
+      <w:tr>
+        <w:trPr>
+          <w:tblHeader/>
+        </w:trPr>
+        <w:tc>
+          <w:tcPr>
+            <w:tcW w:type="dxa" w:w="2556"/>
+          </w:tcPr>
+          <w:p>
+            <w:r>
+              <w:t>Criterion</w:t>
+            </w:r>
+          </w:p>
+        </w:tc>
+        <w:tc>
+          <w:tcPr>
+            <w:tcW w:type="dxa" w:w="2556"/>
+          </w:tcPr>
+          <w:p>
+            <w:r>
+              <w:t>Not yet</w:t>
+            </w:r>
+          </w:p>
+        </w:tc>
+        <w:tc>
+          <w:tcPr>
+            <w:tcW w:type="dxa" w:w="2556"/>
+          </w:tcPr>
+          <w:p>
+            <w:r>
+              <w:t>With support</w:t>
+            </w:r>
+          </w:p>
+        </w:tc>
+        <w:tc>
+          <w:tcPr>
+            <w:tcW w:type="dxa" w:w="2556"/>
+          </w:tcPr>
+          <w:p>
+            <w:r>
+              <w:t>Independent</w:t>
+            </w:r>
+          </w:p>
+        </w:tc>
+      </w:tr>
+      <w:tr>
+        <w:tc>
+          <w:tcPr>
+            <w:tcW w:type="dxa" w:w="2556"/>
+          </w:tcPr>
+          <w:p>
+            <w:r>
+              <w:t>Explanation</w:t>
+            </w:r>
+          </w:p>
+        </w:tc>
+        <w:tc>
+          <w:tcPr>
+            <w:tcW w:type="dxa" w:w="2556"/>
+          </w:tcPr>
+          <w:p>
+            <w:r>
+              <w:t>Names an answer without a deciding fact</w:t>
+            </w:r>
+          </w:p>
+        </w:tc>
+        <w:tc>
+          <w:tcPr>
+            <w:tcW w:type="dxa" w:w="2556"/>
+          </w:tcPr>
+          <w:p>
+            <w:r>
+              <w:t>Uses a hint to link fact and decision</w:t>
+            </w:r>
+          </w:p>
+        </w:tc>
+        <w:tc>
+          <w:tcPr>
+            <w:tcW w:type="dxa" w:w="2556"/>
+          </w:tcPr>
+          <w:p>
+            <w:r>
+              <w:t>Explains the deciding fact in own words</w:t>
+            </w:r>
+          </w:p>
+        </w:tc>
+      </w:tr>
+      <w:tr>
+        <w:tc>
+          <w:tcPr>
+            <w:tcW w:type="dxa" w:w="2556"/>
+          </w:tcPr>
+          <w:p>
+            <w:r>
+              <w:t>Trace or test</w:t>
+            </w:r>
+          </w:p>
+        </w:tc>
+        <w:tc>
+          <w:tcPr>
+            <w:tcW w:type="dxa" w:w="2556"/>
+          </w:tcPr>
+          <w:p>
+            <w:r>
+              <w:t>Cannot connect input and result</w:t>
+            </w:r>
+          </w:p>
+        </w:tc>
+        <w:tc>
+          <w:tcPr>
+            <w:tcW w:type="dxa" w:w="2556"/>
+          </w:tcPr>
+          <w:p>
+            <w:r>
+              <w:t>Completes steps with prompts</w:t>
+            </w:r>
+          </w:p>
+        </w:tc>
+        <w:tc>
+          <w:tcPr>
+            <w:tcW w:type="dxa" w:w="2556"/>
+          </w:tcPr>
+          <w:p>
+            <w:r>
+              <w:t>Traces or tests a changed case accurately</w:t>
+            </w:r>
+          </w:p>
+        </w:tc>
+      </w:tr>
+      <w:tr>
+        <w:tc>
+          <w:tcPr>
+            <w:tcW w:type="dxa" w:w="2556"/>
+          </w:tcPr>
+          <w:p>
+            <w:r>
+              <w:t>Limits and revision</w:t>
+            </w:r>
+          </w:p>
+        </w:tc>
+        <w:tc>
+          <w:tcPr>
+            <w:tcW w:type="dxa" w:w="2556"/>
+          </w:tcPr>
+          <w:p>
+            <w:r>
+              <w:t>Claims more than evidence supports</w:t>
+            </w:r>
+          </w:p>
+        </w:tc>
+        <w:tc>
+          <w:tcPr>
+            <w:tcW w:type="dxa" w:w="2556"/>
+          </w:tcPr>
+          <w:p>
+            <w:r>
+              <w:t>Names a limit after a prompt</w:t>
+            </w:r>
+          </w:p>
+        </w:tc>
+        <w:tc>
+          <w:tcPr>
+            <w:tcW w:type="dxa" w:w="2556"/>
+          </w:tcPr>
+          <w:p>
+            <w:r>
+              <w:t>States a defensible limit and useful next test</w:t>
+            </w:r>
+          </w:p>
+        </w:tc>
+      </w:tr>
+    </w:tbl>
+    <w:p>
+      <w:r>
+        <w:t>Project checkpoint: Present and defend. Demonstrate the system, explain one failure and justify the next improvement with evidence.</w:t>
+      </w:r>
+    </w:p>
+    <w:p>
+      <w:r>
+        <w:t>Use the weekly teacher answer for topic-specific reasoning. A saved progress tick is an activity record; judge mastery from the learner’s explanation and evidence.</w:t>
+      </w:r>
+    </w:p>
     <w:sectPr>
       <w:pgSz w:w="12240" w:h="15840"/>
       <w:pgMar w:top="936" w:right="1008" w:bottom="936" w:left="1008" w:header="720" w:footer="720" w:gutter="0"/>

--- a/downloads/teacher/ai-5-week-33.docx
+++ b/downloads/teacher/ai-5-week-33.docx
@@ -2404,6 +2404,39 @@
         <w:t>Use the weekly teacher answer for topic-specific reasoning. A saved progress tick is an activity record; judge mastery from the learner’s explanation and evidence.</w:t>
       </w:r>
     </w:p>
+    <w:p>
+      <w:pPr>
+        <w:pStyle w:val="Heading1"/>
+      </w:pPr>
+      <w:r>
+        <w:t>08. Use feedback, labs and repair paths</w:t>
+      </w:r>
+    </w:p>
+    <w:p>
+      <w:r>
+        <w:t>Use the two formative questions as supported practice, not as independent mastery scores. Discuss the deciding evidence rather than accepting a guessed selection.</w:t>
+      </w:r>
+    </w:p>
+    <w:p>
+      <w:r>
+        <w:t>The feedback comes from the reviewed public worked case. Do not reveal the separately reserved independent teacher answer until the learner has attempted that case.</w:t>
+      </w:r>
+    </w:p>
+    <w:p>
+      <w:r>
+        <w:t>Ask students to predict before running code. Preserve errors and actual outputs; collect a changed test and an explanation. The branch-boundary and indexing lessons deliberately include failure cases.</w:t>
+      </w:r>
+    </w:p>
+    <w:p>
+      <w:r>
+        <w:t>Use the earlier worked-explanation links to address a specific missing building block, then return to the current question. Adapt this suggestion after observing the learner; it is not an automatic diagnosis.</w:t>
+      </w:r>
+    </w:p>
+    <w:p>
+      <w:r>
+        <w:t>Collect the completed-work portfolio as evidence. Record support separately from correctness, and assess explanation, trace/test and limitations. Progress ticks and quiz selections alone do not establish mastery.</w:t>
+      </w:r>
+    </w:p>
     <w:sectPr>
       <w:pgSz w:w="12240" w:h="15840"/>
       <w:pgMar w:top="936" w:right="1008" w:bottom="936" w:left="1008" w:header="720" w:footer="720" w:gutter="0"/>

--- a/downloads/teacher/ai-5-week-33.docx
+++ b/downloads/teacher/ai-5-week-33.docx
@@ -29,16 +29,45 @@
       </w:r>
     </w:p>
     <w:p>
-      <w:pPr>
-        <w:pStyle w:val="Heading3"/>
-      </w:pPr>
-      <w:r>
-        <w:t>Teach the learning cycle</w:t>
+      <w:r>
+        <w:t>Prepare Capstone hypothesis and baseline: check the target, prerequisites, resources and adaptable teaching schedule.</w:t>
       </w:r>
     </w:p>
     <w:p>
-      <w:r>
-        <w:t>Primary target: Write a testable capstone hypothesis and a credible baseline</w:t>
+      <w:pPr>
+        <w:pStyle w:val="Heading3"/>
+      </w:pPr>
+      <w:r>
+        <w:t>Teach the learning cycle</w:t>
+      </w:r>
+    </w:p>
+    <w:p>
+      <w:pPr>
+        <w:spacing w:line="336" w:lineRule="auto" w:after="180"/>
+      </w:pPr>
+      <w:r>
+        <w:rPr>
+          <w:b w:val="0"/>
+        </w:rPr>
+        <w:t xml:space="preserve">Primary target: Write a testable capstone </w:t>
+      </w:r>
+      <w:r>
+        <w:rPr>
+          <w:b/>
+        </w:rPr>
+        <w:t>hypothesis</w:t>
+      </w:r>
+      <w:r>
+        <w:rPr>
+          <w:b w:val="0"/>
+        </w:rPr>
+        <w:t xml:space="preserve"> and a credible </w:t>
+      </w:r>
+      <w:r>
+        <w:rPr>
+          <w:b/>
+        </w:rPr>
+        <w:t>baseline</w:t>
       </w:r>
     </w:p>
     <w:tbl>
@@ -185,16 +214,37 @@
       </w:tr>
     </w:tbl>
     <w:p>
-      <w:r>
-        <w:t>This is a starting allocation of 135 minutes, not a validated duration. Preserve all named topics. Schedule extra time for connected examples, the full investigation, independent cases and project building. Repeated copies of a case share one recorded attempt; they are not new evidence.</w:t>
+      <w:pPr>
+        <w:spacing w:line="336" w:lineRule="auto" w:after="180"/>
+      </w:pPr>
+      <w:r>
+        <w:rPr>
+          <w:b w:val="0"/>
+        </w:rPr>
+        <w:t>This is a starting allocation of 135 minutes, not a validated duration. Preserve all named topics. Schedule extra time for connected examples, the full investigation, independent cases and project building.</w:t>
       </w:r>
     </w:p>
     <w:p>
       <w:pPr>
-        <w:pStyle w:val="Heading3"/>
-      </w:pPr>
-      <w:r>
-        <w:t>Retrieval answer guidance</w:t>
+        <w:spacing w:line="336" w:lineRule="auto" w:after="180"/>
+      </w:pPr>
+      <w:r>
+        <w:rPr>
+          <w:b w:val="0"/>
+        </w:rPr>
+        <w:t xml:space="preserve">Repeated copies of a case share one recorded attempt; they are not new </w:t>
+      </w:r>
+      <w:r>
+        <w:rPr>
+          <w:b/>
+        </w:rPr>
+        <w:t>evidence</w:t>
+      </w:r>
+      <w:r>
+        <w:rPr>
+          <w:b w:val="0"/>
+        </w:rPr>
+        <w:t>.</w:t>
       </w:r>
     </w:p>
     <w:p>
@@ -202,173 +252,729 @@
         <w:pStyle w:val="Heading3"/>
       </w:pPr>
       <w:r>
-        <w:t>Documenting a network experiment</w:t>
+        <w:t>Retrieval answer guidance</w:t>
       </w:r>
     </w:p>
     <w:p>
-      <w:r>
-        <w:t>Without opening the old lesson, explain one key idea from Documenting a network experiment. Give an example and a mistake that the idea helps you avoid.</w:t>
+      <w:pPr>
+        <w:pStyle w:val="Heading3"/>
+      </w:pPr>
+      <w:r>
+        <w:t>Documenting a network experiment</w:t>
       </w:r>
     </w:p>
     <w:p>
-      <w:r>
-        <w:t>Look for: Record a network experiment with enough detail to replay its calculations</w:t>
+      <w:pPr>
+        <w:spacing w:line="336" w:lineRule="auto" w:after="180"/>
+      </w:pPr>
+      <w:r>
+        <w:rPr>
+          <w:b w:val="0"/>
+        </w:rPr>
+        <w:t>Without opening the old lesson, explain one key idea from Documenting a network experiment. Give an example and a mistake that the idea helps you avoid.</w:t>
       </w:r>
     </w:p>
     <w:p>
-      <w:r>
-        <w:t>Reference example, not the only acceptable wording: Teacher explanation: Predict max(0, a*x); start a = 1 with no bias; rate 0.1; two full-batch updates; MSE is mean squared prediction error. T1 and T2 train, V1 validates; no shuffling or normalisation. Select lower validation MSE, ties to earlier update. Record the actual Python version, alongside the code and Python float arithmetic.</w:t>
+      <w:pPr>
+        <w:spacing w:line="336" w:lineRule="auto" w:after="180"/>
+      </w:pPr>
+      <w:r>
+        <w:rPr>
+          <w:b w:val="0"/>
+        </w:rPr>
+        <w:t>Look for: Record a network experiment with enough detail to replay its calculations</w:t>
       </w:r>
     </w:p>
     <w:p>
       <w:pPr>
-        <w:pStyle w:val="Heading3"/>
-      </w:pPr>
-      <w:r>
-        <w:t>Dataset shift in neural models</w:t>
+        <w:spacing w:line="336" w:lineRule="auto" w:after="180"/>
+      </w:pPr>
+      <w:r>
+        <w:rPr>
+          <w:b w:val="0"/>
+        </w:rPr>
+        <w:t xml:space="preserve">Reference example, not the only acceptable wording: Teacher explanation: Predict max(0, a*x); start a = 1 with no bias; rate 0.1; two full-batch updates; MSE is mean squared </w:t>
+      </w:r>
+      <w:r>
+        <w:rPr>
+          <w:b/>
+        </w:rPr>
+        <w:t>prediction</w:t>
+      </w:r>
+      <w:r>
+        <w:rPr>
+          <w:b w:val="0"/>
+        </w:rPr>
+        <w:t xml:space="preserve"> error.</w:t>
       </w:r>
     </w:p>
     <w:p>
-      <w:r>
-        <w:t>Without opening the old lesson, explain one key idea from Dataset shift in neural models. Give an example and a mistake that the idea helps you avoid.</w:t>
+      <w:pPr>
+        <w:spacing w:line="336" w:lineRule="auto" w:after="180"/>
+      </w:pPr>
+      <w:r>
+        <w:rPr>
+          <w:b w:val="0"/>
+        </w:rPr>
+        <w:t>T1 and T2 train, V1 validates; no shuffling or normalisation. Select lower validation MSE, ties to earlier update. Record the actual Python version, alongside the code and Python float arithmetic.</w:t>
       </w:r>
     </w:p>
     <w:p>
-      <w:r>
-        <w:t>Look for: Explain how a changed input mix can change overall accuracy</w:t>
+      <w:pPr>
+        <w:pStyle w:val="Heading3"/>
+      </w:pPr>
+      <w:r>
+        <w:t>Dataset shift in neural models</w:t>
       </w:r>
     </w:p>
     <w:p>
-      <w:r>
-        <w:t>Reference example, not the only acceptable wording: Teacher explanation: Clear accuracy is 90 percent in both cohorts; dim accuracy is 50 percent in both. Development has 80 percent clear and 20 percent dim; new use has 20 percent clear and 80 percent dim. The mix changes while observed group rates remain the same.</w:t>
+      <w:pPr>
+        <w:spacing w:line="336" w:lineRule="auto" w:after="180"/>
+      </w:pPr>
+      <w:r>
+        <w:rPr>
+          <w:b w:val="0"/>
+        </w:rPr>
+        <w:t>Without opening the old lesson, explain one key idea from Dataset shift in neural models. Give an example and a mistake that the idea helps you avoid.</w:t>
       </w:r>
     </w:p>
     <w:p>
       <w:pPr>
-        <w:pStyle w:val="Heading3"/>
-      </w:pPr>
-      <w:r>
-        <w:t>Similarity and normalisation</w:t>
+        <w:spacing w:line="336" w:lineRule="auto" w:after="180"/>
+      </w:pPr>
+      <w:r>
+        <w:rPr>
+          <w:b w:val="0"/>
+        </w:rPr>
+        <w:t xml:space="preserve">Look for: Explain how a changed </w:t>
+      </w:r>
+      <w:r>
+        <w:rPr>
+          <w:b/>
+        </w:rPr>
+        <w:t>input</w:t>
+      </w:r>
+      <w:r>
+        <w:rPr>
+          <w:b w:val="0"/>
+        </w:rPr>
+        <w:t xml:space="preserve"> mix can change overall accuracy</w:t>
       </w:r>
     </w:p>
     <w:p>
-      <w:r>
-        <w:t>Without opening the old lesson, explain one key idea from Similarity and normalisation. Give an example and a mistake that the idea helps you avoid.</w:t>
+      <w:pPr>
+        <w:spacing w:line="336" w:lineRule="auto" w:after="180"/>
+      </w:pPr>
+      <w:r>
+        <w:rPr>
+          <w:b w:val="0"/>
+        </w:rPr>
+        <w:t>Reference example, not the only acceptable wording: Teacher explanation: Clear accuracy is 90 percent in both cohorts; dim accuracy is 50 percent in both.</w:t>
       </w:r>
     </w:p>
     <w:p>
-      <w:r>
-        <w:t>Look for: Calculate vector length and normalise a nonzero vector</w:t>
+      <w:pPr>
+        <w:spacing w:line="336" w:lineRule="auto" w:after="180"/>
+      </w:pPr>
+      <w:r>
+        <w:rPr>
+          <w:b w:val="0"/>
+        </w:rPr>
+        <w:t>Development has 80 percent clear and 20 percent dim; new use has 20 percent clear and 80 percent dim. The mix changes while observed group rates remain the same.</w:t>
       </w:r>
     </w:p>
     <w:p>
-      <w:r>
-        <w:t>Reference example, not the only acceptable wording: Teacher explanation: Lengths are 5, 10 and 5. Unit vectors are [0.6, 0.8], [0.6, 0.8] and [-0.6, -0.8]. The length difference between Q and A disappears; the opposite direction of C is preserved.</w:t>
+      <w:pPr>
+        <w:pStyle w:val="Heading3"/>
+      </w:pPr>
+      <w:r>
+        <w:t>Similarity and normalisation</w:t>
       </w:r>
     </w:p>
     <w:p>
-      <w:r>
-        <w:t>Use two 45-minute sessions. This capstone uses constructed scalar ReLU regression so every calculation is inspectable. It is an experiment in training and evidence, not a real-world deployment. Preserve written plans, data roles and raw predictions. Optional local Python requires no external packages or AI account. Do not expose independent-task solutions before collecting work.</w:t>
+      <w:pPr>
+        <w:spacing w:line="336" w:lineRule="auto" w:after="180"/>
+      </w:pPr>
+      <w:r>
+        <w:rPr>
+          <w:b w:val="0"/>
+        </w:rPr>
+        <w:t>Without opening the old lesson, explain one key idea from Similarity and normalisation. Give an example and a mistake that the idea helps you avoid.</w:t>
       </w:r>
     </w:p>
     <w:p>
       <w:pPr>
-        <w:pStyle w:val="Heading3"/>
-      </w:pPr>
-      <w:r>
-        <w:t>Outcomes</w:t>
+        <w:spacing w:line="336" w:lineRule="auto" w:after="180"/>
+      </w:pPr>
+      <w:r>
+        <w:rPr>
+          <w:b w:val="0"/>
+        </w:rPr>
+        <w:t>Look for: Calculate vector length and normalise a nonzero vector</w:t>
       </w:r>
     </w:p>
     <w:p>
-      <w:r>
-        <w:t>Write a testable capstone hypothesis and a credible baseline</w:t>
+      <w:pPr>
+        <w:spacing w:line="336" w:lineRule="auto" w:after="180"/>
+      </w:pPr>
+      <w:r>
+        <w:rPr>
+          <w:b w:val="0"/>
+        </w:rPr>
+        <w:t>Reference example, not the only acceptable wording: Teacher explanation: Lengths are 5, 10 and 5. Unit vectors are [0.6, 0.8], [0.6, 0.8] and [-0.6, -0.8].</w:t>
       </w:r>
     </w:p>
     <w:p>
-      <w:r>
-        <w:t>Specify data roles and a selection rule before inspecting results</w:t>
+      <w:pPr>
+        <w:spacing w:line="336" w:lineRule="auto" w:after="180"/>
+      </w:pPr>
+      <w:r>
+        <w:rPr>
+          <w:b w:val="0"/>
+        </w:rPr>
+        <w:t>The length difference between Q and A disappears; the opposite direction of C is preserved.</w:t>
       </w:r>
     </w:p>
     <w:p>
-      <w:r>
-        <w:t>Calculate baseline MSE and distinguish a success criterion from a result</w:t>
+      <w:pPr>
+        <w:spacing w:line="336" w:lineRule="auto" w:after="180"/>
+      </w:pPr>
+      <w:r>
+        <w:rPr>
+          <w:b w:val="0"/>
+        </w:rPr>
+        <w:t xml:space="preserve">Use two 45-minute sessions. This capstone uses constructed scalar ReLU regression so every calculation is inspectable. It is an experiment in </w:t>
+      </w:r>
+      <w:r>
+        <w:rPr>
+          <w:b/>
+        </w:rPr>
+        <w:t>training</w:t>
+      </w:r>
+      <w:r>
+        <w:rPr>
+          <w:b w:val="0"/>
+        </w:rPr>
+        <w:t xml:space="preserve"> and </w:t>
+      </w:r>
+      <w:r>
+        <w:rPr>
+          <w:b/>
+        </w:rPr>
+        <w:t>evidence</w:t>
+      </w:r>
+      <w:r>
+        <w:rPr>
+          <w:b w:val="0"/>
+        </w:rPr>
+        <w:t>, not a real-world deployment.</w:t>
       </w:r>
     </w:p>
     <w:p>
       <w:pPr>
-        <w:pStyle w:val="Heading3"/>
-      </w:pPr>
-      <w:r>
-        <w:t>Preparation</w:t>
+        <w:spacing w:line="336" w:lineRule="auto" w:after="180"/>
+      </w:pPr>
+      <w:r>
+        <w:rPr>
+          <w:b w:val="0"/>
+        </w:rPr>
+        <w:t xml:space="preserve">Preserve written plans, data roles and raw </w:t>
+      </w:r>
+      <w:r>
+        <w:rPr>
+          <w:b/>
+        </w:rPr>
+        <w:t>prediction</w:t>
+      </w:r>
+      <w:r>
+        <w:rPr>
+          <w:b w:val="0"/>
+        </w:rPr>
+        <w:t>s. Optional local Python requires no external packages or AI account. Do not expose independent-task solutions before collecting work.</w:t>
       </w:r>
     </w:p>
     <w:p>
-      <w:r>
-        <w:t>Printed lesson and workbook; paper and pencil</w:t>
+      <w:pPr>
+        <w:pStyle w:val="Heading3"/>
+      </w:pPr>
+      <w:r>
+        <w:t>Outcomes</w:t>
       </w:r>
     </w:p>
     <w:p>
-      <w:r>
-        <w:t>Calculator; optional local Python 3 interpreter</w:t>
+      <w:pPr>
+        <w:spacing w:line="336" w:lineRule="auto" w:after="180"/>
+      </w:pPr>
+      <w:r>
+        <w:rPr>
+          <w:b w:val="0"/>
+        </w:rPr>
+        <w:t xml:space="preserve">Write a testable capstone </w:t>
+      </w:r>
+      <w:r>
+        <w:rPr>
+          <w:b/>
+        </w:rPr>
+        <w:t>hypothesis</w:t>
+      </w:r>
+      <w:r>
+        <w:rPr>
+          <w:b w:val="0"/>
+        </w:rPr>
+        <w:t xml:space="preserve"> and a credible </w:t>
+      </w:r>
+      <w:r>
+        <w:rPr>
+          <w:b/>
+        </w:rPr>
+        <w:t>baseline</w:t>
       </w:r>
     </w:p>
     <w:p>
-      <w:r>
-        <w:t>Fictional data only; reserve the independent task and fresh retry until assessment</w:t>
+      <w:pPr>
+        <w:spacing w:line="336" w:lineRule="auto" w:after="180"/>
+      </w:pPr>
+      <w:r>
+        <w:rPr>
+          <w:b w:val="0"/>
+        </w:rPr>
+        <w:t>Specify data roles and a selection rule before inspecting results</w:t>
       </w:r>
     </w:p>
     <w:p>
       <w:pPr>
-        <w:pStyle w:val="Heading3"/>
-      </w:pPr>
-      <w:r>
-        <w:t>Prerequisite answer</w:t>
+        <w:spacing w:line="336" w:lineRule="auto" w:after="180"/>
+      </w:pPr>
+      <w:r>
+        <w:rPr>
+          <w:b w:val="0"/>
+        </w:rPr>
+        <w:t xml:space="preserve">Calculate </w:t>
+      </w:r>
+      <w:r>
+        <w:rPr>
+          <w:b/>
+        </w:rPr>
+        <w:t>baseline</w:t>
+      </w:r>
+      <w:r>
+        <w:rPr>
+          <w:b w:val="0"/>
+        </w:rPr>
+        <w:t xml:space="preserve"> MSE and distinguish a </w:t>
+      </w:r>
+      <w:r>
+        <w:rPr>
+          <w:b/>
+        </w:rPr>
+        <w:t>success criterion</w:t>
+      </w:r>
+      <w:r>
+        <w:rPr>
+          <w:b w:val="0"/>
+        </w:rPr>
+        <w:t xml:space="preserve"> from a result</w:t>
       </w:r>
     </w:p>
     <w:p>
-      <w:r>
-        <w:t>Validation influences selection, so its score is not independent final evidence. Freeze the chosen procedure before opening the final test.</w:t>
+      <w:pPr>
+        <w:pStyle w:val="Heading3"/>
+      </w:pPr>
+      <w:r>
+        <w:t>Preparation</w:t>
       </w:r>
     </w:p>
     <w:p>
       <w:pPr>
-        <w:pStyle w:val="Heading3"/>
-      </w:pPr>
-      <w:r>
-        <w:t>End goal for the pictorial case</w:t>
+        <w:spacing w:line="336" w:lineRule="auto" w:after="180"/>
+      </w:pPr>
+      <w:r>
+        <w:rPr>
+          <w:b w:val="0"/>
+        </w:rPr>
+        <w:t>Printed lesson and workbook; paper and pencil</w:t>
       </w:r>
     </w:p>
     <w:p>
-      <w:r>
-        <w:t>Explain capstone hypothesis and baseline with a traceable toy-network case and a bounded conclusion.</w:t>
+      <w:pPr>
+        <w:spacing w:line="336" w:lineRule="auto" w:after="180"/>
+      </w:pPr>
+      <w:r>
+        <w:rPr>
+          <w:b w:val="0"/>
+        </w:rPr>
+        <w:t>Calculator; optional local Python 3 interpreter</w:t>
       </w:r>
     </w:p>
     <w:p>
-      <w:r>
-        <w:t>This added worked case illustrates the week’s main idea. Retain all original and connected topics; schedule its practice within the teaching cycle.</w:t>
+      <w:pPr>
+        <w:spacing w:line="336" w:lineRule="auto" w:after="180"/>
+      </w:pPr>
+      <w:r>
+        <w:rPr>
+          <w:b w:val="0"/>
+        </w:rPr>
+        <w:t>Fictional data only; reserve the independent task and fresh retry until assessment</w:t>
       </w:r>
     </w:p>
     <w:p>
       <w:pPr>
-        <w:pStyle w:val="Heading1"/>
-      </w:pPr>
-      <w:r>
-        <w:t>02. Explain and model the mechanism</w:t>
+        <w:pStyle w:val="Heading3"/>
+      </w:pPr>
+      <w:r>
+        <w:t>Prerequisite answer</w:t>
       </w:r>
     </w:p>
     <w:p>
-      <w:r>
-        <w:t>A capstone needs a question that evidence can answer. “Build a better network” leaves better undefined. Here the question is: does two-update full-batch fitting of one scalar ReLU weight reduce validation mean squared error relative to the initial-weight baseline on a constructed positive-input task? Predict max(0, a*x), with no bias. The baseline has a = 1. The trained candidate starts at a = 1, uses learning rate 0.1 and exactly two updates. These choices are written before results are inspected.</w:t>
+      <w:pPr>
+        <w:spacing w:line="336" w:lineRule="auto" w:after="180"/>
+      </w:pPr>
+      <w:r>
+        <w:rPr>
+          <w:b w:val="0"/>
+        </w:rPr>
+        <w:t xml:space="preserve">Validation influences selection, so its score is not independent final </w:t>
+      </w:r>
+      <w:r>
+        <w:rPr>
+          <w:b/>
+        </w:rPr>
+        <w:t>evidence</w:t>
+      </w:r>
+      <w:r>
+        <w:rPr>
+          <w:b w:val="0"/>
+        </w:rPr>
+        <w:t>. Freeze the chosen procedure before opening the final test.</w:t>
       </w:r>
     </w:p>
     <w:p>
-      <w:r>
-        <w:t>The hypothesis is that the trained candidate has lower validation MSE. The plan does not guarantee that result. This task tests training and record keeping, not whether neural networks are preferable to every other model. A stronger comparison may also include an ordinary fitted line.</w:t>
+      <w:pPr>
+        <w:pStyle w:val="Heading3"/>
+      </w:pPr>
+      <w:r>
+        <w:t>End goal for the pictorial case</w:t>
       </w:r>
     </w:p>
     <w:p>
-      <w:r>
-        <w:t>Training rows determine updates. Validation rows compare the prespecified candidate with the baseline. The final-test inputs and targets remain sealed until the procedure and reporting plan are frozen. MSE = sum of squared prediction errors divided by the number of evaluated rows. Baseline predictions on V1 and V2 are 3 and 4. Errors are -3 and -4, squared errors 9 and 16, and validation MSE is 25/2 = 12.5. There are two validation cases.</w:t>
+      <w:pPr>
+        <w:spacing w:line="336" w:lineRule="auto" w:after="180"/>
+      </w:pPr>
+      <w:r>
+        <w:rPr>
+          <w:b w:val="0"/>
+        </w:rPr>
+        <w:t xml:space="preserve">Explain capstone </w:t>
+      </w:r>
+      <w:r>
+        <w:rPr>
+          <w:b/>
+        </w:rPr>
+        <w:t>hypothesis</w:t>
+      </w:r>
+      <w:r>
+        <w:rPr>
+          <w:b w:val="0"/>
+        </w:rPr>
+        <w:t xml:space="preserve"> and </w:t>
+      </w:r>
+      <w:r>
+        <w:rPr>
+          <w:b/>
+        </w:rPr>
+        <w:t>baseline</w:t>
+      </w:r>
+      <w:r>
+        <w:rPr>
+          <w:b w:val="0"/>
+        </w:rPr>
+        <w:t xml:space="preserve"> with a traceable toy-network case and a bounded conclusion.</w:t>
+      </w:r>
+    </w:p>
+    <w:p>
+      <w:pPr>
+        <w:spacing w:line="336" w:lineRule="auto" w:after="180"/>
+      </w:pPr>
+      <w:r>
+        <w:rPr>
+          <w:b w:val="0"/>
+        </w:rPr>
+        <w:t>This added worked case illustrates the week’s main idea. Retain all original and connected topics; schedule its practice within the teaching cycle.</w:t>
+      </w:r>
+    </w:p>
+    <w:p>
+      <w:pPr>
+        <w:pStyle w:val="Heading1"/>
+      </w:pPr>
+      <w:r>
+        <w:t>02. Explain and model the mechanism</w:t>
+      </w:r>
+    </w:p>
+    <w:p>
+      <w:r>
+        <w:t>Model Capstone hypothesis and baseline using the supplied case, labelled mechanism and reasoning. Make the scope of each conclusion explicit.</w:t>
+      </w:r>
+    </w:p>
+    <w:p>
+      <w:pPr>
+        <w:pStyle w:val="Heading3"/>
+      </w:pPr>
+      <w:r>
+        <w:t>Explain Capstone hypothesis and baseline · 1</w:t>
+      </w:r>
+    </w:p>
+    <w:p>
+      <w:pPr>
+        <w:spacing w:line="336" w:lineRule="auto" w:after="180"/>
+      </w:pPr>
+      <w:r>
+        <w:rPr>
+          <w:b w:val="0"/>
+        </w:rPr>
+        <w:t xml:space="preserve">A capstone needs a question that </w:t>
+      </w:r>
+      <w:r>
+        <w:rPr>
+          <w:b/>
+        </w:rPr>
+        <w:t>evidence</w:t>
+      </w:r>
+      <w:r>
+        <w:rPr>
+          <w:b w:val="0"/>
+        </w:rPr>
+        <w:t xml:space="preserve"> can answer. “Build a better network” leaves better undefined.</w:t>
+      </w:r>
+    </w:p>
+    <w:p>
+      <w:pPr>
+        <w:spacing w:line="336" w:lineRule="auto" w:after="180"/>
+      </w:pPr>
+      <w:r>
+        <w:rPr>
+          <w:b w:val="0"/>
+        </w:rPr>
+        <w:t xml:space="preserve">Here the question is: does two-update full-batch </w:t>
+      </w:r>
+      <w:r>
+        <w:rPr>
+          <w:b/>
+        </w:rPr>
+        <w:t>fitting</w:t>
+      </w:r>
+      <w:r>
+        <w:rPr>
+          <w:b w:val="0"/>
+        </w:rPr>
+        <w:t xml:space="preserve"> of one scalar ReLU weight reduce validation mean squared error relative to the initial-weight </w:t>
+      </w:r>
+      <w:r>
+        <w:rPr>
+          <w:b/>
+        </w:rPr>
+        <w:t>baseline</w:t>
+      </w:r>
+      <w:r>
+        <w:rPr>
+          <w:b w:val="0"/>
+        </w:rPr>
+        <w:t xml:space="preserve"> on a constructed positive-</w:t>
+      </w:r>
+      <w:r>
+        <w:rPr>
+          <w:b/>
+        </w:rPr>
+        <w:t>input</w:t>
+      </w:r>
+      <w:r>
+        <w:rPr>
+          <w:b w:val="0"/>
+        </w:rPr>
+        <w:t xml:space="preserve"> task?</w:t>
+      </w:r>
+    </w:p>
+    <w:p>
+      <w:pPr>
+        <w:spacing w:line="336" w:lineRule="auto" w:after="180"/>
+      </w:pPr>
+      <w:r>
+        <w:rPr>
+          <w:b w:val="0"/>
+        </w:rPr>
+        <w:t xml:space="preserve">Predict max(0, a*x), with no bias. The </w:t>
+      </w:r>
+      <w:r>
+        <w:rPr>
+          <w:b/>
+        </w:rPr>
+        <w:t>baseline</w:t>
+      </w:r>
+      <w:r>
+        <w:rPr>
+          <w:b w:val="0"/>
+        </w:rPr>
+        <w:t xml:space="preserve"> has a = 1. The trained candidate starts at a = 1, uses learning rate 0.1 and exactly two updates. These choices are written before results are inspected.</w:t>
+      </w:r>
+    </w:p>
+    <w:p>
+      <w:pPr>
+        <w:pStyle w:val="Heading3"/>
+      </w:pPr>
+      <w:r>
+        <w:t>Explain Capstone hypothesis and baseline · 2</w:t>
+      </w:r>
+    </w:p>
+    <w:p>
+      <w:pPr>
+        <w:spacing w:line="336" w:lineRule="auto" w:after="180"/>
+      </w:pPr>
+      <w:r>
+        <w:rPr>
+          <w:b w:val="0"/>
+        </w:rPr>
+        <w:t xml:space="preserve">The </w:t>
+      </w:r>
+      <w:r>
+        <w:rPr>
+          <w:b/>
+        </w:rPr>
+        <w:t>hypothesis</w:t>
+      </w:r>
+      <w:r>
+        <w:rPr>
+          <w:b w:val="0"/>
+        </w:rPr>
+        <w:t xml:space="preserve"> is that the trained candidate has lower validation MSE. The plan does not guarantee that result. This task tests </w:t>
+      </w:r>
+      <w:r>
+        <w:rPr>
+          <w:b/>
+        </w:rPr>
+        <w:t>training</w:t>
+      </w:r>
+      <w:r>
+        <w:rPr>
+          <w:b w:val="0"/>
+        </w:rPr>
+        <w:t xml:space="preserve"> and record keeping, not whether neural networks are preferable to every other model.</w:t>
+      </w:r>
+    </w:p>
+    <w:p>
+      <w:pPr>
+        <w:spacing w:line="336" w:lineRule="auto" w:after="180"/>
+      </w:pPr>
+      <w:r>
+        <w:rPr>
+          <w:b w:val="0"/>
+        </w:rPr>
+        <w:t>A stronger comparison may also include an ordinary fitted line.</w:t>
+      </w:r>
+    </w:p>
+    <w:p>
+      <w:pPr>
+        <w:pStyle w:val="Heading3"/>
+      </w:pPr>
+      <w:r>
+        <w:t>Explain Capstone hypothesis and baseline · 3</w:t>
+      </w:r>
+    </w:p>
+    <w:p>
+      <w:pPr>
+        <w:spacing w:line="336" w:lineRule="auto" w:after="180"/>
+      </w:pPr>
+      <w:r>
+        <w:rPr>
+          <w:b/>
+        </w:rPr>
+        <w:t>Training</w:t>
+      </w:r>
+      <w:r>
+        <w:rPr>
+          <w:b w:val="0"/>
+        </w:rPr>
+        <w:t xml:space="preserve"> rows determine updates. Validation rows compare the prespecified candidate with the </w:t>
+      </w:r>
+      <w:r>
+        <w:rPr>
+          <w:b/>
+        </w:rPr>
+        <w:t>baseline</w:t>
+      </w:r>
+      <w:r>
+        <w:rPr>
+          <w:b w:val="0"/>
+        </w:rPr>
+        <w:t xml:space="preserve">. The final-test </w:t>
+      </w:r>
+      <w:r>
+        <w:rPr>
+          <w:b/>
+        </w:rPr>
+        <w:t>input</w:t>
+      </w:r>
+      <w:r>
+        <w:rPr>
+          <w:b w:val="0"/>
+        </w:rPr>
+        <w:t>s and targets remain sealed until the procedure and reporting plan are frozen.</w:t>
+      </w:r>
+    </w:p>
+    <w:p>
+      <w:pPr>
+        <w:spacing w:line="336" w:lineRule="auto" w:after="180"/>
+      </w:pPr>
+      <w:r>
+        <w:rPr>
+          <w:b w:val="0"/>
+        </w:rPr>
+        <w:t xml:space="preserve">MSE = sum of squared </w:t>
+      </w:r>
+      <w:r>
+        <w:rPr>
+          <w:b/>
+        </w:rPr>
+        <w:t>prediction</w:t>
+      </w:r>
+      <w:r>
+        <w:rPr>
+          <w:b w:val="0"/>
+        </w:rPr>
+        <w:t xml:space="preserve"> errors divided by the number of evaluated rows. </w:t>
+      </w:r>
+      <w:r>
+        <w:rPr>
+          <w:b/>
+        </w:rPr>
+        <w:t>Baseline</w:t>
+      </w:r>
+      <w:r>
+        <w:rPr>
+          <w:b w:val="0"/>
+        </w:rPr>
+        <w:t xml:space="preserve"> </w:t>
+      </w:r>
+      <w:r>
+        <w:rPr>
+          <w:b/>
+        </w:rPr>
+        <w:t>prediction</w:t>
+      </w:r>
+      <w:r>
+        <w:rPr>
+          <w:b w:val="0"/>
+        </w:rPr>
+        <w:t>s on V1 and V2 are 3 and 4. Errors are -3 and -4, squared errors 9 and 16, and validation MSE is 25/2 = 12.5.</w:t>
+      </w:r>
+    </w:p>
+    <w:p>
+      <w:pPr>
+        <w:spacing w:line="336" w:lineRule="auto" w:after="180"/>
+      </w:pPr>
+      <w:r>
+        <w:rPr>
+          <w:b w:val="0"/>
+        </w:rPr>
+        <w:t>There are two validation cases.</w:t>
       </w:r>
     </w:p>
     <w:tbl>
@@ -652,31 +1258,239 @@
       </w:r>
     </w:p>
     <w:p>
-      <w:r>
-        <w:t>Guided: errors -3 and -3 give MSE 9 on two rows. Candidate predictions are missing, so the hypothesis remains untested. Exit: final rows became selection evidence; document the change, freeze the revised plan and reserve new independent final cases.</w:t>
+      <w:pPr>
+        <w:spacing w:line="336" w:lineRule="auto" w:after="180"/>
+      </w:pPr>
+      <w:r>
+        <w:rPr>
+          <w:b w:val="0"/>
+        </w:rPr>
+        <w:t xml:space="preserve">Guided: errors -3 and -3 give MSE 9 on two rows. Candidate </w:t>
+      </w:r>
+      <w:r>
+        <w:rPr>
+          <w:b/>
+        </w:rPr>
+        <w:t>prediction</w:t>
+      </w:r>
+      <w:r>
+        <w:rPr>
+          <w:b w:val="0"/>
+        </w:rPr>
+        <w:t xml:space="preserve">s are missing, so the </w:t>
+      </w:r>
+      <w:r>
+        <w:rPr>
+          <w:b/>
+        </w:rPr>
+        <w:t>hypothesis</w:t>
+      </w:r>
+      <w:r>
+        <w:rPr>
+          <w:b w:val="0"/>
+        </w:rPr>
+        <w:t xml:space="preserve"> remains untested.</w:t>
       </w:r>
     </w:p>
     <w:p>
       <w:pPr>
-        <w:pStyle w:val="Heading3"/>
-      </w:pPr>
-      <w:r>
-        <w:t>Model the reasoning aloud</w:t>
+        <w:spacing w:line="336" w:lineRule="auto" w:after="180"/>
+      </w:pPr>
+      <w:r>
+        <w:rPr>
+          <w:b w:val="0"/>
+        </w:rPr>
+        <w:t xml:space="preserve">Exit: final rows became selection </w:t>
+      </w:r>
+      <w:r>
+        <w:rPr>
+          <w:b/>
+        </w:rPr>
+        <w:t>evidence</w:t>
+      </w:r>
+      <w:r>
+        <w:rPr>
+          <w:b w:val="0"/>
+        </w:rPr>
+        <w:t>; document the change, freeze the revised plan and reserve new independent final cases.</w:t>
       </w:r>
     </w:p>
     <w:p>
-      <w:r>
-        <w:t>Use the complete worked example below before asking learners to complete W2. Reveal a small part, invite a prediction, then explain the deciding step. These teacher notes contain solutions; do not reveal the independent case answer during modelling.</w:t>
+      <w:pPr>
+        <w:pStyle w:val="Heading3"/>
+      </w:pPr>
+      <w:r>
+        <w:t>Model the reasoning aloud</w:t>
       </w:r>
     </w:p>
     <w:p>
-      <w:r>
-        <w:t>The validation criterion is candidate MSE strictly below baseline MSE on V1 and V2. Equality does not pass. The final criterion is lower MSE than the same baseline on the sealed final rows. Report both scores and every raw prediction whether or not the criterion passes. Record the rule, training rows, update count, learning rate, loss, data versions and code version. A criterion specifies how to judge a future result; it is not evidence that the result already happened.</w:t>
+      <w:pPr>
+        <w:spacing w:line="336" w:lineRule="auto" w:after="180"/>
+      </w:pPr>
+      <w:r>
+        <w:rPr>
+          <w:b w:val="0"/>
+        </w:rPr>
+        <w:t xml:space="preserve">Use the complete worked example below before asking learners to complete W2. Reveal a small part, invite a </w:t>
+      </w:r>
+      <w:r>
+        <w:rPr>
+          <w:b/>
+        </w:rPr>
+        <w:t>prediction</w:t>
+      </w:r>
+      <w:r>
+        <w:rPr>
+          <w:b w:val="0"/>
+        </w:rPr>
+        <w:t>, then explain the deciding step.</w:t>
       </w:r>
     </w:p>
     <w:p>
-      <w:r>
-        <w:t>Keep validation and final criteria separate. Do not silently add epochs or change preprocessing after seeing a weak result. A changed plan is a new version and needs an honest account of what evidence informed it.</w:t>
+      <w:pPr>
+        <w:spacing w:line="336" w:lineRule="auto" w:after="180"/>
+      </w:pPr>
+      <w:r>
+        <w:rPr>
+          <w:b w:val="0"/>
+        </w:rPr>
+        <w:t>These teacher notes contain solutions; do not reveal the independent case answer during modelling.</w:t>
+      </w:r>
+    </w:p>
+    <w:p>
+      <w:pPr>
+        <w:pStyle w:val="Heading3"/>
+      </w:pPr>
+      <w:r>
+        <w:t>Model the reasoning aloud · 4</w:t>
+      </w:r>
+    </w:p>
+    <w:p>
+      <w:pPr>
+        <w:spacing w:line="336" w:lineRule="auto" w:after="180"/>
+      </w:pPr>
+      <w:r>
+        <w:rPr>
+          <w:b w:val="0"/>
+        </w:rPr>
+        <w:t xml:space="preserve">The validation criterion is candidate MSE strictly below </w:t>
+      </w:r>
+      <w:r>
+        <w:rPr>
+          <w:b/>
+        </w:rPr>
+        <w:t>baseline</w:t>
+      </w:r>
+      <w:r>
+        <w:rPr>
+          <w:b w:val="0"/>
+        </w:rPr>
+        <w:t xml:space="preserve"> MSE on V1 and V2. Equality does not pass. The final criterion is lower MSE than the same </w:t>
+      </w:r>
+      <w:r>
+        <w:rPr>
+          <w:b/>
+        </w:rPr>
+        <w:t>baseline</w:t>
+      </w:r>
+      <w:r>
+        <w:rPr>
+          <w:b w:val="0"/>
+        </w:rPr>
+        <w:t xml:space="preserve"> on the sealed final rows.</w:t>
+      </w:r>
+    </w:p>
+    <w:p>
+      <w:pPr>
+        <w:spacing w:line="336" w:lineRule="auto" w:after="180"/>
+      </w:pPr>
+      <w:r>
+        <w:rPr>
+          <w:b w:val="0"/>
+        </w:rPr>
+        <w:t xml:space="preserve">Report both scores and every raw </w:t>
+      </w:r>
+      <w:r>
+        <w:rPr>
+          <w:b/>
+        </w:rPr>
+        <w:t>prediction</w:t>
+      </w:r>
+      <w:r>
+        <w:rPr>
+          <w:b w:val="0"/>
+        </w:rPr>
+        <w:t xml:space="preserve"> whether or not the criterion passes. Record the rule, </w:t>
+      </w:r>
+      <w:r>
+        <w:rPr>
+          <w:b/>
+        </w:rPr>
+        <w:t>training</w:t>
+      </w:r>
+      <w:r>
+        <w:rPr>
+          <w:b w:val="0"/>
+        </w:rPr>
+        <w:t xml:space="preserve"> rows, update count, learning rate, loss, data versions and code version.</w:t>
+      </w:r>
+    </w:p>
+    <w:p>
+      <w:pPr>
+        <w:spacing w:line="336" w:lineRule="auto" w:after="180"/>
+      </w:pPr>
+      <w:r>
+        <w:rPr>
+          <w:b w:val="0"/>
+        </w:rPr>
+        <w:t xml:space="preserve">A criterion specifies how to judge a future result; it is not </w:t>
+      </w:r>
+      <w:r>
+        <w:rPr>
+          <w:b/>
+        </w:rPr>
+        <w:t>evidence</w:t>
+      </w:r>
+      <w:r>
+        <w:rPr>
+          <w:b w:val="0"/>
+        </w:rPr>
+        <w:t xml:space="preserve"> that the result already happened.</w:t>
+      </w:r>
+    </w:p>
+    <w:p>
+      <w:pPr>
+        <w:spacing w:line="336" w:lineRule="auto" w:after="180"/>
+      </w:pPr>
+      <w:r>
+        <w:rPr>
+          <w:b w:val="0"/>
+        </w:rPr>
+        <w:t>Keep validation and final criteria separate. Do not silently add epochs or change pre</w:t>
+      </w:r>
+      <w:r>
+        <w:rPr>
+          <w:b/>
+        </w:rPr>
+        <w:t>process</w:t>
+      </w:r>
+      <w:r>
+        <w:rPr>
+          <w:b w:val="0"/>
+        </w:rPr>
+        <w:t xml:space="preserve">ing after seeing a weak result. A changed plan is a new version and needs an honest account of what </w:t>
+      </w:r>
+      <w:r>
+        <w:rPr>
+          <w:b/>
+        </w:rPr>
+        <w:t>evidence</w:t>
+      </w:r>
+      <w:r>
+        <w:rPr>
+          <w:b w:val="0"/>
+        </w:rPr>
+        <w:t xml:space="preserve"> informed it.</w:t>
       </w:r>
     </w:p>
     <w:tbl>
@@ -782,7 +1596,13 @@
       </w:tr>
     </w:tbl>
     <w:p>
-      <w:r>
+      <w:pPr>
+        <w:spacing w:line="336" w:lineRule="auto" w:after="180"/>
+      </w:pPr>
+      <w:r>
+        <w:rPr>
+          <w:b w:val="0"/>
+        </w:rPr>
         <w:t>Use the diagram and verbal explanation together. Ask learners to match a sentence to a specific visual step; do not assign learners fixed visual or auditory learning styles.</w:t>
       </w:r>
     </w:p>
@@ -795,8 +1615,26 @@
       </w:r>
     </w:p>
     <w:p>
-      <w:r>
-        <w:t>A testable image-pattern hypothesis. A team proposes that including the centre-pixel feature improves a small fixed network’s classification of toy image patterns.</w:t>
+      <w:pPr>
+        <w:spacing w:line="336" w:lineRule="auto" w:after="180"/>
+      </w:pPr>
+      <w:r>
+        <w:rPr>
+          <w:b w:val="0"/>
+        </w:rPr>
+        <w:t xml:space="preserve">A testable image-pattern </w:t>
+      </w:r>
+      <w:r>
+        <w:rPr>
+          <w:b/>
+        </w:rPr>
+        <w:t>hypothesis</w:t>
+      </w:r>
+      <w:r>
+        <w:rPr>
+          <w:b w:val="0"/>
+        </w:rPr>
+        <w:t>. A team proposes that including the centre-pixel feature improves a small fixed network’s classification of toy image patterns.</w:t>
       </w:r>
     </w:p>
     <w:p>
@@ -808,7 +1646,22 @@
       </w:r>
     </w:p>
     <w:p>
-      <w:r>
+      <w:pPr>
+        <w:pStyle w:val="Heading3"/>
+      </w:pPr>
+      <w:r>
+        <w:t>Supplied facts</w:t>
+      </w:r>
+    </w:p>
+    <w:p>
+      <w:pPr>
+        <w:spacing w:line="336" w:lineRule="auto" w:after="180"/>
+        <w:shd w:fill="F1F6FC"/>
+      </w:pPr>
+      <w:r>
+        <w:rPr>
+          <w:b w:val="0"/>
+        </w:rPr>
         <w:t>Two frozen versions are planned: A uses corner features only; B also uses the centre feature. Eight reserved toy patterns have labels defined before scoring.</w:t>
       </w:r>
     </w:p>
@@ -972,21 +1825,55 @@
       </w:r>
     </w:p>
     <w:p>
-      <w:r>
-        <w:t>A capstone hypothesis links a specific architectural change to a measured outcome. A baseline anchors the comparison; frozen labels and held-out patterns protect it from answer-key tuning.</w:t>
+      <w:pPr>
+        <w:pStyle w:val="Heading3"/>
+      </w:pPr>
+      <w:r>
+        <w:t>Why the result follows</w:t>
       </w:r>
     </w:p>
     <w:p>
       <w:pPr>
-        <w:pStyle w:val="Heading3"/>
-      </w:pPr>
-      <w:r>
-        <w:t>What this example does not establish</w:t>
+        <w:spacing w:line="336" w:lineRule="auto" w:after="180"/>
+        <w:shd w:fill="F1F6FC"/>
+      </w:pPr>
+      <w:r>
+        <w:rPr>
+          <w:b w:val="0"/>
+        </w:rPr>
+        <w:t xml:space="preserve">A capstone </w:t>
+      </w:r>
+      <w:r>
+        <w:rPr>
+          <w:b/>
+        </w:rPr>
+        <w:t>hypothesis</w:t>
+      </w:r>
+      <w:r>
+        <w:rPr>
+          <w:b w:val="0"/>
+        </w:rPr>
+        <w:t xml:space="preserve"> links a specific architectural change to a measured outcome. A </w:t>
+      </w:r>
+      <w:r>
+        <w:rPr>
+          <w:b/>
+        </w:rPr>
+        <w:t>baseline</w:t>
+      </w:r>
+      <w:r>
+        <w:rPr>
+          <w:b w:val="0"/>
+        </w:rPr>
+        <w:t xml:space="preserve"> anchors the comparison; frozen labels and held-out patterns protect it from answer-key tuning.</w:t>
       </w:r>
     </w:p>
     <w:p>
-      <w:r>
-        <w:t>Eight toy patterns support a narrow experiment, not claims about real photographs, children or universal architecture superiority.</w:t>
+      <w:pPr>
+        <w:pStyle w:val="Heading3"/>
+      </w:pPr>
+      <w:r>
+        <w:t>What this example does not establish</w:t>
       </w:r>
     </w:p>
     <w:p>
@@ -994,43 +1881,180 @@
         <w:pStyle w:val="Heading3"/>
       </w:pPr>
       <w:r>
-        <w:t>Change one thing in the pictured case</w:t>
+        <w:t>Keep the stated limit</w:t>
       </w:r>
     </w:p>
     <w:p>
-      <w:r>
-        <w:t>Change: Give only B the eight evaluation labels during training.</w:t>
+      <w:pPr>
+        <w:spacing w:line="336" w:lineRule="auto" w:after="180"/>
+        <w:shd w:fill="FFF5E6"/>
+      </w:pPr>
+      <w:r>
+        <w:rPr>
+          <w:b w:val="0"/>
+        </w:rPr>
+        <w:t>Eight toy patterns support a narrow experiment, not claims about real photographs, children or universal architecture superiority.</w:t>
       </w:r>
     </w:p>
     <w:p>
-      <w:r>
-        <w:t>Prediction: The proposed comparison becomes contaminated rather than a valid held-out test.</w:t>
+      <w:pPr>
+        <w:pStyle w:val="Heading3"/>
+      </w:pPr>
+      <w:r>
+        <w:t>Change one thing in the pictured case</w:t>
       </w:r>
     </w:p>
     <w:p>
-      <w:r>
-        <w:t>Reason: One version has gained privileged information from the reserved evaluation set.</w:t>
+      <w:pPr>
+        <w:pStyle w:val="Heading3"/>
+      </w:pPr>
+      <w:r>
+        <w:t>Change one thing</w:t>
       </w:r>
     </w:p>
     <w:p>
       <w:pPr>
-        <w:pStyle w:val="Heading3"/>
-      </w:pPr>
-      <w:r>
-        <w:t>Ask while showing the picture</w:t>
+        <w:spacing w:line="336" w:lineRule="auto" w:after="180"/>
+        <w:shd w:fill="F5F1FB"/>
+      </w:pPr>
+      <w:r>
+        <w:rPr>
+          <w:b w:val="0"/>
+        </w:rPr>
+        <w:t xml:space="preserve">Change: Give only B the eight evaluation labels during </w:t>
+      </w:r>
+      <w:r>
+        <w:rPr>
+          <w:b/>
+        </w:rPr>
+        <w:t>training</w:t>
+      </w:r>
+      <w:r>
+        <w:rPr>
+          <w:b w:val="0"/>
+        </w:rPr>
+        <w:t>.</w:t>
       </w:r>
     </w:p>
     <w:p>
-      <w:r>
-        <w:t>Cover the result. Ask learners to name the inputs and predict the next step. Uncover one step, connect the icon to the actual procedure, and explain its evidence. Then change the supplied condition and compare. The picture is a representation; it does not document execution of a real AI model.</w:t>
+      <w:pPr>
+        <w:pStyle w:val="Heading3"/>
+      </w:pPr>
+      <w:r>
+        <w:t>Predicted result</w:t>
       </w:r>
     </w:p>
     <w:p>
       <w:pPr>
+        <w:spacing w:line="336" w:lineRule="auto" w:after="180"/>
+        <w:shd w:fill="F1F6FC"/>
+      </w:pPr>
+      <w:r>
+        <w:rPr>
+          <w:b/>
+        </w:rPr>
+        <w:t>Prediction</w:t>
+      </w:r>
+      <w:r>
+        <w:rPr>
+          <w:b w:val="0"/>
+        </w:rPr>
+        <w:t>: The proposed comparison becomes contaminated rather than a valid held-out test.</w:t>
+      </w:r>
+    </w:p>
+    <w:p>
+      <w:pPr>
+        <w:pStyle w:val="Heading3"/>
+      </w:pPr>
+      <w:r>
+        <w:t>Why the result follows</w:t>
+      </w:r>
+    </w:p>
+    <w:p>
+      <w:pPr>
+        <w:spacing w:line="336" w:lineRule="auto" w:after="180"/>
+        <w:shd w:fill="F1F6FC"/>
+      </w:pPr>
+      <w:r>
+        <w:rPr>
+          <w:b w:val="0"/>
+        </w:rPr>
+        <w:t>Reason: One version has gained privileged information from the reserved evaluation set.</w:t>
+      </w:r>
+    </w:p>
+    <w:p>
+      <w:pPr>
+        <w:pStyle w:val="Heading3"/>
+      </w:pPr>
+      <w:r>
+        <w:t>Ask while showing the picture</w:t>
+      </w:r>
+    </w:p>
+    <w:p>
+      <w:pPr>
+        <w:pStyle w:val="Heading3"/>
+      </w:pPr>
+      <w:r>
+        <w:t>Ask while showing the picture · 5</w:t>
+      </w:r>
+    </w:p>
+    <w:p>
+      <w:pPr>
+        <w:spacing w:line="336" w:lineRule="auto" w:after="180"/>
+      </w:pPr>
+      <w:r>
+        <w:rPr>
+          <w:b w:val="0"/>
+        </w:rPr>
+        <w:t xml:space="preserve">Cover the result. Ask learners to name the </w:t>
+      </w:r>
+      <w:r>
+        <w:rPr>
+          <w:b/>
+        </w:rPr>
+        <w:t>input</w:t>
+      </w:r>
+      <w:r>
+        <w:rPr>
+          <w:b w:val="0"/>
+        </w:rPr>
+        <w:t xml:space="preserve">s and predict the next step. Uncover one step, connect the icon to the actual procedure, and explain its </w:t>
+      </w:r>
+      <w:r>
+        <w:rPr>
+          <w:b/>
+        </w:rPr>
+        <w:t>evidence</w:t>
+      </w:r>
+      <w:r>
+        <w:rPr>
+          <w:b w:val="0"/>
+        </w:rPr>
+        <w:t>. Then change the supplied condition and compare.</w:t>
+      </w:r>
+    </w:p>
+    <w:p>
+      <w:pPr>
+        <w:spacing w:line="336" w:lineRule="auto" w:after="180"/>
+      </w:pPr>
+      <w:r>
+        <w:rPr>
+          <w:b w:val="0"/>
+        </w:rPr>
+        <w:t>The picture is a representation; it does not document execution of a real AI model.</w:t>
+      </w:r>
+    </w:p>
+    <w:p>
+      <w:pPr>
         <w:pStyle w:val="Heading1"/>
       </w:pPr>
       <w:r>
         <w:t>03. Demonstrate and guide practice</w:t>
+      </w:r>
+    </w:p>
+    <w:p>
+      <w:r>
+        <w:t>Demonstrate Capstone hypothesis and baseline, reduce support deliberately and check individual reasoning before discussing answers.</w:t>
       </w:r>
     </w:p>
     <w:tbl>
@@ -1246,36 +2270,112 @@
       </w:tr>
     </w:tbl>
     <w:p>
-      <w:r>
-        <w:t>Use the worked example in Sections 3 and 6. Collect a prediction before revealing its result; ask the learner to point to each intermediate fact.</w:t>
+      <w:pPr>
+        <w:spacing w:line="336" w:lineRule="auto" w:after="180"/>
+      </w:pPr>
+      <w:r>
+        <w:rPr>
+          <w:b w:val="0"/>
+        </w:rPr>
+        <w:t xml:space="preserve">Use the worked example in Sections 3 and 6. Collect a </w:t>
+      </w:r>
+      <w:r>
+        <w:rPr>
+          <w:b/>
+        </w:rPr>
+        <w:t>prediction</w:t>
+      </w:r>
+      <w:r>
+        <w:rPr>
+          <w:b w:val="0"/>
+        </w:rPr>
+        <w:t xml:space="preserve"> before revealing its result; ask the learner to point to each intermediate fact.</w:t>
       </w:r>
     </w:p>
     <w:p>
-      <w:r>
-        <w:t>Provide a frame with question, fixed settings, changed setting, data roles, raw predictions, metric, conclusion and limitation. Allow a calculator and explicit squared-error columns. Extension: implement the arithmetic locally, preserve the program version, and explain why a successful replay adds no independent test cases.</w:t>
+      <w:pPr>
+        <w:spacing w:line="336" w:lineRule="auto" w:after="180"/>
+      </w:pPr>
+      <w:r>
+        <w:rPr>
+          <w:b w:val="0"/>
+        </w:rPr>
+        <w:t xml:space="preserve">Provide a frame with question, fixed settings, changed setting, data roles, raw </w:t>
+      </w:r>
+      <w:r>
+        <w:rPr>
+          <w:b/>
+        </w:rPr>
+        <w:t>prediction</w:t>
+      </w:r>
+      <w:r>
+        <w:rPr>
+          <w:b w:val="0"/>
+        </w:rPr>
+        <w:t>s, metric, conclusion and limitation. Allow a calculator and explicit squared-error columns.</w:t>
       </w:r>
     </w:p>
     <w:p>
       <w:pPr>
-        <w:pStyle w:val="Heading3"/>
-      </w:pPr>
-      <w:r>
-        <w:t>Reduce help deliberately</w:t>
+        <w:spacing w:line="336" w:lineRule="auto" w:after="180"/>
+      </w:pPr>
+      <w:r>
+        <w:rPr>
+          <w:b w:val="0"/>
+        </w:rPr>
+        <w:t>Extension: implement the arithmetic locally, preserve the program version, and explain why a successful replay adds no independent test cases.</w:t>
       </w:r>
     </w:p>
     <w:p>
-      <w:r>
-        <w:t>Completion task: Compute baseline predictions, errors, squared errors and MSE on V1 and V2. State the denominator.</w:t>
+      <w:pPr>
+        <w:pStyle w:val="Heading3"/>
+      </w:pPr>
+      <w:r>
+        <w:t>Reduce help deliberately</w:t>
       </w:r>
     </w:p>
     <w:p>
-      <w:r>
-        <w:t>Teacher check: Teacher explanation: Predictions 3 and 4; errors -3 and -4; squared errors 9 and 16; MSE 12.5 over two rows.</w:t>
+      <w:pPr>
+        <w:pStyle w:val="Heading3"/>
+      </w:pPr>
+      <w:r>
+        <w:t>Completion practice</w:t>
       </w:r>
     </w:p>
     <w:p>
-      <w:r>
-        <w:t>Start by identifying the given inputs together. Leave the intermediate steps blank. If needed, model one step, then withdraw that help on the next step. Move to a full trace only when the partial trace is understood. For partners, alternate explainer and checker; collect a response from every learner before discussion.</w:t>
+      <w:pPr>
+        <w:spacing w:line="336" w:lineRule="auto" w:after="180"/>
+        <w:shd w:fill="F5F1FB"/>
+      </w:pPr>
+      <w:r>
+        <w:rPr>
+          <w:b w:val="0"/>
+        </w:rPr>
+        <w:t xml:space="preserve">Completion task: Compute </w:t>
+      </w:r>
+      <w:r>
+        <w:rPr>
+          <w:b/>
+        </w:rPr>
+        <w:t>baseline</w:t>
+      </w:r>
+      <w:r>
+        <w:rPr>
+          <w:b w:val="0"/>
+        </w:rPr>
+        <w:t xml:space="preserve"> </w:t>
+      </w:r>
+      <w:r>
+        <w:rPr>
+          <w:b/>
+        </w:rPr>
+        <w:t>prediction</w:t>
+      </w:r>
+      <w:r>
+        <w:rPr>
+          <w:b w:val="0"/>
+        </w:rPr>
+        <w:t>s, errors, squared errors and MSE on V1 and V2. State the denominator.</w:t>
       </w:r>
     </w:p>
     <w:p>
@@ -1283,22 +2383,65 @@
         <w:pStyle w:val="Heading3"/>
       </w:pPr>
       <w:r>
-        <w:t>Individual reasoning check</w:t>
+        <w:t>Reasoning to listen for</w:t>
       </w:r>
     </w:p>
     <w:p>
-      <w:r>
-        <w:t>Use the worked case for Capstone hypothesis and baseline. Proposed explanation: “A hypothesis is a result”. Decide whether this explanation is supported. Point to the step or supplied fact that decides; explain your repair if needed.</w:t>
+      <w:pPr>
+        <w:spacing w:line="336" w:lineRule="auto" w:after="180"/>
+        <w:shd w:fill="F1F6FC"/>
+      </w:pPr>
+      <w:r>
+        <w:rPr>
+          <w:b w:val="0"/>
+        </w:rPr>
+        <w:t xml:space="preserve">Teacher check: Teacher explanation: </w:t>
+      </w:r>
+      <w:r>
+        <w:rPr>
+          <w:b/>
+        </w:rPr>
+        <w:t>Prediction</w:t>
+      </w:r>
+      <w:r>
+        <w:rPr>
+          <w:b w:val="0"/>
+        </w:rPr>
+        <w:t>s 3 and 4; errors -3 and -4; squared errors 9 and 16; MSE 12.5 over two rows.</w:t>
       </w:r>
     </w:p>
     <w:p>
-      <w:r>
-        <w:t>Expected correction: A hypothesis states an expectation before the comparison. Results may support or contradict it.</w:t>
+      <w:pPr>
+        <w:spacing w:line="336" w:lineRule="auto" w:after="180"/>
+      </w:pPr>
+      <w:r>
+        <w:rPr>
+          <w:b w:val="0"/>
+        </w:rPr>
+        <w:t xml:space="preserve">Start by identifying the given </w:t>
+      </w:r>
+      <w:r>
+        <w:rPr>
+          <w:b/>
+        </w:rPr>
+        <w:t>input</w:t>
+      </w:r>
+      <w:r>
+        <w:rPr>
+          <w:b w:val="0"/>
+        </w:rPr>
+        <w:t>s together. Leave the intermediate steps blank. If needed, model one step, then withdraw that help on the next step. Move to a full trace only when the partial trace is understood.</w:t>
       </w:r>
     </w:p>
     <w:p>
-      <w:r>
-        <w:t>Collect explanations, not only yes/no votes. If a misunderstanding is common, re-model the relevant step for the class. If it affects a few learners, give a short targeted group explanation while others solve a more demanding variation.</w:t>
+      <w:pPr>
+        <w:spacing w:line="336" w:lineRule="auto" w:after="180"/>
+      </w:pPr>
+      <w:r>
+        <w:rPr>
+          <w:b w:val="0"/>
+        </w:rPr>
+        <w:t>For partners, alternate explainer and checker; collect a response from every learner before discussion.</w:t>
       </w:r>
     </w:p>
     <w:p>
@@ -1306,63 +2449,345 @@
         <w:pStyle w:val="Heading3"/>
       </w:pPr>
       <w:r>
-        <w:t>Pictorial practice question</w:t>
+        <w:t>Individual reasoning check</w:t>
       </w:r>
     </w:p>
     <w:p>
-      <w:r>
-        <w:t>Name the intended change, the baseline and the measured outcome. Why must both versions avoid training on the eight reserved labels?</w:t>
+      <w:pPr>
+        <w:spacing w:line="336" w:lineRule="auto" w:after="180"/>
+      </w:pPr>
+      <w:r>
+        <w:rPr>
+          <w:b w:val="0"/>
+        </w:rPr>
+        <w:t xml:space="preserve">Use the worked case for Capstone </w:t>
+      </w:r>
+      <w:r>
+        <w:rPr>
+          <w:b/>
+        </w:rPr>
+        <w:t>hypothesis</w:t>
+      </w:r>
+      <w:r>
+        <w:rPr>
+          <w:b w:val="0"/>
+        </w:rPr>
+        <w:t xml:space="preserve"> and </w:t>
+      </w:r>
+      <w:r>
+        <w:rPr>
+          <w:b/>
+        </w:rPr>
+        <w:t>baseline</w:t>
+      </w:r>
+      <w:r>
+        <w:rPr>
+          <w:b w:val="0"/>
+        </w:rPr>
+        <w:t xml:space="preserve">. Proposed explanation: “A </w:t>
+      </w:r>
+      <w:r>
+        <w:rPr>
+          <w:b/>
+        </w:rPr>
+        <w:t>hypothesis</w:t>
+      </w:r>
+      <w:r>
+        <w:rPr>
+          <w:b w:val="0"/>
+        </w:rPr>
+        <w:t xml:space="preserve"> is a result”. Decide whether this explanation is supported.</w:t>
       </w:r>
     </w:p>
     <w:p>
       <w:pPr>
-        <w:pStyle w:val="Heading3"/>
-      </w:pPr>
-      <w:r>
-        <w:t>Reasoned teacher answer</w:t>
+        <w:spacing w:line="336" w:lineRule="auto" w:after="180"/>
+      </w:pPr>
+      <w:r>
+        <w:rPr>
+          <w:b w:val="0"/>
+        </w:rPr>
+        <w:t>Point to the step or supplied fact that decides; explain your repair if needed.</w:t>
       </w:r>
     </w:p>
     <w:p>
-      <w:r>
-        <w:t>The change is adding the centre feature; A is corner-only. The outcome is correct labels out of the same eight patterns. Using reserved labels to train B leaks evaluation information and invalidates the unseen comparison.</w:t>
+      <w:pPr>
+        <w:pStyle w:val="Heading3"/>
+      </w:pPr>
+      <w:r>
+        <w:t>Expected repair</w:t>
       </w:r>
     </w:p>
     <w:p>
-      <w:r>
-        <w:t>Changed-case reasoning: The proposed comparison becomes contaminated rather than a valid held-out test. One version has gained privileged information from the reserved evaluation set.</w:t>
+      <w:pPr>
+        <w:spacing w:line="336" w:lineRule="auto" w:after="180"/>
+        <w:shd w:fill="F1F6FC"/>
+      </w:pPr>
+      <w:r>
+        <w:rPr>
+          <w:b w:val="0"/>
+        </w:rPr>
+        <w:t xml:space="preserve">Expected correction: A </w:t>
+      </w:r>
+      <w:r>
+        <w:rPr>
+          <w:b/>
+        </w:rPr>
+        <w:t>hypothesis</w:t>
+      </w:r>
+      <w:r>
+        <w:rPr>
+          <w:b w:val="0"/>
+        </w:rPr>
+        <w:t xml:space="preserve"> states an expectation before the comparison. Results may support or contradict it.</w:t>
       </w:r>
     </w:p>
     <w:p>
-      <w:r>
-        <w:t>Collect each learner’s explanation before discussion. Use the first missing connection between input, deciding step and result to choose support. This question is worked-case practice, not fresh mastery evidence.</w:t>
+      <w:pPr>
+        <w:spacing w:line="336" w:lineRule="auto" w:after="180"/>
+      </w:pPr>
+      <w:r>
+        <w:rPr>
+          <w:b w:val="0"/>
+        </w:rPr>
+        <w:t>Collect explanations, not only yes/no votes. If a misunderstanding is common, re-model the relevant step for the class.</w:t>
       </w:r>
     </w:p>
     <w:p>
       <w:pPr>
-        <w:pStyle w:val="Heading1"/>
-      </w:pPr>
-      <w:r>
-        <w:t>04. Run the investigation and diagnose misconceptions</w:t>
+        <w:spacing w:line="336" w:lineRule="auto" w:after="180"/>
+      </w:pPr>
+      <w:r>
+        <w:rPr>
+          <w:b w:val="0"/>
+        </w:rPr>
+        <w:t>If it affects a few learners, give a short targeted group explanation while others solve a more demanding variation.</w:t>
       </w:r>
     </w:p>
     <w:p>
-      <w:r>
-        <w:t>A hypothesis is a result: A hypothesis states an expectation before the comparison. Results may support or contradict it.</w:t>
+      <w:pPr>
+        <w:pStyle w:val="Heading3"/>
+      </w:pPr>
+      <w:r>
+        <w:t>Pictorial practice question</w:t>
       </w:r>
     </w:p>
     <w:p>
-      <w:r>
-        <w:t>A weak baseline proves neural networks help: An initial-weight reference checks improvement from that starting point, not superiority to a fitted line.</w:t>
+      <w:pPr>
+        <w:spacing w:line="336" w:lineRule="auto" w:after="180"/>
+        <w:shd w:fill="F5F1FB"/>
+      </w:pPr>
+      <w:r>
+        <w:rPr>
+          <w:b w:val="0"/>
+        </w:rPr>
+        <w:t xml:space="preserve">Name the intended change, the </w:t>
+      </w:r>
+      <w:r>
+        <w:rPr>
+          <w:b/>
+        </w:rPr>
+        <w:t>baseline</w:t>
+      </w:r>
+      <w:r>
+        <w:rPr>
+          <w:b w:val="0"/>
+        </w:rPr>
+        <w:t xml:space="preserve"> and the measured outcome. Why must both versions avoid </w:t>
+      </w:r>
+      <w:r>
+        <w:rPr>
+          <w:b/>
+        </w:rPr>
+        <w:t>training</w:t>
+      </w:r>
+      <w:r>
+        <w:rPr>
+          <w:b w:val="0"/>
+        </w:rPr>
+        <w:t xml:space="preserve"> on the eight reserved labels?</w:t>
       </w:r>
     </w:p>
     <w:p>
-      <w:r>
-        <w:t>Renaming a used test restores independence: A new name cannot undo using its results for selection.</w:t>
+      <w:pPr>
+        <w:pStyle w:val="Heading3"/>
+      </w:pPr>
+      <w:r>
+        <w:t>Reasoned teacher answer</w:t>
       </w:r>
     </w:p>
     <w:p>
-      <w:r>
-        <w:t>Use Section 9 for the evidence ledger. Add a boundary or missing-input case and record the expected response before checking. More successful repeats of one case do not establish wider coverage.</w:t>
+      <w:pPr>
+        <w:spacing w:line="336" w:lineRule="auto" w:after="180"/>
+      </w:pPr>
+      <w:r>
+        <w:rPr>
+          <w:b w:val="0"/>
+        </w:rPr>
+        <w:t>The change is adding the centre feature; A is corner-only. The outcome is correct labels out of the same eight patterns. Using reserved labels to train B leaks evaluation information and invalidates the unseen comparison.</w:t>
+      </w:r>
+    </w:p>
+    <w:p>
+      <w:pPr>
+        <w:spacing w:line="336" w:lineRule="auto" w:after="180"/>
+      </w:pPr>
+      <w:r>
+        <w:rPr>
+          <w:b w:val="0"/>
+        </w:rPr>
+        <w:t>Changed-case reasoning: The proposed comparison becomes contaminated rather than a valid held-out test. One version has gained privileged information from the reserved evaluation set.</w:t>
+      </w:r>
+    </w:p>
+    <w:p>
+      <w:pPr>
+        <w:spacing w:line="336" w:lineRule="auto" w:after="180"/>
+      </w:pPr>
+      <w:r>
+        <w:rPr>
+          <w:b w:val="0"/>
+        </w:rPr>
+        <w:t xml:space="preserve">Collect each learner’s explanation before discussion. Use the first missing connection between </w:t>
+      </w:r>
+      <w:r>
+        <w:rPr>
+          <w:b/>
+        </w:rPr>
+        <w:t>input</w:t>
+      </w:r>
+      <w:r>
+        <w:rPr>
+          <w:b w:val="0"/>
+        </w:rPr>
+        <w:t xml:space="preserve">, deciding step and result to choose support. This question is worked-case practice, not fresh mastery </w:t>
+      </w:r>
+      <w:r>
+        <w:rPr>
+          <w:b/>
+        </w:rPr>
+        <w:t>evidence</w:t>
+      </w:r>
+      <w:r>
+        <w:rPr>
+          <w:b w:val="0"/>
+        </w:rPr>
+        <w:t>.</w:t>
+      </w:r>
+    </w:p>
+    <w:p>
+      <w:pPr>
+        <w:pStyle w:val="Heading1"/>
+      </w:pPr>
+      <w:r>
+        <w:t>04. Run the investigation and diagnose misconceptions</w:t>
+      </w:r>
+    </w:p>
+    <w:p>
+      <w:r>
+        <w:t>Run the Capstone hypothesis and baseline investigation and use the first unsupported step to choose a teaching response.</w:t>
+      </w:r>
+    </w:p>
+    <w:p>
+      <w:pPr>
+        <w:spacing w:line="336" w:lineRule="auto" w:after="180"/>
+      </w:pPr>
+      <w:r>
+        <w:rPr>
+          <w:b w:val="0"/>
+        </w:rPr>
+        <w:t xml:space="preserve">A </w:t>
+      </w:r>
+      <w:r>
+        <w:rPr>
+          <w:b/>
+        </w:rPr>
+        <w:t>hypothesis</w:t>
+      </w:r>
+      <w:r>
+        <w:rPr>
+          <w:b w:val="0"/>
+        </w:rPr>
+        <w:t xml:space="preserve"> is a result: A </w:t>
+      </w:r>
+      <w:r>
+        <w:rPr>
+          <w:b/>
+        </w:rPr>
+        <w:t>hypothesis</w:t>
+      </w:r>
+      <w:r>
+        <w:rPr>
+          <w:b w:val="0"/>
+        </w:rPr>
+        <w:t xml:space="preserve"> states an expectation before the comparison. Results may support or contradict it.</w:t>
+      </w:r>
+    </w:p>
+    <w:p>
+      <w:pPr>
+        <w:spacing w:line="336" w:lineRule="auto" w:after="180"/>
+      </w:pPr>
+      <w:r>
+        <w:rPr>
+          <w:b w:val="0"/>
+        </w:rPr>
+        <w:t xml:space="preserve">A weak </w:t>
+      </w:r>
+      <w:r>
+        <w:rPr>
+          <w:b/>
+        </w:rPr>
+        <w:t>baseline</w:t>
+      </w:r>
+      <w:r>
+        <w:rPr>
+          <w:b w:val="0"/>
+        </w:rPr>
+        <w:t xml:space="preserve"> proves neural networks help: An initial-weight reference checks improvement from that starting point, not superiority to a fitted line.</w:t>
+      </w:r>
+    </w:p>
+    <w:p>
+      <w:pPr>
+        <w:spacing w:line="336" w:lineRule="auto" w:after="180"/>
+      </w:pPr>
+      <w:r>
+        <w:rPr>
+          <w:b w:val="0"/>
+        </w:rPr>
+        <w:t>Renaming a used test restores independence: A new name cannot undo using its results for selection.</w:t>
+      </w:r>
+    </w:p>
+    <w:p>
+      <w:pPr>
+        <w:spacing w:line="336" w:lineRule="auto" w:after="180"/>
+      </w:pPr>
+      <w:r>
+        <w:rPr>
+          <w:b w:val="0"/>
+        </w:rPr>
+        <w:t xml:space="preserve">Use Section 9 for the </w:t>
+      </w:r>
+      <w:r>
+        <w:rPr>
+          <w:b/>
+        </w:rPr>
+        <w:t>evidence</w:t>
+      </w:r>
+      <w:r>
+        <w:rPr>
+          <w:b w:val="0"/>
+        </w:rPr>
+        <w:t xml:space="preserve"> ledger. Add a boundary or missing-</w:t>
+      </w:r>
+      <w:r>
+        <w:rPr>
+          <w:b/>
+        </w:rPr>
+        <w:t>input</w:t>
+      </w:r>
+      <w:r>
+        <w:rPr>
+          <w:b w:val="0"/>
+        </w:rPr>
+        <w:t xml:space="preserve"> case and record the expected response before checking. More successful repeats of one case do not establish wider coverage.</w:t>
       </w:r>
     </w:p>
     <w:p>
@@ -1520,29 +2945,38 @@
       </w:tr>
     </w:tbl>
     <w:p>
-      <w:r>
-        <w:t>Offer an oral explanation, drawing, enlarged visual or fewer examples when that removes a reading/writing barrier. Keep the same reasoning goal. Stretch secure learners by changing a boundary or assumption and asking them to defend the effect, not simply by assigning more of the same questions.</w:t>
+      <w:pPr>
+        <w:spacing w:line="336" w:lineRule="auto" w:after="180"/>
+      </w:pPr>
+      <w:r>
+        <w:rPr>
+          <w:b w:val="0"/>
+        </w:rPr>
+        <w:t>Offer an oral explanation, drawing, enlarged visual or fewer examples when that removes a reading/writing barrier. Keep the same reasoning goal.</w:t>
       </w:r>
     </w:p>
     <w:p>
       <w:pPr>
-        <w:pStyle w:val="Heading1"/>
-      </w:pPr>
-      <w:r>
-        <w:t>05. Assess and explain the answers</w:t>
+        <w:spacing w:line="336" w:lineRule="auto" w:after="180"/>
+      </w:pPr>
+      <w:r>
+        <w:rPr>
+          <w:b w:val="0"/>
+        </w:rPr>
+        <w:t>Stretch secure learners by changing a boundary or assumption and asking them to defend the effect, not simply by assigning more of the same questions.</w:t>
       </w:r>
     </w:p>
     <w:p>
       <w:pPr>
-        <w:pStyle w:val="Heading3"/>
-      </w:pPr>
-      <w:r>
-        <w:t>Guided and exit questions</w:t>
+        <w:pStyle w:val="Heading1"/>
+      </w:pPr>
+      <w:r>
+        <w:t>05. Assess and explain the answers</w:t>
       </w:r>
     </w:p>
     <w:p>
       <w:r>
-        <w:t>Guided: errors -3 and -3 give MSE 9 on two rows. Candidate predictions are missing, so the hypothesis remains untested. Exit: final rows became selection evidence; document the change, freeze the revised plan and reserve new independent final cases.</w:t>
+        <w:t>Use the Capstone hypothesis and baseline questions, teacher keys and criteria after the relevant attempts. Previously discussed cases are practice; protect the separately selected independent task.</w:t>
       </w:r>
     </w:p>
     <w:p>
@@ -1550,17 +2984,65 @@
         <w:pStyle w:val="Heading3"/>
       </w:pPr>
       <w:r>
-        <w:t>W1 Write the hypothesis</w:t>
+        <w:t>Guided and exit questions</w:t>
       </w:r>
     </w:p>
     <w:p>
-      <w:r>
-        <w:t>State the prediction rule, baseline, candidate learning rate and update count, comparison data and metric. Write a testable hypothesis.</w:t>
+      <w:pPr>
+        <w:spacing w:line="336" w:lineRule="auto" w:after="180"/>
+      </w:pPr>
+      <w:r>
+        <w:rPr>
+          <w:b w:val="0"/>
+        </w:rPr>
+        <w:t xml:space="preserve">Guided: errors -3 and -3 give MSE 9 on two rows. Candidate </w:t>
+      </w:r>
+      <w:r>
+        <w:rPr>
+          <w:b/>
+        </w:rPr>
+        <w:t>prediction</w:t>
+      </w:r>
+      <w:r>
+        <w:rPr>
+          <w:b w:val="0"/>
+        </w:rPr>
+        <w:t xml:space="preserve">s are missing, so the </w:t>
+      </w:r>
+      <w:r>
+        <w:rPr>
+          <w:b/>
+        </w:rPr>
+        <w:t>hypothesis</w:t>
+      </w:r>
+      <w:r>
+        <w:rPr>
+          <w:b w:val="0"/>
+        </w:rPr>
+        <w:t xml:space="preserve"> remains untested.</w:t>
       </w:r>
     </w:p>
     <w:p>
-      <w:r>
-        <w:t>Teacher explanation: Predict max(0, a*x) without bias; baseline a = 1; candidate starts at 1, learning rate 0.1, two full-batch updates on T1/T2. Hypothesis: candidate validation MSE on V1/V2 is strictly below the baseline MSE.</w:t>
+      <w:pPr>
+        <w:spacing w:line="336" w:lineRule="auto" w:after="180"/>
+      </w:pPr>
+      <w:r>
+        <w:rPr>
+          <w:b w:val="0"/>
+        </w:rPr>
+        <w:t xml:space="preserve">Exit: final rows became selection </w:t>
+      </w:r>
+      <w:r>
+        <w:rPr>
+          <w:b/>
+        </w:rPr>
+        <w:t>evidence</w:t>
+      </w:r>
+      <w:r>
+        <w:rPr>
+          <w:b w:val="0"/>
+        </w:rPr>
+        <w:t>; document the change, freeze the revised plan and reserve new independent final cases.</w:t>
       </w:r>
     </w:p>
     <w:p>
@@ -1568,17 +3050,63 @@
         <w:pStyle w:val="Heading3"/>
       </w:pPr>
       <w:r>
-        <w:t>W2 Calculate the reference score</w:t>
+        <w:t>W1 Write the hypothesis</w:t>
       </w:r>
     </w:p>
     <w:p>
-      <w:r>
-        <w:t>Compute baseline predictions, errors, squared errors and MSE on V1 and V2. State the denominator.</w:t>
+      <w:pPr>
+        <w:pStyle w:val="Heading3"/>
+      </w:pPr>
+      <w:r>
+        <w:t>Workbook question · W1</w:t>
       </w:r>
     </w:p>
     <w:p>
-      <w:r>
-        <w:t>Teacher explanation: Predictions 3 and 4; errors -3 and -4; squared errors 9 and 16; MSE 12.5 over two rows.</w:t>
+      <w:pPr>
+        <w:spacing w:line="336" w:lineRule="auto" w:after="180"/>
+        <w:shd w:fill="F5F1FB"/>
+      </w:pPr>
+      <w:r>
+        <w:rPr>
+          <w:b w:val="0"/>
+        </w:rPr>
+        <w:t xml:space="preserve">State the </w:t>
+      </w:r>
+      <w:r>
+        <w:rPr>
+          <w:b/>
+        </w:rPr>
+        <w:t>prediction</w:t>
+      </w:r>
+      <w:r>
+        <w:rPr>
+          <w:b w:val="0"/>
+        </w:rPr>
+        <w:t xml:space="preserve"> rule, </w:t>
+      </w:r>
+      <w:r>
+        <w:rPr>
+          <w:b/>
+        </w:rPr>
+        <w:t>baseline</w:t>
+      </w:r>
+      <w:r>
+        <w:rPr>
+          <w:b w:val="0"/>
+        </w:rPr>
+        <w:t xml:space="preserve">, candidate learning rate and update count, comparison data and metric. Write a testable </w:t>
+      </w:r>
+      <w:r>
+        <w:rPr>
+          <w:b/>
+        </w:rPr>
+        <w:t>hypothesis</w:t>
+      </w:r>
+      <w:r>
+        <w:rPr>
+          <w:b w:val="0"/>
+        </w:rPr>
+        <w:t>.</w:t>
       </w:r>
     </w:p>
     <w:p>
@@ -1586,17 +3114,61 @@
         <w:pStyle w:val="Heading3"/>
       </w:pPr>
       <w:r>
-        <w:t>W3 Audit the plan</w:t>
+        <w:t>Teacher reasoning · W1</w:t>
       </w:r>
     </w:p>
     <w:p>
-      <w:r>
-        <w:t>A proposal says “try models until the test score looks good”. Identify the missing fixed choices and explain why that test is not independent.</w:t>
+      <w:pPr>
+        <w:spacing w:line="336" w:lineRule="auto" w:after="180"/>
+        <w:shd w:fill="F1F6FC"/>
+      </w:pPr>
+      <w:r>
+        <w:rPr>
+          <w:b w:val="0"/>
+        </w:rPr>
+        <w:t xml:space="preserve">Teacher explanation: Predict max(0, a*x) without bias; </w:t>
+      </w:r>
+      <w:r>
+        <w:rPr>
+          <w:b/>
+        </w:rPr>
+        <w:t>baseline</w:t>
+      </w:r>
+      <w:r>
+        <w:rPr>
+          <w:b w:val="0"/>
+        </w:rPr>
+        <w:t xml:space="preserve"> a = 1; candidate starts at 1, learning rate 0.1, two full-batch updates on T1/T2.</w:t>
       </w:r>
     </w:p>
     <w:p>
-      <w:r>
-        <w:t>Teacher explanation: It omits architecture, baseline, training settings, metric, stopping/selection rule and split policy. Repeated choices based on the test use it for development; reserve new independent final data after freezing the revised procedure.</w:t>
+      <w:pPr>
+        <w:spacing w:line="336" w:lineRule="auto" w:after="180"/>
+        <w:shd w:fill="F1F6FC"/>
+      </w:pPr>
+      <w:r>
+        <w:rPr>
+          <w:b/>
+        </w:rPr>
+        <w:t>Hypothesis</w:t>
+      </w:r>
+      <w:r>
+        <w:rPr>
+          <w:b w:val="0"/>
+        </w:rPr>
+        <w:t xml:space="preserve">: candidate validation MSE on V1/V2 is strictly below the </w:t>
+      </w:r>
+      <w:r>
+        <w:rPr>
+          <w:b/>
+        </w:rPr>
+        <w:t>baseline</w:t>
+      </w:r>
+      <w:r>
+        <w:rPr>
+          <w:b w:val="0"/>
+        </w:rPr>
+        <w:t xml:space="preserve"> MSE.</w:t>
       </w:r>
     </w:p>
     <w:p>
@@ -1604,17 +3176,51 @@
         <w:pStyle w:val="Heading3"/>
       </w:pPr>
       <w:r>
-        <w:t>W4 Plan a new case independently</w:t>
+        <w:t>W2 Calculate the reference score</w:t>
       </w:r>
     </w:p>
     <w:p>
-      <w:r>
-        <w:t>A new task predicts max(0, a*x), with baseline a = 1. Training rows are (1,3) and (2,6); validation rows are (3,9) and (4,12); final rows are sealed. Specify a candidate starting at 1 with learning rate 0.1 and two full-batch updates. Calculate baseline validation MSE and write a strict improvement criterion. Has the candidate succeeded yet?</w:t>
+      <w:pPr>
+        <w:pStyle w:val="Heading3"/>
+      </w:pPr>
+      <w:r>
+        <w:t>Workbook question · W2</w:t>
       </w:r>
     </w:p>
     <w:p>
-      <w:r>
-        <w:t>Teacher explanation: Baseline predictions 3 and 4, errors -6 and -8, squared errors 36 and 64, MSE 50 over two rows. Candidate is fixed at two updates with rate 0.1 on training only; success means candidate validation MSE &lt; 50. No candidate results have been supplied, so success is unknown.</w:t>
+      <w:pPr>
+        <w:spacing w:line="336" w:lineRule="auto" w:after="180"/>
+        <w:shd w:fill="F5F1FB"/>
+      </w:pPr>
+      <w:r>
+        <w:rPr>
+          <w:b w:val="0"/>
+        </w:rPr>
+        <w:t xml:space="preserve">Compute </w:t>
+      </w:r>
+      <w:r>
+        <w:rPr>
+          <w:b/>
+        </w:rPr>
+        <w:t>baseline</w:t>
+      </w:r>
+      <w:r>
+        <w:rPr>
+          <w:b w:val="0"/>
+        </w:rPr>
+        <w:t xml:space="preserve"> </w:t>
+      </w:r>
+      <w:r>
+        <w:rPr>
+          <w:b/>
+        </w:rPr>
+        <w:t>prediction</w:t>
+      </w:r>
+      <w:r>
+        <w:rPr>
+          <w:b w:val="0"/>
+        </w:rPr>
+        <w:t>s, errors, squared errors and MSE on V1 and V2. State the denominator.</w:t>
       </w:r>
     </w:p>
     <w:p>
@@ -1622,17 +3228,39 @@
         <w:pStyle w:val="Heading3"/>
       </w:pPr>
       <w:r>
-        <w:t>W5 Preserve the reserved evidence</w:t>
+        <w:t>Teacher reasoning · W2</w:t>
       </w:r>
     </w:p>
     <w:p>
-      <w:r>
-        <w:t>A partner inspects final labels and changes the learning rate. Explain how to document this and obtain independent evidence.</w:t>
+      <w:pPr>
+        <w:spacing w:line="336" w:lineRule="auto" w:after="180"/>
+        <w:shd w:fill="F1F6FC"/>
+      </w:pPr>
+      <w:r>
+        <w:rPr>
+          <w:b w:val="0"/>
+        </w:rPr>
+        <w:t xml:space="preserve">Teacher explanation: </w:t>
+      </w:r>
+      <w:r>
+        <w:rPr>
+          <w:b/>
+        </w:rPr>
+        <w:t>Prediction</w:t>
+      </w:r>
+      <w:r>
+        <w:rPr>
+          <w:b w:val="0"/>
+        </w:rPr>
+        <w:t>s 3 and 4; errors -3 and -4; squared errors 9 and 16; MSE 12.5 over two rows.</w:t>
       </w:r>
     </w:p>
     <w:p>
-      <w:r>
-        <w:t>Teacher explanation: Record the inspection and changed plan. Those rows informed selection and cannot honestly serve as untouched final evidence. Freeze the revised procedure and use newly reserved independent cases; retain the earlier result as development evidence.</w:t>
+      <w:pPr>
+        <w:pStyle w:val="Heading3"/>
+      </w:pPr>
+      <w:r>
+        <w:t>W3 Audit the plan</w:t>
       </w:r>
     </w:p>
     <w:p>
@@ -1640,12 +3268,19 @@
         <w:pStyle w:val="Heading3"/>
       </w:pPr>
       <w:r>
-        <w:t>Independent assessment and fresh retry</w:t>
+        <w:t>Workbook question · W3</w:t>
       </w:r>
     </w:p>
     <w:p>
-      <w:r>
-        <w:t>W4 requires baseline MSE 50, all fixed settings, a strict &lt; 50 criterion and no premature success claim. Fresh retry: use validation (3,12) and (4,16), same baseline and candidate settings. Baseline errors -9 and -12 give MSE (81+144)/2 = 112.5; require a &lt; 112.5 criterion and an untested conclusion.</w:t>
+      <w:pPr>
+        <w:spacing w:line="336" w:lineRule="auto" w:after="180"/>
+        <w:shd w:fill="F5F1FB"/>
+      </w:pPr>
+      <w:r>
+        <w:rPr>
+          <w:b w:val="0"/>
+        </w:rPr>
+        <w:t>A proposal says “try models until the test score looks good”. Identify the missing fixed choices and explain why that test is not independent.</w:t>
       </w:r>
     </w:p>
     <w:p>
@@ -1653,25 +3288,517 @@
         <w:pStyle w:val="Heading3"/>
       </w:pPr>
       <w:r>
-        <w:t>Assess independent transfer</w:t>
+        <w:t>Teacher reasoning · W3</w:t>
       </w:r>
     </w:p>
     <w:p>
-      <w:r>
-        <w:t>Selected case: A new task predicts max(0, a*x), with baseline a = 1. Training rows are (1,3) and (2,6); validation rows are (3,9) and (4,12); final rows are sealed. Specify a candidate starting at 1 with learning rate 0.1 and two full-batch updates. Calculate baseline validation MSE and write a strict improvement criterion. Has the candidate succeeded yet?</w:t>
+      <w:pPr>
+        <w:spacing w:line="336" w:lineRule="auto" w:after="180"/>
+        <w:shd w:fill="F1F6FC"/>
+      </w:pPr>
+      <w:r>
+        <w:rPr>
+          <w:b w:val="0"/>
+        </w:rPr>
+        <w:t xml:space="preserve">Teacher explanation: It omits architecture, </w:t>
+      </w:r>
+      <w:r>
+        <w:rPr>
+          <w:b/>
+        </w:rPr>
+        <w:t>baseline</w:t>
+      </w:r>
+      <w:r>
+        <w:rPr>
+          <w:b w:val="0"/>
+        </w:rPr>
+        <w:t xml:space="preserve">, </w:t>
+      </w:r>
+      <w:r>
+        <w:rPr>
+          <w:b/>
+        </w:rPr>
+        <w:t>training</w:t>
+      </w:r>
+      <w:r>
+        <w:rPr>
+          <w:b w:val="0"/>
+        </w:rPr>
+        <w:t xml:space="preserve"> settings, metric, stopping/selection rule and split policy.</w:t>
       </w:r>
     </w:p>
     <w:p>
       <w:pPr>
-        <w:pStyle w:val="Heading3"/>
-      </w:pPr>
-      <w:r>
-        <w:t>Selected case answer</w:t>
+        <w:spacing w:line="336" w:lineRule="auto" w:after="180"/>
+        <w:shd w:fill="F1F6FC"/>
+      </w:pPr>
+      <w:r>
+        <w:rPr>
+          <w:b w:val="0"/>
+        </w:rPr>
+        <w:t>Repeated choices based on the test use it for development; reserve new independent final data after freezing the revised procedure.</w:t>
       </w:r>
     </w:p>
     <w:p>
-      <w:r>
-        <w:t>Teacher explanation: Baseline predictions 3 and 4, errors -6 and -8, squared errors 36 and 64, MSE 50 over two rows. Candidate is fixed at two updates with rate 0.1 on training only; success means candidate validation MSE &lt; 50. No candidate results have been supplied, so success is unknown.</w:t>
+      <w:pPr>
+        <w:pStyle w:val="Heading3"/>
+      </w:pPr>
+      <w:r>
+        <w:t>W4 Plan a new case independently</w:t>
+      </w:r>
+    </w:p>
+    <w:p>
+      <w:pPr>
+        <w:pStyle w:val="Heading3"/>
+      </w:pPr>
+      <w:r>
+        <w:t>Workbook question · W4</w:t>
+      </w:r>
+    </w:p>
+    <w:p>
+      <w:pPr>
+        <w:spacing w:line="336" w:lineRule="auto" w:after="180"/>
+        <w:shd w:fill="F5F1FB"/>
+      </w:pPr>
+      <w:r>
+        <w:rPr>
+          <w:b w:val="0"/>
+        </w:rPr>
+        <w:t xml:space="preserve">A new task predicts max(0, a*x), with </w:t>
+      </w:r>
+      <w:r>
+        <w:rPr>
+          <w:b/>
+        </w:rPr>
+        <w:t>baseline</w:t>
+      </w:r>
+      <w:r>
+        <w:rPr>
+          <w:b w:val="0"/>
+        </w:rPr>
+        <w:t xml:space="preserve"> a = 1. </w:t>
+      </w:r>
+      <w:r>
+        <w:rPr>
+          <w:b/>
+        </w:rPr>
+        <w:t>Training</w:t>
+      </w:r>
+      <w:r>
+        <w:rPr>
+          <w:b w:val="0"/>
+        </w:rPr>
+        <w:t xml:space="preserve"> rows are (1,3) and (2,6); validation rows are (3,9) and (4,12); final rows are sealed.</w:t>
+      </w:r>
+    </w:p>
+    <w:p>
+      <w:pPr>
+        <w:spacing w:line="336" w:lineRule="auto" w:after="180"/>
+        <w:shd w:fill="F5F1FB"/>
+      </w:pPr>
+      <w:r>
+        <w:rPr>
+          <w:b w:val="0"/>
+        </w:rPr>
+        <w:t xml:space="preserve">Specify a candidate starting at 1 with learning rate 0.1 and two full-batch updates. Calculate </w:t>
+      </w:r>
+      <w:r>
+        <w:rPr>
+          <w:b/>
+        </w:rPr>
+        <w:t>baseline</w:t>
+      </w:r>
+      <w:r>
+        <w:rPr>
+          <w:b w:val="0"/>
+        </w:rPr>
+        <w:t xml:space="preserve"> validation MSE and write a strict improvement criterion. Has the candidate succeeded yet?</w:t>
+      </w:r>
+    </w:p>
+    <w:p>
+      <w:pPr>
+        <w:pStyle w:val="Heading3"/>
+      </w:pPr>
+      <w:r>
+        <w:t>Teacher reasoning · W4</w:t>
+      </w:r>
+    </w:p>
+    <w:p>
+      <w:pPr>
+        <w:spacing w:line="336" w:lineRule="auto" w:after="180"/>
+        <w:shd w:fill="F1F6FC"/>
+      </w:pPr>
+      <w:r>
+        <w:rPr>
+          <w:b w:val="0"/>
+        </w:rPr>
+        <w:t xml:space="preserve">Teacher explanation: </w:t>
+      </w:r>
+      <w:r>
+        <w:rPr>
+          <w:b/>
+        </w:rPr>
+        <w:t>Baseline</w:t>
+      </w:r>
+      <w:r>
+        <w:rPr>
+          <w:b w:val="0"/>
+        </w:rPr>
+        <w:t xml:space="preserve"> </w:t>
+      </w:r>
+      <w:r>
+        <w:rPr>
+          <w:b/>
+        </w:rPr>
+        <w:t>prediction</w:t>
+      </w:r>
+      <w:r>
+        <w:rPr>
+          <w:b w:val="0"/>
+        </w:rPr>
+        <w:t>s 3 and 4, errors -6 and -8, squared errors 36 and 64, MSE 50 over two rows.</w:t>
+      </w:r>
+    </w:p>
+    <w:p>
+      <w:pPr>
+        <w:spacing w:line="336" w:lineRule="auto" w:after="180"/>
+        <w:shd w:fill="F1F6FC"/>
+      </w:pPr>
+      <w:r>
+        <w:rPr>
+          <w:b w:val="0"/>
+        </w:rPr>
+        <w:t xml:space="preserve">Candidate is fixed at two updates with rate 0.1 on </w:t>
+      </w:r>
+      <w:r>
+        <w:rPr>
+          <w:b/>
+        </w:rPr>
+        <w:t>training</w:t>
+      </w:r>
+      <w:r>
+        <w:rPr>
+          <w:b w:val="0"/>
+        </w:rPr>
+        <w:t xml:space="preserve"> only; success means candidate validation MSE &lt; 50. No candidate results have been supplied, so success is unknown.</w:t>
+      </w:r>
+    </w:p>
+    <w:p>
+      <w:pPr>
+        <w:pStyle w:val="Heading3"/>
+      </w:pPr>
+      <w:r>
+        <w:t>W5 Preserve the reserved evidence</w:t>
+      </w:r>
+    </w:p>
+    <w:p>
+      <w:pPr>
+        <w:pStyle w:val="Heading3"/>
+      </w:pPr>
+      <w:r>
+        <w:t>Workbook question · W5</w:t>
+      </w:r>
+    </w:p>
+    <w:p>
+      <w:pPr>
+        <w:spacing w:line="336" w:lineRule="auto" w:after="180"/>
+        <w:shd w:fill="F5F1FB"/>
+      </w:pPr>
+      <w:r>
+        <w:rPr>
+          <w:b w:val="0"/>
+        </w:rPr>
+        <w:t xml:space="preserve">A partner inspects final labels and changes the learning rate. Explain how to document this and obtain independent </w:t>
+      </w:r>
+      <w:r>
+        <w:rPr>
+          <w:b/>
+        </w:rPr>
+        <w:t>evidence</w:t>
+      </w:r>
+      <w:r>
+        <w:rPr>
+          <w:b w:val="0"/>
+        </w:rPr>
+        <w:t>.</w:t>
+      </w:r>
+    </w:p>
+    <w:p>
+      <w:pPr>
+        <w:pStyle w:val="Heading3"/>
+      </w:pPr>
+      <w:r>
+        <w:t>Teacher reasoning · W5</w:t>
+      </w:r>
+    </w:p>
+    <w:p>
+      <w:pPr>
+        <w:spacing w:line="336" w:lineRule="auto" w:after="180"/>
+        <w:shd w:fill="F1F6FC"/>
+      </w:pPr>
+      <w:r>
+        <w:rPr>
+          <w:b w:val="0"/>
+        </w:rPr>
+        <w:t xml:space="preserve">Teacher explanation: Record the inspection and changed plan. Those rows informed selection and cannot honestly serve as untouched final </w:t>
+      </w:r>
+      <w:r>
+        <w:rPr>
+          <w:b/>
+        </w:rPr>
+        <w:t>evidence</w:t>
+      </w:r>
+      <w:r>
+        <w:rPr>
+          <w:b w:val="0"/>
+        </w:rPr>
+        <w:t>.</w:t>
+      </w:r>
+    </w:p>
+    <w:p>
+      <w:pPr>
+        <w:spacing w:line="336" w:lineRule="auto" w:after="180"/>
+        <w:shd w:fill="F1F6FC"/>
+      </w:pPr>
+      <w:r>
+        <w:rPr>
+          <w:b w:val="0"/>
+        </w:rPr>
+        <w:t xml:space="preserve">Freeze the revised procedure and use newly reserved independent cases; retain the earlier result as development </w:t>
+      </w:r>
+      <w:r>
+        <w:rPr>
+          <w:b/>
+        </w:rPr>
+        <w:t>evidence</w:t>
+      </w:r>
+      <w:r>
+        <w:rPr>
+          <w:b w:val="0"/>
+        </w:rPr>
+        <w:t>.</w:t>
+      </w:r>
+    </w:p>
+    <w:p>
+      <w:pPr>
+        <w:pStyle w:val="Heading3"/>
+      </w:pPr>
+      <w:r>
+        <w:t>Independent assessment and fresh retry</w:t>
+      </w:r>
+    </w:p>
+    <w:p>
+      <w:pPr>
+        <w:pStyle w:val="Heading3"/>
+      </w:pPr>
+      <w:r>
+        <w:t>Teacher key · Independent assessment and fresh retry</w:t>
+      </w:r>
+    </w:p>
+    <w:p>
+      <w:pPr>
+        <w:spacing w:line="336" w:lineRule="auto" w:after="180"/>
+        <w:shd w:fill="F1F6FC"/>
+      </w:pPr>
+      <w:r>
+        <w:rPr>
+          <w:b w:val="0"/>
+        </w:rPr>
+        <w:t xml:space="preserve">W4 requires </w:t>
+      </w:r>
+      <w:r>
+        <w:rPr>
+          <w:b/>
+        </w:rPr>
+        <w:t>baseline</w:t>
+      </w:r>
+      <w:r>
+        <w:rPr>
+          <w:b w:val="0"/>
+        </w:rPr>
+        <w:t xml:space="preserve"> MSE 50, all fixed settings, a strict &lt; 50 criterion and no premature success claim. Fresh retry: use validation (3,12) and (4,16), same </w:t>
+      </w:r>
+      <w:r>
+        <w:rPr>
+          <w:b/>
+        </w:rPr>
+        <w:t>baseline</w:t>
+      </w:r>
+      <w:r>
+        <w:rPr>
+          <w:b w:val="0"/>
+        </w:rPr>
+        <w:t xml:space="preserve"> and candidate settings.</w:t>
+      </w:r>
+    </w:p>
+    <w:p>
+      <w:pPr>
+        <w:spacing w:line="336" w:lineRule="auto" w:after="180"/>
+        <w:shd w:fill="F1F6FC"/>
+      </w:pPr>
+      <w:r>
+        <w:rPr>
+          <w:b/>
+        </w:rPr>
+        <w:t>Baseline</w:t>
+      </w:r>
+      <w:r>
+        <w:rPr>
+          <w:b w:val="0"/>
+        </w:rPr>
+        <w:t xml:space="preserve"> errors -9 and -12 give MSE (81+144)/2 = 112.5; require a &lt; 112.5 criterion and an untested conclusion.</w:t>
+      </w:r>
+    </w:p>
+    <w:p>
+      <w:pPr>
+        <w:pStyle w:val="Heading3"/>
+      </w:pPr>
+      <w:r>
+        <w:t>Assess independent transfer</w:t>
+      </w:r>
+    </w:p>
+    <w:p>
+      <w:pPr>
+        <w:pStyle w:val="Heading3"/>
+      </w:pPr>
+      <w:r>
+        <w:t>Independent question · withhold the key</w:t>
+      </w:r>
+    </w:p>
+    <w:p>
+      <w:pPr>
+        <w:spacing w:line="336" w:lineRule="auto" w:after="180"/>
+        <w:shd w:fill="F5F1FB"/>
+      </w:pPr>
+      <w:r>
+        <w:rPr>
+          <w:b w:val="0"/>
+        </w:rPr>
+        <w:t xml:space="preserve">Selected case: A new task predicts max(0, a*x), with </w:t>
+      </w:r>
+      <w:r>
+        <w:rPr>
+          <w:b/>
+        </w:rPr>
+        <w:t>baseline</w:t>
+      </w:r>
+      <w:r>
+        <w:rPr>
+          <w:b w:val="0"/>
+        </w:rPr>
+        <w:t xml:space="preserve"> a = 1. </w:t>
+      </w:r>
+      <w:r>
+        <w:rPr>
+          <w:b/>
+        </w:rPr>
+        <w:t>Training</w:t>
+      </w:r>
+      <w:r>
+        <w:rPr>
+          <w:b w:val="0"/>
+        </w:rPr>
+        <w:t xml:space="preserve"> rows are (1,3) and (2,6); validation rows are (3,9) and (4,12); final rows are sealed.</w:t>
+      </w:r>
+    </w:p>
+    <w:p>
+      <w:pPr>
+        <w:spacing w:line="336" w:lineRule="auto" w:after="180"/>
+        <w:shd w:fill="F5F1FB"/>
+      </w:pPr>
+      <w:r>
+        <w:rPr>
+          <w:b w:val="0"/>
+        </w:rPr>
+        <w:t xml:space="preserve">Specify a candidate starting at 1 with learning rate 0.1 and two full-batch updates. Calculate </w:t>
+      </w:r>
+      <w:r>
+        <w:rPr>
+          <w:b/>
+        </w:rPr>
+        <w:t>baseline</w:t>
+      </w:r>
+      <w:r>
+        <w:rPr>
+          <w:b w:val="0"/>
+        </w:rPr>
+        <w:t xml:space="preserve"> validation MSE and write a strict improvement criterion. Has the candidate succeeded yet?</w:t>
+      </w:r>
+    </w:p>
+    <w:p>
+      <w:pPr>
+        <w:pStyle w:val="Heading3"/>
+      </w:pPr>
+      <w:r>
+        <w:t>Selected case answer</w:t>
+      </w:r>
+    </w:p>
+    <w:p>
+      <w:pPr>
+        <w:pStyle w:val="Heading3"/>
+      </w:pPr>
+      <w:r>
+        <w:t>Teacher key · Selected case answer</w:t>
+      </w:r>
+    </w:p>
+    <w:p>
+      <w:pPr>
+        <w:spacing w:line="336" w:lineRule="auto" w:after="180"/>
+        <w:shd w:fill="F1F6FC"/>
+      </w:pPr>
+      <w:r>
+        <w:rPr>
+          <w:b w:val="0"/>
+        </w:rPr>
+        <w:t xml:space="preserve">Teacher explanation: </w:t>
+      </w:r>
+      <w:r>
+        <w:rPr>
+          <w:b/>
+        </w:rPr>
+        <w:t>Baseline</w:t>
+      </w:r>
+      <w:r>
+        <w:rPr>
+          <w:b w:val="0"/>
+        </w:rPr>
+        <w:t xml:space="preserve"> </w:t>
+      </w:r>
+      <w:r>
+        <w:rPr>
+          <w:b/>
+        </w:rPr>
+        <w:t>prediction</w:t>
+      </w:r>
+      <w:r>
+        <w:rPr>
+          <w:b w:val="0"/>
+        </w:rPr>
+        <w:t>s 3 and 4, errors -6 and -8, squared errors 36 and 64, MSE 50 over two rows.</w:t>
+      </w:r>
+    </w:p>
+    <w:p>
+      <w:pPr>
+        <w:spacing w:line="336" w:lineRule="auto" w:after="180"/>
+        <w:shd w:fill="F1F6FC"/>
+      </w:pPr>
+      <w:r>
+        <w:rPr>
+          <w:b w:val="0"/>
+        </w:rPr>
+        <w:t xml:space="preserve">Candidate is fixed at two updates with rate 0.1 on </w:t>
+      </w:r>
+      <w:r>
+        <w:rPr>
+          <w:b/>
+        </w:rPr>
+        <w:t>training</w:t>
+      </w:r>
+      <w:r>
+        <w:rPr>
+          <w:b w:val="0"/>
+        </w:rPr>
+        <w:t xml:space="preserve"> only; success means candidate validation MSE &lt; 50. No candidate results have been supplied, so success is unknown.</w:t>
       </w:r>
     </w:p>
     <w:tbl>
@@ -1777,67 +3904,297 @@
       </w:tr>
     </w:tbl>
     <w:p>
-      <w:r>
-        <w:t>Record each dimension as not yet, with support, or independent. Accept a valid alternative procedure with a defensible trace. Do not penalise an honestly recorded model failure if the learner correctly explains its evidence and limits.</w:t>
+      <w:pPr>
+        <w:pStyle w:val="Heading3"/>
+      </w:pPr>
+      <w:r>
+        <w:t>Teacher key · Selected case answer</w:t>
       </w:r>
     </w:p>
     <w:p>
       <w:pPr>
-        <w:pStyle w:val="Heading3"/>
-      </w:pPr>
-      <w:r>
-        <w:t>Feedback that the learner uses</w:t>
+        <w:spacing w:line="336" w:lineRule="auto" w:after="180"/>
+        <w:shd w:fill="F1F6FC"/>
+      </w:pPr>
+      <w:r>
+        <w:rPr>
+          <w:b w:val="0"/>
+        </w:rPr>
+        <w:t>Record each dimension as not yet, with support, or independent. Accept a valid alternative procedure with a defensible trace.</w:t>
       </w:r>
     </w:p>
     <w:p>
-      <w:r>
-        <w:t>Name the earliest unsupported step and give one action to repair it. Have the learner make that repair now and explain why. Then assess the relevant skill on a fresh, fully specified case. Confirm it was not previously practised with feedback; solve and check the new case before assigning it. A follow-up design prompt is a starting brief, not automatically an equivalent test.</w:t>
+      <w:pPr>
+        <w:spacing w:line="336" w:lineRule="auto" w:after="180"/>
+        <w:shd w:fill="F1F6FC"/>
+      </w:pPr>
+      <w:r>
+        <w:rPr>
+          <w:b w:val="0"/>
+        </w:rPr>
+        <w:t xml:space="preserve">Do not penalise an honestly recorded model failure if the learner correctly explains its </w:t>
+      </w:r>
+      <w:r>
+        <w:rPr>
+          <w:b/>
+        </w:rPr>
+        <w:t>evidence</w:t>
+      </w:r>
+      <w:r>
+        <w:rPr>
+          <w:b w:val="0"/>
+        </w:rPr>
+        <w:t xml:space="preserve"> and limits.</w:t>
       </w:r>
     </w:p>
     <w:p>
       <w:pPr>
-        <w:pStyle w:val="Heading1"/>
-      </w:pPr>
-      <w:r>
-        <w:t>06. Connect the project, support and next lesson</w:t>
+        <w:pStyle w:val="Heading3"/>
+      </w:pPr>
+      <w:r>
+        <w:t>Feedback that the learner uses</w:t>
       </w:r>
     </w:p>
     <w:p>
-      <w:r>
-        <w:t>For Image-pattern Network Investigation, use this week’s independent task as a rehearsal for the final evidence pack: A new task predicts max(0, a*x), with baseline a = 1. Training rows are (1,3) and (2,6); validation rows are (3,9) and (4,12); final rows are sealed. Specify a candidate starting at 1 with learning rate 0.1 and two full-batch updates. Calculate baseline validation MSE and write a strict improvement criterion. Has the candidate succeeded yet? Keep actual observations separate from expected results, preserve failures, compare a baseline and explain the limits.</w:t>
+      <w:pPr>
+        <w:spacing w:line="336" w:lineRule="auto" w:after="180"/>
+      </w:pPr>
+      <w:r>
+        <w:rPr>
+          <w:b w:val="0"/>
+        </w:rPr>
+        <w:t>Name the earliest unsupported step and give one action to repair it. Have the learner make that repair now and explain why. Then assess the relevant skill on a fresh, fully specified case.</w:t>
       </w:r>
     </w:p>
     <w:p>
-      <w:r>
-        <w:t>Provide a frame with question, fixed settings, changed setting, data roles, raw predictions, metric, conclusion and limitation. Allow a calculator and explicit squared-error columns. Extension: implement the arithmetic locally, preserve the program version, and explain why a successful replay adds no independent test cases.</w:t>
+      <w:pPr>
+        <w:spacing w:line="336" w:lineRule="auto" w:after="180"/>
+      </w:pPr>
+      <w:r>
+        <w:rPr>
+          <w:b w:val="0"/>
+        </w:rPr>
+        <w:t>Confirm it was not previously practised with feedback; solve and check the new case before assigning it. A follow-up design prompt is a starting brief, not automatically an equivalent test.</w:t>
       </w:r>
     </w:p>
     <w:p>
-      <w:r>
-        <w:t>Week 34 runs controlled learning-rate comparisons while preserving the recorded data roles.</w:t>
+      <w:pPr>
+        <w:pStyle w:val="Heading1"/>
+      </w:pPr>
+      <w:r>
+        <w:t>06. Connect the project, support and next lesson</w:t>
       </w:r>
     </w:p>
     <w:p>
       <w:r>
-        <w:t>Retain the project ledger and assess a changed case after support. Check the relevant prerequisite before carrying this component forward.</w:t>
+        <w:t>Connect Capstone hypothesis and baseline to Image-pattern Network Investigation, adapt support and plan a later changed-case check.</w:t>
       </w:r>
     </w:p>
     <w:p>
       <w:pPr>
-        <w:pStyle w:val="Heading3"/>
-      </w:pPr>
-      <w:r>
-        <w:t>Plan the delayed return</w:t>
+        <w:spacing w:line="336" w:lineRule="auto" w:after="180"/>
+      </w:pPr>
+      <w:r>
+        <w:rPr>
+          <w:b w:val="0"/>
+        </w:rPr>
+        <w:t xml:space="preserve">For Image-pattern Network Investigation, use this week’s independent task as a rehearsal for the final </w:t>
+      </w:r>
+      <w:r>
+        <w:rPr>
+          <w:b/>
+        </w:rPr>
+        <w:t>evidence</w:t>
+      </w:r>
+      <w:r>
+        <w:rPr>
+          <w:b w:val="0"/>
+        </w:rPr>
+        <w:t xml:space="preserve"> pack: A new task predicts max(0, a*x), with </w:t>
+      </w:r>
+      <w:r>
+        <w:rPr>
+          <w:b/>
+        </w:rPr>
+        <w:t>baseline</w:t>
+      </w:r>
+      <w:r>
+        <w:rPr>
+          <w:b w:val="0"/>
+        </w:rPr>
+        <w:t xml:space="preserve"> a = 1.</w:t>
       </w:r>
     </w:p>
     <w:p>
-      <w:r>
-        <w:t>Suggested return points in this level: ai-5/34, ai-5/36. Use actual classroom dates, adjusting for holidays and gaps. One, three and six teaching weeks are scheduling choices, not a claimed optimal spacing.</w:t>
+      <w:pPr>
+        <w:spacing w:line="336" w:lineRule="auto" w:after="180"/>
+      </w:pPr>
+      <w:r>
+        <w:rPr>
+          <w:b/>
+        </w:rPr>
+        <w:t>Training</w:t>
+      </w:r>
+      <w:r>
+        <w:rPr>
+          <w:b w:val="0"/>
+        </w:rPr>
+        <w:t xml:space="preserve"> rows are (1,3) and (2,6); validation rows are (3,9) and (4,12); final rows are sealed. Specify a candidate starting at 1 with learning rate 0.1 and two full-batch updates.</w:t>
       </w:r>
     </w:p>
     <w:p>
-      <w:r>
-        <w:t>At a delayed check, ask for the idea from memory and a changed application. Compare with the earlier independent response and record support used. For a new level, revisit the previous capstone before checking the new prerequisites.</w:t>
+      <w:pPr>
+        <w:spacing w:line="336" w:lineRule="auto" w:after="180"/>
+      </w:pPr>
+      <w:r>
+        <w:rPr>
+          <w:b w:val="0"/>
+        </w:rPr>
+        <w:t xml:space="preserve">Calculate </w:t>
+      </w:r>
+      <w:r>
+        <w:rPr>
+          <w:b/>
+        </w:rPr>
+        <w:t>baseline</w:t>
+      </w:r>
+      <w:r>
+        <w:rPr>
+          <w:b w:val="0"/>
+        </w:rPr>
+        <w:t xml:space="preserve"> validation MSE and write a strict improvement criterion. Has the candidate succeeded yet?</w:t>
+      </w:r>
+    </w:p>
+    <w:p>
+      <w:pPr>
+        <w:spacing w:line="336" w:lineRule="auto" w:after="180"/>
+      </w:pPr>
+      <w:r>
+        <w:rPr>
+          <w:b w:val="0"/>
+        </w:rPr>
+        <w:t xml:space="preserve">Keep actual </w:t>
+      </w:r>
+      <w:r>
+        <w:rPr>
+          <w:b/>
+        </w:rPr>
+        <w:t>observation</w:t>
+      </w:r>
+      <w:r>
+        <w:rPr>
+          <w:b w:val="0"/>
+        </w:rPr>
+        <w:t xml:space="preserve">s separate from expected results, preserve failures, compare a </w:t>
+      </w:r>
+      <w:r>
+        <w:rPr>
+          <w:b/>
+        </w:rPr>
+        <w:t>baseline</w:t>
+      </w:r>
+      <w:r>
+        <w:rPr>
+          <w:b w:val="0"/>
+        </w:rPr>
+        <w:t xml:space="preserve"> and explain the limits.</w:t>
+      </w:r>
+    </w:p>
+    <w:p>
+      <w:pPr>
+        <w:spacing w:line="336" w:lineRule="auto" w:after="180"/>
+      </w:pPr>
+      <w:r>
+        <w:rPr>
+          <w:b w:val="0"/>
+        </w:rPr>
+        <w:t xml:space="preserve">Provide a frame with question, fixed settings, changed setting, data roles, raw </w:t>
+      </w:r>
+      <w:r>
+        <w:rPr>
+          <w:b/>
+        </w:rPr>
+        <w:t>prediction</w:t>
+      </w:r>
+      <w:r>
+        <w:rPr>
+          <w:b w:val="0"/>
+        </w:rPr>
+        <w:t>s, metric, conclusion and limitation. Allow a calculator and explicit squared-error columns.</w:t>
+      </w:r>
+    </w:p>
+    <w:p>
+      <w:pPr>
+        <w:spacing w:line="336" w:lineRule="auto" w:after="180"/>
+      </w:pPr>
+      <w:r>
+        <w:rPr>
+          <w:b w:val="0"/>
+        </w:rPr>
+        <w:t>Extension: implement the arithmetic locally, preserve the program version, and explain why a successful replay adds no independent test cases.</w:t>
+      </w:r>
+    </w:p>
+    <w:p>
+      <w:pPr>
+        <w:spacing w:line="336" w:lineRule="auto" w:after="180"/>
+      </w:pPr>
+      <w:r>
+        <w:rPr>
+          <w:b w:val="0"/>
+        </w:rPr>
+        <w:t>Week 34 runs controlled learning-rate comparisons while preserving the recorded data roles.</w:t>
+      </w:r>
+    </w:p>
+    <w:p>
+      <w:pPr>
+        <w:spacing w:line="336" w:lineRule="auto" w:after="180"/>
+      </w:pPr>
+      <w:r>
+        <w:rPr>
+          <w:b w:val="0"/>
+        </w:rPr>
+        <w:t>Retain the project ledger and assess a changed case after support. Check the relevant prerequisite before carrying this component forward.</w:t>
+      </w:r>
+    </w:p>
+    <w:p>
+      <w:pPr>
+        <w:pStyle w:val="Heading3"/>
+      </w:pPr>
+      <w:r>
+        <w:t>Plan the delayed return</w:t>
+      </w:r>
+    </w:p>
+    <w:p>
+      <w:pPr>
+        <w:spacing w:line="336" w:lineRule="auto" w:after="180"/>
+      </w:pPr>
+      <w:r>
+        <w:rPr>
+          <w:b w:val="0"/>
+        </w:rPr>
+        <w:t>Suggested return points in this level: ai-5/34, ai-5/36. Use actual classroom dates, adjusting for holidays and gaps. One, three and six teaching weeks are scheduling choices, not a claimed optimal spacing.</w:t>
+      </w:r>
+    </w:p>
+    <w:p>
+      <w:pPr>
+        <w:spacing w:line="336" w:lineRule="auto" w:after="180"/>
+      </w:pPr>
+      <w:r>
+        <w:rPr>
+          <w:b w:val="0"/>
+        </w:rPr>
+        <w:t>At a delayed check, ask for the idea from memory and a changed application. Compare with the earlier independent response and record support used.</w:t>
+      </w:r>
+    </w:p>
+    <w:p>
+      <w:pPr>
+        <w:spacing w:line="336" w:lineRule="auto" w:after="180"/>
+      </w:pPr>
+      <w:r>
+        <w:rPr>
+          <w:b w:val="0"/>
+        </w:rPr>
+        <w:t>For a new level, revisit the previous capstone before checking the new prerequisites.</w:t>
       </w:r>
     </w:p>
     <w:tbl>
@@ -1997,8 +4354,26 @@
       </w:tr>
     </w:tbl>
     <w:p>
-      <w:r>
-        <w:t>Use the evidence to choose reteaching or the next step. A completed page, confidence rating or attractive project does not by itself demonstrate understanding.</w:t>
+      <w:pPr>
+        <w:spacing w:line="336" w:lineRule="auto" w:after="180"/>
+      </w:pPr>
+      <w:r>
+        <w:rPr>
+          <w:b w:val="0"/>
+        </w:rPr>
+        <w:t xml:space="preserve">Use the </w:t>
+      </w:r>
+      <w:r>
+        <w:rPr>
+          <w:b/>
+        </w:rPr>
+        <w:t>evidence</w:t>
+      </w:r>
+      <w:r>
+        <w:rPr>
+          <w:b w:val="0"/>
+        </w:rPr>
+        <w:t xml:space="preserve"> to choose reteaching or the next step. A completed page, confidence rating or attractive project does not by itself demonstrate understanding.</w:t>
       </w:r>
     </w:p>
     <w:p>
@@ -2010,7 +4385,13 @@
       </w:r>
     </w:p>
     <w:p>
-      <w:r>
+      <w:pPr>
+        <w:spacing w:line="336" w:lineRule="auto" w:after="180"/>
+      </w:pPr>
+      <w:r>
+        <w:rPr>
+          <w:b w:val="0"/>
+        </w:rPr>
         <w:t>For the Image-pattern Network Investigation, save the labelled trace and the changed-case explanation beside the experiment record. State exactly what this example supports before linking it to the wider capstone claim.</w:t>
       </w:r>
     </w:p>
@@ -2024,12 +4405,68 @@
     </w:p>
     <w:p>
       <w:r>
-        <w:t>Teaching target: Write a testable capstone hypothesis and a credible baseline</w:t>
+        <w:t>Use this preparation summary alongside the detailed Capstone hypothesis and baseline lesson; it is a checklist rather than a replacement for the full sequence.</w:t>
       </w:r>
     </w:p>
     <w:p>
-      <w:r>
-        <w:t>Prepare the labelled worked-case picture, the matching workbook, fictional input cards and a place for individual responses. Check a local Python 3 environment before class; have a paper-trace version ready.</w:t>
+      <w:pPr>
+        <w:pStyle w:val="Heading3"/>
+      </w:pPr>
+      <w:r>
+        <w:t>Teaching target</w:t>
+      </w:r>
+    </w:p>
+    <w:p>
+      <w:pPr>
+        <w:spacing w:line="336" w:lineRule="auto" w:after="180"/>
+        <w:shd w:fill="EDF7F3"/>
+      </w:pPr>
+      <w:r>
+        <w:rPr>
+          <w:b w:val="0"/>
+        </w:rPr>
+        <w:t xml:space="preserve">Teaching target: Write a testable capstone </w:t>
+      </w:r>
+      <w:r>
+        <w:rPr>
+          <w:b/>
+        </w:rPr>
+        <w:t>hypothesis</w:t>
+      </w:r>
+      <w:r>
+        <w:rPr>
+          <w:b w:val="0"/>
+        </w:rPr>
+        <w:t xml:space="preserve"> and a credible </w:t>
+      </w:r>
+      <w:r>
+        <w:rPr>
+          <w:b/>
+        </w:rPr>
+        <w:t>baseline</w:t>
+      </w:r>
+    </w:p>
+    <w:p>
+      <w:pPr>
+        <w:spacing w:line="336" w:lineRule="auto" w:after="180"/>
+      </w:pPr>
+      <w:r>
+        <w:rPr>
+          <w:b w:val="0"/>
+        </w:rPr>
+        <w:t xml:space="preserve">Prepare the labelled worked-case picture, the matching workbook, fictional </w:t>
+      </w:r>
+      <w:r>
+        <w:rPr>
+          <w:b/>
+        </w:rPr>
+        <w:t>input</w:t>
+      </w:r>
+      <w:r>
+        <w:rPr>
+          <w:b w:val="0"/>
+        </w:rPr>
+        <w:t xml:space="preserve"> cards and a place for individual responses. Check a local Python 3 environment before class; have a paper-trace version ready.</w:t>
       </w:r>
     </w:p>
     <w:tbl>
@@ -2176,37 +4613,267 @@
       </w:tr>
     </w:tbl>
     <w:p>
-      <w:r>
-        <w:t>Before class, solve the supported practice: Compute baseline predictions, errors, squared errors and MSE on V1 and V2. State the denominator.</w:t>
+      <w:pPr>
+        <w:spacing w:line="336" w:lineRule="auto" w:after="180"/>
+      </w:pPr>
+      <w:r>
+        <w:rPr>
+          <w:b w:val="0"/>
+        </w:rPr>
+        <w:t xml:space="preserve">Before class, solve the supported practice: Compute </w:t>
+      </w:r>
+      <w:r>
+        <w:rPr>
+          <w:b/>
+        </w:rPr>
+        <w:t>baseline</w:t>
+      </w:r>
+      <w:r>
+        <w:rPr>
+          <w:b w:val="0"/>
+        </w:rPr>
+        <w:t xml:space="preserve"> </w:t>
+      </w:r>
+      <w:r>
+        <w:rPr>
+          <w:b/>
+        </w:rPr>
+        <w:t>prediction</w:t>
+      </w:r>
+      <w:r>
+        <w:rPr>
+          <w:b w:val="0"/>
+        </w:rPr>
+        <w:t>s, errors, squared errors and MSE on V1 and V2. State the denominator.</w:t>
       </w:r>
     </w:p>
     <w:p>
-      <w:r>
-        <w:t>Reasoned practice answer: Teacher explanation: Predictions 3 and 4; errors -3 and -4; squared errors 9 and 16; MSE 12.5 over two rows.</w:t>
+      <w:pPr>
+        <w:pStyle w:val="Heading3"/>
+      </w:pPr>
+      <w:r>
+        <w:t>Supported practice answer</w:t>
       </w:r>
     </w:p>
     <w:p>
-      <w:r>
-        <w:t>Check every learner before discussion: Use the worked case for Capstone hypothesis and baseline. Proposed explanation: “A hypothesis is a result”. Decide whether this explanation is supported. Point to the step or supplied fact that decides; explain your repair if needed.</w:t>
+      <w:pPr>
+        <w:spacing w:line="336" w:lineRule="auto" w:after="180"/>
+        <w:shd w:fill="F1F6FC"/>
+      </w:pPr>
+      <w:r>
+        <w:rPr>
+          <w:b w:val="0"/>
+        </w:rPr>
+        <w:t xml:space="preserve">Reasoned practice answer: Teacher explanation: </w:t>
+      </w:r>
+      <w:r>
+        <w:rPr>
+          <w:b/>
+        </w:rPr>
+        <w:t>Prediction</w:t>
+      </w:r>
+      <w:r>
+        <w:rPr>
+          <w:b w:val="0"/>
+        </w:rPr>
+        <w:t>s 3 and 4; errors -3 and -4; squared errors 9 and 16; MSE 12.5 over two rows.</w:t>
       </w:r>
     </w:p>
     <w:p>
-      <w:r>
-        <w:t>Misconception repair: A hypothesis states an expectation before the comparison. Results may support or contradict it.</w:t>
+      <w:pPr>
+        <w:spacing w:line="336" w:lineRule="auto" w:after="180"/>
+      </w:pPr>
+      <w:r>
+        <w:rPr>
+          <w:b w:val="0"/>
+        </w:rPr>
+        <w:t xml:space="preserve">Check every learner before discussion: Use the worked case for Capstone </w:t>
+      </w:r>
+      <w:r>
+        <w:rPr>
+          <w:b/>
+        </w:rPr>
+        <w:t>hypothesis</w:t>
+      </w:r>
+      <w:r>
+        <w:rPr>
+          <w:b w:val="0"/>
+        </w:rPr>
+        <w:t xml:space="preserve"> and </w:t>
+      </w:r>
+      <w:r>
+        <w:rPr>
+          <w:b/>
+        </w:rPr>
+        <w:t>baseline</w:t>
+      </w:r>
+      <w:r>
+        <w:rPr>
+          <w:b w:val="0"/>
+        </w:rPr>
+        <w:t xml:space="preserve">. Proposed explanation: “A </w:t>
+      </w:r>
+      <w:r>
+        <w:rPr>
+          <w:b/>
+        </w:rPr>
+        <w:t>hypothesis</w:t>
+      </w:r>
+      <w:r>
+        <w:rPr>
+          <w:b w:val="0"/>
+        </w:rPr>
+        <w:t xml:space="preserve"> is a result”. Decide whether this explanation is supported.</w:t>
       </w:r>
     </w:p>
     <w:p>
-      <w:r>
-        <w:t>Support: read the exact case aloud, enlarge the labelled picture, supply input cards and model only the first deciding step. Accept a spoken explanation or drawing; retain the reasoning goal.</w:t>
+      <w:pPr>
+        <w:spacing w:line="336" w:lineRule="auto" w:after="180"/>
+      </w:pPr>
+      <w:r>
+        <w:rPr>
+          <w:b w:val="0"/>
+        </w:rPr>
+        <w:t>Point to the step or supplied fact that decides; explain your repair if needed.</w:t>
       </w:r>
     </w:p>
     <w:p>
-      <w:r>
-        <w:t>Extension: Give only B the eight evaluation labels during training. Require a prediction and a reason before comparing. Expected result: The proposed comparison becomes contaminated rather than a valid held-out test. Reason: One version has gained privileged information from the reserved evaluation set.</w:t>
+      <w:pPr>
+        <w:pStyle w:val="Heading3"/>
+      </w:pPr>
+      <w:r>
+        <w:t>Repair the misconception</w:t>
       </w:r>
     </w:p>
     <w:p>
-      <w:r>
+      <w:pPr>
+        <w:spacing w:line="336" w:lineRule="auto" w:after="180"/>
+        <w:shd w:fill="FFF5E6"/>
+      </w:pPr>
+      <w:r>
+        <w:rPr>
+          <w:b w:val="0"/>
+        </w:rPr>
+        <w:t xml:space="preserve">Misconception repair: A </w:t>
+      </w:r>
+      <w:r>
+        <w:rPr>
+          <w:b/>
+        </w:rPr>
+        <w:t>hypothesis</w:t>
+      </w:r>
+      <w:r>
+        <w:rPr>
+          <w:b w:val="0"/>
+        </w:rPr>
+        <w:t xml:space="preserve"> states an expectation before the comparison. Results may support or contradict it.</w:t>
+      </w:r>
+    </w:p>
+    <w:p>
+      <w:pPr>
+        <w:pStyle w:val="Heading3"/>
+      </w:pPr>
+      <w:r>
+        <w:t>Support without giving away the answer</w:t>
+      </w:r>
+    </w:p>
+    <w:p>
+      <w:pPr>
+        <w:spacing w:line="336" w:lineRule="auto" w:after="180"/>
+        <w:shd w:fill="F1F6F8"/>
+      </w:pPr>
+      <w:r>
+        <w:rPr>
+          <w:b w:val="0"/>
+        </w:rPr>
+        <w:t xml:space="preserve">Support: read the exact case aloud, enlarge the labelled picture, supply </w:t>
+      </w:r>
+      <w:r>
+        <w:rPr>
+          <w:b/>
+        </w:rPr>
+        <w:t>input</w:t>
+      </w:r>
+      <w:r>
+        <w:rPr>
+          <w:b w:val="0"/>
+        </w:rPr>
+        <w:t xml:space="preserve"> cards and model only the first deciding step. Accept a spoken explanation or drawing; retain the reasoning goal.</w:t>
+      </w:r>
+    </w:p>
+    <w:p>
+      <w:pPr>
+        <w:pStyle w:val="Heading3"/>
+      </w:pPr>
+      <w:r>
+        <w:t>Extend the reasoning</w:t>
+      </w:r>
+    </w:p>
+    <w:p>
+      <w:pPr>
+        <w:spacing w:line="336" w:lineRule="auto" w:after="180"/>
+        <w:shd w:fill="F5F1FB"/>
+      </w:pPr>
+      <w:r>
+        <w:rPr>
+          <w:b w:val="0"/>
+        </w:rPr>
+        <w:t xml:space="preserve">Extension: Give only B the eight evaluation labels during </w:t>
+      </w:r>
+      <w:r>
+        <w:rPr>
+          <w:b/>
+        </w:rPr>
+        <w:t>training</w:t>
+      </w:r>
+      <w:r>
+        <w:rPr>
+          <w:b w:val="0"/>
+        </w:rPr>
+        <w:t xml:space="preserve">. Require a </w:t>
+      </w:r>
+      <w:r>
+        <w:rPr>
+          <w:b/>
+        </w:rPr>
+        <w:t>prediction</w:t>
+      </w:r>
+      <w:r>
+        <w:rPr>
+          <w:b w:val="0"/>
+        </w:rPr>
+        <w:t xml:space="preserve"> and a reason before comparing. Expected result: The proposed comparison becomes contaminated rather than a valid held-out test.</w:t>
+      </w:r>
+    </w:p>
+    <w:p>
+      <w:pPr>
+        <w:spacing w:line="336" w:lineRule="auto" w:after="180"/>
+        <w:shd w:fill="F5F1FB"/>
+      </w:pPr>
+      <w:r>
+        <w:rPr>
+          <w:b w:val="0"/>
+        </w:rPr>
+        <w:t>Reason: One version has gained privileged information from the reserved evaluation set.</w:t>
+      </w:r>
+    </w:p>
+    <w:p>
+      <w:pPr>
+        <w:pStyle w:val="Heading3"/>
+      </w:pPr>
+      <w:r>
+        <w:t>Protect the independent attempt</w:t>
+      </w:r>
+    </w:p>
+    <w:p>
+      <w:pPr>
+        <w:spacing w:line="336" w:lineRule="auto" w:after="180"/>
+        <w:shd w:fill="FFF5E6"/>
+      </w:pPr>
+      <w:r>
+        <w:rPr>
+          <w:b w:val="0"/>
+        </w:rPr>
         <w:t>Independent assessment: withhold the reserved answer until the learner has attempted the new case. Record support separately from correctness.</w:t>
       </w:r>
     </w:p>
@@ -2395,46 +5062,1018 @@
       </w:tr>
     </w:tbl>
     <w:p>
-      <w:r>
-        <w:t>Project checkpoint: Present and defend. Demonstrate the system, explain one failure and justify the next improvement with evidence.</w:t>
+      <w:pPr>
+        <w:pStyle w:val="Heading3"/>
+      </w:pPr>
+      <w:r>
+        <w:t>Project checkpoint</w:t>
       </w:r>
     </w:p>
     <w:p>
-      <w:r>
-        <w:t>Use the weekly teacher answer for topic-specific reasoning. A saved progress tick is an activity record; judge mastery from the learner’s explanation and evidence.</w:t>
+      <w:pPr>
+        <w:spacing w:line="336" w:lineRule="auto" w:after="180"/>
+        <w:shd w:fill="EDF7F3"/>
+      </w:pPr>
+      <w:r>
+        <w:rPr>
+          <w:b w:val="0"/>
+        </w:rPr>
+        <w:t xml:space="preserve">Project checkpoint: Present and defend. Demonstrate the system, explain one failure and justify the next improvement with </w:t>
+      </w:r>
+      <w:r>
+        <w:rPr>
+          <w:b/>
+        </w:rPr>
+        <w:t>evidence</w:t>
+      </w:r>
+      <w:r>
+        <w:rPr>
+          <w:b w:val="0"/>
+        </w:rPr>
+        <w:t>.</w:t>
       </w:r>
     </w:p>
     <w:p>
       <w:pPr>
-        <w:pStyle w:val="Heading1"/>
-      </w:pPr>
-      <w:r>
-        <w:t>08. Use feedback, labs and repair paths</w:t>
+        <w:spacing w:line="336" w:lineRule="auto" w:after="180"/>
+      </w:pPr>
+      <w:r>
+        <w:rPr>
+          <w:b w:val="0"/>
+        </w:rPr>
+        <w:t xml:space="preserve">Use the weekly teacher answer for topic-specific reasoning. A saved progress tick is an activity record; judge mastery from the learner’s explanation and </w:t>
+      </w:r>
+      <w:r>
+        <w:rPr>
+          <w:b/>
+        </w:rPr>
+        <w:t>evidence</w:t>
+      </w:r>
+      <w:r>
+        <w:rPr>
+          <w:b w:val="0"/>
+        </w:rPr>
+        <w:t>.</w:t>
       </w:r>
     </w:p>
     <w:p>
-      <w:r>
-        <w:t>Use the two formative questions as supported practice, not as independent mastery scores. Discuss the deciding evidence rather than accepting a guessed selection.</w:t>
+      <w:pPr>
+        <w:pStyle w:val="Heading1"/>
+      </w:pPr>
+      <w:r>
+        <w:t>08. Use feedback, labs and repair paths</w:t>
       </w:r>
     </w:p>
     <w:p>
       <w:r>
-        <w:t>The feedback comes from the reviewed public worked case. Do not reveal the separately reserved independent teacher answer until the learner has attempted that case.</w:t>
+        <w:t>Use feedback, earlier review and portfolios purposefully. Apply the coding routine only when this lesson has an executable lab.</w:t>
       </w:r>
     </w:p>
     <w:p>
-      <w:r>
-        <w:t>Ask students to predict before running code. Preserve errors and actual outputs; collect a changed test and an explanation. The branch-boundary and indexing lessons deliberately include failure cases.</w:t>
+      <w:pPr>
+        <w:spacing w:line="336" w:lineRule="auto" w:after="180"/>
+      </w:pPr>
+      <w:r>
+        <w:rPr>
+          <w:b w:val="0"/>
+        </w:rPr>
+        <w:t xml:space="preserve">Use the two formative questions as supported practice, not as independent mastery scores. Discuss the deciding </w:t>
+      </w:r>
+      <w:r>
+        <w:rPr>
+          <w:b/>
+        </w:rPr>
+        <w:t>evidence</w:t>
+      </w:r>
+      <w:r>
+        <w:rPr>
+          <w:b w:val="0"/>
+        </w:rPr>
+        <w:t xml:space="preserve"> rather than accepting a guessed selection.</w:t>
       </w:r>
     </w:p>
     <w:p>
-      <w:r>
-        <w:t>Use the earlier worked-explanation links to address a specific missing building block, then return to the current question. Adapt this suggestion after observing the learner; it is not an automatic diagnosis.</w:t>
+      <w:pPr>
+        <w:spacing w:line="336" w:lineRule="auto" w:after="180"/>
+      </w:pPr>
+      <w:r>
+        <w:rPr>
+          <w:b w:val="0"/>
+        </w:rPr>
+        <w:t>The feedback comes from the reviewed public worked case. Do not reveal the separately reserved independent teacher answer until the learner has attempted that case.</w:t>
       </w:r>
     </w:p>
     <w:p>
-      <w:r>
-        <w:t>Collect the completed-work portfolio as evidence. Record support separately from correctness, and assess explanation, trace/test and limitations. Progress ticks and quiz selections alone do not establish mastery.</w:t>
+      <w:pPr>
+        <w:pStyle w:val="Heading3"/>
+      </w:pPr>
+      <w:r>
+        <w:t>For later coding lessons</w:t>
+      </w:r>
+    </w:p>
+    <w:p>
+      <w:r>
+        <w:t>This week has no code block. Use this routine when a later lesson includes an executable lab.</w:t>
+      </w:r>
+    </w:p>
+    <w:p>
+      <w:pPr>
+        <w:spacing w:line="336" w:lineRule="auto" w:after="180"/>
+        <w:shd w:fill="F1F6F8"/>
+      </w:pPr>
+      <w:r>
+        <w:rPr>
+          <w:b w:val="0"/>
+        </w:rPr>
+        <w:t xml:space="preserve">Ask students to predict before running code. Preserve errors and actual </w:t>
+      </w:r>
+      <w:r>
+        <w:rPr>
+          <w:b/>
+        </w:rPr>
+        <w:t>output</w:t>
+      </w:r>
+      <w:r>
+        <w:rPr>
+          <w:b w:val="0"/>
+        </w:rPr>
+        <w:t>s; collect a changed test and an explanation. The branch-boundary and indexing lessons deliberately include failure cases.</w:t>
+      </w:r>
+    </w:p>
+    <w:p>
+      <w:pPr>
+        <w:spacing w:line="336" w:lineRule="auto" w:after="180"/>
+      </w:pPr>
+      <w:r>
+        <w:rPr>
+          <w:b w:val="0"/>
+        </w:rPr>
+        <w:t>Use the earlier worked-explanation links to address a specific missing building block, then return to the current question. Adapt this suggestion after observing the learner; it is not an automatic diagnosis.</w:t>
+      </w:r>
+    </w:p>
+    <w:p>
+      <w:pPr>
+        <w:spacing w:line="336" w:lineRule="auto" w:after="180"/>
+      </w:pPr>
+      <w:r>
+        <w:rPr>
+          <w:b w:val="0"/>
+        </w:rPr>
+        <w:t xml:space="preserve">Collect the completed-work portfolio as </w:t>
+      </w:r>
+      <w:r>
+        <w:rPr>
+          <w:b/>
+        </w:rPr>
+        <w:t>evidence</w:t>
+      </w:r>
+      <w:r>
+        <w:rPr>
+          <w:b w:val="0"/>
+        </w:rPr>
+        <w:t>. Record support separately from correctness, and assess explanation, trace/test and limitations. Progress ticks and quiz selections alone do not establish mastery.</w:t>
+      </w:r>
+    </w:p>
+    <w:p>
+      <w:pPr>
+        <w:pStyle w:val="Heading1"/>
+      </w:pPr>
+      <w:r>
+        <w:t>09. Visual concept journey</w:t>
+      </w:r>
+    </w:p>
+    <w:p>
+      <w:r>
+        <w:t>Show one Capstone hypothesis and baseline graphic at a time, request a prediction and discuss its trace before the independent assessment.</w:t>
+      </w:r>
+    </w:p>
+    <w:p>
+      <w:pPr>
+        <w:spacing w:line="336" w:lineRule="auto" w:after="180"/>
+      </w:pPr>
+      <w:r>
+        <w:rPr>
+          <w:b w:val="0"/>
+        </w:rPr>
+        <w:t xml:space="preserve">Use one picture at a time. Hide a worked result before asking for a </w:t>
+      </w:r>
+      <w:r>
+        <w:rPr>
+          <w:b/>
+        </w:rPr>
+        <w:t>prediction</w:t>
+      </w:r>
+      <w:r>
+        <w:rPr>
+          <w:b w:val="0"/>
+        </w:rPr>
+        <w:t>, then reveal it for feedback. These are supported teaching cases; retain the separate independent assessment for a fresh first attempt.</w:t>
+      </w:r>
+    </w:p>
+    <w:p>
+      <w:pPr>
+        <w:pStyle w:val="Heading3"/>
+      </w:pPr>
+      <w:r>
+        <w:t>01. Capstone hypothesis and baseline: the case</w:t>
+      </w:r>
+    </w:p>
+    <w:p>
+      <w:r>
+        <w:drawing>
+          <wp:inline xmlns:a="http://schemas.openxmlformats.org/drawingml/2006/main" xmlns:pic="http://schemas.openxmlformats.org/drawingml/2006/picture">
+            <wp:extent cx="5486400" cy="2834640"/>
+            <wp:docPr id="2" name="Picture 2" descr="A testable image-pattern hypothesis. A team proposes that including the centre-pixel feature improves a small fixed network’s classification of toy image patterns. Supplied facts: Two frozen versions are planned: A uses corner features only; B also uses the centre feature. Eight reserved toy patterns have labels defined before scoring."/>
+            <wp:cNvGraphicFramePr>
+              <a:graphicFrameLocks noChangeAspect="1"/>
+            </wp:cNvGraphicFramePr>
+            <a:graphic>
+              <a:graphicData uri="http://schemas.openxmlformats.org/drawingml/2006/picture">
+                <pic:pic>
+                  <pic:nvPicPr>
+                    <pic:cNvPr id="0" name="academy-story-ai-5-33-01.png"/>
+                    <pic:cNvPicPr/>
+                  </pic:nvPicPr>
+                  <pic:blipFill>
+                    <a:blip r:embed="rId10"/>
+                    <a:stretch>
+                      <a:fillRect/>
+                    </a:stretch>
+                  </pic:blipFill>
+                  <pic:spPr>
+                    <a:xfrm>
+                      <a:off x="0" y="0"/>
+                      <a:ext cx="5486400" cy="2834640"/>
+                    </a:xfrm>
+                    <a:prstGeom prst="rect"/>
+                  </pic:spPr>
+                </pic:pic>
+              </a:graphicData>
+            </a:graphic>
+          </wp:inline>
+        </w:drawing>
+      </w:r>
+    </w:p>
+    <w:p>
+      <w:pPr>
+        <w:spacing w:line="336" w:lineRule="auto" w:after="180"/>
+      </w:pPr>
+      <w:r>
+        <w:rPr>
+          <w:b w:val="0"/>
+        </w:rPr>
+        <w:t xml:space="preserve">A testable image-pattern </w:t>
+      </w:r>
+      <w:r>
+        <w:rPr>
+          <w:b/>
+        </w:rPr>
+        <w:t>hypothesis</w:t>
+      </w:r>
+      <w:r>
+        <w:rPr>
+          <w:b w:val="0"/>
+        </w:rPr>
+        <w:t>. A team proposes that including the centre-pixel feature improves a small fixed network’s classification of toy image patterns.</w:t>
+      </w:r>
+    </w:p>
+    <w:p>
+      <w:pPr>
+        <w:spacing w:line="336" w:lineRule="auto" w:after="180"/>
+      </w:pPr>
+      <w:r>
+        <w:rPr>
+          <w:b w:val="0"/>
+        </w:rPr>
+        <w:t>Supplied facts: Two frozen versions are planned: A uses corner features only; B also uses the centre feature. Eight reserved toy patterns have labels defined before scoring.</w:t>
+      </w:r>
+    </w:p>
+    <w:p>
+      <w:pPr>
+        <w:spacing w:line="336" w:lineRule="auto" w:after="180"/>
+        <w:shd w:fill="F5F1FB"/>
+      </w:pPr>
+      <w:r>
+        <w:rPr>
+          <w:b w:val="0"/>
+        </w:rPr>
+        <w:t>Point to the given fact that matters most. Explain why it matters.</w:t>
+      </w:r>
+    </w:p>
+    <w:p>
+      <w:pPr>
+        <w:pStyle w:val="Heading3"/>
+      </w:pPr>
+      <w:r>
+        <w:t>Discuss while showing the picture</w:t>
+      </w:r>
+    </w:p>
+    <w:p>
+      <w:pPr>
+        <w:spacing w:line="336" w:lineRule="auto" w:after="180"/>
+        <w:shd w:fill="F1F6F8"/>
+      </w:pPr>
+      <w:r>
+        <w:rPr>
+          <w:b w:val="0"/>
+        </w:rPr>
+        <w:t>Teacher prompt: Point to the given fact that matters most. Explain why it matters. Ask learners to describe one label or arrow in ordinary words. Use the adjacent transcript if the image is difficult to see.</w:t>
+      </w:r>
+    </w:p>
+    <w:p>
+      <w:pPr>
+        <w:pStyle w:val="Heading3"/>
+      </w:pPr>
+      <w:r>
+        <w:t>02. Follow the deciding steps</w:t>
+      </w:r>
+    </w:p>
+    <w:p>
+      <w:r>
+        <w:drawing>
+          <wp:inline xmlns:a="http://schemas.openxmlformats.org/drawingml/2006/main" xmlns:pic="http://schemas.openxmlformats.org/drawingml/2006/picture">
+            <wp:extent cx="5486400" cy="3182112"/>
+            <wp:docPr id="3" name="Picture 3" descr="Write the prediction: B should have more correct labels than A on the same eight patterns. → Declare the baseline: A is a documented corner-only network, not a deliberately broken version. → Reserve evaluation: Keep the eight patterns out of model selection and tuning."/>
+            <wp:cNvGraphicFramePr>
+              <a:graphicFrameLocks noChangeAspect="1"/>
+            </wp:cNvGraphicFramePr>
+            <a:graphic>
+              <a:graphicData uri="http://schemas.openxmlformats.org/drawingml/2006/picture">
+                <pic:pic>
+                  <pic:nvPicPr>
+                    <pic:cNvPr id="0" name="academy-story-ai-5-33-02.png"/>
+                    <pic:cNvPicPr/>
+                  </pic:nvPicPr>
+                  <pic:blipFill>
+                    <a:blip r:embed="rId11"/>
+                    <a:stretch>
+                      <a:fillRect/>
+                    </a:stretch>
+                  </pic:blipFill>
+                  <pic:spPr>
+                    <a:xfrm>
+                      <a:off x="0" y="0"/>
+                      <a:ext cx="5486400" cy="3182112"/>
+                    </a:xfrm>
+                    <a:prstGeom prst="rect"/>
+                  </pic:spPr>
+                </pic:pic>
+              </a:graphicData>
+            </a:graphic>
+          </wp:inline>
+        </w:drawing>
+      </w:r>
+    </w:p>
+    <w:p>
+      <w:pPr>
+        <w:spacing w:line="336" w:lineRule="auto" w:after="180"/>
+      </w:pPr>
+      <w:r>
+        <w:rPr>
+          <w:b w:val="0"/>
+        </w:rPr>
+        <w:t xml:space="preserve">Write the </w:t>
+      </w:r>
+      <w:r>
+        <w:rPr>
+          <w:b/>
+        </w:rPr>
+        <w:t>prediction</w:t>
+      </w:r>
+      <w:r>
+        <w:rPr>
+          <w:b w:val="0"/>
+        </w:rPr>
+        <w:t xml:space="preserve">: B should have more correct labels than A on the same eight patterns. → Declare the </w:t>
+      </w:r>
+      <w:r>
+        <w:rPr>
+          <w:b/>
+        </w:rPr>
+        <w:t>baseline</w:t>
+      </w:r>
+      <w:r>
+        <w:rPr>
+          <w:b w:val="0"/>
+        </w:rPr>
+        <w:t>: A is a documented corner-only network, not a deliberately broken version. → Reserve evaluation: Keep the eight patterns out of model selection and tuning.</w:t>
+      </w:r>
+    </w:p>
+    <w:p>
+      <w:pPr>
+        <w:spacing w:line="336" w:lineRule="auto" w:after="180"/>
+        <w:shd w:fill="F5F1FB"/>
+      </w:pPr>
+      <w:r>
+        <w:rPr>
+          <w:b w:val="0"/>
+        </w:rPr>
+        <w:t xml:space="preserve">Point to each numbered stage and explain which recorded </w:t>
+      </w:r>
+      <w:r>
+        <w:rPr>
+          <w:b/>
+        </w:rPr>
+        <w:t>input</w:t>
+      </w:r>
+      <w:r>
+        <w:rPr>
+          <w:b w:val="0"/>
+        </w:rPr>
+        <w:t xml:space="preserve"> it uses.</w:t>
+      </w:r>
+    </w:p>
+    <w:p>
+      <w:pPr>
+        <w:pStyle w:val="Heading3"/>
+      </w:pPr>
+      <w:r>
+        <w:t>Discuss while showing the picture</w:t>
+      </w:r>
+    </w:p>
+    <w:p>
+      <w:pPr>
+        <w:spacing w:line="336" w:lineRule="auto" w:after="180"/>
+        <w:shd w:fill="F1F6F8"/>
+      </w:pPr>
+      <w:r>
+        <w:rPr>
+          <w:b w:val="0"/>
+        </w:rPr>
+        <w:t xml:space="preserve">Teacher prompt: Point to each numbered stage and explain which recorded </w:t>
+      </w:r>
+      <w:r>
+        <w:rPr>
+          <w:b/>
+        </w:rPr>
+        <w:t>input</w:t>
+      </w:r>
+      <w:r>
+        <w:rPr>
+          <w:b w:val="0"/>
+        </w:rPr>
+        <w:t xml:space="preserve"> it uses. Ask learners to describe one label or arrow in ordinary words. Use the adjacent transcript if the image is difficult to see.</w:t>
+      </w:r>
+    </w:p>
+    <w:p>
+      <w:pPr>
+        <w:pStyle w:val="Heading3"/>
+      </w:pPr>
+      <w:r>
+        <w:t>03. Keep the evidence roles separate</w:t>
+      </w:r>
+    </w:p>
+    <w:p>
+      <w:r>
+        <w:drawing>
+          <wp:inline xmlns:a="http://schemas.openxmlformats.org/drawingml/2006/main" xmlns:pic="http://schemas.openxmlformats.org/drawingml/2006/picture">
+            <wp:extent cx="5486400" cy="2834640"/>
+            <wp:docPr id="4" name="Picture 4" descr="Keep the evidence roles separate. T1 and T2 | Fit two updates | Training result only. V1 and V2 | Compare with a = 1 | Validation comparison. Sealed final rows | Evaluate frozen procedure | Final evidence on those rows"/>
+            <wp:cNvGraphicFramePr>
+              <a:graphicFrameLocks noChangeAspect="1"/>
+            </wp:cNvGraphicFramePr>
+            <a:graphic>
+              <a:graphicData uri="http://schemas.openxmlformats.org/drawingml/2006/picture">
+                <pic:pic>
+                  <pic:nvPicPr>
+                    <pic:cNvPr id="0" name="academy-story-ai-5-33-03.png"/>
+                    <pic:cNvPicPr/>
+                  </pic:nvPicPr>
+                  <pic:blipFill>
+                    <a:blip r:embed="rId12"/>
+                    <a:stretch>
+                      <a:fillRect/>
+                    </a:stretch>
+                  </pic:blipFill>
+                  <pic:spPr>
+                    <a:xfrm>
+                      <a:off x="0" y="0"/>
+                      <a:ext cx="5486400" cy="2834640"/>
+                    </a:xfrm>
+                    <a:prstGeom prst="rect"/>
+                  </pic:spPr>
+                </pic:pic>
+              </a:graphicData>
+            </a:graphic>
+          </wp:inline>
+        </w:drawing>
+      </w:r>
+    </w:p>
+    <w:p>
+      <w:pPr>
+        <w:spacing w:line="336" w:lineRule="auto" w:after="180"/>
+      </w:pPr>
+      <w:r>
+        <w:rPr>
+          <w:b w:val="0"/>
+        </w:rPr>
+        <w:t xml:space="preserve">Keep the </w:t>
+      </w:r>
+      <w:r>
+        <w:rPr>
+          <w:b/>
+        </w:rPr>
+        <w:t>evidence</w:t>
+      </w:r>
+      <w:r>
+        <w:rPr>
+          <w:b w:val="0"/>
+        </w:rPr>
+        <w:t xml:space="preserve"> roles separate. T1 and T2 | Fit two updates | </w:t>
+      </w:r>
+      <w:r>
+        <w:rPr>
+          <w:b/>
+        </w:rPr>
+        <w:t>Training</w:t>
+      </w:r>
+      <w:r>
+        <w:rPr>
+          <w:b w:val="0"/>
+        </w:rPr>
+        <w:t xml:space="preserve"> result only. V1 and V2 | Compare with a = 1 | Validation comparison. Sealed final rows | Evaluate frozen procedure | Final </w:t>
+      </w:r>
+      <w:r>
+        <w:rPr>
+          <w:b/>
+        </w:rPr>
+        <w:t>evidence</w:t>
+      </w:r>
+      <w:r>
+        <w:rPr>
+          <w:b w:val="0"/>
+        </w:rPr>
+        <w:t xml:space="preserve"> on those rows</w:t>
+      </w:r>
+    </w:p>
+    <w:p>
+      <w:pPr>
+        <w:spacing w:line="336" w:lineRule="auto" w:after="180"/>
+        <w:shd w:fill="F5F1FB"/>
+      </w:pPr>
+      <w:r>
+        <w:rPr>
+          <w:b w:val="0"/>
+        </w:rPr>
+        <w:t>Read the labels and values. Explain the relationship the model shows.</w:t>
+      </w:r>
+    </w:p>
+    <w:p>
+      <w:pPr>
+        <w:pStyle w:val="Heading3"/>
+      </w:pPr>
+      <w:r>
+        <w:t>Discuss while showing the picture</w:t>
+      </w:r>
+    </w:p>
+    <w:p>
+      <w:pPr>
+        <w:spacing w:line="336" w:lineRule="auto" w:after="180"/>
+        <w:shd w:fill="F1F6F8"/>
+      </w:pPr>
+      <w:r>
+        <w:rPr>
+          <w:b w:val="0"/>
+        </w:rPr>
+        <w:t>Teacher prompt: Read the labels and values. Explain the relationship the model shows. Ask learners to describe one label or arrow in ordinary words. Use the adjacent transcript if the image is difficult to see.</w:t>
+      </w:r>
+    </w:p>
+    <w:p>
+      <w:pPr>
+        <w:pStyle w:val="Heading3"/>
+      </w:pPr>
+      <w:r>
+        <w:t>04. Change one thing. Trace what follows.</w:t>
+      </w:r>
+    </w:p>
+    <w:p>
+      <w:r>
+        <w:drawing>
+          <wp:inline xmlns:a="http://schemas.openxmlformats.org/drawingml/2006/main" xmlns:pic="http://schemas.openxmlformats.org/drawingml/2006/picture">
+            <wp:extent cx="5486400" cy="3026664"/>
+            <wp:docPr id="5" name="Picture 5" descr="Original case: Keep the eight patterns out of model selection and tuning. Changed condition: Give only B the eight evaluation labels during training. Expected result: The proposed comparison becomes contaminated rather than a valid held-out test. Reason: One version has gained privileged information from the reserved evaluation set."/>
+            <wp:cNvGraphicFramePr>
+              <a:graphicFrameLocks noChangeAspect="1"/>
+            </wp:cNvGraphicFramePr>
+            <a:graphic>
+              <a:graphicData uri="http://schemas.openxmlformats.org/drawingml/2006/picture">
+                <pic:pic>
+                  <pic:nvPicPr>
+                    <pic:cNvPr id="0" name="academy-story-ai-5-33-04.png"/>
+                    <pic:cNvPicPr/>
+                  </pic:nvPicPr>
+                  <pic:blipFill>
+                    <a:blip r:embed="rId13"/>
+                    <a:stretch>
+                      <a:fillRect/>
+                    </a:stretch>
+                  </pic:blipFill>
+                  <pic:spPr>
+                    <a:xfrm>
+                      <a:off x="0" y="0"/>
+                      <a:ext cx="5486400" cy="3026664"/>
+                    </a:xfrm>
+                    <a:prstGeom prst="rect"/>
+                  </pic:spPr>
+                </pic:pic>
+              </a:graphicData>
+            </a:graphic>
+          </wp:inline>
+        </w:drawing>
+      </w:r>
+    </w:p>
+    <w:p>
+      <w:pPr>
+        <w:spacing w:line="336" w:lineRule="auto" w:after="180"/>
+      </w:pPr>
+      <w:r>
+        <w:rPr>
+          <w:b w:val="0"/>
+        </w:rPr>
+        <w:t xml:space="preserve">Original case: Keep the eight patterns out of model selection and tuning. Changed condition: Give only B the eight evaluation labels during </w:t>
+      </w:r>
+      <w:r>
+        <w:rPr>
+          <w:b/>
+        </w:rPr>
+        <w:t>training</w:t>
+      </w:r>
+      <w:r>
+        <w:rPr>
+          <w:b w:val="0"/>
+        </w:rPr>
+        <w:t>.</w:t>
+      </w:r>
+    </w:p>
+    <w:p>
+      <w:pPr>
+        <w:spacing w:line="336" w:lineRule="auto" w:after="180"/>
+      </w:pPr>
+      <w:r>
+        <w:rPr>
+          <w:b w:val="0"/>
+        </w:rPr>
+        <w:t>Expected result: The proposed comparison becomes contaminated rather than a valid held-out test. Reason: One version has gained privileged information from the reserved evaluation set.</w:t>
+      </w:r>
+    </w:p>
+    <w:p>
+      <w:pPr>
+        <w:spacing w:line="336" w:lineRule="auto" w:after="180"/>
+        <w:shd w:fill="F5F1FB"/>
+      </w:pPr>
+      <w:r>
+        <w:rPr>
+          <w:b w:val="0"/>
+        </w:rPr>
+        <w:t>Predict before checking the worked changed-case result. Name what changed and what the supplied facts allow you to conclude.</w:t>
+      </w:r>
+    </w:p>
+    <w:p>
+      <w:pPr>
+        <w:pStyle w:val="Heading3"/>
+      </w:pPr>
+      <w:r>
+        <w:t>Discuss while showing the picture</w:t>
+      </w:r>
+    </w:p>
+    <w:p>
+      <w:pPr>
+        <w:spacing w:line="336" w:lineRule="auto" w:after="180"/>
+        <w:shd w:fill="F1F6F8"/>
+      </w:pPr>
+      <w:r>
+        <w:rPr>
+          <w:b w:val="0"/>
+        </w:rPr>
+        <w:t>Teacher prompt: Predict before checking the worked changed-case result. Name what changed and what the supplied facts allow you to conclude. Ask learners to describe one label or arrow in ordinary words.</w:t>
+      </w:r>
+    </w:p>
+    <w:p>
+      <w:pPr>
+        <w:spacing w:line="336" w:lineRule="auto" w:after="180"/>
+        <w:shd w:fill="F1F6F8"/>
+      </w:pPr>
+      <w:r>
+        <w:rPr>
+          <w:b w:val="0"/>
+        </w:rPr>
+        <w:t>Use the adjacent transcript if the image is difficult to see. Changed-case reasoning: One version has gained privileged information from the reserved evaluation set.</w:t>
+      </w:r>
+    </w:p>
+    <w:p>
+      <w:pPr>
+        <w:pStyle w:val="Heading3"/>
+      </w:pPr>
+      <w:r>
+        <w:t>05. Connect the explanation to its limit</w:t>
+      </w:r>
+    </w:p>
+    <w:p>
+      <w:r>
+        <w:drawing>
+          <wp:inline xmlns:a="http://schemas.openxmlformats.org/drawingml/2006/main" xmlns:pic="http://schemas.openxmlformats.org/drawingml/2006/picture">
+            <wp:extent cx="5486400" cy="2834640"/>
+            <wp:docPr id="6" name="Picture 6" descr="A capstone hypothesis links a specific architectural change to a measured outcome. A baseline anchors the comparison; frozen labels and held-out patterns protect it from answer-key tuning. Limit: Eight toy patterns support a narrow experiment, not claims about real photographs, children or universal architecture superiority."/>
+            <wp:cNvGraphicFramePr>
+              <a:graphicFrameLocks noChangeAspect="1"/>
+            </wp:cNvGraphicFramePr>
+            <a:graphic>
+              <a:graphicData uri="http://schemas.openxmlformats.org/drawingml/2006/picture">
+                <pic:pic>
+                  <pic:nvPicPr>
+                    <pic:cNvPr id="0" name="academy-story-ai-5-33-05.png"/>
+                    <pic:cNvPicPr/>
+                  </pic:nvPicPr>
+                  <pic:blipFill>
+                    <a:blip r:embed="rId14"/>
+                    <a:stretch>
+                      <a:fillRect/>
+                    </a:stretch>
+                  </pic:blipFill>
+                  <pic:spPr>
+                    <a:xfrm>
+                      <a:off x="0" y="0"/>
+                      <a:ext cx="5486400" cy="2834640"/>
+                    </a:xfrm>
+                    <a:prstGeom prst="rect"/>
+                  </pic:spPr>
+                </pic:pic>
+              </a:graphicData>
+            </a:graphic>
+          </wp:inline>
+        </w:drawing>
+      </w:r>
+    </w:p>
+    <w:p>
+      <w:pPr>
+        <w:spacing w:line="336" w:lineRule="auto" w:after="180"/>
+      </w:pPr>
+      <w:r>
+        <w:rPr>
+          <w:b w:val="0"/>
+        </w:rPr>
+        <w:t xml:space="preserve">A capstone </w:t>
+      </w:r>
+      <w:r>
+        <w:rPr>
+          <w:b/>
+        </w:rPr>
+        <w:t>hypothesis</w:t>
+      </w:r>
+      <w:r>
+        <w:rPr>
+          <w:b w:val="0"/>
+        </w:rPr>
+        <w:t xml:space="preserve"> links a specific architectural change to a measured outcome. A </w:t>
+      </w:r>
+      <w:r>
+        <w:rPr>
+          <w:b/>
+        </w:rPr>
+        <w:t>baseline</w:t>
+      </w:r>
+      <w:r>
+        <w:rPr>
+          <w:b w:val="0"/>
+        </w:rPr>
+        <w:t xml:space="preserve"> anchors the comparison; frozen labels and held-out patterns protect it from answer-key tuning.</w:t>
+      </w:r>
+    </w:p>
+    <w:p>
+      <w:pPr>
+        <w:spacing w:line="336" w:lineRule="auto" w:after="180"/>
+      </w:pPr>
+      <w:r>
+        <w:rPr>
+          <w:b w:val="0"/>
+        </w:rPr>
+        <w:t>Limit: Eight toy patterns support a narrow experiment, not claims about real photographs, children or universal architecture superiority.</w:t>
+      </w:r>
+    </w:p>
+    <w:p>
+      <w:pPr>
+        <w:spacing w:line="336" w:lineRule="auto" w:after="180"/>
+        <w:shd w:fill="F5F1FB"/>
+      </w:pPr>
+      <w:r>
+        <w:rPr>
+          <w:b w:val="0"/>
+        </w:rPr>
+        <w:t>Explain the case, then point to a limit on the claim.</w:t>
+      </w:r>
+    </w:p>
+    <w:p>
+      <w:pPr>
+        <w:pStyle w:val="Heading3"/>
+      </w:pPr>
+      <w:r>
+        <w:t>Discuss while showing the picture</w:t>
+      </w:r>
+    </w:p>
+    <w:p>
+      <w:pPr>
+        <w:spacing w:line="336" w:lineRule="auto" w:after="180"/>
+        <w:shd w:fill="F1F6F8"/>
+      </w:pPr>
+      <w:r>
+        <w:rPr>
+          <w:b w:val="0"/>
+        </w:rPr>
+        <w:t>Teacher prompt: Explain the case, then point to a limit on the claim. Ask learners to describe one label or arrow in ordinary words. Use the adjacent transcript if the image is difficult to see.</w:t>
+      </w:r>
+    </w:p>
+    <w:p>
+      <w:pPr>
+        <w:spacing w:line="336" w:lineRule="auto" w:after="180"/>
+        <w:shd w:fill="F1F6F8"/>
+      </w:pPr>
+      <w:r>
+        <w:rPr>
+          <w:b w:val="0"/>
+        </w:rPr>
+        <w:t>Keep the stated scope: Eight toy patterns support a narrow experiment, not claims about real photographs, children or universal architecture superiority.</w:t>
+      </w:r>
+    </w:p>
+    <w:p>
+      <w:pPr>
+        <w:pStyle w:val="Heading3"/>
+      </w:pPr>
+      <w:r>
+        <w:t>06. Make the idea visible in your project</w:t>
+      </w:r>
+    </w:p>
+    <w:p>
+      <w:r>
+        <w:drawing>
+          <wp:inline xmlns:a="http://schemas.openxmlformats.org/drawingml/2006/main" xmlns:pic="http://schemas.openxmlformats.org/drawingml/2006/picture">
+            <wp:extent cx="5486400" cy="3681984"/>
+            <wp:docPr id="7" name="Picture 7" descr="For the Image-pattern Network Investigation, save the labelled trace and the changed-case explanation beside the experiment record. State exactly what this example supports before linking it to the wider capstone claim. Draw your input, deciding step, result and limit. Supported question: Name the intended change, the baseline and the measured outcome. Why must both versions avoid training on the eight reserved labels?"/>
+            <wp:cNvGraphicFramePr>
+              <a:graphicFrameLocks noChangeAspect="1"/>
+            </wp:cNvGraphicFramePr>
+            <a:graphic>
+              <a:graphicData uri="http://schemas.openxmlformats.org/drawingml/2006/picture">
+                <pic:pic>
+                  <pic:nvPicPr>
+                    <pic:cNvPr id="0" name="academy-story-ai-5-33-06.png"/>
+                    <pic:cNvPicPr/>
+                  </pic:nvPicPr>
+                  <pic:blipFill>
+                    <a:blip r:embed="rId15"/>
+                    <a:stretch>
+                      <a:fillRect/>
+                    </a:stretch>
+                  </pic:blipFill>
+                  <pic:spPr>
+                    <a:xfrm>
+                      <a:off x="0" y="0"/>
+                      <a:ext cx="5486400" cy="3681984"/>
+                    </a:xfrm>
+                    <a:prstGeom prst="rect"/>
+                  </pic:spPr>
+                </pic:pic>
+              </a:graphicData>
+            </a:graphic>
+          </wp:inline>
+        </w:drawing>
+      </w:r>
+    </w:p>
+    <w:p>
+      <w:pPr>
+        <w:spacing w:line="336" w:lineRule="auto" w:after="180"/>
+      </w:pPr>
+      <w:r>
+        <w:rPr>
+          <w:b w:val="0"/>
+        </w:rPr>
+        <w:t>For the Image-pattern Network Investigation, save the labelled trace and the changed-case explanation beside the experiment record. State exactly what this example supports before linking it to the wider capstone claim.</w:t>
+      </w:r>
+    </w:p>
+    <w:p>
+      <w:pPr>
+        <w:spacing w:line="336" w:lineRule="auto" w:after="180"/>
+      </w:pPr>
+      <w:r>
+        <w:rPr>
+          <w:b w:val="0"/>
+        </w:rPr>
+        <w:t xml:space="preserve">Draw your </w:t>
+      </w:r>
+      <w:r>
+        <w:rPr>
+          <w:b/>
+        </w:rPr>
+        <w:t>input</w:t>
+      </w:r>
+      <w:r>
+        <w:rPr>
+          <w:b w:val="0"/>
+        </w:rPr>
+        <w:t xml:space="preserve">, deciding step, result and limit. Supported question: Name the intended change, the </w:t>
+      </w:r>
+      <w:r>
+        <w:rPr>
+          <w:b/>
+        </w:rPr>
+        <w:t>baseline</w:t>
+      </w:r>
+      <w:r>
+        <w:rPr>
+          <w:b w:val="0"/>
+        </w:rPr>
+        <w:t xml:space="preserve"> and the measured outcome. Why must both versions avoid </w:t>
+      </w:r>
+      <w:r>
+        <w:rPr>
+          <w:b/>
+        </w:rPr>
+        <w:t>training</w:t>
+      </w:r>
+      <w:r>
+        <w:rPr>
+          <w:b w:val="0"/>
+        </w:rPr>
+        <w:t xml:space="preserve"> on the eight reserved labels?</w:t>
+      </w:r>
+    </w:p>
+    <w:p>
+      <w:pPr>
+        <w:spacing w:line="336" w:lineRule="auto" w:after="180"/>
+        <w:shd w:fill="F5F1FB"/>
+      </w:pPr>
+      <w:r>
+        <w:rPr>
+          <w:b w:val="0"/>
+        </w:rPr>
+        <w:t xml:space="preserve">Draw your project trace and justify the deciding step using </w:t>
+      </w:r>
+      <w:r>
+        <w:rPr>
+          <w:b/>
+        </w:rPr>
+        <w:t>evidence</w:t>
+      </w:r>
+      <w:r>
+        <w:rPr>
+          <w:b w:val="0"/>
+        </w:rPr>
+        <w:t>.</w:t>
+      </w:r>
+    </w:p>
+    <w:p>
+      <w:pPr>
+        <w:pStyle w:val="Heading3"/>
+      </w:pPr>
+      <w:r>
+        <w:t>Discuss while showing the picture</w:t>
+      </w:r>
+    </w:p>
+    <w:p>
+      <w:pPr>
+        <w:spacing w:line="336" w:lineRule="auto" w:after="180"/>
+        <w:shd w:fill="F1F6F8"/>
+      </w:pPr>
+      <w:r>
+        <w:rPr>
+          <w:b w:val="0"/>
+        </w:rPr>
+        <w:t xml:space="preserve">Teacher prompt: Draw your project trace and justify the deciding step using </w:t>
+      </w:r>
+      <w:r>
+        <w:rPr>
+          <w:b/>
+        </w:rPr>
+        <w:t>evidence</w:t>
+      </w:r>
+      <w:r>
+        <w:rPr>
+          <w:b w:val="0"/>
+        </w:rPr>
+        <w:t>. Ask learners to describe one label or arrow in ordinary words. Use the adjacent transcript if the image is difficult to see.</w:t>
+      </w:r>
+    </w:p>
+    <w:p>
+      <w:pPr>
+        <w:spacing w:line="336" w:lineRule="auto" w:after="180"/>
+        <w:shd w:fill="F1F6F8"/>
+      </w:pPr>
+      <w:r>
+        <w:rPr>
+          <w:b w:val="0"/>
+        </w:rPr>
+        <w:t>Supported practice key: The change is adding the centre feature; A is corner-only. The outcome is correct labels out of the same eight patterns.</w:t>
+      </w:r>
+    </w:p>
+    <w:p>
+      <w:pPr>
+        <w:spacing w:line="336" w:lineRule="auto" w:after="180"/>
+        <w:shd w:fill="F1F6F8"/>
+      </w:pPr>
+      <w:r>
+        <w:rPr>
+          <w:b w:val="0"/>
+        </w:rPr>
+        <w:t>Using reserved labels to train B leaks evaluation information and invalidates the unseen comparison.</w:t>
       </w:r>
     </w:p>
     <w:sectPr>

--- a/downloads/teacher/ai-5-week-33.docx
+++ b/downloads/teacher/ai-5-week-33.docx
@@ -143,7 +143,7 @@
           </w:tcPr>
           <w:p>
             <w:r>
-              <w:t>Sections 1–6; record the brief recall in the workbook.</w:t>
+              <w:t>Use Your mission, Notice the evidence, See how it works, Words that unlock the idea and Follow a worked example; record recall in the workbook.</w:t>
             </w:r>
           </w:p>
         </w:tc>
@@ -175,7 +175,7 @@
           </w:tcPr>
           <w:p>
             <w:r>
-              <w:t>Sections 7–10; use the matching workbook W2 and misconception check.</w:t>
+              <w:t>Use Find and repair a mistake, Practise together and Build your understanding; use the matching workbook W2 and Individual reasoning check.</w:t>
             </w:r>
           </w:p>
         </w:tc>
@@ -207,7 +207,7 @@
           </w:tcPr>
           <w:p>
             <w:r>
-              <w:t>Sections 9 and 11–14. Give extra time to finish the full task set; use Section 15 when the week includes a coding lab.</w:t>
+              <w:t>Use Run the investigation, Connect your project and Try a new case independently. Allow extra time for the full task set. When code is supplied, use the examples in See how it works or Follow a worked example and the browser lab in Supported practice, repair and portfolio.</w:t>
             </w:r>
           </w:p>
         </w:tc>
@@ -443,7 +443,7 @@
         <w:rPr>
           <w:b w:val="0"/>
         </w:rPr>
-        <w:t xml:space="preserve">Use two 45-minute sessions. This capstone uses constructed scalar ReLU regression so every calculation is inspectable. It is an experiment in </w:t>
+        <w:t xml:space="preserve">For the compact alternative schedule, use two 45-minute sessions. This capstone uses constructed scalar ReLU regression so every calculation is inspectable. It is an experiment in </w:t>
       </w:r>
       <w:r>
         <w:rPr>
@@ -2277,7 +2277,7 @@
         <w:rPr>
           <w:b w:val="0"/>
         </w:rPr>
-        <w:t xml:space="preserve">Use the worked example in Sections 3 and 6. Collect a </w:t>
+        <w:t xml:space="preserve">Use See how it works and Follow a worked example. Collect a </w:t>
       </w:r>
       <w:r>
         <w:rPr>
@@ -2763,7 +2763,7 @@
         <w:rPr>
           <w:b w:val="0"/>
         </w:rPr>
-        <w:t xml:space="preserve">Use Section 9 for the </w:t>
+        <w:t xml:space="preserve">Use Run the investigation for the </w:t>
       </w:r>
       <w:r>
         <w:rPr>
@@ -4542,7 +4542,7 @@
           </w:tcPr>
           <w:p>
             <w:r>
-              <w:t>Sections 1–6; record the brief recall in the workbook.</w:t>
+              <w:t>Use Your mission, Notice the evidence, See how it works, Words that unlock the idea and Follow a worked example; record recall in the workbook.</w:t>
             </w:r>
           </w:p>
         </w:tc>
@@ -4574,7 +4574,7 @@
           </w:tcPr>
           <w:p>
             <w:r>
-              <w:t>Sections 7–10; use the matching workbook W2 and misconception check.</w:t>
+              <w:t>Use Find and repair a mistake, Practise together and Build your understanding; use the matching workbook W2 and Individual reasoning check.</w:t>
             </w:r>
           </w:p>
         </w:tc>
@@ -4606,7 +4606,7 @@
           </w:tcPr>
           <w:p>
             <w:r>
-              <w:t>Sections 9 and 11–14. Give extra time to finish the full task set; use Section 15 when the week includes a coding lab.</w:t>
+              <w:t>Use Run the investigation, Connect your project and Try a new case independently. Allow extra time for the full task set. When code is supplied, use the examples in See how it works or Follow a worked example and the browser lab in Supported practice, repair and portfolio.</w:t>
             </w:r>
           </w:p>
         </w:tc>

--- a/downloads/teacher/ai-5-week-33.docx
+++ b/downloads/teacher/ai-5-week-33.docx
@@ -25,20 +25,38 @@
         <w:pStyle w:val="Heading1"/>
       </w:pPr>
       <w:r>
-        <w:t>01. Prepare the purpose, prerequisites and materials</w:t>
+        <w:t>Make the difference between a plan and a result explicit.</w:t>
       </w:r>
     </w:p>
     <w:p>
       <w:r>
-        <w:t>Prepare Capstone hypothesis and baseline: check the target, prerequisites, resources and adaptable teaching schedule.</w:t>
+        <w:t>Use complete baseline rows and honest missing-result fields; reserve fresh classroom cases when published examples are already known.</w:t>
       </w:r>
     </w:p>
     <w:p>
-      <w:pPr>
-        <w:pStyle w:val="Heading3"/>
-      </w:pPr>
-      <w:r>
-        <w:t>Teach the learning cycle</w:t>
+      <w:r>
+        <w:t>Model a planning record → check unsupported claims → assess a fresh baseline and criterion → preserve revisions.</w:t>
+      </w:r>
+    </w:p>
+    <w:p>
+      <w:pPr>
+        <w:pStyle w:val="Heading1"/>
+      </w:pPr>
+      <w:r>
+        <w:t>01. Prepare the connected mathematical investigation</w:t>
+      </w:r>
+    </w:p>
+    <w:p>
+      <w:r>
+        <w:t>Keep explanation,shared practice and independent evidence distinct.</w:t>
+      </w:r>
+    </w:p>
+    <w:p>
+      <w:pPr>
+        <w:pStyle w:val="Heading2"/>
+      </w:pPr>
+      <w:r>
+        <w:t>Target and main teaching plan</w:t>
       </w:r>
     </w:p>
     <w:p>
@@ -249,18 +267,21 @@
     </w:p>
     <w:p>
       <w:pPr>
-        <w:pStyle w:val="Heading3"/>
-      </w:pPr>
-      <w:r>
-        <w:t>Retrieval answer guidance</w:t>
+        <w:pStyle w:val="Heading2"/>
+      </w:pPr>
+      <w:r>
+        <w:t>Preparation and prerequisite</w:t>
       </w:r>
     </w:p>
     <w:p>
       <w:pPr>
-        <w:pStyle w:val="Heading3"/>
-      </w:pPr>
-      <w:r>
-        <w:t>Documenting a network experiment</w:t>
+        <w:spacing w:line="336" w:lineRule="auto" w:after="180"/>
+      </w:pPr>
+      <w:r>
+        <w:rPr>
+          <w:b w:val="0"/>
+        </w:rPr>
+        <w:t>Printed lesson and workbook; paper and pencil</w:t>
       </w:r>
     </w:p>
     <w:p>
@@ -271,7 +292,7 @@
         <w:rPr>
           <w:b w:val="0"/>
         </w:rPr>
-        <w:t>Without opening the old lesson, explain one key idea from Documenting a network experiment. Give an example and a mistake that the idea helps you avoid.</w:t>
+        <w:t>Calculator; optional local Python 3 interpreter</w:t>
       </w:r>
     </w:p>
     <w:p>
@@ -282,7 +303,7 @@
         <w:rPr>
           <w:b w:val="0"/>
         </w:rPr>
-        <w:t>Look for: Record a network experiment with enough detail to replay its calculations</w:t>
+        <w:t>Fictional data only; reserve the independent task and fresh retry until assessment</w:t>
       </w:r>
     </w:p>
     <w:p>
@@ -293,38 +314,38 @@
         <w:rPr>
           <w:b w:val="0"/>
         </w:rPr>
-        <w:t xml:space="preserve">Reference example, not the only acceptable wording: Teacher explanation: Predict max(0, a*x); start a = 1 with no bias; rate 0.1; two full-batch updates; MSE is mean squared </w:t>
+        <w:t xml:space="preserve">Validation influences selection, so its score is not independent final </w:t>
       </w:r>
       <w:r>
         <w:rPr>
           <w:b/>
         </w:rPr>
-        <w:t>prediction</w:t>
+        <w:t>evidence</w:t>
       </w:r>
       <w:r>
         <w:rPr>
           <w:b w:val="0"/>
         </w:rPr>
-        <w:t xml:space="preserve"> error.</w:t>
+        <w:t>. Freeze the chosen procedure before opening the final test.</w:t>
       </w:r>
     </w:p>
     <w:p>
       <w:pPr>
-        <w:spacing w:line="336" w:lineRule="auto" w:after="180"/>
-      </w:pPr>
-      <w:r>
-        <w:rPr>
-          <w:b w:val="0"/>
-        </w:rPr>
-        <w:t>T1 and T2 train, V1 validates; no shuffling or normalisation. Select lower validation MSE, ties to earlier update. Record the actual Python version, alongside the code and Python float arithmetic.</w:t>
+        <w:pStyle w:val="Heading2"/>
+      </w:pPr>
+      <w:r>
+        <w:t>Opening retrieval</w:t>
       </w:r>
     </w:p>
     <w:p>
       <w:pPr>
-        <w:pStyle w:val="Heading3"/>
-      </w:pPr>
-      <w:r>
-        <w:t>Dataset shift in neural models</w:t>
+        <w:spacing w:line="336" w:lineRule="auto" w:after="180"/>
+      </w:pPr>
+      <w:r>
+        <w:rPr>
+          <w:b w:val="0"/>
+        </w:rPr>
+        <w:t>Without opening the old lesson, explain one key idea from Documenting a network experiment. Give an example and a mistake that the idea helps you avoid.</w:t>
       </w:r>
     </w:p>
     <w:p>
@@ -335,7 +356,7 @@
         <w:rPr>
           <w:b w:val="0"/>
         </w:rPr>
-        <w:t>Without opening the old lesson, explain one key idea from Dataset shift in neural models. Give an example and a mistake that the idea helps you avoid.</w:t>
+        <w:t>Look for: Record a network experiment with enough detail to replay its calculations</w:t>
       </w:r>
     </w:p>
     <w:p>
@@ -346,19 +367,19 @@
         <w:rPr>
           <w:b w:val="0"/>
         </w:rPr>
-        <w:t xml:space="preserve">Look for: Explain how a changed </w:t>
+        <w:t xml:space="preserve">Reference example, not the only acceptable wording: Teacher explanation: Predict max(0, a*x); start a = 1 with no bias; rate 0.1; two full-batch updates; MSE is mean squared </w:t>
       </w:r>
       <w:r>
         <w:rPr>
           <w:b/>
         </w:rPr>
-        <w:t>input</w:t>
+        <w:t>prediction</w:t>
       </w:r>
       <w:r>
         <w:rPr>
           <w:b w:val="0"/>
         </w:rPr>
-        <w:t xml:space="preserve"> mix can change overall accuracy</w:t>
+        <w:t xml:space="preserve"> error.</w:t>
       </w:r>
     </w:p>
     <w:p>
@@ -369,7 +390,7 @@
         <w:rPr>
           <w:b w:val="0"/>
         </w:rPr>
-        <w:t>Reference example, not the only acceptable wording: Teacher explanation: Clear accuracy is 90 percent in both cohorts; dim accuracy is 50 percent in both.</w:t>
+        <w:t>T1 and T2 train, V1 validates; no shuffling or normalisation. Select lower validation MSE, ties to earlier update. Record the actual Python version, alongside the code and Python float arithmetic.</w:t>
       </w:r>
     </w:p>
     <w:p>
@@ -380,15 +401,30 @@
         <w:rPr>
           <w:b w:val="0"/>
         </w:rPr>
-        <w:t>Development has 80 percent clear and 20 percent dim; new use has 20 percent clear and 80 percent dim. The mix changes while observed group rates remain the same.</w:t>
+        <w:t>Without opening the old lesson, explain one key idea from Dataset shift in neural models. Give an example and a mistake that the idea helps you avoid.</w:t>
       </w:r>
     </w:p>
     <w:p>
       <w:pPr>
-        <w:pStyle w:val="Heading3"/>
-      </w:pPr>
-      <w:r>
-        <w:t>Similarity and normalisation</w:t>
+        <w:spacing w:line="336" w:lineRule="auto" w:after="180"/>
+      </w:pPr>
+      <w:r>
+        <w:rPr>
+          <w:b w:val="0"/>
+        </w:rPr>
+        <w:t xml:space="preserve">Look for: Explain how a changed </w:t>
+      </w:r>
+      <w:r>
+        <w:rPr>
+          <w:b/>
+        </w:rPr>
+        <w:t>input</w:t>
+      </w:r>
+      <w:r>
+        <w:rPr>
+          <w:b w:val="0"/>
+        </w:rPr>
+        <w:t xml:space="preserve"> mix can change overall accuracy</w:t>
       </w:r>
     </w:p>
     <w:p>
@@ -399,7 +435,7 @@
         <w:rPr>
           <w:b w:val="0"/>
         </w:rPr>
-        <w:t>Without opening the old lesson, explain one key idea from Similarity and normalisation. Give an example and a mistake that the idea helps you avoid.</w:t>
+        <w:t>Reference example, not the only acceptable wording: Teacher explanation: Clear accuracy is 90 percent in both cohorts; dim accuracy is 50 percent in both.</w:t>
       </w:r>
     </w:p>
     <w:p>
@@ -410,7 +446,7 @@
         <w:rPr>
           <w:b w:val="0"/>
         </w:rPr>
-        <w:t>Look for: Calculate vector length and normalise a nonzero vector</w:t>
+        <w:t>Development has 80 percent clear and 20 percent dim; new use has 20 percent clear and 80 percent dim. The mix changes while observed group rates remain the same.</w:t>
       </w:r>
     </w:p>
     <w:p>
@@ -421,7 +457,7 @@
         <w:rPr>
           <w:b w:val="0"/>
         </w:rPr>
-        <w:t>Reference example, not the only acceptable wording: Teacher explanation: Lengths are 5, 10 and 5. Unit vectors are [0.6, 0.8], [0.6, 0.8] and [-0.6, -0.8].</w:t>
+        <w:t>Without opening the old lesson, explain one key idea from Similarity and normalisation. Give an example and a mistake that the idea helps you avoid.</w:t>
       </w:r>
     </w:p>
     <w:p>
@@ -432,7 +468,7 @@
         <w:rPr>
           <w:b w:val="0"/>
         </w:rPr>
-        <w:t>The length difference between Q and A disappears; the opposite direction of C is preserved.</w:t>
+        <w:t>Look for: Calculate vector length and normalise a nonzero vector</w:t>
       </w:r>
     </w:p>
     <w:p>
@@ -443,31 +479,7 @@
         <w:rPr>
           <w:b w:val="0"/>
         </w:rPr>
-        <w:t xml:space="preserve">For the compact alternative schedule, use two 45-minute sessions. This capstone uses constructed scalar ReLU regression so every calculation is inspectable. It is an experiment in </w:t>
-      </w:r>
-      <w:r>
-        <w:rPr>
-          <w:b/>
-        </w:rPr>
-        <w:t>training</w:t>
-      </w:r>
-      <w:r>
-        <w:rPr>
-          <w:b w:val="0"/>
-        </w:rPr>
-        <w:t xml:space="preserve"> and </w:t>
-      </w:r>
-      <w:r>
-        <w:rPr>
-          <w:b/>
-        </w:rPr>
-        <w:t>evidence</w:t>
-      </w:r>
-      <w:r>
-        <w:rPr>
-          <w:b w:val="0"/>
-        </w:rPr>
-        <w:t>, not a real-world deployment.</w:t>
+        <w:t>Reference example, not the only acceptable wording: Teacher explanation: Lengths are 5, 10 and 5. Unit vectors are [0.6, 0.8], [0.6, 0.8] and [-0.6, -0.8].</w:t>
       </w:r>
     </w:p>
     <w:p>
@@ -478,27 +490,15 @@
         <w:rPr>
           <w:b w:val="0"/>
         </w:rPr>
-        <w:t xml:space="preserve">Preserve written plans, data roles and raw </w:t>
-      </w:r>
-      <w:r>
-        <w:rPr>
-          <w:b/>
-        </w:rPr>
-        <w:t>prediction</w:t>
-      </w:r>
-      <w:r>
-        <w:rPr>
-          <w:b w:val="0"/>
-        </w:rPr>
-        <w:t>s. Optional local Python requires no external packages or AI account. Do not expose independent-task solutions before collecting work.</w:t>
+        <w:t>The length difference between Q and A disappears; the opposite direction of C is preserved.</w:t>
       </w:r>
     </w:p>
     <w:p>
       <w:pPr>
-        <w:pStyle w:val="Heading3"/>
-      </w:pPr>
-      <w:r>
-        <w:t>Outcomes</w:t>
+        <w:pStyle w:val="Heading2"/>
+      </w:pPr>
+      <w:r>
+        <w:t>Pictured end goal</w:t>
       </w:r>
     </w:p>
     <w:p>
@@ -509,7 +509,7 @@
         <w:rPr>
           <w:b w:val="0"/>
         </w:rPr>
-        <w:t xml:space="preserve">Write a testable capstone </w:t>
+        <w:t xml:space="preserve">Explain capstone </w:t>
       </w:r>
       <w:r>
         <w:rPr>
@@ -521,59 +521,35 @@
         <w:rPr>
           <w:b w:val="0"/>
         </w:rPr>
-        <w:t xml:space="preserve"> and a credible </w:t>
+        <w:t xml:space="preserve"> and </w:t>
       </w:r>
       <w:r>
         <w:rPr>
           <w:b/>
         </w:rPr>
         <w:t>baseline</w:t>
+      </w:r>
+      <w:r>
+        <w:rPr>
+          <w:b w:val="0"/>
+        </w:rPr>
+        <w:t xml:space="preserve"> with a traceable toy-network case and a bounded conclusion.</w:t>
       </w:r>
     </w:p>
     <w:p>
       <w:pPr>
-        <w:spacing w:line="336" w:lineRule="auto" w:after="180"/>
-      </w:pPr>
-      <w:r>
-        <w:rPr>
-          <w:b w:val="0"/>
-        </w:rPr>
-        <w:t>Specify data roles and a selection rule before inspecting results</w:t>
+        <w:pStyle w:val="Heading2"/>
+      </w:pPr>
+      <w:r>
+        <w:t>Earlier wording, alternatives and picture transcripts · reference / check after trying</w:t>
       </w:r>
     </w:p>
     <w:p>
       <w:pPr>
-        <w:spacing w:line="336" w:lineRule="auto" w:after="180"/>
-      </w:pPr>
-      <w:r>
-        <w:rPr>
-          <w:b w:val="0"/>
-        </w:rPr>
-        <w:t xml:space="preserve">Calculate </w:t>
-      </w:r>
-      <w:r>
-        <w:rPr>
-          <w:b/>
-        </w:rPr>
-        <w:t>baseline</w:t>
-      </w:r>
-      <w:r>
-        <w:rPr>
-          <w:b w:val="0"/>
-        </w:rPr>
-        <w:t xml:space="preserve"> MSE and distinguish a </w:t>
-      </w:r>
-      <w:r>
-        <w:rPr>
-          <w:b/>
-        </w:rPr>
-        <w:t>success criterion</w:t>
-      </w:r>
-      <w:r>
-        <w:rPr>
-          <w:b w:val="0"/>
-        </w:rPr>
-        <w:t xml:space="preserve"> from a result</w:t>
+        <w:pStyle w:val="Heading3"/>
+      </w:pPr>
+      <w:r>
+        <w:t>Teach the learning cycle</w:t>
       </w:r>
     </w:p>
     <w:p>
@@ -581,48 +557,66 @@
         <w:pStyle w:val="Heading3"/>
       </w:pPr>
       <w:r>
-        <w:t>Preparation</w:t>
+        <w:t>Retrieval answer guidance</w:t>
       </w:r>
     </w:p>
     <w:p>
       <w:pPr>
-        <w:spacing w:line="336" w:lineRule="auto" w:after="180"/>
-      </w:pPr>
-      <w:r>
-        <w:rPr>
-          <w:b w:val="0"/>
-        </w:rPr>
-        <w:t>Printed lesson and workbook; paper and pencil</w:t>
+        <w:pStyle w:val="Heading3"/>
+      </w:pPr>
+      <w:r>
+        <w:t>Documenting a network experiment</w:t>
       </w:r>
     </w:p>
     <w:p>
       <w:pPr>
-        <w:spacing w:line="336" w:lineRule="auto" w:after="180"/>
-      </w:pPr>
-      <w:r>
-        <w:rPr>
-          <w:b w:val="0"/>
-        </w:rPr>
-        <w:t>Calculator; optional local Python 3 interpreter</w:t>
+        <w:pStyle w:val="Heading3"/>
+      </w:pPr>
+      <w:r>
+        <w:t>Dataset shift in neural models</w:t>
       </w:r>
     </w:p>
     <w:p>
       <w:pPr>
-        <w:spacing w:line="336" w:lineRule="auto" w:after="180"/>
-      </w:pPr>
-      <w:r>
-        <w:rPr>
-          <w:b w:val="0"/>
-        </w:rPr>
-        <w:t>Fictional data only; reserve the independent task and fresh retry until assessment</w:t>
+        <w:pStyle w:val="Heading3"/>
+      </w:pPr>
+      <w:r>
+        <w:t>Similarity and normalisation</w:t>
       </w:r>
     </w:p>
     <w:p>
       <w:pPr>
-        <w:pStyle w:val="Heading3"/>
-      </w:pPr>
-      <w:r>
-        <w:t>Prerequisite answer</w:t>
+        <w:spacing w:line="336" w:lineRule="auto" w:after="180"/>
+      </w:pPr>
+      <w:r>
+        <w:rPr>
+          <w:b w:val="0"/>
+        </w:rPr>
+        <w:t xml:space="preserve">For the compact alternative schedule, use two 45-minute sessions. This capstone uses constructed scalar ReLU regression so every calculation is inspectable. It is an experiment in </w:t>
+      </w:r>
+      <w:r>
+        <w:rPr>
+          <w:b/>
+        </w:rPr>
+        <w:t>training</w:t>
+      </w:r>
+      <w:r>
+        <w:rPr>
+          <w:b w:val="0"/>
+        </w:rPr>
+        <w:t xml:space="preserve"> and </w:t>
+      </w:r>
+      <w:r>
+        <w:rPr>
+          <w:b/>
+        </w:rPr>
+        <w:t>evidence</w:t>
+      </w:r>
+      <w:r>
+        <w:rPr>
+          <w:b w:val="0"/>
+        </w:rPr>
+        <w:t>, not a real-world deployment.</w:t>
       </w:r>
     </w:p>
     <w:p>
@@ -633,19 +627,19 @@
         <w:rPr>
           <w:b w:val="0"/>
         </w:rPr>
-        <w:t xml:space="preserve">Validation influences selection, so its score is not independent final </w:t>
+        <w:t xml:space="preserve">Preserve written plans, data roles and raw </w:t>
       </w:r>
       <w:r>
         <w:rPr>
           <w:b/>
         </w:rPr>
-        <w:t>evidence</w:t>
+        <w:t>prediction</w:t>
       </w:r>
       <w:r>
         <w:rPr>
           <w:b w:val="0"/>
         </w:rPr>
-        <w:t>. Freeze the chosen procedure before opening the final test.</w:t>
+        <w:t>s. Optional local Python requires no external packages or AI account. Do not expose independent-task solutions before collecting work.</w:t>
       </w:r>
     </w:p>
     <w:p>
@@ -653,7 +647,7 @@
         <w:pStyle w:val="Heading3"/>
       </w:pPr>
       <w:r>
-        <w:t>End goal for the pictorial case</w:t>
+        <w:t>Outcomes</w:t>
       </w:r>
     </w:p>
     <w:p>
@@ -664,7 +658,7 @@
         <w:rPr>
           <w:b w:val="0"/>
         </w:rPr>
-        <w:t xml:space="preserve">Explain capstone </w:t>
+        <w:t xml:space="preserve">Write a testable capstone </w:t>
       </w:r>
       <w:r>
         <w:rPr>
@@ -676,19 +670,13 @@
         <w:rPr>
           <w:b w:val="0"/>
         </w:rPr>
-        <w:t xml:space="preserve"> and </w:t>
+        <w:t xml:space="preserve"> and a credible </w:t>
       </w:r>
       <w:r>
         <w:rPr>
           <w:b/>
         </w:rPr>
         <w:t>baseline</w:t>
-      </w:r>
-      <w:r>
-        <w:rPr>
-          <w:b w:val="0"/>
-        </w:rPr>
-        <w:t xml:space="preserve"> with a traceable toy-network case and a bounded conclusion.</w:t>
       </w:r>
     </w:p>
     <w:p>
@@ -699,20 +687,50 @@
         <w:rPr>
           <w:b w:val="0"/>
         </w:rPr>
-        <w:t>This added worked case illustrates the week’s main idea. Retain all original and connected topics; schedule its practice within the teaching cycle.</w:t>
+        <w:t>Specify data roles and a selection rule before inspecting results</w:t>
       </w:r>
     </w:p>
     <w:p>
       <w:pPr>
-        <w:pStyle w:val="Heading1"/>
-      </w:pPr>
-      <w:r>
-        <w:t>02. Explain and model the mechanism</w:t>
+        <w:spacing w:line="336" w:lineRule="auto" w:after="180"/>
+      </w:pPr>
+      <w:r>
+        <w:rPr>
+          <w:b w:val="0"/>
+        </w:rPr>
+        <w:t xml:space="preserve">Calculate </w:t>
+      </w:r>
+      <w:r>
+        <w:rPr>
+          <w:b/>
+        </w:rPr>
+        <w:t>baseline</w:t>
+      </w:r>
+      <w:r>
+        <w:rPr>
+          <w:b w:val="0"/>
+        </w:rPr>
+        <w:t xml:space="preserve"> MSE and distinguish a </w:t>
+      </w:r>
+      <w:r>
+        <w:rPr>
+          <w:b/>
+        </w:rPr>
+        <w:t>success criterion</w:t>
+      </w:r>
+      <w:r>
+        <w:rPr>
+          <w:b w:val="0"/>
+        </w:rPr>
+        <w:t xml:space="preserve"> from a result</w:t>
       </w:r>
     </w:p>
     <w:p>
-      <w:r>
-        <w:t>Model Capstone hypothesis and baseline using the supplied case, labelled mechanism and reasoning. Make the scope of each conclusion explicit.</w:t>
+      <w:pPr>
+        <w:pStyle w:val="Heading3"/>
+      </w:pPr>
+      <w:r>
+        <w:t>Preparation</w:t>
       </w:r>
     </w:p>
     <w:p>
@@ -720,30 +738,15 @@
         <w:pStyle w:val="Heading3"/>
       </w:pPr>
       <w:r>
-        <w:t>Explain Capstone hypothesis and baseline · 1</w:t>
+        <w:t>Prerequisite answer</w:t>
       </w:r>
     </w:p>
     <w:p>
       <w:pPr>
-        <w:spacing w:line="336" w:lineRule="auto" w:after="180"/>
-      </w:pPr>
-      <w:r>
-        <w:rPr>
-          <w:b w:val="0"/>
-        </w:rPr>
-        <w:t xml:space="preserve">A capstone needs a question that </w:t>
-      </w:r>
-      <w:r>
-        <w:rPr>
-          <w:b/>
-        </w:rPr>
-        <w:t>evidence</w:t>
-      </w:r>
-      <w:r>
-        <w:rPr>
-          <w:b w:val="0"/>
-        </w:rPr>
-        <w:t xml:space="preserve"> can answer. “Build a better network” leaves better undefined.</w:t>
+        <w:pStyle w:val="Heading3"/>
+      </w:pPr>
+      <w:r>
+        <w:t>End goal for the pictorial case</w:t>
       </w:r>
     </w:p>
     <w:p>
@@ -754,109 +757,28 @@
         <w:rPr>
           <w:b w:val="0"/>
         </w:rPr>
-        <w:t xml:space="preserve">Here the question is: does two-update full-batch </w:t>
-      </w:r>
-      <w:r>
-        <w:rPr>
-          <w:b/>
-        </w:rPr>
-        <w:t>fitting</w:t>
-      </w:r>
-      <w:r>
-        <w:rPr>
-          <w:b w:val="0"/>
-        </w:rPr>
-        <w:t xml:space="preserve"> of one scalar ReLU weight reduce validation mean squared error relative to the initial-weight </w:t>
-      </w:r>
-      <w:r>
-        <w:rPr>
-          <w:b/>
-        </w:rPr>
-        <w:t>baseline</w:t>
-      </w:r>
-      <w:r>
-        <w:rPr>
-          <w:b w:val="0"/>
-        </w:rPr>
-        <w:t xml:space="preserve"> on a constructed positive-</w:t>
-      </w:r>
-      <w:r>
-        <w:rPr>
-          <w:b/>
-        </w:rPr>
-        <w:t>input</w:t>
-      </w:r>
-      <w:r>
-        <w:rPr>
-          <w:b w:val="0"/>
-        </w:rPr>
-        <w:t xml:space="preserve"> task?</w:t>
+        <w:t>This added worked case illustrates the week’s main idea. Retain all original and connected topics; schedule its practice within the teaching cycle.</w:t>
       </w:r>
     </w:p>
     <w:p>
       <w:pPr>
-        <w:spacing w:line="336" w:lineRule="auto" w:after="180"/>
-      </w:pPr>
-      <w:r>
-        <w:rPr>
-          <w:b w:val="0"/>
-        </w:rPr>
-        <w:t xml:space="preserve">Predict max(0, a*x), with no bias. The </w:t>
-      </w:r>
-      <w:r>
-        <w:rPr>
-          <w:b/>
-        </w:rPr>
-        <w:t>baseline</w:t>
-      </w:r>
-      <w:r>
-        <w:rPr>
-          <w:b w:val="0"/>
-        </w:rPr>
-        <w:t xml:space="preserve"> has a = 1. The trained candidate starts at a = 1, uses learning rate 0.1 and exactly two updates. These choices are written before results are inspected.</w:t>
+        <w:pStyle w:val="Heading1"/>
+      </w:pPr>
+      <w:r>
+        <w:t>02. Teach a complete question-to-evidence plan</w:t>
       </w:r>
     </w:p>
     <w:p>
-      <w:pPr>
-        <w:pStyle w:val="Heading3"/>
-      </w:pPr>
-      <w:r>
-        <w:t>Explain Capstone hypothesis and baseline · 2</w:t>
+      <w:r>
+        <w:t>Model baseline arithmetic while preserving unmeasured candidate status.</w:t>
       </w:r>
     </w:p>
     <w:p>
       <w:pPr>
-        <w:spacing w:line="336" w:lineRule="auto" w:after="180"/>
-      </w:pPr>
-      <w:r>
-        <w:rPr>
-          <w:b w:val="0"/>
-        </w:rPr>
-        <w:t xml:space="preserve">The </w:t>
-      </w:r>
-      <w:r>
-        <w:rPr>
-          <w:b/>
-        </w:rPr>
-        <w:t>hypothesis</w:t>
-      </w:r>
-      <w:r>
-        <w:rPr>
-          <w:b w:val="0"/>
-        </w:rPr>
-        <w:t xml:space="preserve"> is that the trained candidate has lower validation MSE. The plan does not guarantee that result. This task tests </w:t>
-      </w:r>
-      <w:r>
-        <w:rPr>
-          <w:b/>
-        </w:rPr>
-        <w:t>training</w:t>
-      </w:r>
-      <w:r>
-        <w:rPr>
-          <w:b w:val="0"/>
-        </w:rPr>
-        <w:t xml:space="preserve"> and record keeping, not whether neural networks are preferable to every other model.</w:t>
+        <w:pStyle w:val="Heading2"/>
+      </w:pPr>
+      <w:r>
+        <w:t>Main question, full data and baseline ledger</w:t>
       </w:r>
     </w:p>
     <w:p>
@@ -867,15 +789,135 @@
         <w:rPr>
           <w:b w:val="0"/>
         </w:rPr>
-        <w:t>A stronger comparison may also include an ordinary fitted line.</w:t>
+        <w:t xml:space="preserve">A capstone needs a question that </w:t>
+      </w:r>
+      <w:r>
+        <w:rPr>
+          <w:b/>
+        </w:rPr>
+        <w:t>evidence</w:t>
+      </w:r>
+      <w:r>
+        <w:rPr>
+          <w:b w:val="0"/>
+        </w:rPr>
+        <w:t xml:space="preserve"> can answer. “Build a better network” leaves better undefined.</w:t>
       </w:r>
     </w:p>
     <w:p>
       <w:pPr>
-        <w:pStyle w:val="Heading3"/>
-      </w:pPr>
-      <w:r>
-        <w:t>Explain Capstone hypothesis and baseline · 3</w:t>
+        <w:spacing w:line="336" w:lineRule="auto" w:after="180"/>
+      </w:pPr>
+      <w:r>
+        <w:rPr>
+          <w:b w:val="0"/>
+        </w:rPr>
+        <w:t xml:space="preserve">Here the question is: does two-update full-batch </w:t>
+      </w:r>
+      <w:r>
+        <w:rPr>
+          <w:b/>
+        </w:rPr>
+        <w:t>fitting</w:t>
+      </w:r>
+      <w:r>
+        <w:rPr>
+          <w:b w:val="0"/>
+        </w:rPr>
+        <w:t xml:space="preserve"> of one scalar ReLU weight reduce validation mean squared error relative to the initial-weight </w:t>
+      </w:r>
+      <w:r>
+        <w:rPr>
+          <w:b/>
+        </w:rPr>
+        <w:t>baseline</w:t>
+      </w:r>
+      <w:r>
+        <w:rPr>
+          <w:b w:val="0"/>
+        </w:rPr>
+        <w:t xml:space="preserve"> on a constructed positive-</w:t>
+      </w:r>
+      <w:r>
+        <w:rPr>
+          <w:b/>
+        </w:rPr>
+        <w:t>input</w:t>
+      </w:r>
+      <w:r>
+        <w:rPr>
+          <w:b w:val="0"/>
+        </w:rPr>
+        <w:t xml:space="preserve"> task?</w:t>
+      </w:r>
+    </w:p>
+    <w:p>
+      <w:pPr>
+        <w:spacing w:line="336" w:lineRule="auto" w:after="180"/>
+      </w:pPr>
+      <w:r>
+        <w:rPr>
+          <w:b w:val="0"/>
+        </w:rPr>
+        <w:t xml:space="preserve">Predict max(0, a*x), with no bias. The </w:t>
+      </w:r>
+      <w:r>
+        <w:rPr>
+          <w:b/>
+        </w:rPr>
+        <w:t>baseline</w:t>
+      </w:r>
+      <w:r>
+        <w:rPr>
+          <w:b w:val="0"/>
+        </w:rPr>
+        <w:t xml:space="preserve"> has a = 1. The trained candidate starts at a = 1, uses learning rate 0.1 and exactly two updates. These choices are written before results are inspected.</w:t>
+      </w:r>
+    </w:p>
+    <w:p>
+      <w:pPr>
+        <w:spacing w:line="336" w:lineRule="auto" w:after="180"/>
+      </w:pPr>
+      <w:r>
+        <w:rPr>
+          <w:b w:val="0"/>
+        </w:rPr>
+        <w:t xml:space="preserve">The </w:t>
+      </w:r>
+      <w:r>
+        <w:rPr>
+          <w:b/>
+        </w:rPr>
+        <w:t>hypothesis</w:t>
+      </w:r>
+      <w:r>
+        <w:rPr>
+          <w:b w:val="0"/>
+        </w:rPr>
+        <w:t xml:space="preserve"> is that the trained candidate has lower validation MSE. The plan does not guarantee that result. This task tests </w:t>
+      </w:r>
+      <w:r>
+        <w:rPr>
+          <w:b/>
+        </w:rPr>
+        <w:t>training</w:t>
+      </w:r>
+      <w:r>
+        <w:rPr>
+          <w:b w:val="0"/>
+        </w:rPr>
+        <w:t xml:space="preserve"> and record keeping, not whether neural networks are preferable to every other model.</w:t>
+      </w:r>
+    </w:p>
+    <w:p>
+      <w:pPr>
+        <w:spacing w:line="336" w:lineRule="auto" w:after="180"/>
+      </w:pPr>
+      <w:r>
+        <w:rPr>
+          <w:b w:val="0"/>
+        </w:rPr>
+        <w:t>A stronger comparison may also include an ordinary fitted line.</w:t>
       </w:r>
     </w:p>
     <w:p>
@@ -984,8 +1026,9 @@
         <w:tblLook w:firstColumn="1" w:firstRow="1" w:lastColumn="0" w:lastRow="0" w:noHBand="0" w:noVBand="1" w:val="04A0"/>
       </w:tblPr>
       <w:tblGrid>
-        <w:gridCol w:w="5112"/>
-        <w:gridCol w:w="5112"/>
+        <w:gridCol w:w="3408"/>
+        <w:gridCol w:w="3408"/>
+        <w:gridCol w:w="3408"/>
       </w:tblGrid>
       <w:tr>
         <w:trPr>
@@ -993,21 +1036,31 @@
         </w:trPr>
         <w:tc>
           <w:tcPr>
-            <w:tcW w:type="dxa" w:w="5112"/>
+            <w:tcW w:type="dxa" w:w="3408"/>
           </w:tcPr>
           <w:p>
             <w:r>
-              <w:t>Term</w:t>
+              <w:t>Role and ID</w:t>
             </w:r>
           </w:p>
         </w:tc>
         <w:tc>
           <w:tcPr>
-            <w:tcW w:type="dxa" w:w="5112"/>
+            <w:tcW w:type="dxa" w:w="3408"/>
           </w:tcPr>
           <w:p>
             <w:r>
-              <w:t>Meaning</w:t>
+              <w:t>x</w:t>
+            </w:r>
+          </w:p>
+        </w:tc>
+        <w:tc>
+          <w:tcPr>
+            <w:tcW w:type="dxa" w:w="3408"/>
+          </w:tcPr>
+          <w:p>
+            <w:r>
+              <w:t>y</w:t>
             </w:r>
           </w:p>
         </w:tc>
@@ -1015,21 +1068,31 @@
       <w:tr>
         <w:tc>
           <w:tcPr>
-            <w:tcW w:type="dxa" w:w="5112"/>
+            <w:tcW w:type="dxa" w:w="3408"/>
           </w:tcPr>
           <w:p>
             <w:r>
-              <w:t>Hypothesis</w:t>
+              <w:t>Training T1</w:t>
             </w:r>
           </w:p>
         </w:tc>
         <w:tc>
           <w:tcPr>
-            <w:tcW w:type="dxa" w:w="5112"/>
+            <w:tcW w:type="dxa" w:w="3408"/>
           </w:tcPr>
           <w:p>
             <w:r>
-              <w:t>A testable expectation with a stated comparison and outcome</w:t>
+              <w:t>1</w:t>
+            </w:r>
+          </w:p>
+        </w:tc>
+        <w:tc>
+          <w:tcPr>
+            <w:tcW w:type="dxa" w:w="3408"/>
+          </w:tcPr>
+          <w:p>
+            <w:r>
+              <w:t>2</w:t>
             </w:r>
           </w:p>
         </w:tc>
@@ -1037,21 +1100,31 @@
       <w:tr>
         <w:tc>
           <w:tcPr>
-            <w:tcW w:type="dxa" w:w="5112"/>
+            <w:tcW w:type="dxa" w:w="3408"/>
           </w:tcPr>
           <w:p>
             <w:r>
-              <w:t>Baseline</w:t>
+              <w:t>Training T2</w:t>
             </w:r>
           </w:p>
         </w:tc>
         <w:tc>
           <w:tcPr>
-            <w:tcW w:type="dxa" w:w="5112"/>
+            <w:tcW w:type="dxa" w:w="3408"/>
           </w:tcPr>
           <w:p>
             <w:r>
-              <w:t>A specified reference procedure evaluated on the same cases</w:t>
+              <w:t>2</w:t>
+            </w:r>
+          </w:p>
+        </w:tc>
+        <w:tc>
+          <w:tcPr>
+            <w:tcW w:type="dxa" w:w="3408"/>
+          </w:tcPr>
+          <w:p>
+            <w:r>
+              <w:t>4</w:t>
             </w:r>
           </w:p>
         </w:tc>
@@ -1059,21 +1132,31 @@
       <w:tr>
         <w:tc>
           <w:tcPr>
-            <w:tcW w:type="dxa" w:w="5112"/>
+            <w:tcW w:type="dxa" w:w="3408"/>
           </w:tcPr>
           <w:p>
             <w:r>
-              <w:t>Success criterion</w:t>
+              <w:t>Validation V1</w:t>
             </w:r>
           </w:p>
         </w:tc>
         <w:tc>
           <w:tcPr>
-            <w:tcW w:type="dxa" w:w="5112"/>
+            <w:tcW w:type="dxa" w:w="3408"/>
           </w:tcPr>
           <w:p>
             <w:r>
-              <w:t>A rule written before evaluation for judging the measured result</w:t>
+              <w:t>3</w:t>
+            </w:r>
+          </w:p>
+        </w:tc>
+        <w:tc>
+          <w:tcPr>
+            <w:tcW w:type="dxa" w:w="3408"/>
+          </w:tcPr>
+          <w:p>
+            <w:r>
+              <w:t>6</w:t>
             </w:r>
           </w:p>
         </w:tc>
@@ -1081,26 +1164,342 @@
       <w:tr>
         <w:tc>
           <w:tcPr>
-            <w:tcW w:type="dxa" w:w="5112"/>
+            <w:tcW w:type="dxa" w:w="3408"/>
           </w:tcPr>
           <w:p>
             <w:r>
-              <w:t>Reserved test</w:t>
+              <w:t>Validation V2</w:t>
             </w:r>
           </w:p>
         </w:tc>
         <w:tc>
           <w:tcPr>
-            <w:tcW w:type="dxa" w:w="5112"/>
+            <w:tcW w:type="dxa" w:w="3408"/>
           </w:tcPr>
           <w:p>
             <w:r>
-              <w:t>Cases kept out of fitting, tuning and selection</w:t>
+              <w:t>4</w:t>
+            </w:r>
+          </w:p>
+        </w:tc>
+        <w:tc>
+          <w:tcPr>
+            <w:tcW w:type="dxa" w:w="3408"/>
+          </w:tcPr>
+          <w:p>
+            <w:r>
+              <w:t>8</w:t>
+            </w:r>
+          </w:p>
+        </w:tc>
+      </w:tr>
+      <w:tr>
+        <w:tc>
+          <w:tcPr>
+            <w:tcW w:type="dxa" w:w="3408"/>
+          </w:tcPr>
+          <w:p>
+            <w:r>
+              <w:t>Final test</w:t>
+            </w:r>
+          </w:p>
+        </w:tc>
+        <w:tc>
+          <w:tcPr>
+            <w:tcW w:type="dxa" w:w="3408"/>
+          </w:tcPr>
+          <w:p>
+            <w:r>
+              <w:t>Sealed</w:t>
+            </w:r>
+          </w:p>
+        </w:tc>
+        <w:tc>
+          <w:tcPr>
+            <w:tcW w:type="dxa" w:w="3408"/>
+          </w:tcPr>
+          <w:p>
+            <w:r>
+              <w:t>Sealed</w:t>
             </w:r>
           </w:p>
         </w:tc>
       </w:tr>
     </w:tbl>
+    <w:tbl>
+      <w:tblPr>
+        <w:tblStyle w:val="LightShading-Accent1"/>
+        <w:tblW w:type="auto" w:w="0"/>
+        <w:tblLook w:firstColumn="1" w:firstRow="1" w:lastColumn="0" w:lastRow="0" w:noHBand="0" w:noVBand="1" w:val="04A0"/>
+      </w:tblPr>
+      <w:tblGrid>
+        <w:gridCol w:w="1704"/>
+        <w:gridCol w:w="1704"/>
+        <w:gridCol w:w="1704"/>
+        <w:gridCol w:w="1704"/>
+        <w:gridCol w:w="1704"/>
+        <w:gridCol w:w="1704"/>
+      </w:tblGrid>
+      <w:tr>
+        <w:trPr>
+          <w:tblHeader/>
+        </w:trPr>
+        <w:tc>
+          <w:tcPr>
+            <w:tcW w:type="dxa" w:w="1704"/>
+          </w:tcPr>
+          <w:p>
+            <w:r>
+              <w:t>Validation ID</w:t>
+            </w:r>
+          </w:p>
+        </w:tc>
+        <w:tc>
+          <w:tcPr>
+            <w:tcW w:type="dxa" w:w="1704"/>
+          </w:tcPr>
+          <w:p>
+            <w:r>
+              <w:t>Input</w:t>
+            </w:r>
+          </w:p>
+        </w:tc>
+        <w:tc>
+          <w:tcPr>
+            <w:tcW w:type="dxa" w:w="1704"/>
+          </w:tcPr>
+          <w:p>
+            <w:r>
+              <w:t>Target</w:t>
+            </w:r>
+          </w:p>
+        </w:tc>
+        <w:tc>
+          <w:tcPr>
+            <w:tcW w:type="dxa" w:w="1704"/>
+          </w:tcPr>
+          <w:p>
+            <w:r>
+              <w:t>Baseline prediction a=1</w:t>
+            </w:r>
+          </w:p>
+        </w:tc>
+        <w:tc>
+          <w:tcPr>
+            <w:tcW w:type="dxa" w:w="1704"/>
+          </w:tcPr>
+          <w:p>
+            <w:r>
+              <w:t>Error</w:t>
+            </w:r>
+          </w:p>
+        </w:tc>
+        <w:tc>
+          <w:tcPr>
+            <w:tcW w:type="dxa" w:w="1704"/>
+          </w:tcPr>
+          <w:p>
+            <w:r>
+              <w:t>Squared error</w:t>
+            </w:r>
+          </w:p>
+        </w:tc>
+      </w:tr>
+      <w:tr>
+        <w:tc>
+          <w:tcPr>
+            <w:tcW w:type="dxa" w:w="1704"/>
+          </w:tcPr>
+          <w:p>
+            <w:r>
+              <w:t>V1</w:t>
+            </w:r>
+          </w:p>
+        </w:tc>
+        <w:tc>
+          <w:tcPr>
+            <w:tcW w:type="dxa" w:w="1704"/>
+          </w:tcPr>
+          <w:p>
+            <w:r>
+              <w:t>3</w:t>
+            </w:r>
+          </w:p>
+        </w:tc>
+        <w:tc>
+          <w:tcPr>
+            <w:tcW w:type="dxa" w:w="1704"/>
+          </w:tcPr>
+          <w:p>
+            <w:r>
+              <w:t>6</w:t>
+            </w:r>
+          </w:p>
+        </w:tc>
+        <w:tc>
+          <w:tcPr>
+            <w:tcW w:type="dxa" w:w="1704"/>
+          </w:tcPr>
+          <w:p>
+            <w:r>
+              <w:t>3</w:t>
+            </w:r>
+          </w:p>
+        </w:tc>
+        <w:tc>
+          <w:tcPr>
+            <w:tcW w:type="dxa" w:w="1704"/>
+          </w:tcPr>
+          <w:p>
+            <w:r>
+              <w:t>-3</w:t>
+            </w:r>
+          </w:p>
+        </w:tc>
+        <w:tc>
+          <w:tcPr>
+            <w:tcW w:type="dxa" w:w="1704"/>
+          </w:tcPr>
+          <w:p>
+            <w:r>
+              <w:t>9</w:t>
+            </w:r>
+          </w:p>
+        </w:tc>
+      </w:tr>
+      <w:tr>
+        <w:tc>
+          <w:tcPr>
+            <w:tcW w:type="dxa" w:w="1704"/>
+          </w:tcPr>
+          <w:p>
+            <w:r>
+              <w:t>V2</w:t>
+            </w:r>
+          </w:p>
+        </w:tc>
+        <w:tc>
+          <w:tcPr>
+            <w:tcW w:type="dxa" w:w="1704"/>
+          </w:tcPr>
+          <w:p>
+            <w:r>
+              <w:t>4</w:t>
+            </w:r>
+          </w:p>
+        </w:tc>
+        <w:tc>
+          <w:tcPr>
+            <w:tcW w:type="dxa" w:w="1704"/>
+          </w:tcPr>
+          <w:p>
+            <w:r>
+              <w:t>8</w:t>
+            </w:r>
+          </w:p>
+        </w:tc>
+        <w:tc>
+          <w:tcPr>
+            <w:tcW w:type="dxa" w:w="1704"/>
+          </w:tcPr>
+          <w:p>
+            <w:r>
+              <w:t>4</w:t>
+            </w:r>
+          </w:p>
+        </w:tc>
+        <w:tc>
+          <w:tcPr>
+            <w:tcW w:type="dxa" w:w="1704"/>
+          </w:tcPr>
+          <w:p>
+            <w:r>
+              <w:t>-4</w:t>
+            </w:r>
+          </w:p>
+        </w:tc>
+        <w:tc>
+          <w:tcPr>
+            <w:tcW w:type="dxa" w:w="1704"/>
+          </w:tcPr>
+          <w:p>
+            <w:r>
+              <w:t>16</w:t>
+            </w:r>
+          </w:p>
+        </w:tc>
+      </w:tr>
+      <w:tr>
+        <w:tc>
+          <w:tcPr>
+            <w:tcW w:type="dxa" w:w="1704"/>
+          </w:tcPr>
+          <w:p>
+            <w:r>
+              <w:t>MSE denominator</w:t>
+            </w:r>
+          </w:p>
+        </w:tc>
+        <w:tc>
+          <w:tcPr>
+            <w:tcW w:type="dxa" w:w="1704"/>
+          </w:tcPr>
+          <w:p>
+            <w:r>
+              <w:t>Two validation rows</w:t>
+            </w:r>
+          </w:p>
+        </w:tc>
+        <w:tc>
+          <w:tcPr>
+            <w:tcW w:type="dxa" w:w="1704"/>
+          </w:tcPr>
+          <w:p>
+            <w:r>
+              <w:t>(9+16)/2 = 12.5</w:t>
+            </w:r>
+          </w:p>
+        </w:tc>
+        <w:tc>
+          <w:tcPr>
+            <w:tcW w:type="dxa" w:w="1704"/>
+          </w:tcPr>
+          <w:p>
+            <w:r>
+              <w:t>Candidate not yet run</w:t>
+            </w:r>
+          </w:p>
+        </w:tc>
+        <w:tc>
+          <w:tcPr>
+            <w:tcW w:type="dxa" w:w="1704"/>
+          </w:tcPr>
+          <w:p>
+            <w:r>
+              <w:t>Final not measured</w:t>
+            </w:r>
+          </w:p>
+        </w:tc>
+        <w:tc>
+          <w:tcPr>
+            <w:tcW w:type="dxa" w:w="1704"/>
+          </w:tcPr>
+          <w:p>
+            <w:r>
+              <w:t>No improvement yet established</w:t>
+            </w:r>
+          </w:p>
+        </w:tc>
+      </w:tr>
+    </w:tbl>
+    <w:p>
+      <w:pPr>
+        <w:pStyle w:val="Heading2"/>
+      </w:pPr>
+      <w:r>
+        <w:t>Main criteria and versioning</w:t>
+      </w:r>
+    </w:p>
     <w:p>
       <w:pPr>
         <w:pStyle w:val="Heading3"/>
@@ -1265,31 +1664,31 @@
         <w:rPr>
           <w:b w:val="0"/>
         </w:rPr>
-        <w:t xml:space="preserve">Guided: errors -3 and -3 give MSE 9 on two rows. Candidate </w:t>
+        <w:t xml:space="preserve">The validation criterion is candidate MSE strictly below </w:t>
       </w:r>
       <w:r>
         <w:rPr>
           <w:b/>
         </w:rPr>
-        <w:t>prediction</w:t>
+        <w:t>baseline</w:t>
       </w:r>
       <w:r>
         <w:rPr>
           <w:b w:val="0"/>
         </w:rPr>
-        <w:t xml:space="preserve">s are missing, so the </w:t>
+        <w:t xml:space="preserve"> MSE on V1 and V2. Equality does not pass. The final criterion is lower MSE than the same </w:t>
       </w:r>
       <w:r>
         <w:rPr>
           <w:b/>
         </w:rPr>
-        <w:t>hypothesis</w:t>
+        <w:t>baseline</w:t>
       </w:r>
       <w:r>
         <w:rPr>
           <w:b w:val="0"/>
         </w:rPr>
-        <w:t xml:space="preserve"> remains untested.</w:t>
+        <w:t xml:space="preserve"> on the sealed final rows.</w:t>
       </w:r>
     </w:p>
     <w:p>
@@ -1300,27 +1699,54 @@
         <w:rPr>
           <w:b w:val="0"/>
         </w:rPr>
-        <w:t xml:space="preserve">Exit: final rows became selection </w:t>
+        <w:t xml:space="preserve">Report both scores and every raw </w:t>
       </w:r>
       <w:r>
         <w:rPr>
           <w:b/>
         </w:rPr>
-        <w:t>evidence</w:t>
+        <w:t>prediction</w:t>
       </w:r>
       <w:r>
         <w:rPr>
           <w:b w:val="0"/>
         </w:rPr>
-        <w:t>; document the change, freeze the revised plan and reserve new independent final cases.</w:t>
+        <w:t xml:space="preserve"> whether or not the criterion passes. Record the rule, </w:t>
+      </w:r>
+      <w:r>
+        <w:rPr>
+          <w:b/>
+        </w:rPr>
+        <w:t>training</w:t>
+      </w:r>
+      <w:r>
+        <w:rPr>
+          <w:b w:val="0"/>
+        </w:rPr>
+        <w:t xml:space="preserve"> rows, update count, learning rate, loss, data versions and code version.</w:t>
       </w:r>
     </w:p>
     <w:p>
       <w:pPr>
-        <w:pStyle w:val="Heading3"/>
-      </w:pPr>
-      <w:r>
-        <w:t>Model the reasoning aloud</w:t>
+        <w:spacing w:line="336" w:lineRule="auto" w:after="180"/>
+      </w:pPr>
+      <w:r>
+        <w:rPr>
+          <w:b w:val="0"/>
+        </w:rPr>
+        <w:t xml:space="preserve">A criterion specifies how to judge a future result; it is not </w:t>
+      </w:r>
+      <w:r>
+        <w:rPr>
+          <w:b/>
+        </w:rPr>
+        <w:t>evidence</w:t>
+      </w:r>
+      <w:r>
+        <w:rPr>
+          <w:b w:val="0"/>
+        </w:rPr>
+        <w:t xml:space="preserve"> that the result already happened.</w:t>
       </w:r>
     </w:p>
     <w:p>
@@ -1331,38 +1757,74 @@
         <w:rPr>
           <w:b w:val="0"/>
         </w:rPr>
-        <w:t xml:space="preserve">Use the complete worked example below before asking learners to complete W2. Reveal a small part, invite a </w:t>
+        <w:t>Keep validation and final criteria separate. Do not silently add epochs or change pre</w:t>
       </w:r>
       <w:r>
         <w:rPr>
           <w:b/>
         </w:rPr>
-        <w:t>prediction</w:t>
+        <w:t>process</w:t>
       </w:r>
       <w:r>
         <w:rPr>
           <w:b w:val="0"/>
         </w:rPr>
-        <w:t>, then explain the deciding step.</w:t>
+        <w:t xml:space="preserve">ing after seeing a weak result. A changed plan is a new version and needs an honest account of what </w:t>
+      </w:r>
+      <w:r>
+        <w:rPr>
+          <w:b/>
+        </w:rPr>
+        <w:t>evidence</w:t>
+      </w:r>
+      <w:r>
+        <w:rPr>
+          <w:b w:val="0"/>
+        </w:rPr>
+        <w:t xml:space="preserve"> informed it.</w:t>
       </w:r>
     </w:p>
     <w:p>
       <w:pPr>
-        <w:spacing w:line="336" w:lineRule="auto" w:after="180"/>
-      </w:pPr>
-      <w:r>
-        <w:rPr>
-          <w:b w:val="0"/>
-        </w:rPr>
-        <w:t>These teacher notes contain solutions; do not reveal the independent case answer during modelling.</w:t>
+        <w:pStyle w:val="Heading2"/>
+      </w:pPr>
+      <w:r>
+        <w:t>Separate supported baseline key</w:t>
       </w:r>
     </w:p>
     <w:p>
       <w:pPr>
-        <w:pStyle w:val="Heading3"/>
-      </w:pPr>
-      <w:r>
-        <w:t>Model the reasoning aloud · 4</w:t>
+        <w:spacing w:line="336" w:lineRule="auto" w:after="180"/>
+      </w:pPr>
+      <w:r>
+        <w:rPr>
+          <w:b w:val="0"/>
+        </w:rPr>
+        <w:t xml:space="preserve">Guided: errors -3 and -3 give MSE 9 on two rows. Candidate </w:t>
+      </w:r>
+      <w:r>
+        <w:rPr>
+          <w:b/>
+        </w:rPr>
+        <w:t>prediction</w:t>
+      </w:r>
+      <w:r>
+        <w:rPr>
+          <w:b w:val="0"/>
+        </w:rPr>
+        <w:t xml:space="preserve">s are missing, so the </w:t>
+      </w:r>
+      <w:r>
+        <w:rPr>
+          <w:b/>
+        </w:rPr>
+        <w:t>hypothesis</w:t>
+      </w:r>
+      <w:r>
+        <w:rPr>
+          <w:b w:val="0"/>
+        </w:rPr>
+        <w:t xml:space="preserve"> remains untested.</w:t>
       </w:r>
     </w:p>
     <w:p>
@@ -1373,66 +1835,27 @@
         <w:rPr>
           <w:b w:val="0"/>
         </w:rPr>
-        <w:t xml:space="preserve">The validation criterion is candidate MSE strictly below </w:t>
+        <w:t xml:space="preserve">Exit: final rows became selection </w:t>
       </w:r>
       <w:r>
         <w:rPr>
           <w:b/>
         </w:rPr>
-        <w:t>baseline</w:t>
+        <w:t>evidence</w:t>
       </w:r>
       <w:r>
         <w:rPr>
           <w:b w:val="0"/>
         </w:rPr>
-        <w:t xml:space="preserve"> MSE on V1 and V2. Equality does not pass. The final criterion is lower MSE than the same </w:t>
-      </w:r>
-      <w:r>
-        <w:rPr>
-          <w:b/>
-        </w:rPr>
-        <w:t>baseline</w:t>
-      </w:r>
-      <w:r>
-        <w:rPr>
-          <w:b w:val="0"/>
-        </w:rPr>
-        <w:t xml:space="preserve"> on the sealed final rows.</w:t>
+        <w:t>; document the change, freeze the revised plan and reserve new independent final cases.</w:t>
       </w:r>
     </w:p>
     <w:p>
       <w:pPr>
-        <w:spacing w:line="336" w:lineRule="auto" w:after="180"/>
-      </w:pPr>
-      <w:r>
-        <w:rPr>
-          <w:b w:val="0"/>
-        </w:rPr>
-        <w:t xml:space="preserve">Report both scores and every raw </w:t>
-      </w:r>
-      <w:r>
-        <w:rPr>
-          <w:b/>
-        </w:rPr>
-        <w:t>prediction</w:t>
-      </w:r>
-      <w:r>
-        <w:rPr>
-          <w:b w:val="0"/>
-        </w:rPr>
-        <w:t xml:space="preserve"> whether or not the criterion passes. Record the rule, </w:t>
-      </w:r>
-      <w:r>
-        <w:rPr>
-          <w:b/>
-        </w:rPr>
-        <w:t>training</w:t>
-      </w:r>
-      <w:r>
-        <w:rPr>
-          <w:b w:val="0"/>
-        </w:rPr>
-        <w:t xml:space="preserve"> rows, update count, learning rate, loss, data versions and code version.</w:t>
+        <w:pStyle w:val="Heading2"/>
+      </w:pPr>
+      <w:r>
+        <w:t>Classroom reserved-case handling</w:t>
       </w:r>
     </w:p>
     <w:p>
@@ -1443,54 +1866,501 @@
         <w:rPr>
           <w:b w:val="0"/>
         </w:rPr>
-        <w:t xml:space="preserve">A criterion specifies how to judge a future result; it is not </w:t>
-      </w:r>
-      <w:r>
-        <w:rPr>
-          <w:b/>
-        </w:rPr>
-        <w:t>evidence</w:t>
-      </w:r>
-      <w:r>
-        <w:rPr>
-          <w:b w:val="0"/>
-        </w:rPr>
-        <w:t xml:space="preserve"> that the result already happened.</w:t>
+        <w:t>Treat the published capstone final cases as teaching material, not a secure assessment bank. Before an individual classroom experiment, hold appropriate fresh evaluation cases outside the learner’s planning materials. If learners have already seen future-week final cases or labels, record that exposure and use fresh cases for an independent assessment. A sealed role in a plan does not by itself prevent access.</w:t>
       </w:r>
     </w:p>
     <w:p>
       <w:pPr>
+        <w:pStyle w:val="Heading2"/>
+      </w:pPr>
+      <w:r>
+        <w:t>Separate pictured comparison and missing arithmetic inputs</w:t>
+      </w:r>
+    </w:p>
+    <w:p>
+      <w:pPr>
         <w:spacing w:line="336" w:lineRule="auto" w:after="180"/>
       </w:pPr>
       <w:r>
         <w:rPr>
           <w:b w:val="0"/>
         </w:rPr>
-        <w:t>Keep validation and final criteria separate. Do not silently add epochs or change pre</w:t>
+        <w:t xml:space="preserve">A testable image-pattern </w:t>
       </w:r>
       <w:r>
         <w:rPr>
           <w:b/>
         </w:rPr>
-        <w:t>process</w:t>
+        <w:t>hypothesis</w:t>
       </w:r>
       <w:r>
         <w:rPr>
           <w:b w:val="0"/>
         </w:rPr>
-        <w:t xml:space="preserve">ing after seeing a weak result. A changed plan is a new version and needs an honest account of what </w:t>
+        <w:t>. A team proposes that including the centre-pixel feature improves a small fixed network’s classification of toy image patterns.</w:t>
+      </w:r>
+    </w:p>
+    <w:p>
+      <w:pPr>
+        <w:spacing w:line="336" w:lineRule="auto" w:after="180"/>
+      </w:pPr>
+      <w:r>
+        <w:rPr>
+          <w:b w:val="0"/>
+        </w:rPr>
+        <w:t>Two frozen versions are planned: A uses corner features only; B also uses the centre feature. Eight reserved toy patterns have labels defined before scoring.</w:t>
+      </w:r>
+    </w:p>
+    <w:p>
+      <w:pPr>
+        <w:spacing w:line="336" w:lineRule="auto" w:after="180"/>
+      </w:pPr>
+      <w:r>
+        <w:rPr>
+          <w:b w:val="0"/>
+        </w:rPr>
+        <w:t>The main capstone is scalar regression with MSE; the picture is a separate proposed image-classification comparison. Pictured A uses corner features; B adds a centre feature. The outcome would be the number correct on the same eight reserved toy patterns.</w:t>
+      </w:r>
+    </w:p>
+    <w:p>
+      <w:pPr>
+        <w:spacing w:line="336" w:lineRule="auto" w:after="180"/>
+      </w:pPr>
+      <w:r>
+        <w:rPr>
+          <w:b w:val="0"/>
+        </w:rPr>
+        <w:t>The pixel grids, model weights, exact labels and predictions are not supplied, so this picture is a planning example, not a runnable scored experiment or evidence that B wins. Both versions must keep reserved labels out of fitting and selection.</w:t>
+      </w:r>
+    </w:p>
+    <w:p>
+      <w:pPr>
+        <w:pStyle w:val="Heading2"/>
+      </w:pPr>
+      <w:r>
+        <w:t>Pictured plan and contamination key</w:t>
+      </w:r>
+    </w:p>
+    <w:p>
+      <w:r>
+        <w:drawing>
+          <wp:inline xmlns:a="http://schemas.openxmlformats.org/drawingml/2006/main" xmlns:pic="http://schemas.openxmlformats.org/drawingml/2006/picture">
+            <wp:extent cx="5486400" cy="3182112"/>
+            <wp:docPr id="1" name="Picture 1" descr="Write the prediction: B should have more correct labels than A on the same eight patterns. → Declare the baseline: A is a documented corner-only network, not a deliberately broken version. → Reserve evaluation: Keep the eight patterns out of model selection and tuning."/>
+            <wp:cNvGraphicFramePr>
+              <a:graphicFrameLocks noChangeAspect="1"/>
+            </wp:cNvGraphicFramePr>
+            <a:graphic>
+              <a:graphicData uri="http://schemas.openxmlformats.org/drawingml/2006/picture">
+                <pic:pic>
+                  <pic:nvPicPr>
+                    <pic:cNvPr id="0" name="academy-story-ai-5-33-02.png"/>
+                    <pic:cNvPicPr/>
+                  </pic:nvPicPr>
+                  <pic:blipFill>
+                    <a:blip r:embed="rId9"/>
+                    <a:stretch>
+                      <a:fillRect/>
+                    </a:stretch>
+                  </pic:blipFill>
+                  <pic:spPr>
+                    <a:xfrm>
+                      <a:off x="0" y="0"/>
+                      <a:ext cx="5486400" cy="3182112"/>
+                    </a:xfrm>
+                    <a:prstGeom prst="rect"/>
+                  </pic:spPr>
+                </pic:pic>
+              </a:graphicData>
+            </a:graphic>
+          </wp:inline>
+        </w:drawing>
+      </w:r>
+    </w:p>
+    <w:p>
+      <w:pPr>
+        <w:pStyle w:val="Heading3"/>
+      </w:pPr>
+      <w:r>
+        <w:t>Read the picture one step at a time</w:t>
+      </w:r>
+    </w:p>
+    <w:tbl>
+      <w:tblPr>
+        <w:tblStyle w:val="LightShading-Accent1"/>
+        <w:tblW w:type="auto" w:w="0"/>
+        <w:tblLook w:firstColumn="1" w:firstRow="1" w:lastColumn="0" w:lastRow="0" w:noHBand="0" w:noVBand="1" w:val="04A0"/>
+      </w:tblPr>
+      <w:tblGrid>
+        <w:gridCol w:w="5112"/>
+        <w:gridCol w:w="5112"/>
+      </w:tblGrid>
+      <w:tr>
+        <w:trPr>
+          <w:tblHeader/>
+        </w:trPr>
+        <w:tc>
+          <w:tcPr>
+            <w:tcW w:type="dxa" w:w="5112"/>
+          </w:tcPr>
+          <w:p>
+            <w:r>
+              <w:t>Step</w:t>
+            </w:r>
+          </w:p>
+        </w:tc>
+        <w:tc>
+          <w:tcPr>
+            <w:tcW w:type="dxa" w:w="5112"/>
+          </w:tcPr>
+          <w:p>
+            <w:r>
+              <w:t>What happens and why</w:t>
+            </w:r>
+          </w:p>
+        </w:tc>
+      </w:tr>
+      <w:tr>
+        <w:tc>
+          <w:tcPr>
+            <w:tcW w:type="dxa" w:w="5112"/>
+          </w:tcPr>
+          <w:p>
+            <w:r>
+              <w:t>1. Write the prediction</w:t>
+            </w:r>
+          </w:p>
+        </w:tc>
+        <w:tc>
+          <w:tcPr>
+            <w:tcW w:type="dxa" w:w="5112"/>
+          </w:tcPr>
+          <w:p>
+            <w:r>
+              <w:t>B should have more correct labels than A on the same eight patterns.</w:t>
+            </w:r>
+          </w:p>
+        </w:tc>
+      </w:tr>
+      <w:tr>
+        <w:tc>
+          <w:tcPr>
+            <w:tcW w:type="dxa" w:w="5112"/>
+          </w:tcPr>
+          <w:p>
+            <w:r>
+              <w:t>2. Declare the baseline</w:t>
+            </w:r>
+          </w:p>
+        </w:tc>
+        <w:tc>
+          <w:tcPr>
+            <w:tcW w:type="dxa" w:w="5112"/>
+          </w:tcPr>
+          <w:p>
+            <w:r>
+              <w:t>A is a documented corner-only network, not a deliberately broken version.</w:t>
+            </w:r>
+          </w:p>
+        </w:tc>
+      </w:tr>
+      <w:tr>
+        <w:tc>
+          <w:tcPr>
+            <w:tcW w:type="dxa" w:w="5112"/>
+          </w:tcPr>
+          <w:p>
+            <w:r>
+              <w:t>3. Reserve evaluation</w:t>
+            </w:r>
+          </w:p>
+        </w:tc>
+        <w:tc>
+          <w:tcPr>
+            <w:tcW w:type="dxa" w:w="5112"/>
+          </w:tcPr>
+          <w:p>
+            <w:r>
+              <w:t>Keep the eight patterns out of model selection and tuning.</w:t>
+            </w:r>
+          </w:p>
+        </w:tc>
+      </w:tr>
+    </w:tbl>
+    <w:p>
+      <w:r>
+        <w:t>Match each pictured step to the supplied facts. This is a worked teaching case, not an independent assessment.</w:t>
+      </w:r>
+    </w:p>
+    <w:p>
+      <w:pPr>
+        <w:spacing w:line="336" w:lineRule="auto" w:after="180"/>
+      </w:pPr>
+      <w:r>
+        <w:rPr>
+          <w:b w:val="0"/>
+        </w:rPr>
+        <w:t xml:space="preserve">A capstone </w:t>
       </w:r>
       <w:r>
         <w:rPr>
           <w:b/>
         </w:rPr>
-        <w:t>evidence</w:t>
+        <w:t>hypothesis</w:t>
       </w:r>
       <w:r>
         <w:rPr>
           <w:b w:val="0"/>
         </w:rPr>
-        <w:t xml:space="preserve"> informed it.</w:t>
+        <w:t xml:space="preserve"> links a specific architectural change to a measured outcome. A </w:t>
+      </w:r>
+      <w:r>
+        <w:rPr>
+          <w:b/>
+        </w:rPr>
+        <w:t>baseline</w:t>
+      </w:r>
+      <w:r>
+        <w:rPr>
+          <w:b w:val="0"/>
+        </w:rPr>
+        <w:t xml:space="preserve"> anchors the comparison; frozen labels and held-out patterns protect it from answer-key tuning.</w:t>
+      </w:r>
+    </w:p>
+    <w:p>
+      <w:pPr>
+        <w:spacing w:line="336" w:lineRule="auto" w:after="180"/>
+      </w:pPr>
+      <w:r>
+        <w:rPr>
+          <w:b w:val="0"/>
+        </w:rPr>
+        <w:t>Eight toy patterns support a narrow experiment, not claims about real photographs, children or universal architecture superiority.</w:t>
+      </w:r>
+    </w:p>
+    <w:p>
+      <w:pPr>
+        <w:spacing w:line="336" w:lineRule="auto" w:after="180"/>
+      </w:pPr>
+      <w:r>
+        <w:rPr>
+          <w:b w:val="0"/>
+        </w:rPr>
+        <w:t xml:space="preserve">Change: Give only B the eight evaluation labels during </w:t>
+      </w:r>
+      <w:r>
+        <w:rPr>
+          <w:b/>
+        </w:rPr>
+        <w:t>training</w:t>
+      </w:r>
+      <w:r>
+        <w:rPr>
+          <w:b w:val="0"/>
+        </w:rPr>
+        <w:t>.</w:t>
+      </w:r>
+    </w:p>
+    <w:p>
+      <w:pPr>
+        <w:spacing w:line="336" w:lineRule="auto" w:after="180"/>
+      </w:pPr>
+      <w:r>
+        <w:rPr>
+          <w:b/>
+        </w:rPr>
+        <w:t>Prediction</w:t>
+      </w:r>
+      <w:r>
+        <w:rPr>
+          <w:b w:val="0"/>
+        </w:rPr>
+        <w:t>: The proposed comparison becomes contaminated rather than a valid held-out test.</w:t>
+      </w:r>
+    </w:p>
+    <w:p>
+      <w:pPr>
+        <w:spacing w:line="336" w:lineRule="auto" w:after="180"/>
+      </w:pPr>
+      <w:r>
+        <w:rPr>
+          <w:b w:val="0"/>
+        </w:rPr>
+        <w:t>Reason: One version has gained privileged information from the reserved evaluation set.</w:t>
+      </w:r>
+    </w:p>
+    <w:p>
+      <w:pPr>
+        <w:pStyle w:val="Heading2"/>
+      </w:pPr>
+      <w:r>
+        <w:t>Earlier wording, alternatives and picture transcripts · reference / check after trying</w:t>
+      </w:r>
+    </w:p>
+    <w:tbl>
+      <w:tblPr>
+        <w:tblStyle w:val="LightShading-Accent1"/>
+        <w:tblW w:type="auto" w:w="0"/>
+        <w:tblLook w:firstColumn="1" w:firstRow="1" w:lastColumn="0" w:lastRow="0" w:noHBand="0" w:noVBand="1" w:val="04A0"/>
+      </w:tblPr>
+      <w:tblGrid>
+        <w:gridCol w:w="5112"/>
+        <w:gridCol w:w="5112"/>
+      </w:tblGrid>
+      <w:tr>
+        <w:trPr>
+          <w:tblHeader/>
+        </w:trPr>
+        <w:tc>
+          <w:tcPr>
+            <w:tcW w:type="dxa" w:w="5112"/>
+          </w:tcPr>
+          <w:p>
+            <w:r>
+              <w:t>Term</w:t>
+            </w:r>
+          </w:p>
+        </w:tc>
+        <w:tc>
+          <w:tcPr>
+            <w:tcW w:type="dxa" w:w="5112"/>
+          </w:tcPr>
+          <w:p>
+            <w:r>
+              <w:t>Meaning</w:t>
+            </w:r>
+          </w:p>
+        </w:tc>
+      </w:tr>
+      <w:tr>
+        <w:tc>
+          <w:tcPr>
+            <w:tcW w:type="dxa" w:w="5112"/>
+          </w:tcPr>
+          <w:p>
+            <w:r>
+              <w:t>Hypothesis</w:t>
+            </w:r>
+          </w:p>
+        </w:tc>
+        <w:tc>
+          <w:tcPr>
+            <w:tcW w:type="dxa" w:w="5112"/>
+          </w:tcPr>
+          <w:p>
+            <w:r>
+              <w:t>A testable expectation with a stated comparison and outcome</w:t>
+            </w:r>
+          </w:p>
+        </w:tc>
+      </w:tr>
+      <w:tr>
+        <w:tc>
+          <w:tcPr>
+            <w:tcW w:type="dxa" w:w="5112"/>
+          </w:tcPr>
+          <w:p>
+            <w:r>
+              <w:t>Baseline</w:t>
+            </w:r>
+          </w:p>
+        </w:tc>
+        <w:tc>
+          <w:tcPr>
+            <w:tcW w:type="dxa" w:w="5112"/>
+          </w:tcPr>
+          <w:p>
+            <w:r>
+              <w:t>A specified reference procedure evaluated on the same cases</w:t>
+            </w:r>
+          </w:p>
+        </w:tc>
+      </w:tr>
+      <w:tr>
+        <w:tc>
+          <w:tcPr>
+            <w:tcW w:type="dxa" w:w="5112"/>
+          </w:tcPr>
+          <w:p>
+            <w:r>
+              <w:t>Success criterion</w:t>
+            </w:r>
+          </w:p>
+        </w:tc>
+        <w:tc>
+          <w:tcPr>
+            <w:tcW w:type="dxa" w:w="5112"/>
+          </w:tcPr>
+          <w:p>
+            <w:r>
+              <w:t>A rule written before evaluation for judging the measured result</w:t>
+            </w:r>
+          </w:p>
+        </w:tc>
+      </w:tr>
+      <w:tr>
+        <w:tc>
+          <w:tcPr>
+            <w:tcW w:type="dxa" w:w="5112"/>
+          </w:tcPr>
+          <w:p>
+            <w:r>
+              <w:t>Reserved test</w:t>
+            </w:r>
+          </w:p>
+        </w:tc>
+        <w:tc>
+          <w:tcPr>
+            <w:tcW w:type="dxa" w:w="5112"/>
+          </w:tcPr>
+          <w:p>
+            <w:r>
+              <w:t>Cases kept out of fitting, tuning and selection</w:t>
+            </w:r>
+          </w:p>
+        </w:tc>
+      </w:tr>
+    </w:tbl>
+    <w:p>
+      <w:pPr>
+        <w:pStyle w:val="Heading3"/>
+      </w:pPr>
+      <w:r>
+        <w:t>Model the reasoning aloud</w:t>
+      </w:r>
+    </w:p>
+    <w:p>
+      <w:pPr>
+        <w:spacing w:line="336" w:lineRule="auto" w:after="180"/>
+      </w:pPr>
+      <w:r>
+        <w:rPr>
+          <w:b w:val="0"/>
+        </w:rPr>
+        <w:t xml:space="preserve">Use the complete worked example below before asking learners to complete W2. Reveal a small part, invite a </w:t>
+      </w:r>
+      <w:r>
+        <w:rPr>
+          <w:b/>
+        </w:rPr>
+        <w:t>prediction</w:t>
+      </w:r>
+      <w:r>
+        <w:rPr>
+          <w:b w:val="0"/>
+        </w:rPr>
+        <w:t>, then explain the deciding step.</w:t>
+      </w:r>
+    </w:p>
+    <w:p>
+      <w:pPr>
+        <w:spacing w:line="336" w:lineRule="auto" w:after="180"/>
+      </w:pPr>
+      <w:r>
+        <w:rPr>
+          <w:b w:val="0"/>
+        </w:rPr>
+        <w:t>These teacher notes contain solutions; do not reveal the independent case answer during modelling.</w:t>
       </w:r>
     </w:p>
     <w:tbl>
@@ -1616,53 +2486,10 @@
     </w:p>
     <w:p>
       <w:pPr>
-        <w:spacing w:line="336" w:lineRule="auto" w:after="180"/>
-      </w:pPr>
-      <w:r>
-        <w:rPr>
-          <w:b w:val="0"/>
-        </w:rPr>
-        <w:t xml:space="preserve">A testable image-pattern </w:t>
-      </w:r>
-      <w:r>
-        <w:rPr>
-          <w:b/>
-        </w:rPr>
-        <w:t>hypothesis</w:t>
-      </w:r>
-      <w:r>
-        <w:rPr>
-          <w:b w:val="0"/>
-        </w:rPr>
-        <w:t>. A team proposes that including the centre-pixel feature improves a small fixed network’s classification of toy image patterns.</w:t>
-      </w:r>
-    </w:p>
-    <w:p>
-      <w:pPr>
         <w:pStyle w:val="Heading3"/>
       </w:pPr>
       <w:r>
         <w:t>The facts we will use</w:t>
-      </w:r>
-    </w:p>
-    <w:p>
-      <w:pPr>
-        <w:pStyle w:val="Heading3"/>
-      </w:pPr>
-      <w:r>
-        <w:t>Supplied facts</w:t>
-      </w:r>
-    </w:p>
-    <w:p>
-      <w:pPr>
-        <w:spacing w:line="336" w:lineRule="auto" w:after="180"/>
-        <w:shd w:fill="F1F6FC"/>
-      </w:pPr>
-      <w:r>
-        <w:rPr>
-          <w:b w:val="0"/>
-        </w:rPr>
-        <w:t>Two frozen versions are planned: A uses corner features only; B also uses the centre feature. Eight reserved toy patterns have labels defined before scoring.</w:t>
       </w:r>
     </w:p>
     <w:p>
@@ -1670,7 +2497,7 @@
         <w:drawing>
           <wp:inline xmlns:a="http://schemas.openxmlformats.org/drawingml/2006/main" xmlns:pic="http://schemas.openxmlformats.org/drawingml/2006/picture">
             <wp:extent cx="5486400" cy="5225143"/>
-            <wp:docPr id="1" name="Picture 1" descr="Capstone hypothesis and baseline. Write the prediction: B should have more correct labels than A on the same eight patterns.. Declare the baseline: A is a documented corner-only network, not a deliberately broken version.. Reserve evaluation: Keep the eight patterns out of model selection and tuning."/>
+            <wp:docPr id="2" name="Picture 2" descr="Capstone hypothesis and baseline. Write the prediction: B should have more correct labels than A on the same eight patterns.. Declare the baseline: A is a documented corner-only network, not a deliberately broken version.. Reserve evaluation: Keep the eight patterns out of model selection and tuning."/>
             <wp:cNvGraphicFramePr>
               <a:graphicFrameLocks noChangeAspect="1"/>
             </wp:cNvGraphicFramePr>
@@ -1682,7 +2509,7 @@
                     <pic:cNvPicPr/>
                   </pic:nvPicPr>
                   <pic:blipFill>
-                    <a:blip r:embed="rId9"/>
+                    <a:blip r:embed="rId10"/>
                     <a:stretch>
                       <a:fillRect/>
                     </a:stretch>
@@ -1706,114 +2533,7 @@
         <w:pStyle w:val="Heading3"/>
       </w:pPr>
       <w:r>
-        <w:t>Read the picture one step at a time</w:t>
-      </w:r>
-    </w:p>
-    <w:tbl>
-      <w:tblPr>
-        <w:tblStyle w:val="LightShading-Accent1"/>
-        <w:tblW w:type="auto" w:w="0"/>
-        <w:tblLook w:firstColumn="1" w:firstRow="1" w:lastColumn="0" w:lastRow="0" w:noHBand="0" w:noVBand="1" w:val="04A0"/>
-      </w:tblPr>
-      <w:tblGrid>
-        <w:gridCol w:w="5112"/>
-        <w:gridCol w:w="5112"/>
-      </w:tblGrid>
-      <w:tr>
-        <w:trPr>
-          <w:tblHeader/>
-        </w:trPr>
-        <w:tc>
-          <w:tcPr>
-            <w:tcW w:type="dxa" w:w="5112"/>
-          </w:tcPr>
-          <w:p>
-            <w:r>
-              <w:t>Step</w:t>
-            </w:r>
-          </w:p>
-        </w:tc>
-        <w:tc>
-          <w:tcPr>
-            <w:tcW w:type="dxa" w:w="5112"/>
-          </w:tcPr>
-          <w:p>
-            <w:r>
-              <w:t>What happens and why</w:t>
-            </w:r>
-          </w:p>
-        </w:tc>
-      </w:tr>
-      <w:tr>
-        <w:tc>
-          <w:tcPr>
-            <w:tcW w:type="dxa" w:w="5112"/>
-          </w:tcPr>
-          <w:p>
-            <w:r>
-              <w:t>1. Write the prediction</w:t>
-            </w:r>
-          </w:p>
-        </w:tc>
-        <w:tc>
-          <w:tcPr>
-            <w:tcW w:type="dxa" w:w="5112"/>
-          </w:tcPr>
-          <w:p>
-            <w:r>
-              <w:t>B should have more correct labels than A on the same eight patterns.</w:t>
-            </w:r>
-          </w:p>
-        </w:tc>
-      </w:tr>
-      <w:tr>
-        <w:tc>
-          <w:tcPr>
-            <w:tcW w:type="dxa" w:w="5112"/>
-          </w:tcPr>
-          <w:p>
-            <w:r>
-              <w:t>2. Declare the baseline</w:t>
-            </w:r>
-          </w:p>
-        </w:tc>
-        <w:tc>
-          <w:tcPr>
-            <w:tcW w:type="dxa" w:w="5112"/>
-          </w:tcPr>
-          <w:p>
-            <w:r>
-              <w:t>A is a documented corner-only network, not a deliberately broken version.</w:t>
-            </w:r>
-          </w:p>
-        </w:tc>
-      </w:tr>
-      <w:tr>
-        <w:tc>
-          <w:tcPr>
-            <w:tcW w:type="dxa" w:w="5112"/>
-          </w:tcPr>
-          <w:p>
-            <w:r>
-              <w:t>3. Reserve evaluation</w:t>
-            </w:r>
-          </w:p>
-        </w:tc>
-        <w:tc>
-          <w:tcPr>
-            <w:tcW w:type="dxa" w:w="5112"/>
-          </w:tcPr>
-          <w:p>
-            <w:r>
-              <w:t>Keep the eight patterns out of model selection and tuning.</w:t>
-            </w:r>
-          </w:p>
-        </w:tc>
-      </w:tr>
-    </w:tbl>
-    <w:p>
-      <w:r>
-        <w:t>Match each pictured step to the supplied facts. This is a worked teaching case, not an independent assessment.</w:t>
+        <w:t>Why this result follows</w:t>
       </w:r>
     </w:p>
     <w:p>
@@ -1821,7 +2541,7 @@
         <w:pStyle w:val="Heading3"/>
       </w:pPr>
       <w:r>
-        <w:t>Why this result follows</w:t>
+        <w:t>What this example does not establish</w:t>
       </w:r>
     </w:p>
     <w:p>
@@ -1829,173 +2549,240 @@
         <w:pStyle w:val="Heading3"/>
       </w:pPr>
       <w:r>
-        <w:t>Why the result follows</w:t>
+        <w:t>Change one thing in the pictured case</w:t>
       </w:r>
     </w:p>
     <w:p>
       <w:pPr>
-        <w:spacing w:line="336" w:lineRule="auto" w:after="180"/>
-        <w:shd w:fill="F1F6FC"/>
-      </w:pPr>
-      <w:r>
-        <w:rPr>
-          <w:b w:val="0"/>
-        </w:rPr>
-        <w:t xml:space="preserve">A capstone </w:t>
-      </w:r>
-      <w:r>
-        <w:rPr>
-          <w:b/>
-        </w:rPr>
-        <w:t>hypothesis</w:t>
-      </w:r>
-      <w:r>
-        <w:rPr>
-          <w:b w:val="0"/>
-        </w:rPr>
-        <w:t xml:space="preserve"> links a specific architectural change to a measured outcome. A </w:t>
-      </w:r>
-      <w:r>
-        <w:rPr>
-          <w:b/>
-        </w:rPr>
-        <w:t>baseline</w:t>
-      </w:r>
-      <w:r>
-        <w:rPr>
-          <w:b w:val="0"/>
-        </w:rPr>
-        <w:t xml:space="preserve"> anchors the comparison; frozen labels and held-out patterns protect it from answer-key tuning.</w:t>
+        <w:pStyle w:val="Heading3"/>
+      </w:pPr>
+      <w:r>
+        <w:t>Ask while showing the picture</w:t>
       </w:r>
     </w:p>
     <w:p>
       <w:pPr>
-        <w:pStyle w:val="Heading3"/>
-      </w:pPr>
-      <w:r>
-        <w:t>What this example does not establish</w:t>
+        <w:spacing w:line="336" w:lineRule="auto" w:after="180"/>
+      </w:pPr>
+      <w:r>
+        <w:rPr>
+          <w:b w:val="0"/>
+        </w:rPr>
+        <w:t xml:space="preserve">Cover the result. Ask learners to name the </w:t>
+      </w:r>
+      <w:r>
+        <w:rPr>
+          <w:b/>
+        </w:rPr>
+        <w:t>input</w:t>
+      </w:r>
+      <w:r>
+        <w:rPr>
+          <w:b w:val="0"/>
+        </w:rPr>
+        <w:t xml:space="preserve">s and predict the next step. Uncover one step, connect the icon to the actual procedure, and explain its </w:t>
+      </w:r>
+      <w:r>
+        <w:rPr>
+          <w:b/>
+        </w:rPr>
+        <w:t>evidence</w:t>
+      </w:r>
+      <w:r>
+        <w:rPr>
+          <w:b w:val="0"/>
+        </w:rPr>
+        <w:t>. Then change the supplied condition and compare.</w:t>
       </w:r>
     </w:p>
     <w:p>
       <w:pPr>
-        <w:pStyle w:val="Heading3"/>
-      </w:pPr>
-      <w:r>
-        <w:t>Keep the stated limit</w:t>
+        <w:spacing w:line="336" w:lineRule="auto" w:after="180"/>
+      </w:pPr>
+      <w:r>
+        <w:rPr>
+          <w:b w:val="0"/>
+        </w:rPr>
+        <w:t>The picture is a representation; it does not document execution of a real AI model.</w:t>
       </w:r>
     </w:p>
     <w:p>
       <w:pPr>
-        <w:spacing w:line="336" w:lineRule="auto" w:after="180"/>
-        <w:shd w:fill="FFF5E6"/>
-      </w:pPr>
-      <w:r>
-        <w:rPr>
-          <w:b w:val="0"/>
-        </w:rPr>
-        <w:t>Eight toy patterns support a narrow experiment, not claims about real photographs, children or universal architecture superiority.</w:t>
+        <w:pStyle w:val="Heading1"/>
+      </w:pPr>
+      <w:r>
+        <w:t>03. Model a step,then remove help</w:t>
       </w:r>
     </w:p>
     <w:p>
-      <w:pPr>
-        <w:pStyle w:val="Heading3"/>
-      </w:pPr>
-      <w:r>
-        <w:t>Change one thing in the pictured case</w:t>
+      <w:r>
+        <w:t>Collect each learner’s reasoning before showing a key.</w:t>
       </w:r>
     </w:p>
     <w:p>
       <w:pPr>
-        <w:pStyle w:val="Heading3"/>
-      </w:pPr>
-      <w:r>
-        <w:t>Change one thing</w:t>
+        <w:pStyle w:val="Heading2"/>
+      </w:pPr>
+      <w:r>
+        <w:t>Current completion task and checked reasoning</w:t>
       </w:r>
     </w:p>
     <w:p>
       <w:pPr>
         <w:spacing w:line="336" w:lineRule="auto" w:after="180"/>
-        <w:shd w:fill="F5F1FB"/>
       </w:pPr>
       <w:r>
         <w:rPr>
           <w:b w:val="0"/>
         </w:rPr>
-        <w:t xml:space="preserve">Change: Give only B the eight evaluation labels during </w:t>
+        <w:t xml:space="preserve">Completion task: Compute </w:t>
       </w:r>
       <w:r>
         <w:rPr>
           <w:b/>
         </w:rPr>
-        <w:t>training</w:t>
+        <w:t>baseline</w:t>
       </w:r>
       <w:r>
         <w:rPr>
           <w:b w:val="0"/>
         </w:rPr>
-        <w:t>.</w:t>
+        <w:t xml:space="preserve"> </w:t>
+      </w:r>
+      <w:r>
+        <w:rPr>
+          <w:b/>
+        </w:rPr>
+        <w:t>prediction</w:t>
+      </w:r>
+      <w:r>
+        <w:rPr>
+          <w:b w:val="0"/>
+        </w:rPr>
+        <w:t>s, errors, squared errors and MSE on V1 and V2. State the denominator.</w:t>
       </w:r>
     </w:p>
     <w:p>
       <w:pPr>
-        <w:pStyle w:val="Heading3"/>
-      </w:pPr>
-      <w:r>
-        <w:t>Predicted result</w:t>
+        <w:spacing w:line="336" w:lineRule="auto" w:after="180"/>
+      </w:pPr>
+      <w:r>
+        <w:rPr>
+          <w:b w:val="0"/>
+        </w:rPr>
+        <w:t xml:space="preserve">Teacher check: Teacher explanation: </w:t>
+      </w:r>
+      <w:r>
+        <w:rPr>
+          <w:b/>
+        </w:rPr>
+        <w:t>Prediction</w:t>
+      </w:r>
+      <w:r>
+        <w:rPr>
+          <w:b w:val="0"/>
+        </w:rPr>
+        <w:t>s 3 and 4; errors -3 and -4; squared errors 9 and 16; MSE 12.5 over two rows.</w:t>
       </w:r>
     </w:p>
     <w:p>
       <w:pPr>
         <w:spacing w:line="336" w:lineRule="auto" w:after="180"/>
-        <w:shd w:fill="F1F6FC"/>
-      </w:pPr>
+      </w:pPr>
+      <w:r>
+        <w:rPr>
+          <w:b w:val="0"/>
+        </w:rPr>
+        <w:t xml:space="preserve">Start by identifying the given </w:t>
+      </w:r>
       <w:r>
         <w:rPr>
           <w:b/>
         </w:rPr>
-        <w:t>Prediction</w:t>
+        <w:t>input</w:t>
       </w:r>
       <w:r>
         <w:rPr>
           <w:b w:val="0"/>
         </w:rPr>
-        <w:t>: The proposed comparison becomes contaminated rather than a valid held-out test.</w:t>
+        <w:t>s together. Leave the intermediate steps blank. If needed, model one step, then withdraw that help on the next step. Move to a full trace only when the partial trace is understood.</w:t>
       </w:r>
     </w:p>
     <w:p>
       <w:pPr>
-        <w:pStyle w:val="Heading3"/>
-      </w:pPr>
-      <w:r>
-        <w:t>Why the result follows</w:t>
+        <w:spacing w:line="336" w:lineRule="auto" w:after="180"/>
+      </w:pPr>
+      <w:r>
+        <w:rPr>
+          <w:b w:val="0"/>
+        </w:rPr>
+        <w:t>For partners, alternate explainer and checker; collect a response from every learner before discussion.</w:t>
       </w:r>
     </w:p>
     <w:p>
       <w:pPr>
-        <w:spacing w:line="336" w:lineRule="auto" w:after="180"/>
-        <w:shd w:fill="F1F6FC"/>
-      </w:pPr>
-      <w:r>
-        <w:rPr>
-          <w:b w:val="0"/>
-        </w:rPr>
-        <w:t>Reason: One version has gained privileged information from the reserved evaluation set.</w:t>
+        <w:pStyle w:val="Heading2"/>
+      </w:pPr>
+      <w:r>
+        <w:t>Individual misconception check</w:t>
       </w:r>
     </w:p>
     <w:p>
       <w:pPr>
-        <w:pStyle w:val="Heading3"/>
-      </w:pPr>
-      <w:r>
-        <w:t>Ask while showing the picture</w:t>
+        <w:spacing w:line="336" w:lineRule="auto" w:after="180"/>
+      </w:pPr>
+      <w:r>
+        <w:rPr>
+          <w:b w:val="0"/>
+        </w:rPr>
+        <w:t xml:space="preserve">Use the worked case for Capstone </w:t>
+      </w:r>
+      <w:r>
+        <w:rPr>
+          <w:b/>
+        </w:rPr>
+        <w:t>hypothesis</w:t>
+      </w:r>
+      <w:r>
+        <w:rPr>
+          <w:b w:val="0"/>
+        </w:rPr>
+        <w:t xml:space="preserve"> and </w:t>
+      </w:r>
+      <w:r>
+        <w:rPr>
+          <w:b/>
+        </w:rPr>
+        <w:t>baseline</w:t>
+      </w:r>
+      <w:r>
+        <w:rPr>
+          <w:b w:val="0"/>
+        </w:rPr>
+        <w:t xml:space="preserve">. Proposed explanation: “A </w:t>
+      </w:r>
+      <w:r>
+        <w:rPr>
+          <w:b/>
+        </w:rPr>
+        <w:t>hypothesis</w:t>
+      </w:r>
+      <w:r>
+        <w:rPr>
+          <w:b w:val="0"/>
+        </w:rPr>
+        <w:t xml:space="preserve"> is a result”. Decide whether this explanation is supported.</w:t>
       </w:r>
     </w:p>
     <w:p>
       <w:pPr>
-        <w:pStyle w:val="Heading3"/>
-      </w:pPr>
-      <w:r>
-        <w:t>Ask while showing the picture · 5</w:t>
+        <w:spacing w:line="336" w:lineRule="auto" w:after="180"/>
+      </w:pPr>
+      <w:r>
+        <w:rPr>
+          <w:b w:val="0"/>
+        </w:rPr>
+        <w:t>Point to the step or supplied fact that decides; explain your repair if needed.</w:t>
       </w:r>
     </w:p>
     <w:p>
@@ -2006,31 +2793,19 @@
         <w:rPr>
           <w:b w:val="0"/>
         </w:rPr>
-        <w:t xml:space="preserve">Cover the result. Ask learners to name the </w:t>
+        <w:t xml:space="preserve">Expected correction: A </w:t>
       </w:r>
       <w:r>
         <w:rPr>
           <w:b/>
         </w:rPr>
-        <w:t>input</w:t>
+        <w:t>hypothesis</w:t>
       </w:r>
       <w:r>
         <w:rPr>
           <w:b w:val="0"/>
         </w:rPr>
-        <w:t xml:space="preserve">s and predict the next step. Uncover one step, connect the icon to the actual procedure, and explain its </w:t>
-      </w:r>
-      <w:r>
-        <w:rPr>
-          <w:b/>
-        </w:rPr>
-        <w:t>evidence</w:t>
-      </w:r>
-      <w:r>
-        <w:rPr>
-          <w:b w:val="0"/>
-        </w:rPr>
-        <w:t>. Then change the supplied condition and compare.</w:t>
+        <w:t xml:space="preserve"> states an expectation before the comparison. Results may support or contradict it.</w:t>
       </w:r>
     </w:p>
     <w:p>
@@ -2041,20 +2816,191 @@
         <w:rPr>
           <w:b w:val="0"/>
         </w:rPr>
-        <w:t>The picture is a representation; it does not document execution of a real AI model.</w:t>
+        <w:t>Collect explanations, not only yes/no votes. If a misunderstanding is common, re-model the relevant step for the class.</w:t>
       </w:r>
     </w:p>
     <w:p>
       <w:pPr>
-        <w:pStyle w:val="Heading1"/>
-      </w:pPr>
-      <w:r>
-        <w:t>03. Demonstrate and guide practice</w:t>
+        <w:spacing w:line="336" w:lineRule="auto" w:after="180"/>
+      </w:pPr>
+      <w:r>
+        <w:rPr>
+          <w:b w:val="0"/>
+        </w:rPr>
+        <w:t>If it affects a few learners, give a short targeted group explanation while others solve a more demanding variation.</w:t>
       </w:r>
     </w:p>
     <w:p>
-      <w:r>
-        <w:t>Demonstrate Capstone hypothesis and baseline, reduce support deliberately and check individual reasoning before discussing answers.</w:t>
+      <w:pPr>
+        <w:pStyle w:val="Heading2"/>
+      </w:pPr>
+      <w:r>
+        <w:t>Pictured reasoning and changed case</w:t>
+      </w:r>
+    </w:p>
+    <w:p>
+      <w:pPr>
+        <w:spacing w:line="336" w:lineRule="auto" w:after="180"/>
+      </w:pPr>
+      <w:r>
+        <w:rPr>
+          <w:b w:val="0"/>
+        </w:rPr>
+        <w:t xml:space="preserve">Name the intended change, the </w:t>
+      </w:r>
+      <w:r>
+        <w:rPr>
+          <w:b/>
+        </w:rPr>
+        <w:t>baseline</w:t>
+      </w:r>
+      <w:r>
+        <w:rPr>
+          <w:b w:val="0"/>
+        </w:rPr>
+        <w:t xml:space="preserve"> and the measured outcome. Why must both versions avoid </w:t>
+      </w:r>
+      <w:r>
+        <w:rPr>
+          <w:b/>
+        </w:rPr>
+        <w:t>training</w:t>
+      </w:r>
+      <w:r>
+        <w:rPr>
+          <w:b w:val="0"/>
+        </w:rPr>
+        <w:t xml:space="preserve"> on the eight reserved labels?</w:t>
+      </w:r>
+    </w:p>
+    <w:p>
+      <w:pPr>
+        <w:spacing w:line="336" w:lineRule="auto" w:after="180"/>
+      </w:pPr>
+      <w:r>
+        <w:rPr>
+          <w:b w:val="0"/>
+        </w:rPr>
+        <w:t>The change is adding the centre feature; A is corner-only. The outcome is correct labels out of the same eight patterns. Using reserved labels to train B leaks evaluation information and invalidates the unseen comparison.</w:t>
+      </w:r>
+    </w:p>
+    <w:p>
+      <w:pPr>
+        <w:spacing w:line="336" w:lineRule="auto" w:after="180"/>
+      </w:pPr>
+      <w:r>
+        <w:rPr>
+          <w:b w:val="0"/>
+        </w:rPr>
+        <w:t>Changed-case reasoning: The proposed comparison becomes contaminated rather than a valid held-out test. One version has gained privileged information from the reserved evaluation set.</w:t>
+      </w:r>
+    </w:p>
+    <w:p>
+      <w:pPr>
+        <w:spacing w:line="336" w:lineRule="auto" w:after="180"/>
+      </w:pPr>
+      <w:r>
+        <w:rPr>
+          <w:b w:val="0"/>
+        </w:rPr>
+        <w:t xml:space="preserve">Collect each learner’s explanation before discussion. Use the first missing connection between </w:t>
+      </w:r>
+      <w:r>
+        <w:rPr>
+          <w:b/>
+        </w:rPr>
+        <w:t>input</w:t>
+      </w:r>
+      <w:r>
+        <w:rPr>
+          <w:b w:val="0"/>
+        </w:rPr>
+        <w:t xml:space="preserve">, deciding step and result to choose support. This question is worked-case practice, not fresh mastery </w:t>
+      </w:r>
+      <w:r>
+        <w:rPr>
+          <w:b/>
+        </w:rPr>
+        <w:t>evidence</w:t>
+      </w:r>
+      <w:r>
+        <w:rPr>
+          <w:b w:val="0"/>
+        </w:rPr>
+        <w:t>.</w:t>
+      </w:r>
+    </w:p>
+    <w:p>
+      <w:pPr>
+        <w:pStyle w:val="Heading2"/>
+      </w:pPr>
+      <w:r>
+        <w:t>Accessible support and extension</w:t>
+      </w:r>
+    </w:p>
+    <w:p>
+      <w:pPr>
+        <w:spacing w:line="336" w:lineRule="auto" w:after="180"/>
+      </w:pPr>
+      <w:r>
+        <w:rPr>
+          <w:b w:val="0"/>
+        </w:rPr>
+        <w:t xml:space="preserve">Use See how it works and Follow a worked example. Collect a </w:t>
+      </w:r>
+      <w:r>
+        <w:rPr>
+          <w:b/>
+        </w:rPr>
+        <w:t>prediction</w:t>
+      </w:r>
+      <w:r>
+        <w:rPr>
+          <w:b w:val="0"/>
+        </w:rPr>
+        <w:t xml:space="preserve"> before revealing its result; ask the learner to point to each intermediate fact.</w:t>
+      </w:r>
+    </w:p>
+    <w:p>
+      <w:pPr>
+        <w:spacing w:line="336" w:lineRule="auto" w:after="180"/>
+      </w:pPr>
+      <w:r>
+        <w:rPr>
+          <w:b w:val="0"/>
+        </w:rPr>
+        <w:t xml:space="preserve">Provide a frame with question, fixed settings, changed setting, data roles, raw </w:t>
+      </w:r>
+      <w:r>
+        <w:rPr>
+          <w:b/>
+        </w:rPr>
+        <w:t>prediction</w:t>
+      </w:r>
+      <w:r>
+        <w:rPr>
+          <w:b w:val="0"/>
+        </w:rPr>
+        <w:t>s, metric, conclusion and limitation. Allow a calculator and explicit squared-error columns.</w:t>
+      </w:r>
+    </w:p>
+    <w:p>
+      <w:pPr>
+        <w:spacing w:line="336" w:lineRule="auto" w:after="180"/>
+      </w:pPr>
+      <w:r>
+        <w:rPr>
+          <w:b w:val="0"/>
+        </w:rPr>
+        <w:t>Extension: implement the arithmetic locally, preserve the program version, and explain why a successful replay adds no independent test cases.</w:t>
+      </w:r>
+    </w:p>
+    <w:p>
+      <w:pPr>
+        <w:pStyle w:val="Heading2"/>
+      </w:pPr>
+      <w:r>
+        <w:t>Earlier wording, alternatives and picture transcripts · reference / check after trying</w:t>
       </w:r>
     </w:p>
     <w:tbl>
@@ -2271,59 +3217,26 @@
     </w:tbl>
     <w:p>
       <w:pPr>
-        <w:spacing w:line="336" w:lineRule="auto" w:after="180"/>
-      </w:pPr>
-      <w:r>
-        <w:rPr>
-          <w:b w:val="0"/>
-        </w:rPr>
-        <w:t xml:space="preserve">Use See how it works and Follow a worked example. Collect a </w:t>
-      </w:r>
-      <w:r>
-        <w:rPr>
-          <w:b/>
-        </w:rPr>
-        <w:t>prediction</w:t>
-      </w:r>
-      <w:r>
-        <w:rPr>
-          <w:b w:val="0"/>
-        </w:rPr>
-        <w:t xml:space="preserve"> before revealing its result; ask the learner to point to each intermediate fact.</w:t>
+        <w:pStyle w:val="Heading3"/>
+      </w:pPr>
+      <w:r>
+        <w:t>Reduce help deliberately</w:t>
       </w:r>
     </w:p>
     <w:p>
       <w:pPr>
-        <w:spacing w:line="336" w:lineRule="auto" w:after="180"/>
-      </w:pPr>
-      <w:r>
-        <w:rPr>
-          <w:b w:val="0"/>
-        </w:rPr>
-        <w:t xml:space="preserve">Provide a frame with question, fixed settings, changed setting, data roles, raw </w:t>
-      </w:r>
-      <w:r>
-        <w:rPr>
-          <w:b/>
-        </w:rPr>
-        <w:t>prediction</w:t>
-      </w:r>
-      <w:r>
-        <w:rPr>
-          <w:b w:val="0"/>
-        </w:rPr>
-        <w:t>s, metric, conclusion and limitation. Allow a calculator and explicit squared-error columns.</w:t>
+        <w:pStyle w:val="Heading3"/>
+      </w:pPr>
+      <w:r>
+        <w:t>Individual reasoning check</w:t>
       </w:r>
     </w:p>
     <w:p>
       <w:pPr>
-        <w:spacing w:line="336" w:lineRule="auto" w:after="180"/>
-      </w:pPr>
-      <w:r>
-        <w:rPr>
-          <w:b w:val="0"/>
-        </w:rPr>
-        <w:t>Extension: implement the arithmetic locally, preserve the program version, and explain why a successful replay adds no independent test cases.</w:t>
+        <w:pStyle w:val="Heading3"/>
+      </w:pPr>
+      <w:r>
+        <w:t>Pictorial practice question</w:t>
       </w:r>
     </w:p>
     <w:p>
@@ -2331,83 +3244,39 @@
         <w:pStyle w:val="Heading3"/>
       </w:pPr>
       <w:r>
-        <w:t>Reduce help deliberately</w:t>
+        <w:t>Reasoned teacher answer</w:t>
       </w:r>
     </w:p>
     <w:p>
       <w:pPr>
-        <w:pStyle w:val="Heading3"/>
-      </w:pPr>
-      <w:r>
-        <w:t>Completion practice</w:t>
+        <w:pStyle w:val="Heading1"/>
+      </w:pPr>
+      <w:r>
+        <w:t>04. Run the complete supplied investigation</w:t>
       </w:r>
     </w:p>
     <w:p>
-      <w:pPr>
-        <w:spacing w:line="336" w:lineRule="auto" w:after="180"/>
-        <w:shd w:fill="F5F1FB"/>
-      </w:pPr>
-      <w:r>
-        <w:rPr>
-          <w:b w:val="0"/>
-        </w:rPr>
-        <w:t xml:space="preserve">Completion task: Compute </w:t>
-      </w:r>
-      <w:r>
-        <w:rPr>
-          <w:b/>
-        </w:rPr>
-        <w:t>baseline</w:t>
-      </w:r>
-      <w:r>
-        <w:rPr>
-          <w:b w:val="0"/>
-        </w:rPr>
-        <w:t xml:space="preserve"> </w:t>
-      </w:r>
-      <w:r>
-        <w:rPr>
-          <w:b/>
-        </w:rPr>
-        <w:t>prediction</w:t>
-      </w:r>
-      <w:r>
-        <w:rPr>
-          <w:b w:val="0"/>
-        </w:rPr>
-        <w:t>s, errors, squared errors and MSE on V1 and V2. State the denominator.</w:t>
+      <w:r>
+        <w:t>Separate predictions,actual runs and paper traces.</w:t>
       </w:r>
     </w:p>
     <w:p>
       <w:pPr>
-        <w:pStyle w:val="Heading3"/>
-      </w:pPr>
-      <w:r>
-        <w:t>Reasoning to listen for</w:t>
+        <w:pStyle w:val="Heading2"/>
+      </w:pPr>
+      <w:r>
+        <w:t>Complete inputs,expected results and limits</w:t>
       </w:r>
     </w:p>
     <w:p>
       <w:pPr>
         <w:spacing w:line="336" w:lineRule="auto" w:after="180"/>
-        <w:shd w:fill="F1F6FC"/>
       </w:pPr>
       <w:r>
         <w:rPr>
           <w:b w:val="0"/>
         </w:rPr>
-        <w:t xml:space="preserve">Teacher check: Teacher explanation: </w:t>
-      </w:r>
-      <w:r>
-        <w:rPr>
-          <w:b/>
-        </w:rPr>
-        <w:t>Prediction</w:t>
-      </w:r>
-      <w:r>
-        <w:rPr>
-          <w:b w:val="0"/>
-        </w:rPr>
-        <w:t>s 3 and 4; errors -3 and -4; squared errors 9 and 16; MSE 12.5 over two rows.</w:t>
+        <w:t>Main baseline MSE 12.5; strict candidate criterion lower than 12.5; no result yet. Supported example baseline MSE 9 and missing candidate predictions. Independent baseline a1 on (3, 9), (4, 12) predicts 3/4, errors−6/−8, squares 36/64, MSE 50. Candidate starts 1, rate.1, two full-batch updates; strict validation criterion MSE&lt;50. Success untested until candidate outputs supplied.</w:t>
       </w:r>
     </w:p>
     <w:p>
@@ -2418,38 +3287,50 @@
         <w:rPr>
           <w:b w:val="0"/>
         </w:rPr>
-        <w:t xml:space="preserve">Start by identifying the given </w:t>
-      </w:r>
-      <w:r>
-        <w:rPr>
-          <w:b/>
-        </w:rPr>
-        <w:t>input</w:t>
-      </w:r>
-      <w:r>
-        <w:rPr>
-          <w:b w:val="0"/>
-        </w:rPr>
-        <w:t>s together. Leave the intermediate steps blank. If needed, model one step, then withdraw that help on the next step. Move to a full trace only when the partial trace is understood.</w:t>
+        <w:t>Leaked final labels become development evidence; document and reserve new final cases.</w:t>
       </w:r>
     </w:p>
     <w:p>
       <w:pPr>
-        <w:spacing w:line="336" w:lineRule="auto" w:after="180"/>
-      </w:pPr>
-      <w:r>
-        <w:rPr>
-          <w:b w:val="0"/>
-        </w:rPr>
-        <w:t>For partners, alternate explainer and checker; collect a response from every learner before discussion.</w:t>
+        <w:pStyle w:val="Heading2"/>
+      </w:pPr>
+      <w:r>
+        <w:t>Diagnose the current misconceptions</w:t>
       </w:r>
     </w:p>
     <w:p>
       <w:pPr>
-        <w:pStyle w:val="Heading3"/>
-      </w:pPr>
-      <w:r>
-        <w:t>Individual reasoning check</w:t>
+        <w:spacing w:line="336" w:lineRule="auto" w:after="180"/>
+      </w:pPr>
+      <w:r>
+        <w:rPr>
+          <w:b w:val="0"/>
+        </w:rPr>
+        <w:t xml:space="preserve">A </w:t>
+      </w:r>
+      <w:r>
+        <w:rPr>
+          <w:b/>
+        </w:rPr>
+        <w:t>hypothesis</w:t>
+      </w:r>
+      <w:r>
+        <w:rPr>
+          <w:b w:val="0"/>
+        </w:rPr>
+        <w:t xml:space="preserve"> is a result: A </w:t>
+      </w:r>
+      <w:r>
+        <w:rPr>
+          <w:b/>
+        </w:rPr>
+        <w:t>hypothesis</w:t>
+      </w:r>
+      <w:r>
+        <w:rPr>
+          <w:b w:val="0"/>
+        </w:rPr>
+        <w:t xml:space="preserve"> states an expectation before the comparison. Results may support or contradict it.</w:t>
       </w:r>
     </w:p>
     <w:p>
@@ -2460,43 +3341,19 @@
         <w:rPr>
           <w:b w:val="0"/>
         </w:rPr>
-        <w:t xml:space="preserve">Use the worked case for Capstone </w:t>
+        <w:t xml:space="preserve">A weak </w:t>
       </w:r>
       <w:r>
         <w:rPr>
           <w:b/>
         </w:rPr>
-        <w:t>hypothesis</w:t>
+        <w:t>baseline</w:t>
       </w:r>
       <w:r>
         <w:rPr>
           <w:b w:val="0"/>
         </w:rPr>
-        <w:t xml:space="preserve"> and </w:t>
-      </w:r>
-      <w:r>
-        <w:rPr>
-          <w:b/>
-        </w:rPr>
-        <w:t>baseline</w:t>
-      </w:r>
-      <w:r>
-        <w:rPr>
-          <w:b w:val="0"/>
-        </w:rPr>
-        <w:t xml:space="preserve">. Proposed explanation: “A </w:t>
-      </w:r>
-      <w:r>
-        <w:rPr>
-          <w:b/>
-        </w:rPr>
-        <w:t>hypothesis</w:t>
-      </w:r>
-      <w:r>
-        <w:rPr>
-          <w:b w:val="0"/>
-        </w:rPr>
-        <w:t xml:space="preserve"> is a result”. Decide whether this explanation is supported.</w:t>
+        <w:t xml:space="preserve"> proves neural networks help: An initial-weight reference checks improvement from that starting point, not superiority to a fitted line.</w:t>
       </w:r>
     </w:p>
     <w:p>
@@ -2507,295 +3364,50 @@
         <w:rPr>
           <w:b w:val="0"/>
         </w:rPr>
-        <w:t>Point to the step or supplied fact that decides; explain your repair if needed.</w:t>
+        <w:t>Renaming a used test restores independence: A new name cannot undo using its results for selection.</w:t>
       </w:r>
     </w:p>
     <w:p>
       <w:pPr>
-        <w:pStyle w:val="Heading3"/>
-      </w:pPr>
-      <w:r>
-        <w:t>Expected repair</w:t>
+        <w:spacing w:line="336" w:lineRule="auto" w:after="180"/>
+      </w:pPr>
+      <w:r>
+        <w:rPr>
+          <w:b w:val="0"/>
+        </w:rPr>
+        <w:t xml:space="preserve">Use Run the investigation for the </w:t>
+      </w:r>
+      <w:r>
+        <w:rPr>
+          <w:b/>
+        </w:rPr>
+        <w:t>evidence</w:t>
+      </w:r>
+      <w:r>
+        <w:rPr>
+          <w:b w:val="0"/>
+        </w:rPr>
+        <w:t xml:space="preserve"> ledger. Add a boundary or missing-</w:t>
+      </w:r>
+      <w:r>
+        <w:rPr>
+          <w:b/>
+        </w:rPr>
+        <w:t>input</w:t>
+      </w:r>
+      <w:r>
+        <w:rPr>
+          <w:b w:val="0"/>
+        </w:rPr>
+        <w:t xml:space="preserve"> case and record the expected response before checking. More successful repeats of one case do not establish wider coverage.</w:t>
       </w:r>
     </w:p>
     <w:p>
       <w:pPr>
-        <w:spacing w:line="336" w:lineRule="auto" w:after="180"/>
-        <w:shd w:fill="F1F6FC"/>
-      </w:pPr>
-      <w:r>
-        <w:rPr>
-          <w:b w:val="0"/>
-        </w:rPr>
-        <w:t xml:space="preserve">Expected correction: A </w:t>
-      </w:r>
-      <w:r>
-        <w:rPr>
-          <w:b/>
-        </w:rPr>
-        <w:t>hypothesis</w:t>
-      </w:r>
-      <w:r>
-        <w:rPr>
-          <w:b w:val="0"/>
-        </w:rPr>
-        <w:t xml:space="preserve"> states an expectation before the comparison. Results may support or contradict it.</w:t>
-      </w:r>
-    </w:p>
-    <w:p>
-      <w:pPr>
-        <w:spacing w:line="336" w:lineRule="auto" w:after="180"/>
-      </w:pPr>
-      <w:r>
-        <w:rPr>
-          <w:b w:val="0"/>
-        </w:rPr>
-        <w:t>Collect explanations, not only yes/no votes. If a misunderstanding is common, re-model the relevant step for the class.</w:t>
-      </w:r>
-    </w:p>
-    <w:p>
-      <w:pPr>
-        <w:spacing w:line="336" w:lineRule="auto" w:after="180"/>
-      </w:pPr>
-      <w:r>
-        <w:rPr>
-          <w:b w:val="0"/>
-        </w:rPr>
-        <w:t>If it affects a few learners, give a short targeted group explanation while others solve a more demanding variation.</w:t>
-      </w:r>
-    </w:p>
-    <w:p>
-      <w:pPr>
-        <w:pStyle w:val="Heading3"/>
-      </w:pPr>
-      <w:r>
-        <w:t>Pictorial practice question</w:t>
-      </w:r>
-    </w:p>
-    <w:p>
-      <w:pPr>
-        <w:spacing w:line="336" w:lineRule="auto" w:after="180"/>
-        <w:shd w:fill="F5F1FB"/>
-      </w:pPr>
-      <w:r>
-        <w:rPr>
-          <w:b w:val="0"/>
-        </w:rPr>
-        <w:t xml:space="preserve">Name the intended change, the </w:t>
-      </w:r>
-      <w:r>
-        <w:rPr>
-          <w:b/>
-        </w:rPr>
-        <w:t>baseline</w:t>
-      </w:r>
-      <w:r>
-        <w:rPr>
-          <w:b w:val="0"/>
-        </w:rPr>
-        <w:t xml:space="preserve"> and the measured outcome. Why must both versions avoid </w:t>
-      </w:r>
-      <w:r>
-        <w:rPr>
-          <w:b/>
-        </w:rPr>
-        <w:t>training</w:t>
-      </w:r>
-      <w:r>
-        <w:rPr>
-          <w:b w:val="0"/>
-        </w:rPr>
-        <w:t xml:space="preserve"> on the eight reserved labels?</w:t>
-      </w:r>
-    </w:p>
-    <w:p>
-      <w:pPr>
-        <w:pStyle w:val="Heading3"/>
-      </w:pPr>
-      <w:r>
-        <w:t>Reasoned teacher answer</w:t>
-      </w:r>
-    </w:p>
-    <w:p>
-      <w:pPr>
-        <w:spacing w:line="336" w:lineRule="auto" w:after="180"/>
-      </w:pPr>
-      <w:r>
-        <w:rPr>
-          <w:b w:val="0"/>
-        </w:rPr>
-        <w:t>The change is adding the centre feature; A is corner-only. The outcome is correct labels out of the same eight patterns. Using reserved labels to train B leaks evaluation information and invalidates the unseen comparison.</w:t>
-      </w:r>
-    </w:p>
-    <w:p>
-      <w:pPr>
-        <w:spacing w:line="336" w:lineRule="auto" w:after="180"/>
-      </w:pPr>
-      <w:r>
-        <w:rPr>
-          <w:b w:val="0"/>
-        </w:rPr>
-        <w:t>Changed-case reasoning: The proposed comparison becomes contaminated rather than a valid held-out test. One version has gained privileged information from the reserved evaluation set.</w:t>
-      </w:r>
-    </w:p>
-    <w:p>
-      <w:pPr>
-        <w:spacing w:line="336" w:lineRule="auto" w:after="180"/>
-      </w:pPr>
-      <w:r>
-        <w:rPr>
-          <w:b w:val="0"/>
-        </w:rPr>
-        <w:t xml:space="preserve">Collect each learner’s explanation before discussion. Use the first missing connection between </w:t>
-      </w:r>
-      <w:r>
-        <w:rPr>
-          <w:b/>
-        </w:rPr>
-        <w:t>input</w:t>
-      </w:r>
-      <w:r>
-        <w:rPr>
-          <w:b w:val="0"/>
-        </w:rPr>
-        <w:t xml:space="preserve">, deciding step and result to choose support. This question is worked-case practice, not fresh mastery </w:t>
-      </w:r>
-      <w:r>
-        <w:rPr>
-          <w:b/>
-        </w:rPr>
-        <w:t>evidence</w:t>
-      </w:r>
-      <w:r>
-        <w:rPr>
-          <w:b w:val="0"/>
-        </w:rPr>
-        <w:t>.</w:t>
-      </w:r>
-    </w:p>
-    <w:p>
-      <w:pPr>
-        <w:pStyle w:val="Heading1"/>
-      </w:pPr>
-      <w:r>
-        <w:t>04. Run the investigation and diagnose misconceptions</w:t>
-      </w:r>
-    </w:p>
-    <w:p>
-      <w:r>
-        <w:t>Run the Capstone hypothesis and baseline investigation and use the first unsupported step to choose a teaching response.</w:t>
-      </w:r>
-    </w:p>
-    <w:p>
-      <w:pPr>
-        <w:spacing w:line="336" w:lineRule="auto" w:after="180"/>
-      </w:pPr>
-      <w:r>
-        <w:rPr>
-          <w:b w:val="0"/>
-        </w:rPr>
-        <w:t xml:space="preserve">A </w:t>
-      </w:r>
-      <w:r>
-        <w:rPr>
-          <w:b/>
-        </w:rPr>
-        <w:t>hypothesis</w:t>
-      </w:r>
-      <w:r>
-        <w:rPr>
-          <w:b w:val="0"/>
-        </w:rPr>
-        <w:t xml:space="preserve"> is a result: A </w:t>
-      </w:r>
-      <w:r>
-        <w:rPr>
-          <w:b/>
-        </w:rPr>
-        <w:t>hypothesis</w:t>
-      </w:r>
-      <w:r>
-        <w:rPr>
-          <w:b w:val="0"/>
-        </w:rPr>
-        <w:t xml:space="preserve"> states an expectation before the comparison. Results may support or contradict it.</w:t>
-      </w:r>
-    </w:p>
-    <w:p>
-      <w:pPr>
-        <w:spacing w:line="336" w:lineRule="auto" w:after="180"/>
-      </w:pPr>
-      <w:r>
-        <w:rPr>
-          <w:b w:val="0"/>
-        </w:rPr>
-        <w:t xml:space="preserve">A weak </w:t>
-      </w:r>
-      <w:r>
-        <w:rPr>
-          <w:b/>
-        </w:rPr>
-        <w:t>baseline</w:t>
-      </w:r>
-      <w:r>
-        <w:rPr>
-          <w:b w:val="0"/>
-        </w:rPr>
-        <w:t xml:space="preserve"> proves neural networks help: An initial-weight reference checks improvement from that starting point, not superiority to a fitted line.</w:t>
-      </w:r>
-    </w:p>
-    <w:p>
-      <w:pPr>
-        <w:spacing w:line="336" w:lineRule="auto" w:after="180"/>
-      </w:pPr>
-      <w:r>
-        <w:rPr>
-          <w:b w:val="0"/>
-        </w:rPr>
-        <w:t>Renaming a used test restores independence: A new name cannot undo using its results for selection.</w:t>
-      </w:r>
-    </w:p>
-    <w:p>
-      <w:pPr>
-        <w:spacing w:line="336" w:lineRule="auto" w:after="180"/>
-      </w:pPr>
-      <w:r>
-        <w:rPr>
-          <w:b w:val="0"/>
-        </w:rPr>
-        <w:t xml:space="preserve">Use Run the investigation for the </w:t>
-      </w:r>
-      <w:r>
-        <w:rPr>
-          <w:b/>
-        </w:rPr>
-        <w:t>evidence</w:t>
-      </w:r>
-      <w:r>
-        <w:rPr>
-          <w:b w:val="0"/>
-        </w:rPr>
-        <w:t xml:space="preserve"> ledger. Add a boundary or missing-</w:t>
-      </w:r>
-      <w:r>
-        <w:rPr>
-          <w:b/>
-        </w:rPr>
-        <w:t>input</w:t>
-      </w:r>
-      <w:r>
-        <w:rPr>
-          <w:b w:val="0"/>
-        </w:rPr>
-        <w:t xml:space="preserve"> case and record the expected response before checking. More successful repeats of one case do not establish wider coverage.</w:t>
-      </w:r>
-    </w:p>
-    <w:p>
-      <w:pPr>
-        <w:pStyle w:val="Heading3"/>
-      </w:pPr>
-      <w:r>
-        <w:t>Match the support to the first error</w:t>
+        <w:pStyle w:val="Heading2"/>
+      </w:pPr>
+      <w:r>
+        <w:t>Choose accessible support</w:t>
       </w:r>
     </w:p>
     <w:tbl>
@@ -2968,837 +3580,163 @@
     </w:p>
     <w:p>
       <w:pPr>
-        <w:pStyle w:val="Heading1"/>
-      </w:pPr>
-      <w:r>
-        <w:t>05. Assess and explain the answers</w:t>
+        <w:pStyle w:val="Heading2"/>
+      </w:pPr>
+      <w:r>
+        <w:t>Earlier wording, alternatives and picture transcripts · reference / check after trying</w:t>
       </w:r>
     </w:p>
     <w:p>
-      <w:r>
-        <w:t>Use the Capstone hypothesis and baseline questions, teacher keys and criteria after the relevant attempts. Previously discussed cases are practice; protect the separately selected independent task.</w:t>
+      <w:pPr>
+        <w:pStyle w:val="Heading3"/>
+      </w:pPr>
+      <w:r>
+        <w:t>Match the support to the first error</w:t>
       </w:r>
     </w:p>
     <w:p>
       <w:pPr>
-        <w:pStyle w:val="Heading3"/>
-      </w:pPr>
-      <w:r>
-        <w:t>Guided and exit questions</w:t>
+        <w:pStyle w:val="Heading1"/>
+      </w:pPr>
+      <w:r>
+        <w:t>05. Assess the new schema or calculation transfer</w:t>
       </w:r>
     </w:p>
     <w:p>
-      <w:pPr>
-        <w:spacing w:line="336" w:lineRule="auto" w:after="180"/>
-      </w:pPr>
-      <w:r>
-        <w:rPr>
-          <w:b w:val="0"/>
-        </w:rPr>
-        <w:t xml:space="preserve">Guided: errors -3 and -3 give MSE 9 on two rows. Candidate </w:t>
-      </w:r>
-      <w:r>
-        <w:rPr>
-          <w:b/>
-        </w:rPr>
-        <w:t>prediction</w:t>
-      </w:r>
-      <w:r>
-        <w:rPr>
-          <w:b w:val="0"/>
-        </w:rPr>
-        <w:t xml:space="preserve">s are missing, so the </w:t>
-      </w:r>
-      <w:r>
-        <w:rPr>
-          <w:b/>
-        </w:rPr>
-        <w:t>hypothesis</w:t>
-      </w:r>
-      <w:r>
-        <w:rPr>
-          <w:b w:val="0"/>
-        </w:rPr>
-        <w:t xml:space="preserve"> remains untested.</w:t>
+      <w:r>
+        <w:t>Keep the selected answer private until after a first attempt.</w:t>
       </w:r>
     </w:p>
     <w:p>
       <w:pPr>
-        <w:spacing w:line="336" w:lineRule="auto" w:after="180"/>
-      </w:pPr>
-      <w:r>
-        <w:rPr>
-          <w:b w:val="0"/>
-        </w:rPr>
-        <w:t xml:space="preserve">Exit: final rows became selection </w:t>
-      </w:r>
-      <w:r>
-        <w:rPr>
-          <w:b/>
-        </w:rPr>
-        <w:t>evidence</w:t>
-      </w:r>
-      <w:r>
-        <w:rPr>
-          <w:b w:val="0"/>
-        </w:rPr>
-        <w:t>; document the change, freeze the revised plan and reserve new independent final cases.</w:t>
+        <w:pStyle w:val="Heading2"/>
+      </w:pPr>
+      <w:r>
+        <w:t>Selected independent task and checked answer</w:t>
       </w:r>
     </w:p>
     <w:p>
       <w:pPr>
-        <w:pStyle w:val="Heading3"/>
-      </w:pPr>
-      <w:r>
-        <w:t>W1 Write the hypothesis</w:t>
+        <w:spacing w:line="336" w:lineRule="auto" w:after="180"/>
+      </w:pPr>
+      <w:r>
+        <w:rPr>
+          <w:b w:val="0"/>
+        </w:rPr>
+        <w:t xml:space="preserve">Selected case: A new task predicts max(0, a*x), with </w:t>
+      </w:r>
+      <w:r>
+        <w:rPr>
+          <w:b/>
+        </w:rPr>
+        <w:t>baseline</w:t>
+      </w:r>
+      <w:r>
+        <w:rPr>
+          <w:b w:val="0"/>
+        </w:rPr>
+        <w:t xml:space="preserve"> a = 1. </w:t>
+      </w:r>
+      <w:r>
+        <w:rPr>
+          <w:b/>
+        </w:rPr>
+        <w:t>Training</w:t>
+      </w:r>
+      <w:r>
+        <w:rPr>
+          <w:b w:val="0"/>
+        </w:rPr>
+        <w:t xml:space="preserve"> rows are (1,3) and (2,6); validation rows are (3,9) and (4,12); final rows are sealed.</w:t>
       </w:r>
     </w:p>
     <w:p>
       <w:pPr>
-        <w:pStyle w:val="Heading3"/>
-      </w:pPr>
-      <w:r>
-        <w:t>Workbook question · W1</w:t>
+        <w:spacing w:line="336" w:lineRule="auto" w:after="180"/>
+      </w:pPr>
+      <w:r>
+        <w:rPr>
+          <w:b w:val="0"/>
+        </w:rPr>
+        <w:t xml:space="preserve">Specify a candidate starting at 1 with learning rate 0.1 and two full-batch updates. Calculate </w:t>
+      </w:r>
+      <w:r>
+        <w:rPr>
+          <w:b/>
+        </w:rPr>
+        <w:t>baseline</w:t>
+      </w:r>
+      <w:r>
+        <w:rPr>
+          <w:b w:val="0"/>
+        </w:rPr>
+        <w:t xml:space="preserve"> validation MSE and write a strict improvement criterion. Has the candidate succeeded yet?</w:t>
       </w:r>
     </w:p>
     <w:p>
       <w:pPr>
         <w:spacing w:line="336" w:lineRule="auto" w:after="180"/>
-        <w:shd w:fill="F5F1FB"/>
       </w:pPr>
       <w:r>
         <w:rPr>
           <w:b w:val="0"/>
         </w:rPr>
-        <w:t xml:space="preserve">State the </w:t>
+        <w:t xml:space="preserve">Teacher explanation: </w:t>
       </w:r>
       <w:r>
         <w:rPr>
           <w:b/>
         </w:rPr>
+        <w:t>Baseline</w:t>
+      </w:r>
+      <w:r>
+        <w:rPr>
+          <w:b w:val="0"/>
+        </w:rPr>
+        <w:t xml:space="preserve"> </w:t>
+      </w:r>
+      <w:r>
+        <w:rPr>
+          <w:b/>
+        </w:rPr>
         <w:t>prediction</w:t>
       </w:r>
       <w:r>
         <w:rPr>
           <w:b w:val="0"/>
         </w:rPr>
-        <w:t xml:space="preserve"> rule, </w:t>
-      </w:r>
-      <w:r>
-        <w:rPr>
-          <w:b/>
-        </w:rPr>
-        <w:t>baseline</w:t>
-      </w:r>
-      <w:r>
-        <w:rPr>
-          <w:b w:val="0"/>
-        </w:rPr>
-        <w:t xml:space="preserve">, candidate learning rate and update count, comparison data and metric. Write a testable </w:t>
-      </w:r>
-      <w:r>
-        <w:rPr>
-          <w:b/>
-        </w:rPr>
-        <w:t>hypothesis</w:t>
-      </w:r>
-      <w:r>
-        <w:rPr>
-          <w:b w:val="0"/>
-        </w:rPr>
-        <w:t>.</w:t>
+        <w:t>s 3 and 4, errors -6 and -8, squared errors 36 and 64, MSE 50 over two rows.</w:t>
       </w:r>
     </w:p>
     <w:p>
       <w:pPr>
-        <w:pStyle w:val="Heading3"/>
-      </w:pPr>
-      <w:r>
-        <w:t>Teacher reasoning · W1</w:t>
+        <w:spacing w:line="336" w:lineRule="auto" w:after="180"/>
+      </w:pPr>
+      <w:r>
+        <w:rPr>
+          <w:b w:val="0"/>
+        </w:rPr>
+        <w:t xml:space="preserve">Candidate is fixed at two updates with rate 0.1 on </w:t>
+      </w:r>
+      <w:r>
+        <w:rPr>
+          <w:b/>
+        </w:rPr>
+        <w:t>training</w:t>
+      </w:r>
+      <w:r>
+        <w:rPr>
+          <w:b w:val="0"/>
+        </w:rPr>
+        <w:t xml:space="preserve"> only; success means candidate validation MSE &lt; 50. No candidate results have been supplied, so success is unknown.</w:t>
       </w:r>
     </w:p>
     <w:p>
       <w:pPr>
-        <w:spacing w:line="336" w:lineRule="auto" w:after="180"/>
-        <w:shd w:fill="F1F6FC"/>
-      </w:pPr>
-      <w:r>
-        <w:rPr>
-          <w:b w:val="0"/>
-        </w:rPr>
-        <w:t xml:space="preserve">Teacher explanation: Predict max(0, a*x) without bias; </w:t>
-      </w:r>
-      <w:r>
-        <w:rPr>
-          <w:b/>
-        </w:rPr>
-        <w:t>baseline</w:t>
-      </w:r>
-      <w:r>
-        <w:rPr>
-          <w:b w:val="0"/>
-        </w:rPr>
-        <w:t xml:space="preserve"> a = 1; candidate starts at 1, learning rate 0.1, two full-batch updates on T1/T2.</w:t>
-      </w:r>
-    </w:p>
-    <w:p>
-      <w:pPr>
-        <w:spacing w:line="336" w:lineRule="auto" w:after="180"/>
-        <w:shd w:fill="F1F6FC"/>
-      </w:pPr>
-      <w:r>
-        <w:rPr>
-          <w:b/>
-        </w:rPr>
-        <w:t>Hypothesis</w:t>
-      </w:r>
-      <w:r>
-        <w:rPr>
-          <w:b w:val="0"/>
-        </w:rPr>
-        <w:t xml:space="preserve">: candidate validation MSE on V1/V2 is strictly below the </w:t>
-      </w:r>
-      <w:r>
-        <w:rPr>
-          <w:b/>
-        </w:rPr>
-        <w:t>baseline</w:t>
-      </w:r>
-      <w:r>
-        <w:rPr>
-          <w:b w:val="0"/>
-        </w:rPr>
-        <w:t xml:space="preserve"> MSE.</w:t>
-      </w:r>
-    </w:p>
-    <w:p>
-      <w:pPr>
-        <w:pStyle w:val="Heading3"/>
-      </w:pPr>
-      <w:r>
-        <w:t>W2 Calculate the reference score</w:t>
-      </w:r>
-    </w:p>
-    <w:p>
-      <w:pPr>
-        <w:pStyle w:val="Heading3"/>
-      </w:pPr>
-      <w:r>
-        <w:t>Workbook question · W2</w:t>
-      </w:r>
-    </w:p>
-    <w:p>
-      <w:pPr>
-        <w:spacing w:line="336" w:lineRule="auto" w:after="180"/>
-        <w:shd w:fill="F5F1FB"/>
-      </w:pPr>
-      <w:r>
-        <w:rPr>
-          <w:b w:val="0"/>
-        </w:rPr>
-        <w:t xml:space="preserve">Compute </w:t>
-      </w:r>
-      <w:r>
-        <w:rPr>
-          <w:b/>
-        </w:rPr>
-        <w:t>baseline</w:t>
-      </w:r>
-      <w:r>
-        <w:rPr>
-          <w:b w:val="0"/>
-        </w:rPr>
-        <w:t xml:space="preserve"> </w:t>
-      </w:r>
-      <w:r>
-        <w:rPr>
-          <w:b/>
-        </w:rPr>
-        <w:t>prediction</w:t>
-      </w:r>
-      <w:r>
-        <w:rPr>
-          <w:b w:val="0"/>
-        </w:rPr>
-        <w:t>s, errors, squared errors and MSE on V1 and V2. State the denominator.</w:t>
-      </w:r>
-    </w:p>
-    <w:p>
-      <w:pPr>
-        <w:pStyle w:val="Heading3"/>
-      </w:pPr>
-      <w:r>
-        <w:t>Teacher reasoning · W2</w:t>
-      </w:r>
-    </w:p>
-    <w:p>
-      <w:pPr>
-        <w:spacing w:line="336" w:lineRule="auto" w:after="180"/>
-        <w:shd w:fill="F1F6FC"/>
-      </w:pPr>
-      <w:r>
-        <w:rPr>
-          <w:b w:val="0"/>
-        </w:rPr>
-        <w:t xml:space="preserve">Teacher explanation: </w:t>
-      </w:r>
-      <w:r>
-        <w:rPr>
-          <w:b/>
-        </w:rPr>
-        <w:t>Prediction</w:t>
-      </w:r>
-      <w:r>
-        <w:rPr>
-          <w:b w:val="0"/>
-        </w:rPr>
-        <w:t>s 3 and 4; errors -3 and -4; squared errors 9 and 16; MSE 12.5 over two rows.</w:t>
-      </w:r>
-    </w:p>
-    <w:p>
-      <w:pPr>
-        <w:pStyle w:val="Heading3"/>
-      </w:pPr>
-      <w:r>
-        <w:t>W3 Audit the plan</w:t>
-      </w:r>
-    </w:p>
-    <w:p>
-      <w:pPr>
-        <w:pStyle w:val="Heading3"/>
-      </w:pPr>
-      <w:r>
-        <w:t>Workbook question · W3</w:t>
-      </w:r>
-    </w:p>
-    <w:p>
-      <w:pPr>
-        <w:spacing w:line="336" w:lineRule="auto" w:after="180"/>
-        <w:shd w:fill="F5F1FB"/>
-      </w:pPr>
-      <w:r>
-        <w:rPr>
-          <w:b w:val="0"/>
-        </w:rPr>
-        <w:t>A proposal says “try models until the test score looks good”. Identify the missing fixed choices and explain why that test is not independent.</w:t>
-      </w:r>
-    </w:p>
-    <w:p>
-      <w:pPr>
-        <w:pStyle w:val="Heading3"/>
-      </w:pPr>
-      <w:r>
-        <w:t>Teacher reasoning · W3</w:t>
-      </w:r>
-    </w:p>
-    <w:p>
-      <w:pPr>
-        <w:spacing w:line="336" w:lineRule="auto" w:after="180"/>
-        <w:shd w:fill="F1F6FC"/>
-      </w:pPr>
-      <w:r>
-        <w:rPr>
-          <w:b w:val="0"/>
-        </w:rPr>
-        <w:t xml:space="preserve">Teacher explanation: It omits architecture, </w:t>
-      </w:r>
-      <w:r>
-        <w:rPr>
-          <w:b/>
-        </w:rPr>
-        <w:t>baseline</w:t>
-      </w:r>
-      <w:r>
-        <w:rPr>
-          <w:b w:val="0"/>
-        </w:rPr>
-        <w:t xml:space="preserve">, </w:t>
-      </w:r>
-      <w:r>
-        <w:rPr>
-          <w:b/>
-        </w:rPr>
-        <w:t>training</w:t>
-      </w:r>
-      <w:r>
-        <w:rPr>
-          <w:b w:val="0"/>
-        </w:rPr>
-        <w:t xml:space="preserve"> settings, metric, stopping/selection rule and split policy.</w:t>
-      </w:r>
-    </w:p>
-    <w:p>
-      <w:pPr>
-        <w:spacing w:line="336" w:lineRule="auto" w:after="180"/>
-        <w:shd w:fill="F1F6FC"/>
-      </w:pPr>
-      <w:r>
-        <w:rPr>
-          <w:b w:val="0"/>
-        </w:rPr>
-        <w:t>Repeated choices based on the test use it for development; reserve new independent final data after freezing the revised procedure.</w:t>
-      </w:r>
-    </w:p>
-    <w:p>
-      <w:pPr>
-        <w:pStyle w:val="Heading3"/>
-      </w:pPr>
-      <w:r>
-        <w:t>W4 Plan a new case independently</w:t>
-      </w:r>
-    </w:p>
-    <w:p>
-      <w:pPr>
-        <w:pStyle w:val="Heading3"/>
-      </w:pPr>
-      <w:r>
-        <w:t>Workbook question · W4</w:t>
-      </w:r>
-    </w:p>
-    <w:p>
-      <w:pPr>
-        <w:spacing w:line="336" w:lineRule="auto" w:after="180"/>
-        <w:shd w:fill="F5F1FB"/>
-      </w:pPr>
-      <w:r>
-        <w:rPr>
-          <w:b w:val="0"/>
-        </w:rPr>
-        <w:t xml:space="preserve">A new task predicts max(0, a*x), with </w:t>
-      </w:r>
-      <w:r>
-        <w:rPr>
-          <w:b/>
-        </w:rPr>
-        <w:t>baseline</w:t>
-      </w:r>
-      <w:r>
-        <w:rPr>
-          <w:b w:val="0"/>
-        </w:rPr>
-        <w:t xml:space="preserve"> a = 1. </w:t>
-      </w:r>
-      <w:r>
-        <w:rPr>
-          <w:b/>
-        </w:rPr>
-        <w:t>Training</w:t>
-      </w:r>
-      <w:r>
-        <w:rPr>
-          <w:b w:val="0"/>
-        </w:rPr>
-        <w:t xml:space="preserve"> rows are (1,3) and (2,6); validation rows are (3,9) and (4,12); final rows are sealed.</w:t>
-      </w:r>
-    </w:p>
-    <w:p>
-      <w:pPr>
-        <w:spacing w:line="336" w:lineRule="auto" w:after="180"/>
-        <w:shd w:fill="F5F1FB"/>
-      </w:pPr>
-      <w:r>
-        <w:rPr>
-          <w:b w:val="0"/>
-        </w:rPr>
-        <w:t xml:space="preserve">Specify a candidate starting at 1 with learning rate 0.1 and two full-batch updates. Calculate </w:t>
-      </w:r>
-      <w:r>
-        <w:rPr>
-          <w:b/>
-        </w:rPr>
-        <w:t>baseline</w:t>
-      </w:r>
-      <w:r>
-        <w:rPr>
-          <w:b w:val="0"/>
-        </w:rPr>
-        <w:t xml:space="preserve"> validation MSE and write a strict improvement criterion. Has the candidate succeeded yet?</w:t>
-      </w:r>
-    </w:p>
-    <w:p>
-      <w:pPr>
-        <w:pStyle w:val="Heading3"/>
-      </w:pPr>
-      <w:r>
-        <w:t>Teacher reasoning · W4</w:t>
-      </w:r>
-    </w:p>
-    <w:p>
-      <w:pPr>
-        <w:spacing w:line="336" w:lineRule="auto" w:after="180"/>
-        <w:shd w:fill="F1F6FC"/>
-      </w:pPr>
-      <w:r>
-        <w:rPr>
-          <w:b w:val="0"/>
-        </w:rPr>
-        <w:t xml:space="preserve">Teacher explanation: </w:t>
-      </w:r>
-      <w:r>
-        <w:rPr>
-          <w:b/>
-        </w:rPr>
-        <w:t>Baseline</w:t>
-      </w:r>
-      <w:r>
-        <w:rPr>
-          <w:b w:val="0"/>
-        </w:rPr>
-        <w:t xml:space="preserve"> </w:t>
-      </w:r>
-      <w:r>
-        <w:rPr>
-          <w:b/>
-        </w:rPr>
-        <w:t>prediction</w:t>
-      </w:r>
-      <w:r>
-        <w:rPr>
-          <w:b w:val="0"/>
-        </w:rPr>
-        <w:t>s 3 and 4, errors -6 and -8, squared errors 36 and 64, MSE 50 over two rows.</w:t>
-      </w:r>
-    </w:p>
-    <w:p>
-      <w:pPr>
-        <w:spacing w:line="336" w:lineRule="auto" w:after="180"/>
-        <w:shd w:fill="F1F6FC"/>
-      </w:pPr>
-      <w:r>
-        <w:rPr>
-          <w:b w:val="0"/>
-        </w:rPr>
-        <w:t xml:space="preserve">Candidate is fixed at two updates with rate 0.1 on </w:t>
-      </w:r>
-      <w:r>
-        <w:rPr>
-          <w:b/>
-        </w:rPr>
-        <w:t>training</w:t>
-      </w:r>
-      <w:r>
-        <w:rPr>
-          <w:b w:val="0"/>
-        </w:rPr>
-        <w:t xml:space="preserve"> only; success means candidate validation MSE &lt; 50. No candidate results have been supplied, so success is unknown.</w:t>
-      </w:r>
-    </w:p>
-    <w:p>
-      <w:pPr>
-        <w:pStyle w:val="Heading3"/>
-      </w:pPr>
-      <w:r>
-        <w:t>W5 Preserve the reserved evidence</w:t>
-      </w:r>
-    </w:p>
-    <w:p>
-      <w:pPr>
-        <w:pStyle w:val="Heading3"/>
-      </w:pPr>
-      <w:r>
-        <w:t>Workbook question · W5</w:t>
-      </w:r>
-    </w:p>
-    <w:p>
-      <w:pPr>
-        <w:spacing w:line="336" w:lineRule="auto" w:after="180"/>
-        <w:shd w:fill="F5F1FB"/>
-      </w:pPr>
-      <w:r>
-        <w:rPr>
-          <w:b w:val="0"/>
-        </w:rPr>
-        <w:t xml:space="preserve">A partner inspects final labels and changes the learning rate. Explain how to document this and obtain independent </w:t>
-      </w:r>
-      <w:r>
-        <w:rPr>
-          <w:b/>
-        </w:rPr>
-        <w:t>evidence</w:t>
-      </w:r>
-      <w:r>
-        <w:rPr>
-          <w:b w:val="0"/>
-        </w:rPr>
-        <w:t>.</w:t>
-      </w:r>
-    </w:p>
-    <w:p>
-      <w:pPr>
-        <w:pStyle w:val="Heading3"/>
-      </w:pPr>
-      <w:r>
-        <w:t>Teacher reasoning · W5</w:t>
-      </w:r>
-    </w:p>
-    <w:p>
-      <w:pPr>
-        <w:spacing w:line="336" w:lineRule="auto" w:after="180"/>
-        <w:shd w:fill="F1F6FC"/>
-      </w:pPr>
-      <w:r>
-        <w:rPr>
-          <w:b w:val="0"/>
-        </w:rPr>
-        <w:t xml:space="preserve">Teacher explanation: Record the inspection and changed plan. Those rows informed selection and cannot honestly serve as untouched final </w:t>
-      </w:r>
-      <w:r>
-        <w:rPr>
-          <w:b/>
-        </w:rPr>
-        <w:t>evidence</w:t>
-      </w:r>
-      <w:r>
-        <w:rPr>
-          <w:b w:val="0"/>
-        </w:rPr>
-        <w:t>.</w:t>
-      </w:r>
-    </w:p>
-    <w:p>
-      <w:pPr>
-        <w:spacing w:line="336" w:lineRule="auto" w:after="180"/>
-        <w:shd w:fill="F1F6FC"/>
-      </w:pPr>
-      <w:r>
-        <w:rPr>
-          <w:b w:val="0"/>
-        </w:rPr>
-        <w:t xml:space="preserve">Freeze the revised procedure and use newly reserved independent cases; retain the earlier result as development </w:t>
-      </w:r>
-      <w:r>
-        <w:rPr>
-          <w:b/>
-        </w:rPr>
-        <w:t>evidence</w:t>
-      </w:r>
-      <w:r>
-        <w:rPr>
-          <w:b w:val="0"/>
-        </w:rPr>
-        <w:t>.</w:t>
-      </w:r>
-    </w:p>
-    <w:p>
-      <w:pPr>
-        <w:pStyle w:val="Heading3"/>
-      </w:pPr>
-      <w:r>
-        <w:t>Independent assessment and fresh retry</w:t>
-      </w:r>
-    </w:p>
-    <w:p>
-      <w:pPr>
-        <w:pStyle w:val="Heading3"/>
-      </w:pPr>
-      <w:r>
-        <w:t>Teacher key · Independent assessment and fresh retry</w:t>
-      </w:r>
-    </w:p>
-    <w:p>
-      <w:pPr>
-        <w:spacing w:line="336" w:lineRule="auto" w:after="180"/>
-        <w:shd w:fill="F1F6FC"/>
-      </w:pPr>
-      <w:r>
-        <w:rPr>
-          <w:b w:val="0"/>
-        </w:rPr>
-        <w:t xml:space="preserve">W4 requires </w:t>
-      </w:r>
-      <w:r>
-        <w:rPr>
-          <w:b/>
-        </w:rPr>
-        <w:t>baseline</w:t>
-      </w:r>
-      <w:r>
-        <w:rPr>
-          <w:b w:val="0"/>
-        </w:rPr>
-        <w:t xml:space="preserve"> MSE 50, all fixed settings, a strict &lt; 50 criterion and no premature success claim. Fresh retry: use validation (3,12) and (4,16), same </w:t>
-      </w:r>
-      <w:r>
-        <w:rPr>
-          <w:b/>
-        </w:rPr>
-        <w:t>baseline</w:t>
-      </w:r>
-      <w:r>
-        <w:rPr>
-          <w:b w:val="0"/>
-        </w:rPr>
-        <w:t xml:space="preserve"> and candidate settings.</w:t>
-      </w:r>
-    </w:p>
-    <w:p>
-      <w:pPr>
-        <w:spacing w:line="336" w:lineRule="auto" w:after="180"/>
-        <w:shd w:fill="F1F6FC"/>
-      </w:pPr>
-      <w:r>
-        <w:rPr>
-          <w:b/>
-        </w:rPr>
-        <w:t>Baseline</w:t>
-      </w:r>
-      <w:r>
-        <w:rPr>
-          <w:b w:val="0"/>
-        </w:rPr>
-        <w:t xml:space="preserve"> errors -9 and -12 give MSE (81+144)/2 = 112.5; require a &lt; 112.5 criterion and an untested conclusion.</w:t>
-      </w:r>
-    </w:p>
-    <w:p>
-      <w:pPr>
-        <w:pStyle w:val="Heading3"/>
-      </w:pPr>
-      <w:r>
-        <w:t>Assess independent transfer</w:t>
-      </w:r>
-    </w:p>
-    <w:p>
-      <w:pPr>
-        <w:pStyle w:val="Heading3"/>
-      </w:pPr>
-      <w:r>
-        <w:t>Independent question · withhold the key</w:t>
-      </w:r>
-    </w:p>
-    <w:p>
-      <w:pPr>
-        <w:spacing w:line="336" w:lineRule="auto" w:after="180"/>
-        <w:shd w:fill="F5F1FB"/>
-      </w:pPr>
-      <w:r>
-        <w:rPr>
-          <w:b w:val="0"/>
-        </w:rPr>
-        <w:t xml:space="preserve">Selected case: A new task predicts max(0, a*x), with </w:t>
-      </w:r>
-      <w:r>
-        <w:rPr>
-          <w:b/>
-        </w:rPr>
-        <w:t>baseline</w:t>
-      </w:r>
-      <w:r>
-        <w:rPr>
-          <w:b w:val="0"/>
-        </w:rPr>
-        <w:t xml:space="preserve"> a = 1. </w:t>
-      </w:r>
-      <w:r>
-        <w:rPr>
-          <w:b/>
-        </w:rPr>
-        <w:t>Training</w:t>
-      </w:r>
-      <w:r>
-        <w:rPr>
-          <w:b w:val="0"/>
-        </w:rPr>
-        <w:t xml:space="preserve"> rows are (1,3) and (2,6); validation rows are (3,9) and (4,12); final rows are sealed.</w:t>
-      </w:r>
-    </w:p>
-    <w:p>
-      <w:pPr>
-        <w:spacing w:line="336" w:lineRule="auto" w:after="180"/>
-        <w:shd w:fill="F5F1FB"/>
-      </w:pPr>
-      <w:r>
-        <w:rPr>
-          <w:b w:val="0"/>
-        </w:rPr>
-        <w:t xml:space="preserve">Specify a candidate starting at 1 with learning rate 0.1 and two full-batch updates. Calculate </w:t>
-      </w:r>
-      <w:r>
-        <w:rPr>
-          <w:b/>
-        </w:rPr>
-        <w:t>baseline</w:t>
-      </w:r>
-      <w:r>
-        <w:rPr>
-          <w:b w:val="0"/>
-        </w:rPr>
-        <w:t xml:space="preserve"> validation MSE and write a strict improvement criterion. Has the candidate succeeded yet?</w:t>
-      </w:r>
-    </w:p>
-    <w:p>
-      <w:pPr>
-        <w:pStyle w:val="Heading3"/>
-      </w:pPr>
-      <w:r>
-        <w:t>Selected case answer</w:t>
-      </w:r>
-    </w:p>
-    <w:p>
-      <w:pPr>
-        <w:pStyle w:val="Heading3"/>
-      </w:pPr>
-      <w:r>
-        <w:t>Teacher key · Selected case answer</w:t>
-      </w:r>
-    </w:p>
-    <w:p>
-      <w:pPr>
-        <w:spacing w:line="336" w:lineRule="auto" w:after="180"/>
-        <w:shd w:fill="F1F6FC"/>
-      </w:pPr>
-      <w:r>
-        <w:rPr>
-          <w:b w:val="0"/>
-        </w:rPr>
-        <w:t xml:space="preserve">Teacher explanation: </w:t>
-      </w:r>
-      <w:r>
-        <w:rPr>
-          <w:b/>
-        </w:rPr>
-        <w:t>Baseline</w:t>
-      </w:r>
-      <w:r>
-        <w:rPr>
-          <w:b w:val="0"/>
-        </w:rPr>
-        <w:t xml:space="preserve"> </w:t>
-      </w:r>
-      <w:r>
-        <w:rPr>
-          <w:b/>
-        </w:rPr>
-        <w:t>prediction</w:t>
-      </w:r>
-      <w:r>
-        <w:rPr>
-          <w:b w:val="0"/>
-        </w:rPr>
-        <w:t>s 3 and 4, errors -6 and -8, squared errors 36 and 64, MSE 50 over two rows.</w:t>
-      </w:r>
-    </w:p>
-    <w:p>
-      <w:pPr>
-        <w:spacing w:line="336" w:lineRule="auto" w:after="180"/>
-        <w:shd w:fill="F1F6FC"/>
-      </w:pPr>
-      <w:r>
-        <w:rPr>
-          <w:b w:val="0"/>
-        </w:rPr>
-        <w:t xml:space="preserve">Candidate is fixed at two updates with rate 0.1 on </w:t>
-      </w:r>
-      <w:r>
-        <w:rPr>
-          <w:b/>
-        </w:rPr>
-        <w:t>training</w:t>
-      </w:r>
-      <w:r>
-        <w:rPr>
-          <w:b w:val="0"/>
-        </w:rPr>
-        <w:t xml:space="preserve"> only; success means candidate validation MSE &lt; 50. No candidate results have been supplied, so success is unknown.</w:t>
+        <w:pStyle w:val="Heading2"/>
+      </w:pPr>
+      <w:r>
+        <w:t>Judge explanation,trace and limits</w:t>
       </w:r>
     </w:p>
     <w:tbl>
@@ -3905,54 +3843,55 @@
     </w:tbl>
     <w:p>
       <w:pPr>
-        <w:pStyle w:val="Heading3"/>
-      </w:pPr>
-      <w:r>
-        <w:t>Teacher key · Selected case answer</w:t>
+        <w:spacing w:line="336" w:lineRule="auto" w:after="180"/>
+      </w:pPr>
+      <w:r>
+        <w:rPr>
+          <w:b w:val="0"/>
+        </w:rPr>
+        <w:t>Record each dimension as not yet, with support, or independent. Accept a valid alternative procedure with a defensible trace.</w:t>
       </w:r>
     </w:p>
     <w:p>
       <w:pPr>
         <w:spacing w:line="336" w:lineRule="auto" w:after="180"/>
-        <w:shd w:fill="F1F6FC"/>
       </w:pPr>
       <w:r>
         <w:rPr>
           <w:b w:val="0"/>
         </w:rPr>
-        <w:t>Record each dimension as not yet, with support, or independent. Accept a valid alternative procedure with a defensible trace.</w:t>
+        <w:t xml:space="preserve">Do not penalise an honestly recorded model failure if the learner correctly explains its </w:t>
+      </w:r>
+      <w:r>
+        <w:rPr>
+          <w:b/>
+        </w:rPr>
+        <w:t>evidence</w:t>
+      </w:r>
+      <w:r>
+        <w:rPr>
+          <w:b w:val="0"/>
+        </w:rPr>
+        <w:t xml:space="preserve"> and limits.</w:t>
       </w:r>
     </w:p>
     <w:p>
       <w:pPr>
-        <w:spacing w:line="336" w:lineRule="auto" w:after="180"/>
-        <w:shd w:fill="F1F6FC"/>
-      </w:pPr>
-      <w:r>
-        <w:rPr>
-          <w:b w:val="0"/>
-        </w:rPr>
-        <w:t xml:space="preserve">Do not penalise an honestly recorded model failure if the learner correctly explains its </w:t>
-      </w:r>
-      <w:r>
-        <w:rPr>
-          <w:b/>
-        </w:rPr>
-        <w:t>evidence</w:t>
-      </w:r>
-      <w:r>
-        <w:rPr>
-          <w:b w:val="0"/>
-        </w:rPr>
-        <w:t xml:space="preserve"> and limits.</w:t>
+        <w:pStyle w:val="Heading2"/>
+      </w:pPr>
+      <w:r>
+        <w:t>Give one usable repair</w:t>
       </w:r>
     </w:p>
     <w:p>
       <w:pPr>
-        <w:pStyle w:val="Heading3"/>
-      </w:pPr>
-      <w:r>
-        <w:t>Feedback that the learner uses</w:t>
+        <w:spacing w:line="336" w:lineRule="auto" w:after="180"/>
+      </w:pPr>
+      <w:r>
+        <w:rPr>
+          <w:b w:val="0"/>
+        </w:rPr>
+        <w:t>Name the earliest unsupported step and give one action to repair it. Have the learner make that repair now and explain why. Then assess the relevant skill on a fresh, fully specified case.</w:t>
       </w:r>
     </w:p>
     <w:p>
@@ -3963,31 +3902,85 @@
         <w:rPr>
           <w:b w:val="0"/>
         </w:rPr>
-        <w:t>Name the earliest unsupported step and give one action to repair it. Have the learner make that repair now and explain why. Then assess the relevant skill on a fresh, fully specified case.</w:t>
+        <w:t>Confirm it was not previously practised with feedback; solve and check the new case before assigning it. A follow-up design prompt is a starting brief, not automatically an equivalent test.</w:t>
       </w:r>
     </w:p>
     <w:p>
       <w:pPr>
-        <w:spacing w:line="336" w:lineRule="auto" w:after="180"/>
-      </w:pPr>
-      <w:r>
-        <w:rPr>
-          <w:b w:val="0"/>
-        </w:rPr>
-        <w:t>Confirm it was not previously practised with feedback; solve and check the new case before assigning it. A follow-up design prompt is a starting brief, not automatically an equivalent test.</w:t>
+        <w:pStyle w:val="Heading2"/>
+      </w:pPr>
+      <w:r>
+        <w:t>W1 Write the hypothesis</w:t>
       </w:r>
     </w:p>
     <w:p>
       <w:pPr>
-        <w:pStyle w:val="Heading1"/>
-      </w:pPr>
-      <w:r>
-        <w:t>06. Connect the project, support and next lesson</w:t>
+        <w:spacing w:line="336" w:lineRule="auto" w:after="180"/>
+      </w:pPr>
+      <w:r>
+        <w:rPr>
+          <w:b w:val="0"/>
+        </w:rPr>
+        <w:t xml:space="preserve">State the </w:t>
+      </w:r>
+      <w:r>
+        <w:rPr>
+          <w:b/>
+        </w:rPr>
+        <w:t>prediction</w:t>
+      </w:r>
+      <w:r>
+        <w:rPr>
+          <w:b w:val="0"/>
+        </w:rPr>
+        <w:t xml:space="preserve"> rule, </w:t>
+      </w:r>
+      <w:r>
+        <w:rPr>
+          <w:b/>
+        </w:rPr>
+        <w:t>baseline</w:t>
+      </w:r>
+      <w:r>
+        <w:rPr>
+          <w:b w:val="0"/>
+        </w:rPr>
+        <w:t xml:space="preserve">, candidate learning rate and update count, comparison data and metric. Write a testable </w:t>
+      </w:r>
+      <w:r>
+        <w:rPr>
+          <w:b/>
+        </w:rPr>
+        <w:t>hypothesis</w:t>
+      </w:r>
+      <w:r>
+        <w:rPr>
+          <w:b w:val="0"/>
+        </w:rPr>
+        <w:t>.</w:t>
       </w:r>
     </w:p>
     <w:p>
-      <w:r>
-        <w:t>Connect Capstone hypothesis and baseline to Image-pattern Network Investigation, adapt support and plan a later changed-case check.</w:t>
+      <w:pPr>
+        <w:spacing w:line="336" w:lineRule="auto" w:after="180"/>
+      </w:pPr>
+      <w:r>
+        <w:rPr>
+          <w:b w:val="0"/>
+        </w:rPr>
+        <w:t xml:space="preserve">Teacher explanation: Predict max(0, a*x) without bias; </w:t>
+      </w:r>
+      <w:r>
+        <w:rPr>
+          <w:b/>
+        </w:rPr>
+        <w:t>baseline</w:t>
+      </w:r>
+      <w:r>
+        <w:rPr>
+          <w:b w:val="0"/>
+        </w:rPr>
+        <w:t xml:space="preserve"> a = 1; candidate starts at 1, learning rate 0.1, two full-batch updates on T1/T2.</w:t>
       </w:r>
     </w:p>
     <w:p>
@@ -3996,50 +3989,35 @@
       </w:pPr>
       <w:r>
         <w:rPr>
+          <w:b/>
+        </w:rPr>
+        <w:t>Hypothesis</w:t>
+      </w:r>
+      <w:r>
+        <w:rPr>
           <w:b w:val="0"/>
         </w:rPr>
-        <w:t xml:space="preserve">For Image-pattern Network Investigation, use this week’s independent task as a rehearsal for the final </w:t>
+        <w:t xml:space="preserve">: candidate validation MSE on V1/V2 is strictly below the </w:t>
       </w:r>
       <w:r>
         <w:rPr>
           <w:b/>
         </w:rPr>
-        <w:t>evidence</w:t>
+        <w:t>baseline</w:t>
       </w:r>
       <w:r>
         <w:rPr>
           <w:b w:val="0"/>
         </w:rPr>
-        <w:t xml:space="preserve"> pack: A new task predicts max(0, a*x), with </w:t>
-      </w:r>
-      <w:r>
-        <w:rPr>
-          <w:b/>
-        </w:rPr>
-        <w:t>baseline</w:t>
-      </w:r>
-      <w:r>
-        <w:rPr>
-          <w:b w:val="0"/>
-        </w:rPr>
-        <w:t xml:space="preserve"> a = 1.</w:t>
+        <w:t xml:space="preserve"> MSE.</w:t>
       </w:r>
     </w:p>
     <w:p>
       <w:pPr>
-        <w:spacing w:line="336" w:lineRule="auto" w:after="180"/>
-      </w:pPr>
-      <w:r>
-        <w:rPr>
-          <w:b/>
-        </w:rPr>
-        <w:t>Training</w:t>
-      </w:r>
-      <w:r>
-        <w:rPr>
-          <w:b w:val="0"/>
-        </w:rPr>
-        <w:t xml:space="preserve"> rows are (1,3) and (2,6); validation rows are (3,9) and (4,12); final rows are sealed. Specify a candidate starting at 1 with learning rate 0.1 and two full-batch updates.</w:t>
+        <w:pStyle w:val="Heading2"/>
+      </w:pPr>
+      <w:r>
+        <w:t>W2 Calculate the reference score</w:t>
       </w:r>
     </w:p>
     <w:p>
@@ -4050,7 +4028,7 @@
         <w:rPr>
           <w:b w:val="0"/>
         </w:rPr>
-        <w:t xml:space="preserve">Calculate </w:t>
+        <w:t xml:space="preserve">Compute </w:t>
       </w:r>
       <w:r>
         <w:rPr>
@@ -4062,7 +4040,19 @@
         <w:rPr>
           <w:b w:val="0"/>
         </w:rPr>
-        <w:t xml:space="preserve"> validation MSE and write a strict improvement criterion. Has the candidate succeeded yet?</w:t>
+        <w:t xml:space="preserve"> </w:t>
+      </w:r>
+      <w:r>
+        <w:rPr>
+          <w:b/>
+        </w:rPr>
+        <w:t>prediction</w:t>
+      </w:r>
+      <w:r>
+        <w:rPr>
+          <w:b w:val="0"/>
+        </w:rPr>
+        <w:t>s, errors, squared errors and MSE on V1 and V2. State the denominator.</w:t>
       </w:r>
     </w:p>
     <w:p>
@@ -4073,54 +4063,27 @@
         <w:rPr>
           <w:b w:val="0"/>
         </w:rPr>
-        <w:t xml:space="preserve">Keep actual </w:t>
+        <w:t xml:space="preserve">Teacher explanation: </w:t>
       </w:r>
       <w:r>
         <w:rPr>
           <w:b/>
         </w:rPr>
-        <w:t>observation</w:t>
+        <w:t>Prediction</w:t>
       </w:r>
       <w:r>
         <w:rPr>
           <w:b w:val="0"/>
         </w:rPr>
-        <w:t xml:space="preserve">s separate from expected results, preserve failures, compare a </w:t>
-      </w:r>
-      <w:r>
-        <w:rPr>
-          <w:b/>
-        </w:rPr>
-        <w:t>baseline</w:t>
-      </w:r>
-      <w:r>
-        <w:rPr>
-          <w:b w:val="0"/>
-        </w:rPr>
-        <w:t xml:space="preserve"> and explain the limits.</w:t>
+        <w:t>s 3 and 4; errors -3 and -4; squared errors 9 and 16; MSE 12.5 over two rows.</w:t>
       </w:r>
     </w:p>
     <w:p>
       <w:pPr>
-        <w:spacing w:line="336" w:lineRule="auto" w:after="180"/>
-      </w:pPr>
-      <w:r>
-        <w:rPr>
-          <w:b w:val="0"/>
-        </w:rPr>
-        <w:t xml:space="preserve">Provide a frame with question, fixed settings, changed setting, data roles, raw </w:t>
-      </w:r>
-      <w:r>
-        <w:rPr>
-          <w:b/>
-        </w:rPr>
-        <w:t>prediction</w:t>
-      </w:r>
-      <w:r>
-        <w:rPr>
-          <w:b w:val="0"/>
-        </w:rPr>
-        <w:t>s, metric, conclusion and limitation. Allow a calculator and explicit squared-error columns.</w:t>
+        <w:pStyle w:val="Heading2"/>
+      </w:pPr>
+      <w:r>
+        <w:t>W3 Audit the plan</w:t>
       </w:r>
     </w:p>
     <w:p>
@@ -4131,7 +4094,7 @@
         <w:rPr>
           <w:b w:val="0"/>
         </w:rPr>
-        <w:t>Extension: implement the arithmetic locally, preserve the program version, and explain why a successful replay adds no independent test cases.</w:t>
+        <w:t>A proposal says “try models until the test score looks good”. Identify the missing fixed choices and explain why that test is not independent.</w:t>
       </w:r>
     </w:p>
     <w:p>
@@ -4142,7 +4105,31 @@
         <w:rPr>
           <w:b w:val="0"/>
         </w:rPr>
-        <w:t>Week 34 runs controlled learning-rate comparisons while preserving the recorded data roles.</w:t>
+        <w:t xml:space="preserve">Teacher explanation: It omits architecture, </w:t>
+      </w:r>
+      <w:r>
+        <w:rPr>
+          <w:b/>
+        </w:rPr>
+        <w:t>baseline</w:t>
+      </w:r>
+      <w:r>
+        <w:rPr>
+          <w:b w:val="0"/>
+        </w:rPr>
+        <w:t xml:space="preserve">, </w:t>
+      </w:r>
+      <w:r>
+        <w:rPr>
+          <w:b/>
+        </w:rPr>
+        <w:t>training</w:t>
+      </w:r>
+      <w:r>
+        <w:rPr>
+          <w:b w:val="0"/>
+        </w:rPr>
+        <w:t xml:space="preserve"> settings, metric, stopping/selection rule and split policy.</w:t>
       </w:r>
     </w:p>
     <w:p>
@@ -4153,15 +4140,604 @@
         <w:rPr>
           <w:b w:val="0"/>
         </w:rPr>
-        <w:t>Retain the project ledger and assess a changed case after support. Check the relevant prerequisite before carrying this component forward.</w:t>
+        <w:t>Repeated choices based on the test use it for development; reserve new independent final data after freezing the revised procedure.</w:t>
       </w:r>
     </w:p>
     <w:p>
       <w:pPr>
+        <w:pStyle w:val="Heading2"/>
+      </w:pPr>
+      <w:r>
+        <w:t>W5 Preserve the reserved evidence</w:t>
+      </w:r>
+    </w:p>
+    <w:p>
+      <w:pPr>
+        <w:spacing w:line="336" w:lineRule="auto" w:after="180"/>
+      </w:pPr>
+      <w:r>
+        <w:rPr>
+          <w:b w:val="0"/>
+        </w:rPr>
+        <w:t xml:space="preserve">A partner inspects final labels and changes the learning rate. Explain how to document this and obtain independent </w:t>
+      </w:r>
+      <w:r>
+        <w:rPr>
+          <w:b/>
+        </w:rPr>
+        <w:t>evidence</w:t>
+      </w:r>
+      <w:r>
+        <w:rPr>
+          <w:b w:val="0"/>
+        </w:rPr>
+        <w:t>.</w:t>
+      </w:r>
+    </w:p>
+    <w:p>
+      <w:pPr>
+        <w:spacing w:line="336" w:lineRule="auto" w:after="180"/>
+      </w:pPr>
+      <w:r>
+        <w:rPr>
+          <w:b w:val="0"/>
+        </w:rPr>
+        <w:t xml:space="preserve">Teacher explanation: Record the inspection and changed plan. Those rows informed selection and cannot honestly serve as untouched final </w:t>
+      </w:r>
+      <w:r>
+        <w:rPr>
+          <w:b/>
+        </w:rPr>
+        <w:t>evidence</w:t>
+      </w:r>
+      <w:r>
+        <w:rPr>
+          <w:b w:val="0"/>
+        </w:rPr>
+        <w:t>.</w:t>
+      </w:r>
+    </w:p>
+    <w:p>
+      <w:pPr>
+        <w:spacing w:line="336" w:lineRule="auto" w:after="180"/>
+      </w:pPr>
+      <w:r>
+        <w:rPr>
+          <w:b w:val="0"/>
+        </w:rPr>
+        <w:t xml:space="preserve">Freeze the revised procedure and use newly reserved independent cases; retain the earlier result as development </w:t>
+      </w:r>
+      <w:r>
+        <w:rPr>
+          <w:b/>
+        </w:rPr>
+        <w:t>evidence</w:t>
+      </w:r>
+      <w:r>
+        <w:rPr>
+          <w:b w:val="0"/>
+        </w:rPr>
+        <w:t>.</w:t>
+      </w:r>
+    </w:p>
+    <w:p>
+      <w:pPr>
+        <w:pStyle w:val="Heading2"/>
+      </w:pPr>
+      <w:r>
+        <w:t>Earlier wording, alternatives and picture transcripts · reference / check after trying</w:t>
+      </w:r>
+    </w:p>
+    <w:p>
+      <w:pPr>
         <w:pStyle w:val="Heading3"/>
       </w:pPr>
       <w:r>
-        <w:t>Plan the delayed return</w:t>
+        <w:t>Guided and exit questions</w:t>
+      </w:r>
+    </w:p>
+    <w:p>
+      <w:pPr>
+        <w:spacing w:line="336" w:lineRule="auto" w:after="180"/>
+      </w:pPr>
+      <w:r>
+        <w:rPr>
+          <w:b w:val="0"/>
+        </w:rPr>
+        <w:t xml:space="preserve">Guided: errors -3 and -3 give MSE 9 on two rows. Candidate </w:t>
+      </w:r>
+      <w:r>
+        <w:rPr>
+          <w:b/>
+        </w:rPr>
+        <w:t>prediction</w:t>
+      </w:r>
+      <w:r>
+        <w:rPr>
+          <w:b w:val="0"/>
+        </w:rPr>
+        <w:t xml:space="preserve">s are missing, so the </w:t>
+      </w:r>
+      <w:r>
+        <w:rPr>
+          <w:b/>
+        </w:rPr>
+        <w:t>hypothesis</w:t>
+      </w:r>
+      <w:r>
+        <w:rPr>
+          <w:b w:val="0"/>
+        </w:rPr>
+        <w:t xml:space="preserve"> remains untested.</w:t>
+      </w:r>
+    </w:p>
+    <w:p>
+      <w:pPr>
+        <w:spacing w:line="336" w:lineRule="auto" w:after="180"/>
+      </w:pPr>
+      <w:r>
+        <w:rPr>
+          <w:b w:val="0"/>
+        </w:rPr>
+        <w:t xml:space="preserve">Exit: final rows became selection </w:t>
+      </w:r>
+      <w:r>
+        <w:rPr>
+          <w:b/>
+        </w:rPr>
+        <w:t>evidence</w:t>
+      </w:r>
+      <w:r>
+        <w:rPr>
+          <w:b w:val="0"/>
+        </w:rPr>
+        <w:t>; document the change, freeze the revised plan and reserve new independent final cases.</w:t>
+      </w:r>
+    </w:p>
+    <w:p>
+      <w:pPr>
+        <w:pStyle w:val="Heading3"/>
+      </w:pPr>
+      <w:r>
+        <w:t>W1 Write the hypothesis</w:t>
+      </w:r>
+    </w:p>
+    <w:p>
+      <w:pPr>
+        <w:pStyle w:val="Heading3"/>
+      </w:pPr>
+      <w:r>
+        <w:t>W2 Calculate the reference score</w:t>
+      </w:r>
+    </w:p>
+    <w:p>
+      <w:pPr>
+        <w:pStyle w:val="Heading3"/>
+      </w:pPr>
+      <w:r>
+        <w:t>W3 Audit the plan</w:t>
+      </w:r>
+    </w:p>
+    <w:p>
+      <w:pPr>
+        <w:pStyle w:val="Heading3"/>
+      </w:pPr>
+      <w:r>
+        <w:t>W4 Plan a new case independently</w:t>
+      </w:r>
+    </w:p>
+    <w:p>
+      <w:pPr>
+        <w:spacing w:line="336" w:lineRule="auto" w:after="180"/>
+      </w:pPr>
+      <w:r>
+        <w:rPr>
+          <w:b w:val="0"/>
+        </w:rPr>
+        <w:t xml:space="preserve">A new task predicts max(0, a*x), with </w:t>
+      </w:r>
+      <w:r>
+        <w:rPr>
+          <w:b/>
+        </w:rPr>
+        <w:t>baseline</w:t>
+      </w:r>
+      <w:r>
+        <w:rPr>
+          <w:b w:val="0"/>
+        </w:rPr>
+        <w:t xml:space="preserve"> a = 1. </w:t>
+      </w:r>
+      <w:r>
+        <w:rPr>
+          <w:b/>
+        </w:rPr>
+        <w:t>Training</w:t>
+      </w:r>
+      <w:r>
+        <w:rPr>
+          <w:b w:val="0"/>
+        </w:rPr>
+        <w:t xml:space="preserve"> rows are (1,3) and (2,6); validation rows are (3,9) and (4,12); final rows are sealed.</w:t>
+      </w:r>
+    </w:p>
+    <w:p>
+      <w:pPr>
+        <w:spacing w:line="336" w:lineRule="auto" w:after="180"/>
+      </w:pPr>
+      <w:r>
+        <w:rPr>
+          <w:b w:val="0"/>
+        </w:rPr>
+        <w:t xml:space="preserve">Specify a candidate starting at 1 with learning rate 0.1 and two full-batch updates. Calculate </w:t>
+      </w:r>
+      <w:r>
+        <w:rPr>
+          <w:b/>
+        </w:rPr>
+        <w:t>baseline</w:t>
+      </w:r>
+      <w:r>
+        <w:rPr>
+          <w:b w:val="0"/>
+        </w:rPr>
+        <w:t xml:space="preserve"> validation MSE and write a strict improvement criterion. Has the candidate succeeded yet?</w:t>
+      </w:r>
+    </w:p>
+    <w:p>
+      <w:pPr>
+        <w:spacing w:line="336" w:lineRule="auto" w:after="180"/>
+      </w:pPr>
+      <w:r>
+        <w:rPr>
+          <w:b w:val="0"/>
+        </w:rPr>
+        <w:t xml:space="preserve">Teacher explanation: </w:t>
+      </w:r>
+      <w:r>
+        <w:rPr>
+          <w:b/>
+        </w:rPr>
+        <w:t>Baseline</w:t>
+      </w:r>
+      <w:r>
+        <w:rPr>
+          <w:b w:val="0"/>
+        </w:rPr>
+        <w:t xml:space="preserve"> </w:t>
+      </w:r>
+      <w:r>
+        <w:rPr>
+          <w:b/>
+        </w:rPr>
+        <w:t>prediction</w:t>
+      </w:r>
+      <w:r>
+        <w:rPr>
+          <w:b w:val="0"/>
+        </w:rPr>
+        <w:t>s 3 and 4, errors -6 and -8, squared errors 36 and 64, MSE 50 over two rows.</w:t>
+      </w:r>
+    </w:p>
+    <w:p>
+      <w:pPr>
+        <w:spacing w:line="336" w:lineRule="auto" w:after="180"/>
+      </w:pPr>
+      <w:r>
+        <w:rPr>
+          <w:b w:val="0"/>
+        </w:rPr>
+        <w:t xml:space="preserve">Candidate is fixed at two updates with rate 0.1 on </w:t>
+      </w:r>
+      <w:r>
+        <w:rPr>
+          <w:b/>
+        </w:rPr>
+        <w:t>training</w:t>
+      </w:r>
+      <w:r>
+        <w:rPr>
+          <w:b w:val="0"/>
+        </w:rPr>
+        <w:t xml:space="preserve"> only; success means candidate validation MSE &lt; 50. No candidate results have been supplied, so success is unknown.</w:t>
+      </w:r>
+    </w:p>
+    <w:p>
+      <w:pPr>
+        <w:pStyle w:val="Heading3"/>
+      </w:pPr>
+      <w:r>
+        <w:t>W5 Preserve the reserved evidence</w:t>
+      </w:r>
+    </w:p>
+    <w:p>
+      <w:pPr>
+        <w:pStyle w:val="Heading3"/>
+      </w:pPr>
+      <w:r>
+        <w:t>Independent assessment and fresh retry</w:t>
+      </w:r>
+    </w:p>
+    <w:p>
+      <w:pPr>
+        <w:spacing w:line="336" w:lineRule="auto" w:after="180"/>
+      </w:pPr>
+      <w:r>
+        <w:rPr>
+          <w:b w:val="0"/>
+        </w:rPr>
+        <w:t xml:space="preserve">W4 requires </w:t>
+      </w:r>
+      <w:r>
+        <w:rPr>
+          <w:b/>
+        </w:rPr>
+        <w:t>baseline</w:t>
+      </w:r>
+      <w:r>
+        <w:rPr>
+          <w:b w:val="0"/>
+        </w:rPr>
+        <w:t xml:space="preserve"> MSE 50, all fixed settings, a strict &lt; 50 criterion and no premature success claim. Fresh retry: use validation (3,12) and (4,16), same </w:t>
+      </w:r>
+      <w:r>
+        <w:rPr>
+          <w:b/>
+        </w:rPr>
+        <w:t>baseline</w:t>
+      </w:r>
+      <w:r>
+        <w:rPr>
+          <w:b w:val="0"/>
+        </w:rPr>
+        <w:t xml:space="preserve"> and candidate settings.</w:t>
+      </w:r>
+    </w:p>
+    <w:p>
+      <w:pPr>
+        <w:spacing w:line="336" w:lineRule="auto" w:after="180"/>
+      </w:pPr>
+      <w:r>
+        <w:rPr>
+          <w:b/>
+        </w:rPr>
+        <w:t>Baseline</w:t>
+      </w:r>
+      <w:r>
+        <w:rPr>
+          <w:b w:val="0"/>
+        </w:rPr>
+        <w:t xml:space="preserve"> errors -9 and -12 give MSE (81+144)/2 = 112.5; require a &lt; 112.5 criterion and an untested conclusion.</w:t>
+      </w:r>
+    </w:p>
+    <w:p>
+      <w:pPr>
+        <w:pStyle w:val="Heading3"/>
+      </w:pPr>
+      <w:r>
+        <w:t>Assess independent transfer</w:t>
+      </w:r>
+    </w:p>
+    <w:p>
+      <w:pPr>
+        <w:pStyle w:val="Heading3"/>
+      </w:pPr>
+      <w:r>
+        <w:t>Selected case answer</w:t>
+      </w:r>
+    </w:p>
+    <w:p>
+      <w:pPr>
+        <w:pStyle w:val="Heading3"/>
+      </w:pPr>
+      <w:r>
+        <w:t>Feedback that the learner uses</w:t>
+      </w:r>
+    </w:p>
+    <w:p>
+      <w:pPr>
+        <w:pStyle w:val="Heading1"/>
+      </w:pPr>
+      <w:r>
+        <w:t>06. Connect,support and revisit the mathematics</w:t>
+      </w:r>
+    </w:p>
+    <w:p>
+      <w:r>
+        <w:t>Use the saved evidence to choose the next step.</w:t>
+      </w:r>
+    </w:p>
+    <w:p>
+      <w:pPr>
+        <w:pStyle w:val="Heading2"/>
+      </w:pPr>
+      <w:r>
+        <w:t>Project and next-week bridge</w:t>
+      </w:r>
+    </w:p>
+    <w:p>
+      <w:pPr>
+        <w:spacing w:line="336" w:lineRule="auto" w:after="180"/>
+      </w:pPr>
+      <w:r>
+        <w:rPr>
+          <w:b w:val="0"/>
+        </w:rPr>
+        <w:t xml:space="preserve">For Image-pattern Network Investigation, use this week’s independent task as a rehearsal for the final </w:t>
+      </w:r>
+      <w:r>
+        <w:rPr>
+          <w:b/>
+        </w:rPr>
+        <w:t>evidence</w:t>
+      </w:r>
+      <w:r>
+        <w:rPr>
+          <w:b w:val="0"/>
+        </w:rPr>
+        <w:t xml:space="preserve"> pack: A new task predicts max(0, a*x), with </w:t>
+      </w:r>
+      <w:r>
+        <w:rPr>
+          <w:b/>
+        </w:rPr>
+        <w:t>baseline</w:t>
+      </w:r>
+      <w:r>
+        <w:rPr>
+          <w:b w:val="0"/>
+        </w:rPr>
+        <w:t xml:space="preserve"> a = 1.</w:t>
+      </w:r>
+    </w:p>
+    <w:p>
+      <w:pPr>
+        <w:spacing w:line="336" w:lineRule="auto" w:after="180"/>
+      </w:pPr>
+      <w:r>
+        <w:rPr>
+          <w:b/>
+        </w:rPr>
+        <w:t>Training</w:t>
+      </w:r>
+      <w:r>
+        <w:rPr>
+          <w:b w:val="0"/>
+        </w:rPr>
+        <w:t xml:space="preserve"> rows are (1,3) and (2,6); validation rows are (3,9) and (4,12); final rows are sealed. Specify a candidate starting at 1 with learning rate 0.1 and two full-batch updates.</w:t>
+      </w:r>
+    </w:p>
+    <w:p>
+      <w:pPr>
+        <w:spacing w:line="336" w:lineRule="auto" w:after="180"/>
+      </w:pPr>
+      <w:r>
+        <w:rPr>
+          <w:b w:val="0"/>
+        </w:rPr>
+        <w:t xml:space="preserve">Calculate </w:t>
+      </w:r>
+      <w:r>
+        <w:rPr>
+          <w:b/>
+        </w:rPr>
+        <w:t>baseline</w:t>
+      </w:r>
+      <w:r>
+        <w:rPr>
+          <w:b w:val="0"/>
+        </w:rPr>
+        <w:t xml:space="preserve"> validation MSE and write a strict improvement criterion. Has the candidate succeeded yet?</w:t>
+      </w:r>
+    </w:p>
+    <w:p>
+      <w:pPr>
+        <w:spacing w:line="336" w:lineRule="auto" w:after="180"/>
+      </w:pPr>
+      <w:r>
+        <w:rPr>
+          <w:b w:val="0"/>
+        </w:rPr>
+        <w:t xml:space="preserve">Keep actual </w:t>
+      </w:r>
+      <w:r>
+        <w:rPr>
+          <w:b/>
+        </w:rPr>
+        <w:t>observation</w:t>
+      </w:r>
+      <w:r>
+        <w:rPr>
+          <w:b w:val="0"/>
+        </w:rPr>
+        <w:t xml:space="preserve">s separate from expected results, preserve failures, compare a </w:t>
+      </w:r>
+      <w:r>
+        <w:rPr>
+          <w:b/>
+        </w:rPr>
+        <w:t>baseline</w:t>
+      </w:r>
+      <w:r>
+        <w:rPr>
+          <w:b w:val="0"/>
+        </w:rPr>
+        <w:t xml:space="preserve"> and explain the limits.</w:t>
+      </w:r>
+    </w:p>
+    <w:p>
+      <w:pPr>
+        <w:spacing w:line="336" w:lineRule="auto" w:after="180"/>
+      </w:pPr>
+      <w:r>
+        <w:rPr>
+          <w:b w:val="0"/>
+        </w:rPr>
+        <w:t xml:space="preserve">Provide a frame with question, fixed settings, changed setting, data roles, raw </w:t>
+      </w:r>
+      <w:r>
+        <w:rPr>
+          <w:b/>
+        </w:rPr>
+        <w:t>prediction</w:t>
+      </w:r>
+      <w:r>
+        <w:rPr>
+          <w:b w:val="0"/>
+        </w:rPr>
+        <w:t>s, metric, conclusion and limitation. Allow a calculator and explicit squared-error columns.</w:t>
+      </w:r>
+    </w:p>
+    <w:p>
+      <w:pPr>
+        <w:spacing w:line="336" w:lineRule="auto" w:after="180"/>
+      </w:pPr>
+      <w:r>
+        <w:rPr>
+          <w:b w:val="0"/>
+        </w:rPr>
+        <w:t>Extension: implement the arithmetic locally, preserve the program version, and explain why a successful replay adds no independent test cases.</w:t>
+      </w:r>
+    </w:p>
+    <w:p>
+      <w:pPr>
+        <w:spacing w:line="336" w:lineRule="auto" w:after="180"/>
+      </w:pPr>
+      <w:r>
+        <w:rPr>
+          <w:b w:val="0"/>
+        </w:rPr>
+        <w:t>Week 34 runs controlled learning-rate comparisons while preserving the recorded data roles.</w:t>
+      </w:r>
+    </w:p>
+    <w:p>
+      <w:pPr>
+        <w:spacing w:line="336" w:lineRule="auto" w:after="180"/>
+      </w:pPr>
+      <w:r>
+        <w:rPr>
+          <w:b w:val="0"/>
+        </w:rPr>
+        <w:t>Retain the project ledger and assess a changed case after support. Check the relevant prerequisite before carrying this component forward.</w:t>
+      </w:r>
+    </w:p>
+    <w:p>
+      <w:pPr>
+        <w:spacing w:line="336" w:lineRule="auto" w:after="180"/>
+      </w:pPr>
+      <w:r>
+        <w:rPr>
+          <w:b w:val="0"/>
+        </w:rPr>
+        <w:t>For the Image-pattern Network Investigation, save the labelled trace and the changed-case explanation beside the experiment record. State exactly what this example supports before linking it to the wider capstone claim.</w:t>
+      </w:r>
+    </w:p>
+    <w:p>
+      <w:pPr>
+        <w:pStyle w:val="Heading2"/>
+      </w:pPr>
+      <w:r>
+        <w:t>Delayed return and support record</w:t>
       </w:r>
     </w:p>
     <w:p>
@@ -4378,48 +4954,60 @@
     </w:p>
     <w:p>
       <w:pPr>
-        <w:pStyle w:val="Heading3"/>
-      </w:pPr>
-      <w:r>
-        <w:t>Project evidence from this case</w:t>
+        <w:pStyle w:val="Heading2"/>
+      </w:pPr>
+      <w:r>
+        <w:t>Earlier wording, alternatives and picture transcripts · reference / check after trying</w:t>
       </w:r>
     </w:p>
     <w:p>
       <w:pPr>
-        <w:spacing w:line="336" w:lineRule="auto" w:after="180"/>
-      </w:pPr>
-      <w:r>
-        <w:rPr>
-          <w:b w:val="0"/>
-        </w:rPr>
-        <w:t>For the Image-pattern Network Investigation, save the labelled trace and the changed-case explanation beside the experiment record. State exactly what this example supports before linking it to the wider capstone claim.</w:t>
+        <w:pStyle w:val="Heading3"/>
+      </w:pPr>
+      <w:r>
+        <w:t>Plan the delayed return</w:t>
       </w:r>
     </w:p>
     <w:p>
       <w:pPr>
-        <w:pStyle w:val="Heading1"/>
-      </w:pPr>
-      <w:r>
-        <w:t>07. Prepare, teach and assess</w:t>
+        <w:pStyle w:val="Heading3"/>
+      </w:pPr>
+      <w:r>
+        <w:t>Project evidence from this case</w:t>
       </w:r>
     </w:p>
     <w:p>
-      <w:r>
-        <w:t>Use this preparation summary alongside the detailed Capstone hypothesis and baseline lesson; it is a checklist rather than a replacement for the full sequence.</w:t>
+      <w:pPr>
+        <w:pStyle w:val="Heading1"/>
+      </w:pPr>
+      <w:r>
+        <w:t>Reference bank and extra practice</w:t>
       </w:r>
     </w:p>
     <w:p>
       <w:pPr>
-        <w:pStyle w:val="Heading3"/>
-      </w:pPr>
-      <w:r>
-        <w:t>Teaching target</w:t>
+        <w:pStyle w:val="Heading1"/>
+      </w:pPr>
+      <w:r>
+        <w:t>07. Reference · Alternative planning checklist</w:t>
       </w:r>
     </w:p>
     <w:p>
+      <w:r>
+        <w:t>Use alongside the main route when helpful.</w:t>
+      </w:r>
+    </w:p>
+    <w:p>
+      <w:pPr>
+        <w:pStyle w:val="Heading2"/>
+      </w:pPr>
+      <w:r>
+        <w:t>Planning,assessment and project reminders</w:t>
+      </w:r>
+    </w:p>
+    <w:p>
       <w:pPr>
         <w:spacing w:line="336" w:lineRule="auto" w:after="180"/>
-        <w:shd w:fill="EDF7F3"/>
       </w:pPr>
       <w:r>
         <w:rPr>
@@ -4649,34 +5237,72 @@
     </w:p>
     <w:p>
       <w:pPr>
-        <w:pStyle w:val="Heading3"/>
-      </w:pPr>
-      <w:r>
-        <w:t>Supported practice answer</w:t>
+        <w:spacing w:line="336" w:lineRule="auto" w:after="180"/>
+      </w:pPr>
+      <w:r>
+        <w:rPr>
+          <w:b w:val="0"/>
+        </w:rPr>
+        <w:t xml:space="preserve">Reasoned practice answer: Teacher explanation: </w:t>
+      </w:r>
+      <w:r>
+        <w:rPr>
+          <w:b/>
+        </w:rPr>
+        <w:t>Prediction</w:t>
+      </w:r>
+      <w:r>
+        <w:rPr>
+          <w:b w:val="0"/>
+        </w:rPr>
+        <w:t>s 3 and 4; errors -3 and -4; squared errors 9 and 16; MSE 12.5 over two rows.</w:t>
       </w:r>
     </w:p>
     <w:p>
       <w:pPr>
         <w:spacing w:line="336" w:lineRule="auto" w:after="180"/>
-        <w:shd w:fill="F1F6FC"/>
       </w:pPr>
       <w:r>
         <w:rPr>
           <w:b w:val="0"/>
         </w:rPr>
-        <w:t xml:space="preserve">Reasoned practice answer: Teacher explanation: </w:t>
+        <w:t xml:space="preserve">Check every learner before discussion: Use the worked case for Capstone </w:t>
       </w:r>
       <w:r>
         <w:rPr>
           <w:b/>
         </w:rPr>
-        <w:t>Prediction</w:t>
+        <w:t>hypothesis</w:t>
       </w:r>
       <w:r>
         <w:rPr>
           <w:b w:val="0"/>
         </w:rPr>
-        <w:t>s 3 and 4; errors -3 and -4; squared errors 9 and 16; MSE 12.5 over two rows.</w:t>
+        <w:t xml:space="preserve"> and </w:t>
+      </w:r>
+      <w:r>
+        <w:rPr>
+          <w:b/>
+        </w:rPr>
+        <w:t>baseline</w:t>
+      </w:r>
+      <w:r>
+        <w:rPr>
+          <w:b w:val="0"/>
+        </w:rPr>
+        <w:t xml:space="preserve">. Proposed explanation: “A </w:t>
+      </w:r>
+      <w:r>
+        <w:rPr>
+          <w:b/>
+        </w:rPr>
+        <w:t>hypothesis</w:t>
+      </w:r>
+      <w:r>
+        <w:rPr>
+          <w:b w:val="0"/>
+        </w:rPr>
+        <w:t xml:space="preserve"> is a result”. Decide whether this explanation is supported.</w:t>
       </w:r>
     </w:p>
     <w:p>
@@ -4687,43 +5313,7 @@
         <w:rPr>
           <w:b w:val="0"/>
         </w:rPr>
-        <w:t xml:space="preserve">Check every learner before discussion: Use the worked case for Capstone </w:t>
-      </w:r>
-      <w:r>
-        <w:rPr>
-          <w:b/>
-        </w:rPr>
-        <w:t>hypothesis</w:t>
-      </w:r>
-      <w:r>
-        <w:rPr>
-          <w:b w:val="0"/>
-        </w:rPr>
-        <w:t xml:space="preserve"> and </w:t>
-      </w:r>
-      <w:r>
-        <w:rPr>
-          <w:b/>
-        </w:rPr>
-        <w:t>baseline</w:t>
-      </w:r>
-      <w:r>
-        <w:rPr>
-          <w:b w:val="0"/>
-        </w:rPr>
-        <w:t xml:space="preserve">. Proposed explanation: “A </w:t>
-      </w:r>
-      <w:r>
-        <w:rPr>
-          <w:b/>
-        </w:rPr>
-        <w:t>hypothesis</w:t>
-      </w:r>
-      <w:r>
-        <w:rPr>
-          <w:b w:val="0"/>
-        </w:rPr>
-        <w:t xml:space="preserve"> is a result”. Decide whether this explanation is supported.</w:t>
+        <w:t>Point to the step or supplied fact that decides; explain your repair if needed.</w:t>
       </w:r>
     </w:p>
     <w:p>
@@ -4734,141 +5324,93 @@
         <w:rPr>
           <w:b w:val="0"/>
         </w:rPr>
-        <w:t>Point to the step or supplied fact that decides; explain your repair if needed.</w:t>
+        <w:t xml:space="preserve">Misconception repair: A </w:t>
+      </w:r>
+      <w:r>
+        <w:rPr>
+          <w:b/>
+        </w:rPr>
+        <w:t>hypothesis</w:t>
+      </w:r>
+      <w:r>
+        <w:rPr>
+          <w:b w:val="0"/>
+        </w:rPr>
+        <w:t xml:space="preserve"> states an expectation before the comparison. Results may support or contradict it.</w:t>
       </w:r>
     </w:p>
     <w:p>
       <w:pPr>
-        <w:pStyle w:val="Heading3"/>
-      </w:pPr>
-      <w:r>
-        <w:t>Repair the misconception</w:t>
+        <w:spacing w:line="336" w:lineRule="auto" w:after="180"/>
+      </w:pPr>
+      <w:r>
+        <w:rPr>
+          <w:b w:val="0"/>
+        </w:rPr>
+        <w:t xml:space="preserve">Support: read the exact case aloud, enlarge the labelled picture, supply </w:t>
+      </w:r>
+      <w:r>
+        <w:rPr>
+          <w:b/>
+        </w:rPr>
+        <w:t>input</w:t>
+      </w:r>
+      <w:r>
+        <w:rPr>
+          <w:b w:val="0"/>
+        </w:rPr>
+        <w:t xml:space="preserve"> cards and model only the first deciding step. Accept a spoken explanation or drawing; retain the reasoning goal.</w:t>
       </w:r>
     </w:p>
     <w:p>
       <w:pPr>
         <w:spacing w:line="336" w:lineRule="auto" w:after="180"/>
-        <w:shd w:fill="FFF5E6"/>
       </w:pPr>
       <w:r>
         <w:rPr>
           <w:b w:val="0"/>
         </w:rPr>
-        <w:t xml:space="preserve">Misconception repair: A </w:t>
+        <w:t xml:space="preserve">Extension: Give only B the eight evaluation labels during </w:t>
       </w:r>
       <w:r>
         <w:rPr>
           <w:b/>
         </w:rPr>
-        <w:t>hypothesis</w:t>
+        <w:t>training</w:t>
       </w:r>
       <w:r>
         <w:rPr>
           <w:b w:val="0"/>
         </w:rPr>
-        <w:t xml:space="preserve"> states an expectation before the comparison. Results may support or contradict it.</w:t>
+        <w:t xml:space="preserve">. Require a </w:t>
+      </w:r>
+      <w:r>
+        <w:rPr>
+          <w:b/>
+        </w:rPr>
+        <w:t>prediction</w:t>
+      </w:r>
+      <w:r>
+        <w:rPr>
+          <w:b w:val="0"/>
+        </w:rPr>
+        <w:t xml:space="preserve"> and a reason before comparing. Expected result: The proposed comparison becomes contaminated rather than a valid held-out test.</w:t>
       </w:r>
     </w:p>
     <w:p>
       <w:pPr>
-        <w:pStyle w:val="Heading3"/>
-      </w:pPr>
-      <w:r>
-        <w:t>Support without giving away the answer</w:t>
+        <w:spacing w:line="336" w:lineRule="auto" w:after="180"/>
+      </w:pPr>
+      <w:r>
+        <w:rPr>
+          <w:b w:val="0"/>
+        </w:rPr>
+        <w:t>Reason: One version has gained privileged information from the reserved evaluation set.</w:t>
       </w:r>
     </w:p>
     <w:p>
       <w:pPr>
         <w:spacing w:line="336" w:lineRule="auto" w:after="180"/>
-        <w:shd w:fill="F1F6F8"/>
-      </w:pPr>
-      <w:r>
-        <w:rPr>
-          <w:b w:val="0"/>
-        </w:rPr>
-        <w:t xml:space="preserve">Support: read the exact case aloud, enlarge the labelled picture, supply </w:t>
-      </w:r>
-      <w:r>
-        <w:rPr>
-          <w:b/>
-        </w:rPr>
-        <w:t>input</w:t>
-      </w:r>
-      <w:r>
-        <w:rPr>
-          <w:b w:val="0"/>
-        </w:rPr>
-        <w:t xml:space="preserve"> cards and model only the first deciding step. Accept a spoken explanation or drawing; retain the reasoning goal.</w:t>
-      </w:r>
-    </w:p>
-    <w:p>
-      <w:pPr>
-        <w:pStyle w:val="Heading3"/>
-      </w:pPr>
-      <w:r>
-        <w:t>Extend the reasoning</w:t>
-      </w:r>
-    </w:p>
-    <w:p>
-      <w:pPr>
-        <w:spacing w:line="336" w:lineRule="auto" w:after="180"/>
-        <w:shd w:fill="F5F1FB"/>
-      </w:pPr>
-      <w:r>
-        <w:rPr>
-          <w:b w:val="0"/>
-        </w:rPr>
-        <w:t xml:space="preserve">Extension: Give only B the eight evaluation labels during </w:t>
-      </w:r>
-      <w:r>
-        <w:rPr>
-          <w:b/>
-        </w:rPr>
-        <w:t>training</w:t>
-      </w:r>
-      <w:r>
-        <w:rPr>
-          <w:b w:val="0"/>
-        </w:rPr>
-        <w:t xml:space="preserve">. Require a </w:t>
-      </w:r>
-      <w:r>
-        <w:rPr>
-          <w:b/>
-        </w:rPr>
-        <w:t>prediction</w:t>
-      </w:r>
-      <w:r>
-        <w:rPr>
-          <w:b w:val="0"/>
-        </w:rPr>
-        <w:t xml:space="preserve"> and a reason before comparing. Expected result: The proposed comparison becomes contaminated rather than a valid held-out test.</w:t>
-      </w:r>
-    </w:p>
-    <w:p>
-      <w:pPr>
-        <w:spacing w:line="336" w:lineRule="auto" w:after="180"/>
-        <w:shd w:fill="F5F1FB"/>
-      </w:pPr>
-      <w:r>
-        <w:rPr>
-          <w:b w:val="0"/>
-        </w:rPr>
-        <w:t>Reason: One version has gained privileged information from the reserved evaluation set.</w:t>
-      </w:r>
-    </w:p>
-    <w:p>
-      <w:pPr>
-        <w:pStyle w:val="Heading3"/>
-      </w:pPr>
-      <w:r>
-        <w:t>Protect the independent attempt</w:t>
-      </w:r>
-    </w:p>
-    <w:p>
-      <w:pPr>
-        <w:spacing w:line="336" w:lineRule="auto" w:after="180"/>
-        <w:shd w:fill="FFF5E6"/>
       </w:pPr>
       <w:r>
         <w:rPr>
@@ -5063,22 +5605,36 @@
     </w:tbl>
     <w:p>
       <w:pPr>
-        <w:pStyle w:val="Heading3"/>
-      </w:pPr>
-      <w:r>
-        <w:t>Project checkpoint</w:t>
+        <w:spacing w:line="336" w:lineRule="auto" w:after="180"/>
+      </w:pPr>
+      <w:r>
+        <w:rPr>
+          <w:b w:val="0"/>
+        </w:rPr>
+        <w:t xml:space="preserve">Project checkpoint: Present and defend. Demonstrate the system, explain one failure and justify the next improvement with </w:t>
+      </w:r>
+      <w:r>
+        <w:rPr>
+          <w:b/>
+        </w:rPr>
+        <w:t>evidence</w:t>
+      </w:r>
+      <w:r>
+        <w:rPr>
+          <w:b w:val="0"/>
+        </w:rPr>
+        <w:t>.</w:t>
       </w:r>
     </w:p>
     <w:p>
       <w:pPr>
         <w:spacing w:line="336" w:lineRule="auto" w:after="180"/>
-        <w:shd w:fill="EDF7F3"/>
       </w:pPr>
       <w:r>
         <w:rPr>
           <w:b w:val="0"/>
         </w:rPr>
-        <w:t xml:space="preserve">Project checkpoint: Present and defend. Demonstrate the system, explain one failure and justify the next improvement with </w:t>
+        <w:t xml:space="preserve">Use the weekly teacher answer for topic-specific reasoning. A saved progress tick is an activity record; judge mastery from the learner’s explanation and </w:t>
       </w:r>
       <w:r>
         <w:rPr>
@@ -5095,38 +5651,23 @@
     </w:p>
     <w:p>
       <w:pPr>
-        <w:spacing w:line="336" w:lineRule="auto" w:after="180"/>
-      </w:pPr>
-      <w:r>
-        <w:rPr>
-          <w:b w:val="0"/>
-        </w:rPr>
-        <w:t xml:space="preserve">Use the weekly teacher answer for topic-specific reasoning. A saved progress tick is an activity record; judge mastery from the learner’s explanation and </w:t>
-      </w:r>
-      <w:r>
-        <w:rPr>
-          <w:b/>
-        </w:rPr>
-        <w:t>evidence</w:t>
-      </w:r>
-      <w:r>
-        <w:rPr>
-          <w:b w:val="0"/>
-        </w:rPr>
-        <w:t>.</w:t>
+        <w:pStyle w:val="Heading1"/>
+      </w:pPr>
+      <w:r>
+        <w:t>08. Reference · Feedback,labs and repair paths</w:t>
       </w:r>
     </w:p>
     <w:p>
-      <w:pPr>
-        <w:pStyle w:val="Heading1"/>
-      </w:pPr>
-      <w:r>
-        <w:t>08. Use feedback, labs and repair paths</w:t>
+      <w:r>
+        <w:t>Retain the first attempt and the evidence used for a repair.</w:t>
       </w:r>
     </w:p>
     <w:p>
-      <w:r>
-        <w:t>Use feedback, earlier review and portfolios purposefully. Apply the coding routine only when this lesson has an executable lab.</w:t>
+      <w:pPr>
+        <w:pStyle w:val="Heading2"/>
+      </w:pPr>
+      <w:r>
+        <w:t>Feedback and record guidance</w:t>
       </w:r>
     </w:p>
     <w:p>
@@ -5164,40 +5705,42 @@
       </w:r>
     </w:p>
     <w:p>
-      <w:pPr>
-        <w:pStyle w:val="Heading3"/>
-      </w:pPr>
-      <w:r>
-        <w:t>For later coding lessons</w:t>
+      <w:r>
+        <w:t>This week has no code block. Use this routine when a later lesson includes an executable lab.</w:t>
       </w:r>
     </w:p>
     <w:p>
-      <w:r>
-        <w:t>This week has no code block. Use this routine when a later lesson includes an executable lab.</w:t>
+      <w:pPr>
+        <w:spacing w:line="336" w:lineRule="auto" w:after="180"/>
+      </w:pPr>
+      <w:r>
+        <w:rPr>
+          <w:b w:val="0"/>
+        </w:rPr>
+        <w:t xml:space="preserve">Ask students to predict before running code. Preserve errors and actual </w:t>
+      </w:r>
+      <w:r>
+        <w:rPr>
+          <w:b/>
+        </w:rPr>
+        <w:t>output</w:t>
+      </w:r>
+      <w:r>
+        <w:rPr>
+          <w:b w:val="0"/>
+        </w:rPr>
+        <w:t>s; collect a changed test and an explanation. The branch-boundary and indexing lessons deliberately include failure cases.</w:t>
       </w:r>
     </w:p>
     <w:p>
       <w:pPr>
         <w:spacing w:line="336" w:lineRule="auto" w:after="180"/>
-        <w:shd w:fill="F1F6F8"/>
       </w:pPr>
       <w:r>
         <w:rPr>
           <w:b w:val="0"/>
         </w:rPr>
-        <w:t xml:space="preserve">Ask students to predict before running code. Preserve errors and actual </w:t>
-      </w:r>
-      <w:r>
-        <w:rPr>
-          <w:b/>
-        </w:rPr>
-        <w:t>output</w:t>
-      </w:r>
-      <w:r>
-        <w:rPr>
-          <w:b w:val="0"/>
-        </w:rPr>
-        <w:t>s; collect a changed test and an explanation. The branch-boundary and indexing lessons deliberately include failure cases.</w:t>
+        <w:t>Use the earlier worked-explanation links to address a specific missing building block, then return to the current question. Adapt this suggestion after observing the learner; it is not an automatic diagnosis.</w:t>
       </w:r>
     </w:p>
     <w:p>
@@ -5208,71 +5751,37 @@
         <w:rPr>
           <w:b w:val="0"/>
         </w:rPr>
-        <w:t>Use the earlier worked-explanation links to address a specific missing building block, then return to the current question. Adapt this suggestion after observing the learner; it is not an automatic diagnosis.</w:t>
+        <w:t xml:space="preserve">Collect the completed-work portfolio as </w:t>
+      </w:r>
+      <w:r>
+        <w:rPr>
+          <w:b/>
+        </w:rPr>
+        <w:t>evidence</w:t>
+      </w:r>
+      <w:r>
+        <w:rPr>
+          <w:b w:val="0"/>
+        </w:rPr>
+        <w:t>. Record support separately from correctness, and assess explanation, trace/test and limitations. Progress ticks and quiz selections alone do not establish mastery.</w:t>
       </w:r>
     </w:p>
     <w:p>
       <w:pPr>
-        <w:spacing w:line="336" w:lineRule="auto" w:after="180"/>
-      </w:pPr>
-      <w:r>
-        <w:rPr>
-          <w:b w:val="0"/>
-        </w:rPr>
-        <w:t xml:space="preserve">Collect the completed-work portfolio as </w:t>
-      </w:r>
-      <w:r>
-        <w:rPr>
-          <w:b/>
-        </w:rPr>
-        <w:t>evidence</w:t>
-      </w:r>
-      <w:r>
-        <w:rPr>
-          <w:b w:val="0"/>
-        </w:rPr>
-        <w:t>. Record support separately from correctness, and assess explanation, trace/test and limitations. Progress ticks and quiz selections alone do not establish mastery.</w:t>
+        <w:pStyle w:val="Heading1"/>
+      </w:pPr>
+      <w:r>
+        <w:t>09. Reference · Teach with the six pictures</w:t>
       </w:r>
     </w:p>
     <w:p>
-      <w:pPr>
-        <w:pStyle w:val="Heading1"/>
-      </w:pPr>
-      <w:r>
-        <w:t>09. Visual concept journey</w:t>
+      <w:r>
+        <w:t>Choose one picture for a particular reasoning move.</w:t>
       </w:r>
     </w:p>
     <w:p>
-      <w:r>
-        <w:t>Show one Capstone hypothesis and baseline graphic at a time, request a prediction and discuss its trace before the independent assessment.</w:t>
-      </w:r>
-    </w:p>
-    <w:p>
-      <w:pPr>
-        <w:spacing w:line="336" w:lineRule="auto" w:after="180"/>
-      </w:pPr>
-      <w:r>
-        <w:rPr>
-          <w:b w:val="0"/>
-        </w:rPr>
-        <w:t xml:space="preserve">Use one picture at a time. Hide a worked result before asking for a </w:t>
-      </w:r>
-      <w:r>
-        <w:rPr>
-          <w:b/>
-        </w:rPr>
-        <w:t>prediction</w:t>
-      </w:r>
-      <w:r>
-        <w:rPr>
-          <w:b w:val="0"/>
-        </w:rPr>
-        <w:t>, then reveal it for feedback. These are supported teaching cases; retain the separate independent assessment for a fresh first attempt.</w:t>
-      </w:r>
-    </w:p>
-    <w:p>
-      <w:pPr>
-        <w:pStyle w:val="Heading3"/>
+      <w:pPr>
+        <w:pStyle w:val="Heading2"/>
       </w:pPr>
       <w:r>
         <w:t>01. Capstone hypothesis and baseline: the case</w:t>
@@ -5283,7 +5792,7 @@
         <w:drawing>
           <wp:inline xmlns:a="http://schemas.openxmlformats.org/drawingml/2006/main" xmlns:pic="http://schemas.openxmlformats.org/drawingml/2006/picture">
             <wp:extent cx="5486400" cy="2834640"/>
-            <wp:docPr id="2" name="Picture 2" descr="A testable image-pattern hypothesis. A team proposes that including the centre-pixel feature improves a small fixed network’s classification of toy image patterns. Supplied facts: Two frozen versions are planned: A uses corner features only; B also uses the centre feature. Eight reserved toy patterns have labels defined before scoring."/>
+            <wp:docPr id="3" name="Picture 3" descr="A testable image-pattern hypothesis. A team proposes that including the centre-pixel feature improves a small fixed network’s classification of toy image patterns. Supplied facts: Two frozen versions are planned: A uses corner features only; B also uses the centre feature. Eight reserved toy patterns have labels defined before scoring."/>
             <wp:cNvGraphicFramePr>
               <a:graphicFrameLocks noChangeAspect="1"/>
             </wp:cNvGraphicFramePr>
@@ -5295,7 +5804,7 @@
                     <pic:cNvPicPr/>
                   </pic:nvPicPr>
                   <pic:blipFill>
-                    <a:blip r:embed="rId10"/>
+                    <a:blip r:embed="rId11"/>
                     <a:stretch>
                       <a:fillRect/>
                     </a:stretch>
@@ -5351,7 +5860,6 @@
     <w:p>
       <w:pPr>
         <w:spacing w:line="336" w:lineRule="auto" w:after="180"/>
-        <w:shd w:fill="F5F1FB"/>
       </w:pPr>
       <w:r>
         <w:rPr>
@@ -5362,27 +5870,18 @@
     </w:p>
     <w:p>
       <w:pPr>
-        <w:pStyle w:val="Heading3"/>
-      </w:pPr>
-      <w:r>
-        <w:t>Discuss while showing the picture</w:t>
+        <w:spacing w:line="336" w:lineRule="auto" w:after="180"/>
+      </w:pPr>
+      <w:r>
+        <w:rPr>
+          <w:b w:val="0"/>
+        </w:rPr>
+        <w:t>Teacher prompt: Point to the given fact that matters most. Explain why it matters. Ask learners to describe one label or arrow in ordinary words. Use the adjacent transcript if the image is difficult to see.</w:t>
       </w:r>
     </w:p>
     <w:p>
       <w:pPr>
-        <w:spacing w:line="336" w:lineRule="auto" w:after="180"/>
-        <w:shd w:fill="F1F6F8"/>
-      </w:pPr>
-      <w:r>
-        <w:rPr>
-          <w:b w:val="0"/>
-        </w:rPr>
-        <w:t>Teacher prompt: Point to the given fact that matters most. Explain why it matters. Ask learners to describe one label or arrow in ordinary words. Use the adjacent transcript if the image is difficult to see.</w:t>
-      </w:r>
-    </w:p>
-    <w:p>
-      <w:pPr>
-        <w:pStyle w:val="Heading3"/>
+        <w:pStyle w:val="Heading2"/>
       </w:pPr>
       <w:r>
         <w:t>02. Follow the deciding steps</w:t>
@@ -5393,7 +5892,7 @@
         <w:drawing>
           <wp:inline xmlns:a="http://schemas.openxmlformats.org/drawingml/2006/main" xmlns:pic="http://schemas.openxmlformats.org/drawingml/2006/picture">
             <wp:extent cx="5486400" cy="3182112"/>
-            <wp:docPr id="3" name="Picture 3" descr="Write the prediction: B should have more correct labels than A on the same eight patterns. → Declare the baseline: A is a documented corner-only network, not a deliberately broken version. → Reserve evaluation: Keep the eight patterns out of model selection and tuning."/>
+            <wp:docPr id="4" name="Picture 4" descr="Write the prediction: B should have more correct labels than A on the same eight patterns. → Declare the baseline: A is a documented corner-only network, not a deliberately broken version. → Reserve evaluation: Keep the eight patterns out of model selection and tuning."/>
             <wp:cNvGraphicFramePr>
               <a:graphicFrameLocks noChangeAspect="1"/>
             </wp:cNvGraphicFramePr>
@@ -5405,7 +5904,7 @@
                     <pic:cNvPicPr/>
                   </pic:nvPicPr>
                   <pic:blipFill>
-                    <a:blip r:embed="rId11"/>
+                    <a:blip r:embed="rId9"/>
                     <a:stretch>
                       <a:fillRect/>
                     </a:stretch>
@@ -5462,7 +5961,6 @@
     <w:p>
       <w:pPr>
         <w:spacing w:line="336" w:lineRule="auto" w:after="180"/>
-        <w:shd w:fill="F5F1FB"/>
       </w:pPr>
       <w:r>
         <w:rPr>
@@ -5485,39 +5983,30 @@
     </w:p>
     <w:p>
       <w:pPr>
-        <w:pStyle w:val="Heading3"/>
-      </w:pPr>
-      <w:r>
-        <w:t>Discuss while showing the picture</w:t>
+        <w:spacing w:line="336" w:lineRule="auto" w:after="180"/>
+      </w:pPr>
+      <w:r>
+        <w:rPr>
+          <w:b w:val="0"/>
+        </w:rPr>
+        <w:t xml:space="preserve">Teacher prompt: Point to each numbered stage and explain which recorded </w:t>
+      </w:r>
+      <w:r>
+        <w:rPr>
+          <w:b/>
+        </w:rPr>
+        <w:t>input</w:t>
+      </w:r>
+      <w:r>
+        <w:rPr>
+          <w:b w:val="0"/>
+        </w:rPr>
+        <w:t xml:space="preserve"> it uses. Ask learners to describe one label or arrow in ordinary words. Use the adjacent transcript if the image is difficult to see.</w:t>
       </w:r>
     </w:p>
     <w:p>
       <w:pPr>
-        <w:spacing w:line="336" w:lineRule="auto" w:after="180"/>
-        <w:shd w:fill="F1F6F8"/>
-      </w:pPr>
-      <w:r>
-        <w:rPr>
-          <w:b w:val="0"/>
-        </w:rPr>
-        <w:t xml:space="preserve">Teacher prompt: Point to each numbered stage and explain which recorded </w:t>
-      </w:r>
-      <w:r>
-        <w:rPr>
-          <w:b/>
-        </w:rPr>
-        <w:t>input</w:t>
-      </w:r>
-      <w:r>
-        <w:rPr>
-          <w:b w:val="0"/>
-        </w:rPr>
-        <w:t xml:space="preserve"> it uses. Ask learners to describe one label or arrow in ordinary words. Use the adjacent transcript if the image is difficult to see.</w:t>
-      </w:r>
-    </w:p>
-    <w:p>
-      <w:pPr>
-        <w:pStyle w:val="Heading3"/>
+        <w:pStyle w:val="Heading2"/>
       </w:pPr>
       <w:r>
         <w:t>03. Keep the evidence roles separate</w:t>
@@ -5528,7 +6017,7 @@
         <w:drawing>
           <wp:inline xmlns:a="http://schemas.openxmlformats.org/drawingml/2006/main" xmlns:pic="http://schemas.openxmlformats.org/drawingml/2006/picture">
             <wp:extent cx="5486400" cy="2834640"/>
-            <wp:docPr id="4" name="Picture 4" descr="Keep the evidence roles separate. T1 and T2 | Fit two updates | Training result only. V1 and V2 | Compare with a = 1 | Validation comparison. Sealed final rows | Evaluate frozen procedure | Final evidence on those rows"/>
+            <wp:docPr id="5" name="Picture 5" descr="Keep the evidence roles separate. T1 and T2 | Fit two updates | Training result only. V1 and V2 | Compare with a = 1 | Validation comparison. Sealed final rows | Evaluate frozen procedure | Final evidence on those rows"/>
             <wp:cNvGraphicFramePr>
               <a:graphicFrameLocks noChangeAspect="1"/>
             </wp:cNvGraphicFramePr>
@@ -5609,7 +6098,6 @@
     <w:p>
       <w:pPr>
         <w:spacing w:line="336" w:lineRule="auto" w:after="180"/>
-        <w:shd w:fill="F5F1FB"/>
       </w:pPr>
       <w:r>
         <w:rPr>
@@ -5620,27 +6108,18 @@
     </w:p>
     <w:p>
       <w:pPr>
-        <w:pStyle w:val="Heading3"/>
-      </w:pPr>
-      <w:r>
-        <w:t>Discuss while showing the picture</w:t>
+        <w:spacing w:line="336" w:lineRule="auto" w:after="180"/>
+      </w:pPr>
+      <w:r>
+        <w:rPr>
+          <w:b w:val="0"/>
+        </w:rPr>
+        <w:t>Teacher prompt: Read the labels and values. Explain the relationship the model shows. Ask learners to describe one label or arrow in ordinary words. Use the adjacent transcript if the image is difficult to see.</w:t>
       </w:r>
     </w:p>
     <w:p>
       <w:pPr>
-        <w:spacing w:line="336" w:lineRule="auto" w:after="180"/>
-        <w:shd w:fill="F1F6F8"/>
-      </w:pPr>
-      <w:r>
-        <w:rPr>
-          <w:b w:val="0"/>
-        </w:rPr>
-        <w:t>Teacher prompt: Read the labels and values. Explain the relationship the model shows. Ask learners to describe one label or arrow in ordinary words. Use the adjacent transcript if the image is difficult to see.</w:t>
-      </w:r>
-    </w:p>
-    <w:p>
-      <w:pPr>
-        <w:pStyle w:val="Heading3"/>
+        <w:pStyle w:val="Heading2"/>
       </w:pPr>
       <w:r>
         <w:t>04. Change one thing. Trace what follows.</w:t>
@@ -5651,7 +6130,7 @@
         <w:drawing>
           <wp:inline xmlns:a="http://schemas.openxmlformats.org/drawingml/2006/main" xmlns:pic="http://schemas.openxmlformats.org/drawingml/2006/picture">
             <wp:extent cx="5486400" cy="3026664"/>
-            <wp:docPr id="5" name="Picture 5" descr="Original case: Keep the eight patterns out of model selection and tuning. Changed condition: Give only B the eight evaluation labels during training. Expected result: The proposed comparison becomes contaminated rather than a valid held-out test. Reason: One version has gained privileged information from the reserved evaluation set."/>
+            <wp:docPr id="6" name="Picture 6" descr="Original case: Keep the eight patterns out of model selection and tuning. Changed condition: Give only B the eight evaluation labels during training. Expected result: The proposed comparison becomes contaminated rather than a valid held-out test. Reason: One version has gained privileged information from the reserved evaluation set."/>
             <wp:cNvGraphicFramePr>
               <a:graphicFrameLocks noChangeAspect="1"/>
             </wp:cNvGraphicFramePr>
@@ -5719,7 +6198,6 @@
     <w:p>
       <w:pPr>
         <w:spacing w:line="336" w:lineRule="auto" w:after="180"/>
-        <w:shd w:fill="F5F1FB"/>
       </w:pPr>
       <w:r>
         <w:rPr>
@@ -5730,39 +6208,29 @@
     </w:p>
     <w:p>
       <w:pPr>
-        <w:pStyle w:val="Heading3"/>
-      </w:pPr>
-      <w:r>
-        <w:t>Discuss while showing the picture</w:t>
+        <w:spacing w:line="336" w:lineRule="auto" w:after="180"/>
+      </w:pPr>
+      <w:r>
+        <w:rPr>
+          <w:b w:val="0"/>
+        </w:rPr>
+        <w:t>Teacher prompt: Predict before checking the worked changed-case result. Name what changed and what the supplied facts allow you to conclude. Ask learners to describe one label or arrow in ordinary words.</w:t>
       </w:r>
     </w:p>
     <w:p>
       <w:pPr>
         <w:spacing w:line="336" w:lineRule="auto" w:after="180"/>
-        <w:shd w:fill="F1F6F8"/>
       </w:pPr>
       <w:r>
         <w:rPr>
           <w:b w:val="0"/>
         </w:rPr>
-        <w:t>Teacher prompt: Predict before checking the worked changed-case result. Name what changed and what the supplied facts allow you to conclude. Ask learners to describe one label or arrow in ordinary words.</w:t>
+        <w:t>Use the adjacent transcript if the image is difficult to see. Changed-case reasoning: One version has gained privileged information from the reserved evaluation set.</w:t>
       </w:r>
     </w:p>
     <w:p>
       <w:pPr>
-        <w:spacing w:line="336" w:lineRule="auto" w:after="180"/>
-        <w:shd w:fill="F1F6F8"/>
-      </w:pPr>
-      <w:r>
-        <w:rPr>
-          <w:b w:val="0"/>
-        </w:rPr>
-        <w:t>Use the adjacent transcript if the image is difficult to see. Changed-case reasoning: One version has gained privileged information from the reserved evaluation set.</w:t>
-      </w:r>
-    </w:p>
-    <w:p>
-      <w:pPr>
-        <w:pStyle w:val="Heading3"/>
+        <w:pStyle w:val="Heading2"/>
       </w:pPr>
       <w:r>
         <w:t>05. Connect the explanation to its limit</w:t>
@@ -5773,7 +6241,7 @@
         <w:drawing>
           <wp:inline xmlns:a="http://schemas.openxmlformats.org/drawingml/2006/main" xmlns:pic="http://schemas.openxmlformats.org/drawingml/2006/picture">
             <wp:extent cx="5486400" cy="2834640"/>
-            <wp:docPr id="6" name="Picture 6" descr="A capstone hypothesis links a specific architectural change to a measured outcome. A baseline anchors the comparison; frozen labels and held-out patterns protect it from answer-key tuning. Limit: Eight toy patterns support a narrow experiment, not claims about real photographs, children or universal architecture superiority."/>
+            <wp:docPr id="7" name="Picture 7" descr="A capstone hypothesis links a specific architectural change to a measured outcome. A baseline anchors the comparison; frozen labels and held-out patterns protect it from answer-key tuning. Limit: Eight toy patterns support a narrow experiment, not claims about real photographs, children or universal architecture superiority."/>
             <wp:cNvGraphicFramePr>
               <a:graphicFrameLocks noChangeAspect="1"/>
             </wp:cNvGraphicFramePr>
@@ -5853,7 +6321,6 @@
     <w:p>
       <w:pPr>
         <w:spacing w:line="336" w:lineRule="auto" w:after="180"/>
-        <w:shd w:fill="F5F1FB"/>
       </w:pPr>
       <w:r>
         <w:rPr>
@@ -5864,39 +6331,29 @@
     </w:p>
     <w:p>
       <w:pPr>
-        <w:pStyle w:val="Heading3"/>
-      </w:pPr>
-      <w:r>
-        <w:t>Discuss while showing the picture</w:t>
+        <w:spacing w:line="336" w:lineRule="auto" w:after="180"/>
+      </w:pPr>
+      <w:r>
+        <w:rPr>
+          <w:b w:val="0"/>
+        </w:rPr>
+        <w:t>Teacher prompt: Explain the case, then point to a limit on the claim. Ask learners to describe one label or arrow in ordinary words. Use the adjacent transcript if the image is difficult to see.</w:t>
       </w:r>
     </w:p>
     <w:p>
       <w:pPr>
         <w:spacing w:line="336" w:lineRule="auto" w:after="180"/>
-        <w:shd w:fill="F1F6F8"/>
       </w:pPr>
       <w:r>
         <w:rPr>
           <w:b w:val="0"/>
         </w:rPr>
-        <w:t>Teacher prompt: Explain the case, then point to a limit on the claim. Ask learners to describe one label or arrow in ordinary words. Use the adjacent transcript if the image is difficult to see.</w:t>
+        <w:t>Keep the stated scope: Eight toy patterns support a narrow experiment, not claims about real photographs, children or universal architecture superiority.</w:t>
       </w:r>
     </w:p>
     <w:p>
       <w:pPr>
-        <w:spacing w:line="336" w:lineRule="auto" w:after="180"/>
-        <w:shd w:fill="F1F6F8"/>
-      </w:pPr>
-      <w:r>
-        <w:rPr>
-          <w:b w:val="0"/>
-        </w:rPr>
-        <w:t>Keep the stated scope: Eight toy patterns support a narrow experiment, not claims about real photographs, children or universal architecture superiority.</w:t>
-      </w:r>
-    </w:p>
-    <w:p>
-      <w:pPr>
-        <w:pStyle w:val="Heading3"/>
+        <w:pStyle w:val="Heading2"/>
       </w:pPr>
       <w:r>
         <w:t>06. Make the idea visible in your project</w:t>
@@ -5907,7 +6364,7 @@
         <w:drawing>
           <wp:inline xmlns:a="http://schemas.openxmlformats.org/drawingml/2006/main" xmlns:pic="http://schemas.openxmlformats.org/drawingml/2006/picture">
             <wp:extent cx="5486400" cy="3681984"/>
-            <wp:docPr id="7" name="Picture 7" descr="For the Image-pattern Network Investigation, save the labelled trace and the changed-case explanation beside the experiment record. State exactly what this example supports before linking it to the wider capstone claim. Draw your input, deciding step, result and limit. Supported question: Name the intended change, the baseline and the measured outcome. Why must both versions avoid training on the eight reserved labels?"/>
+            <wp:docPr id="8" name="Picture 8" descr="For the Image-pattern Network Investigation, save the labelled trace and the changed-case explanation beside the experiment record. State exactly what this example supports before linking it to the wider capstone claim. Draw your input, deciding step, result and limit. Supported question: Name the intended change, the baseline and the measured outcome. Why must both versions avoid training on the eight reserved labels?"/>
             <wp:cNvGraphicFramePr>
               <a:graphicFrameLocks noChangeAspect="1"/>
             </wp:cNvGraphicFramePr>
@@ -5999,7 +6456,6 @@
     <w:p>
       <w:pPr>
         <w:spacing w:line="336" w:lineRule="auto" w:after="180"/>
-        <w:shd w:fill="F5F1FB"/>
       </w:pPr>
       <w:r>
         <w:rPr>
@@ -6022,58 +6478,126 @@
     </w:p>
     <w:p>
       <w:pPr>
-        <w:pStyle w:val="Heading3"/>
-      </w:pPr>
-      <w:r>
-        <w:t>Discuss while showing the picture</w:t>
+        <w:spacing w:line="336" w:lineRule="auto" w:after="180"/>
+      </w:pPr>
+      <w:r>
+        <w:rPr>
+          <w:b w:val="0"/>
+        </w:rPr>
+        <w:t xml:space="preserve">Teacher prompt: Draw your project trace and justify the deciding step using </w:t>
+      </w:r>
+      <w:r>
+        <w:rPr>
+          <w:b/>
+        </w:rPr>
+        <w:t>evidence</w:t>
+      </w:r>
+      <w:r>
+        <w:rPr>
+          <w:b w:val="0"/>
+        </w:rPr>
+        <w:t>. Ask learners to describe one label or arrow in ordinary words. Use the adjacent transcript if the image is difficult to see.</w:t>
       </w:r>
     </w:p>
     <w:p>
       <w:pPr>
         <w:spacing w:line="336" w:lineRule="auto" w:after="180"/>
-        <w:shd w:fill="F1F6F8"/>
       </w:pPr>
       <w:r>
         <w:rPr>
           <w:b w:val="0"/>
         </w:rPr>
-        <w:t xml:space="preserve">Teacher prompt: Draw your project trace and justify the deciding step using </w:t>
-      </w:r>
-      <w:r>
-        <w:rPr>
-          <w:b/>
-        </w:rPr>
-        <w:t>evidence</w:t>
-      </w:r>
-      <w:r>
-        <w:rPr>
-          <w:b w:val="0"/>
-        </w:rPr>
-        <w:t>. Ask learners to describe one label or arrow in ordinary words. Use the adjacent transcript if the image is difficult to see.</w:t>
+        <w:t>Supported practice key: The change is adding the centre feature; A is corner-only. The outcome is correct labels out of the same eight patterns.</w:t>
       </w:r>
     </w:p>
     <w:p>
       <w:pPr>
         <w:spacing w:line="336" w:lineRule="auto" w:after="180"/>
-        <w:shd w:fill="F1F6F8"/>
       </w:pPr>
       <w:r>
         <w:rPr>
           <w:b w:val="0"/>
         </w:rPr>
-        <w:t>Supported practice key: The change is adding the centre feature; A is corner-only. The outcome is correct labels out of the same eight patterns.</w:t>
+        <w:t>Using reserved labels to train B leaks evaluation information and invalidates the unseen comparison.</w:t>
       </w:r>
     </w:p>
     <w:p>
       <w:pPr>
+        <w:pStyle w:val="Heading2"/>
+      </w:pPr>
+      <w:r>
+        <w:t>Earlier wording, alternatives and picture transcripts · reference / check after trying</w:t>
+      </w:r>
+    </w:p>
+    <w:p>
+      <w:pPr>
         <w:spacing w:line="336" w:lineRule="auto" w:after="180"/>
-        <w:shd w:fill="F1F6F8"/>
       </w:pPr>
       <w:r>
         <w:rPr>
           <w:b w:val="0"/>
         </w:rPr>
-        <w:t>Using reserved labels to train B leaks evaluation information and invalidates the unseen comparison.</w:t>
+        <w:t xml:space="preserve">Use one picture at a time. Hide a worked result before asking for a </w:t>
+      </w:r>
+      <w:r>
+        <w:rPr>
+          <w:b/>
+        </w:rPr>
+        <w:t>prediction</w:t>
+      </w:r>
+      <w:r>
+        <w:rPr>
+          <w:b w:val="0"/>
+        </w:rPr>
+        <w:t>, then reveal it for feedback. These are supported teaching cases; retain the separate independent assessment for a fresh first attempt.</w:t>
+      </w:r>
+    </w:p>
+    <w:p>
+      <w:pPr>
+        <w:pStyle w:val="Heading3"/>
+      </w:pPr>
+      <w:r>
+        <w:t>01. Capstone hypothesis and baseline: the case</w:t>
+      </w:r>
+    </w:p>
+    <w:p>
+      <w:pPr>
+        <w:pStyle w:val="Heading3"/>
+      </w:pPr>
+      <w:r>
+        <w:t>02. Follow the deciding steps</w:t>
+      </w:r>
+    </w:p>
+    <w:p>
+      <w:pPr>
+        <w:pStyle w:val="Heading3"/>
+      </w:pPr>
+      <w:r>
+        <w:t>03. Keep the evidence roles separate</w:t>
+      </w:r>
+    </w:p>
+    <w:p>
+      <w:pPr>
+        <w:pStyle w:val="Heading3"/>
+      </w:pPr>
+      <w:r>
+        <w:t>04. Change one thing. Trace what follows.</w:t>
+      </w:r>
+    </w:p>
+    <w:p>
+      <w:pPr>
+        <w:pStyle w:val="Heading3"/>
+      </w:pPr>
+      <w:r>
+        <w:t>05. Connect the explanation to its limit</w:t>
+      </w:r>
+    </w:p>
+    <w:p>
+      <w:pPr>
+        <w:pStyle w:val="Heading3"/>
+      </w:pPr>
+      <w:r>
+        <w:t>06. Make the idea visible in your project</w:t>
       </w:r>
     </w:p>
     <w:sectPr>
